--- a/EXPORTS/DOCX/published/niveau3/Dutch/WageningenUniversity.docx
+++ b/EXPORTS/DOCX/published/niveau3/Dutch/WageningenUniversity.docx
@@ -145,7 +145,7 @@
           <w:rFonts w:ascii="Charis SIL Regular" w:hAnsi="Charis SIL Regular" w:eastAsia="Charis SIL Regular"/>
           <w:b w:val="0"/>
           <w:i w:val="0"/>
-          <w:color w:val="0066CC"/>
+          <w:color w:val="0000FF"/>
           <w:sz w:val="24"/>
           <w:u w:val="single"/>
         </w:rPr>
@@ -163,7 +163,7 @@
           <w:rFonts w:ascii="Charis SIL Regular" w:hAnsi="Charis SIL Regular" w:eastAsia="Charis SIL Regular"/>
           <w:b w:val="0"/>
           <w:i w:val="0"/>
-          <w:color w:val="0066CC"/>
+          <w:color w:val="0000FF"/>
           <w:sz w:val="24"/>
           <w:u w:val="single"/>
         </w:rPr>
@@ -174,7 +174,7 @@
           <w:rFonts w:ascii="Charis SIL Regular" w:hAnsi="Charis SIL Regular" w:eastAsia="Charis SIL Regular"/>
           <w:b w:val="0"/>
           <w:i w:val="0"/>
-          <w:color w:val="0066CC"/>
+          <w:color w:val="0000FF"/>
           <w:sz w:val="24"/>
           <w:u w:val="single"/>
         </w:rPr>
@@ -192,7 +192,7 @@
           <w:rFonts w:ascii="Charis SIL Regular" w:hAnsi="Charis SIL Regular" w:eastAsia="Charis SIL Regular"/>
           <w:b w:val="0"/>
           <w:i w:val="0"/>
-          <w:color w:val="0066CC"/>
+          <w:color w:val="0000FF"/>
           <w:sz w:val="24"/>
           <w:u w:val="single"/>
         </w:rPr>
@@ -203,7 +203,7 @@
           <w:rFonts w:ascii="Charis SIL Regular" w:hAnsi="Charis SIL Regular" w:eastAsia="Charis SIL Regular"/>
           <w:b w:val="0"/>
           <w:i w:val="0"/>
-          <w:color w:val="0066CC"/>
+          <w:color w:val="0000FF"/>
           <w:sz w:val="24"/>
           <w:u w:val="single"/>
         </w:rPr>
@@ -221,7 +221,7 @@
           <w:rFonts w:ascii="Charis SIL Regular" w:hAnsi="Charis SIL Regular" w:eastAsia="Charis SIL Regular"/>
           <w:b w:val="0"/>
           <w:i w:val="0"/>
-          <w:color w:val="0066CC"/>
+          <w:color w:val="0000FF"/>
           <w:sz w:val="24"/>
           <w:u w:val="single"/>
         </w:rPr>
@@ -232,7 +232,7 @@
           <w:rFonts w:ascii="Charis SIL Regular" w:hAnsi="Charis SIL Regular" w:eastAsia="Charis SIL Regular"/>
           <w:b w:val="0"/>
           <w:i w:val="0"/>
-          <w:color w:val="0066CC"/>
+          <w:color w:val="0000FF"/>
           <w:sz w:val="24"/>
           <w:u w:val="single"/>
         </w:rPr>
@@ -267,18 +267,25 @@
       </w:r>
       <w:r>
         <w:rPr>
-          <w:u w:val="single" w:color="0066cc"/>
+          <w:u w:val="single" w:color="0000ff"/>
           <w:rFonts w:ascii="Charis SIL Regular" w:hAnsi="Charis SIL Regular" w:eastAsia="Charis SIL Regular"/>
           <w:b w:val="0"/>
           <w:i w:val="0"/>
           <w:color w:val="000000"/>
           <w:sz w:val="24"/>
         </w:rPr>
-        <w:t>oorwerpen u</w:t>
+        <w:hyperlink r:id="rId9" w:history="1">
+          <w:r>
+            <w:rPr>
+              <w:rStyle w:val="Hyperlink"/>
+            </w:rPr>
+            <w:t>oorwerpen u</w:t>
+          </w:r>
+        </w:hyperlink>
       </w:r>
       <w:r>
         <w:rPr>
-          <w:u w:val="single" w:color="0066cc"/>
+          <w:u w:val="single" w:color="0000ff"/>
           <w:rFonts w:ascii="Charis SIL Regular" w:hAnsi="Charis SIL Regular" w:eastAsia="Charis SIL Regular"/>
           <w:b w:val="0"/>
           <w:i w:val="0"/>
@@ -299,11 +306,11 @@
           <w:rFonts w:ascii="Charis SIL Regular" w:hAnsi="Charis SIL Regular" w:eastAsia="Charis SIL Regular"/>
           <w:b w:val="0"/>
           <w:i w:val="0"/>
-          <w:color w:val="0066CC"/>
+          <w:color w:val="0000FF"/>
           <w:sz w:val="24"/>
           <w:u w:val="single"/>
         </w:rPr>
-        <w:hyperlink r:id="rId9" w:history="1">
+        <w:hyperlink r:id="rId10" w:history="1">
           <w:r>
             <w:rPr>
               <w:rStyle w:val="Hyperlink"/>
@@ -317,7 +324,7 @@
           <w:rFonts w:ascii="Charis SIL Regular" w:hAnsi="Charis SIL Regular" w:eastAsia="Charis SIL Regular"/>
           <w:b w:val="0"/>
           <w:i w:val="0"/>
-          <w:color w:val="0066CC"/>
+          <w:color w:val="0000FF"/>
           <w:sz w:val="24"/>
           <w:u w:val="single"/>
         </w:rPr>
@@ -335,7 +342,7 @@
           <w:rFonts w:ascii="Charis SIL Regular" w:hAnsi="Charis SIL Regular" w:eastAsia="Charis SIL Regular"/>
           <w:b w:val="0"/>
           <w:i w:val="0"/>
-          <w:color w:val="0066CC"/>
+          <w:color w:val="0000FF"/>
           <w:sz w:val="24"/>
           <w:u w:val="single"/>
         </w:rPr>
@@ -353,7 +360,7 @@
           <w:rFonts w:ascii="Charis SIL Regular" w:hAnsi="Charis SIL Regular" w:eastAsia="Charis SIL Regular"/>
           <w:b w:val="0"/>
           <w:i w:val="0"/>
-          <w:color w:val="0066CC"/>
+          <w:color w:val="0000FF"/>
           <w:sz w:val="24"/>
           <w:u w:val="single"/>
         </w:rPr>
@@ -371,7 +378,7 @@
           <w:rFonts w:ascii="Charis SIL Regular" w:hAnsi="Charis SIL Regular" w:eastAsia="Charis SIL Regular"/>
           <w:b w:val="0"/>
           <w:i w:val="0"/>
-          <w:color w:val="0066CC"/>
+          <w:color w:val="0000FF"/>
           <w:sz w:val="24"/>
           <w:u w:val="single"/>
         </w:rPr>
@@ -389,7 +396,7 @@
           <w:rFonts w:ascii="Charis SIL Regular" w:hAnsi="Charis SIL Regular" w:eastAsia="Charis SIL Regular"/>
           <w:b w:val="0"/>
           <w:i w:val="0"/>
-          <w:color w:val="0066CC"/>
+          <w:color w:val="0000FF"/>
           <w:sz w:val="24"/>
           <w:u w:val="single"/>
         </w:rPr>
@@ -404,7 +411,7 @@
       </w:r>
       <w:r>
         <w:rPr>
-          <w:u w:val="single" w:color="0066cc"/>
+          <w:u w:val="single" w:color="0000ff"/>
           <w:rFonts w:ascii="Charis SIL Regular" w:hAnsi="Charis SIL Regular" w:eastAsia="Charis SIL Regular"/>
           <w:b w:val="0"/>
           <w:i w:val="0"/>
@@ -442,7 +449,7 @@
       </w:r>
       <w:r>
         <w:rPr>
-          <w:u w:val="single" w:color="0066cc"/>
+          <w:u w:val="single" w:color="0000ff"/>
           <w:rFonts w:ascii="Charis SIL Regular" w:hAnsi="Charis SIL Regular" w:eastAsia="Charis SIL Regular"/>
           <w:b w:val="0"/>
           <w:i w:val="0"/>
@@ -483,7 +490,7 @@
           <w:rFonts w:ascii="Charis SIL Regular" w:hAnsi="Charis SIL Regular" w:eastAsia="Charis SIL Regular"/>
           <w:b w:val="0"/>
           <w:i w:val="0"/>
-          <w:color w:val="0066CC"/>
+          <w:color w:val="0000FF"/>
           <w:sz w:val="24"/>
           <w:u w:val="single"/>
         </w:rPr>
@@ -501,7 +508,7 @@
           <w:rFonts w:ascii="Charis SIL Regular" w:hAnsi="Charis SIL Regular" w:eastAsia="Charis SIL Regular"/>
           <w:b w:val="0"/>
           <w:i w:val="0"/>
-          <w:color w:val="0066CC"/>
+          <w:color w:val="0000FF"/>
           <w:sz w:val="24"/>
           <w:u w:val="single"/>
         </w:rPr>
@@ -512,7 +519,7 @@
           <w:rFonts w:ascii="Charis SIL Regular" w:hAnsi="Charis SIL Regular" w:eastAsia="Charis SIL Regular"/>
           <w:b w:val="0"/>
           <w:i w:val="0"/>
-          <w:color w:val="0066CC"/>
+          <w:color w:val="0000FF"/>
           <w:sz w:val="24"/>
           <w:u w:val="single"/>
         </w:rPr>
@@ -530,7 +537,7 @@
           <w:rFonts w:ascii="Charis SIL Regular" w:hAnsi="Charis SIL Regular" w:eastAsia="Charis SIL Regular"/>
           <w:b w:val="0"/>
           <w:i w:val="0"/>
-          <w:color w:val="0066CC"/>
+          <w:color w:val="0000FF"/>
           <w:sz w:val="24"/>
           <w:u w:val="single"/>
         </w:rPr>
@@ -541,7 +548,7 @@
           <w:rFonts w:ascii="Charis SIL Regular" w:hAnsi="Charis SIL Regular" w:eastAsia="Charis SIL Regular"/>
           <w:b w:val="0"/>
           <w:i w:val="0"/>
-          <w:color w:val="0066CC"/>
+          <w:color w:val="0000FF"/>
           <w:sz w:val="24"/>
           <w:u w:val="single"/>
         </w:rPr>
@@ -576,7 +583,7 @@
       </w:r>
       <w:r>
         <w:rPr>
-          <w:u w:val="single" w:color="0066cc"/>
+          <w:u w:val="single" w:color="0000ff"/>
           <w:rFonts w:ascii="Charis SIL Regular" w:hAnsi="Charis SIL Regular" w:eastAsia="Charis SIL Regular"/>
           <w:b w:val="0"/>
           <w:i w:val="0"/>
@@ -597,7 +604,7 @@
           <w:rFonts w:ascii="Charis SIL Regular" w:hAnsi="Charis SIL Regular" w:eastAsia="Charis SIL Regular"/>
           <w:b w:val="0"/>
           <w:i w:val="0"/>
-          <w:color w:val="0066CC"/>
+          <w:color w:val="0000FF"/>
           <w:sz w:val="24"/>
           <w:u w:val="single"/>
         </w:rPr>
@@ -615,7 +622,7 @@
           <w:rFonts w:ascii="Charis SIL Regular" w:hAnsi="Charis SIL Regular" w:eastAsia="Charis SIL Regular"/>
           <w:b w:val="0"/>
           <w:i w:val="0"/>
-          <w:color w:val="0066CC"/>
+          <w:color w:val="0000FF"/>
           <w:sz w:val="24"/>
           <w:u w:val="single"/>
         </w:rPr>
@@ -633,7 +640,7 @@
           <w:rFonts w:ascii="Charis SIL Regular" w:hAnsi="Charis SIL Regular" w:eastAsia="Charis SIL Regular"/>
           <w:b w:val="0"/>
           <w:i w:val="0"/>
-          <w:color w:val="0066CC"/>
+          <w:color w:val="0000FF"/>
           <w:sz w:val="24"/>
           <w:u w:val="single"/>
         </w:rPr>
@@ -651,7 +658,7 @@
           <w:rFonts w:ascii="Charis SIL Regular" w:hAnsi="Charis SIL Regular" w:eastAsia="Charis SIL Regular"/>
           <w:b w:val="0"/>
           <w:i w:val="0"/>
-          <w:color w:val="0066CC"/>
+          <w:color w:val="0000FF"/>
           <w:sz w:val="24"/>
           <w:u w:val="single"/>
         </w:rPr>
@@ -662,11 +669,11 @@
           <w:rFonts w:ascii="Charis SIL Regular" w:hAnsi="Charis SIL Regular" w:eastAsia="Charis SIL Regular"/>
           <w:b w:val="0"/>
           <w:i w:val="0"/>
-          <w:color w:val="0066CC"/>
+          <w:color w:val="0000FF"/>
           <w:sz w:val="24"/>
           <w:u w:val="single"/>
         </w:rPr>
-        <w:hyperlink r:id="rId11" w:history="1">
+        <w:hyperlink r:id="rId12" w:history="1">
           <w:r>
             <w:rPr>
               <w:rStyle w:val="Hyperlink"/>
@@ -683,7 +690,7 @@
           <w:rFonts w:ascii="Charis SIL Regular" w:hAnsi="Charis SIL Regular" w:eastAsia="Charis SIL Regular"/>
           <w:b w:val="0"/>
           <w:i w:val="0"/>
-          <w:color w:val="0066CC"/>
+          <w:color w:val="0000FF"/>
           <w:sz w:val="24"/>
           <w:u w:val="single"/>
         </w:rPr>
@@ -704,29 +711,11 @@
           <w:color w:val="000000"/>
           <w:sz w:val="24"/>
         </w:rPr>
-        <w:t>, en in 1948 een schenking van een collectie Indo</w:t>
+        <w:t>, en in 1948 een schenking van een collectie Indonesische voor</w:t>
       </w:r>
       <w:r>
         <w:rPr>
-          <w:u w:val="single" w:color="0066cc"/>
-          <w:rFonts w:ascii="Charis SIL Regular" w:hAnsi="Charis SIL Regular" w:eastAsia="Charis SIL Regular"/>
-          <w:b w:val="0"/>
-          <w:i w:val="0"/>
-          <w:color w:val="000000"/>
-          <w:sz w:val="24"/>
-        </w:rPr>
-        <w:hyperlink r:id="rId12" w:history="1">
-          <w:r>
-            <w:rPr>
-              <w:rStyle w:val="Hyperlink"/>
-            </w:rPr>
-            <w:t>nesische voor</w:t>
-          </w:r>
-        </w:hyperlink>
-      </w:r>
-      <w:r>
-        <w:rPr>
-          <w:u w:val="single" w:color="0066cc"/>
+          <w:u w:val="single" w:color="0000ff"/>
           <w:rFonts w:ascii="Charis SIL Regular" w:hAnsi="Charis SIL Regular" w:eastAsia="Charis SIL Regular"/>
           <w:b w:val="0"/>
           <w:i w:val="0"/>
@@ -771,7 +760,7 @@
       </w:r>
       <w:r>
         <w:rPr>
-          <w:u w:val="single" w:color="0066cc"/>
+          <w:u w:val="single" w:color="0000ff"/>
           <w:rFonts w:ascii="Charis SIL Regular" w:hAnsi="Charis SIL Regular" w:eastAsia="Charis SIL Regular"/>
           <w:b w:val="0"/>
           <w:i w:val="0"/>
@@ -792,7 +781,7 @@
           <w:rFonts w:ascii="Charis SIL Regular" w:hAnsi="Charis SIL Regular" w:eastAsia="Charis SIL Regular"/>
           <w:b w:val="0"/>
           <w:i w:val="0"/>
-          <w:color w:val="0066CC"/>
+          <w:color w:val="0000FF"/>
           <w:sz w:val="24"/>
           <w:u w:val="single"/>
         </w:rPr>
@@ -810,7 +799,7 @@
           <w:rFonts w:ascii="Charis SIL Regular" w:hAnsi="Charis SIL Regular" w:eastAsia="Charis SIL Regular"/>
           <w:b w:val="0"/>
           <w:i w:val="0"/>
-          <w:color w:val="0066CC"/>
+          <w:color w:val="0000FF"/>
           <w:sz w:val="24"/>
           <w:u w:val="single"/>
         </w:rPr>
@@ -828,7 +817,7 @@
           <w:rFonts w:ascii="Charis SIL Regular" w:hAnsi="Charis SIL Regular" w:eastAsia="Charis SIL Regular"/>
           <w:b w:val="0"/>
           <w:i w:val="0"/>
-          <w:color w:val="0066CC"/>
+          <w:color w:val="0000FF"/>
           <w:sz w:val="24"/>
           <w:u w:val="single"/>
         </w:rPr>
@@ -839,7 +828,7 @@
           <w:rFonts w:ascii="Charis SIL Regular" w:hAnsi="Charis SIL Regular" w:eastAsia="Charis SIL Regular"/>
           <w:b w:val="0"/>
           <w:i w:val="0"/>
-          <w:color w:val="0066CC"/>
+          <w:color w:val="0000FF"/>
           <w:sz w:val="24"/>
           <w:u w:val="single"/>
         </w:rPr>
@@ -867,7 +856,7 @@
           <w:rFonts w:ascii="Charis SIL Regular" w:hAnsi="Charis SIL Regular" w:eastAsia="Charis SIL Regular"/>
           <w:b w:val="0"/>
           <w:i w:val="0"/>
-          <w:color w:val="0066CC"/>
+          <w:color w:val="0000FF"/>
           <w:sz w:val="24"/>
           <w:u w:val="single"/>
         </w:rPr>
@@ -885,7 +874,7 @@
           <w:rFonts w:ascii="Charis SIL Regular" w:hAnsi="Charis SIL Regular" w:eastAsia="Charis SIL Regular"/>
           <w:b w:val="0"/>
           <w:i w:val="0"/>
-          <w:color w:val="0066CC"/>
+          <w:color w:val="0000FF"/>
           <w:sz w:val="24"/>
           <w:u w:val="single"/>
         </w:rPr>
@@ -896,7 +885,7 @@
           <w:rFonts w:ascii="Charis SIL Regular" w:hAnsi="Charis SIL Regular" w:eastAsia="Charis SIL Regular"/>
           <w:b w:val="0"/>
           <w:i w:val="0"/>
-          <w:color w:val="0066CC"/>
+          <w:color w:val="0000FF"/>
           <w:sz w:val="24"/>
           <w:u w:val="single"/>
         </w:rPr>
@@ -914,7 +903,7 @@
           <w:rFonts w:ascii="Charis SIL Regular" w:hAnsi="Charis SIL Regular" w:eastAsia="Charis SIL Regular"/>
           <w:b w:val="0"/>
           <w:i w:val="0"/>
-          <w:color w:val="0066CC"/>
+          <w:color w:val="0000FF"/>
           <w:sz w:val="24"/>
           <w:u w:val="single"/>
         </w:rPr>
@@ -925,7 +914,7 @@
           <w:rFonts w:ascii="Charis SIL Regular" w:hAnsi="Charis SIL Regular" w:eastAsia="Charis SIL Regular"/>
           <w:b w:val="0"/>
           <w:i w:val="0"/>
-          <w:color w:val="0066CC"/>
+          <w:color w:val="0000FF"/>
           <w:sz w:val="24"/>
           <w:u w:val="single"/>
         </w:rPr>
@@ -943,7 +932,7 @@
           <w:rFonts w:ascii="Charis SIL Regular" w:hAnsi="Charis SIL Regular" w:eastAsia="Charis SIL Regular"/>
           <w:b w:val="0"/>
           <w:i w:val="0"/>
-          <w:color w:val="0066CC"/>
+          <w:color w:val="0000FF"/>
           <w:sz w:val="24"/>
           <w:u w:val="single"/>
         </w:rPr>
@@ -954,7 +943,7 @@
           <w:rFonts w:ascii="Charis SIL Regular" w:hAnsi="Charis SIL Regular" w:eastAsia="Charis SIL Regular"/>
           <w:b w:val="0"/>
           <w:i w:val="0"/>
-          <w:color w:val="0066CC"/>
+          <w:color w:val="0000FF"/>
           <w:sz w:val="24"/>
           <w:u w:val="single"/>
         </w:rPr>
@@ -985,11 +974,158 @@
           <w:color w:val="000000"/>
           <w:sz w:val="24"/>
         </w:rPr>
-        <w:t xml:space="preserve">lector van de Landbouwhogeschool, was vanaf ca. 1946 tot 1953 te zien. In de </w:t>
+        <w:t>lector van d</w:t>
       </w:r>
       <w:r>
         <w:rPr>
-          <w:u w:val="single" w:color="0066cc"/>
+          <w:u w:val="single" w:color="0000ff"/>
+          <w:rFonts w:ascii="Charis SIL Regular" w:hAnsi="Charis SIL Regular" w:eastAsia="Charis SIL Regular"/>
+          <w:b w:val="0"/>
+          <w:i w:val="0"/>
+          <w:color w:val="000000"/>
+          <w:sz w:val="24"/>
+        </w:rPr>
+        <w:hyperlink r:id="rId13" w:history="1">
+          <w:r>
+            <w:rPr>
+              <w:rStyle w:val="Hyperlink"/>
+            </w:rPr>
+            <w:t>e Landbo</w:t>
+          </w:r>
+        </w:hyperlink>
+      </w:r>
+      <w:r>
+        <w:rPr>
+          <w:u w:val="single" w:color="0000ff"/>
+          <w:rFonts w:ascii="Charis SIL Regular" w:hAnsi="Charis SIL Regular" w:eastAsia="Charis SIL Regular"/>
+          <w:b w:val="0"/>
+          <w:i w:val="0"/>
+          <w:color w:val="000000"/>
+          <w:sz w:val="24"/>
+        </w:rPr>
+        <w:hyperlink r:id="rId13" w:history="1">
+          <w:r>
+            <w:rPr>
+              <w:rStyle w:val="Hyperlink"/>
+            </w:rPr>
+            <w:t>u</w:t>
+          </w:r>
+        </w:hyperlink>
+      </w:r>
+      <w:r>
+        <w:rPr>
+          <w:u w:val="single" w:color="0000ff"/>
+          <w:rFonts w:ascii="Charis SIL Regular" w:hAnsi="Charis SIL Regular" w:eastAsia="Charis SIL Regular"/>
+          <w:b w:val="0"/>
+          <w:i w:val="0"/>
+          <w:color w:val="000000"/>
+          <w:sz w:val="24"/>
+        </w:rPr>
+        <w:hyperlink r:id="rId13" w:history="1">
+          <w:r>
+            <w:rPr>
+              <w:rStyle w:val="Hyperlink"/>
+            </w:rPr>
+            <w:t>whogesc</w:t>
+          </w:r>
+        </w:hyperlink>
+      </w:r>
+      <w:r>
+        <w:rPr>
+          <w:rFonts w:ascii="Charis SIL Regular" w:hAnsi="Charis SIL Regular" w:eastAsia="Charis SIL Regular"/>
+          <w:b w:val="0"/>
+          <w:i w:val="0"/>
+          <w:color w:val="000000"/>
+          <w:sz w:val="24"/>
+        </w:rPr>
+        <w:t>hool, was vanaf ca. 1946 tot 1</w:t>
+      </w:r>
+      <w:r>
+        <w:rPr>
+          <w:u w:val="single" w:color="0000ff"/>
+          <w:rFonts w:ascii="Charis SIL Regular" w:hAnsi="Charis SIL Regular" w:eastAsia="Charis SIL Regular"/>
+          <w:b w:val="0"/>
+          <w:i w:val="0"/>
+          <w:color w:val="000000"/>
+          <w:sz w:val="24"/>
+        </w:rPr>
+        <w:t>9</w:t>
+      </w:r>
+      <w:r>
+        <w:rPr>
+          <w:u w:val="single" w:color="0000ff"/>
+          <w:rFonts w:ascii="Charis SIL Regular" w:hAnsi="Charis SIL Regular" w:eastAsia="Charis SIL Regular"/>
+          <w:b w:val="0"/>
+          <w:i w:val="0"/>
+          <w:color w:val="000000"/>
+          <w:sz w:val="24"/>
+        </w:rPr>
+        <w:hyperlink r:id="rId14" w:history="1">
+          <w:r>
+            <w:rPr>
+              <w:rStyle w:val="Hyperlink"/>
+            </w:rPr>
+            <w:t>53 t</w:t>
+          </w:r>
+        </w:hyperlink>
+      </w:r>
+      <w:r>
+        <w:rPr>
+          <w:u w:val="single" w:color="0000ff"/>
+          <w:rFonts w:ascii="Charis SIL Regular" w:hAnsi="Charis SIL Regular" w:eastAsia="Charis SIL Regular"/>
+          <w:b w:val="0"/>
+          <w:i w:val="0"/>
+          <w:color w:val="000000"/>
+          <w:sz w:val="24"/>
+        </w:rPr>
+        <w:hyperlink r:id="rId14" w:history="1">
+          <w:r>
+            <w:rPr>
+              <w:rStyle w:val="Hyperlink"/>
+            </w:rPr>
+            <w:t>e</w:t>
+          </w:r>
+        </w:hyperlink>
+      </w:r>
+      <w:r>
+        <w:rPr>
+          <w:u w:val="single" w:color="0000ff"/>
+          <w:rFonts w:ascii="Charis SIL Regular" w:hAnsi="Charis SIL Regular" w:eastAsia="Charis SIL Regular"/>
+          <w:b w:val="0"/>
+          <w:i w:val="0"/>
+          <w:color w:val="000000"/>
+          <w:sz w:val="24"/>
+        </w:rPr>
+        <w:hyperlink r:id="rId14" w:history="1">
+          <w:r>
+            <w:rPr>
+              <w:rStyle w:val="Hyperlink"/>
+            </w:rPr>
+            <w:t xml:space="preserve"> zien. In</w:t>
+          </w:r>
+        </w:hyperlink>
+      </w:r>
+      <w:r>
+        <w:rPr>
+          <w:u w:val="single" w:color="0000ff"/>
+          <w:rFonts w:ascii="Charis SIL Regular" w:hAnsi="Charis SIL Regular" w:eastAsia="Charis SIL Regular"/>
+          <w:b w:val="0"/>
+          <w:i w:val="0"/>
+          <w:color w:val="000000"/>
+          <w:sz w:val="24"/>
+        </w:rPr>
+        <w:hyperlink r:id="rId14" w:history="1">
+          <w:r>
+            <w:rPr>
+              <w:rStyle w:val="Hyperlink"/>
+            </w:rPr>
+            <w:t xml:space="preserve"> de </w:t>
+          </w:r>
+        </w:hyperlink>
+      </w:r>
+      <w:r>
+        <w:rPr>
+          <w:u w:val="single" w:color="0000ff"/>
           <w:rFonts w:ascii="Charis SIL Regular" w:hAnsi="Charis SIL Regular" w:eastAsia="Charis SIL Regular"/>
           <w:b w:val="0"/>
           <w:i w:val="0"/>
@@ -1050,7 +1186,7 @@
           <w:rFonts w:ascii="Charis SIL Regular" w:hAnsi="Charis SIL Regular" w:eastAsia="Charis SIL Regular"/>
           <w:b w:val="0"/>
           <w:i w:val="0"/>
-          <w:color w:val="0066CC"/>
+          <w:color w:val="0000FF"/>
           <w:sz w:val="24"/>
           <w:u w:val="single"/>
         </w:rPr>
@@ -1068,7 +1204,7 @@
           <w:rFonts w:ascii="Charis SIL Regular" w:hAnsi="Charis SIL Regular" w:eastAsia="Charis SIL Regular"/>
           <w:b w:val="0"/>
           <w:i w:val="0"/>
-          <w:color w:val="0066CC"/>
+          <w:color w:val="0000FF"/>
           <w:sz w:val="24"/>
           <w:u w:val="single"/>
         </w:rPr>
@@ -1093,7 +1229,7 @@
       </w:r>
       <w:r>
         <w:rPr>
-          <w:u w:val="single" w:color="0066cc"/>
+          <w:u w:val="single" w:color="0000ff"/>
           <w:rFonts w:ascii="Charis SIL Regular" w:hAnsi="Charis SIL Regular" w:eastAsia="Charis SIL Regular"/>
           <w:b w:val="0"/>
           <w:i w:val="0"/>
@@ -1121,7 +1257,7 @@
       </w:r>
       <w:r>
         <w:rPr>
-          <w:u w:val="single" w:color="0066cc"/>
+          <w:u w:val="single" w:color="0000ff"/>
           <w:rFonts w:ascii="Charis SIL Regular" w:hAnsi="Charis SIL Regular" w:eastAsia="Charis SIL Regular"/>
           <w:b w:val="0"/>
           <w:i w:val="0"/>
@@ -1139,7 +1275,7 @@
       </w:r>
       <w:r>
         <w:rPr>
-          <w:u w:val="single" w:color="0066cc"/>
+          <w:u w:val="single" w:color="0000ff"/>
           <w:rFonts w:ascii="Charis SIL Regular" w:hAnsi="Charis SIL Regular" w:eastAsia="Charis SIL Regular"/>
           <w:b w:val="0"/>
           <w:i w:val="0"/>
@@ -1163,7 +1299,7 @@
           <w:rFonts w:ascii="Charis SIL Regular" w:hAnsi="Charis SIL Regular" w:eastAsia="Charis SIL Regular"/>
           <w:b w:val="0"/>
           <w:i w:val="0"/>
-          <w:color w:val="0066CC"/>
+          <w:color w:val="0000FF"/>
           <w:sz w:val="24"/>
           <w:u w:val="single"/>
         </w:rPr>
@@ -1181,7 +1317,7 @@
           <w:rFonts w:ascii="Charis SIL Regular" w:hAnsi="Charis SIL Regular" w:eastAsia="Charis SIL Regular"/>
           <w:b w:val="0"/>
           <w:i w:val="0"/>
-          <w:color w:val="0066CC"/>
+          <w:color w:val="0000FF"/>
           <w:sz w:val="24"/>
           <w:u w:val="single"/>
         </w:rPr>
@@ -1192,7 +1328,7 @@
           <w:rFonts w:ascii="Charis SIL Regular" w:hAnsi="Charis SIL Regular" w:eastAsia="Charis SIL Regular"/>
           <w:b w:val="0"/>
           <w:i w:val="0"/>
-          <w:color w:val="0066CC"/>
+          <w:color w:val="0000FF"/>
           <w:sz w:val="24"/>
           <w:u w:val="single"/>
         </w:rPr>
@@ -1227,7 +1363,7 @@
       </w:r>
       <w:r>
         <w:rPr>
-          <w:u w:val="single" w:color="0066cc"/>
+          <w:u w:val="single" w:color="0000ff"/>
           <w:rFonts w:ascii="Charis SIL Regular" w:hAnsi="Charis SIL Regular" w:eastAsia="Charis SIL Regular"/>
           <w:b w:val="0"/>
           <w:i w:val="0"/>
@@ -1238,7 +1374,7 @@
       </w:r>
       <w:r>
         <w:rPr>
-          <w:u w:val="single" w:color="0066cc"/>
+          <w:u w:val="single" w:color="0000ff"/>
           <w:rFonts w:ascii="Charis SIL Regular" w:hAnsi="Charis SIL Regular" w:eastAsia="Charis SIL Regular"/>
           <w:b w:val="0"/>
           <w:i w:val="0"/>
@@ -1256,7 +1392,7 @@
       </w:r>
       <w:r>
         <w:rPr>
-          <w:u w:val="single" w:color="0066cc"/>
+          <w:u w:val="single" w:color="0000ff"/>
           <w:rFonts w:ascii="Charis SIL Regular" w:hAnsi="Charis SIL Regular" w:eastAsia="Charis SIL Regular"/>
           <w:b w:val="0"/>
           <w:i w:val="0"/>
@@ -1274,7 +1410,7 @@
       </w:r>
       <w:r>
         <w:rPr>
-          <w:u w:val="single" w:color="0066cc"/>
+          <w:u w:val="single" w:color="0000ff"/>
           <w:rFonts w:ascii="Charis SIL Regular" w:hAnsi="Charis SIL Regular" w:eastAsia="Charis SIL Regular"/>
           <w:b w:val="0"/>
           <w:i w:val="0"/>
@@ -1355,7 +1491,7 @@
           <w:rFonts w:ascii="Charis SIL Regular" w:hAnsi="Charis SIL Regular" w:eastAsia="Charis SIL Regular"/>
           <w:b w:val="0"/>
           <w:i w:val="0"/>
-          <w:color w:val="0066CC"/>
+          <w:color w:val="0000FF"/>
           <w:sz w:val="24"/>
           <w:u w:val="single"/>
         </w:rPr>
@@ -1373,7 +1509,7 @@
           <w:rFonts w:ascii="Charis SIL Regular" w:hAnsi="Charis SIL Regular" w:eastAsia="Charis SIL Regular"/>
           <w:b w:val="0"/>
           <w:i w:val="0"/>
-          <w:color w:val="0066CC"/>
+          <w:color w:val="0000FF"/>
           <w:sz w:val="24"/>
           <w:u w:val="single"/>
         </w:rPr>
@@ -1384,7 +1520,7 @@
           <w:rFonts w:ascii="Charis SIL Regular" w:hAnsi="Charis SIL Regular" w:eastAsia="Charis SIL Regular"/>
           <w:b w:val="0"/>
           <w:i w:val="0"/>
-          <w:color w:val="0066CC"/>
+          <w:color w:val="0000FF"/>
           <w:sz w:val="24"/>
           <w:u w:val="single"/>
         </w:rPr>
@@ -1402,7 +1538,7 @@
           <w:rFonts w:ascii="Charis SIL Regular" w:hAnsi="Charis SIL Regular" w:eastAsia="Charis SIL Regular"/>
           <w:b w:val="0"/>
           <w:i w:val="0"/>
-          <w:color w:val="0066CC"/>
+          <w:color w:val="0000FF"/>
           <w:sz w:val="24"/>
           <w:u w:val="single"/>
         </w:rPr>
@@ -1413,7 +1549,7 @@
           <w:rFonts w:ascii="Charis SIL Regular" w:hAnsi="Charis SIL Regular" w:eastAsia="Charis SIL Regular"/>
           <w:b w:val="0"/>
           <w:i w:val="0"/>
-          <w:color w:val="0066CC"/>
+          <w:color w:val="0000FF"/>
           <w:sz w:val="24"/>
           <w:u w:val="single"/>
         </w:rPr>
@@ -1438,7 +1574,7 @@
       </w:r>
       <w:r>
         <w:rPr>
-          <w:u w:val="single" w:color="0066cc"/>
+          <w:u w:val="single" w:color="0000ff"/>
           <w:rFonts w:ascii="Charis SIL Regular" w:hAnsi="Charis SIL Regular" w:eastAsia="Charis SIL Regular"/>
           <w:b w:val="0"/>
           <w:i w:val="0"/>
@@ -1456,7 +1592,7 @@
       </w:r>
       <w:r>
         <w:rPr>
-          <w:u w:val="single" w:color="0066cc"/>
+          <w:u w:val="single" w:color="0000ff"/>
           <w:rFonts w:ascii="Charis SIL Regular" w:hAnsi="Charis SIL Regular" w:eastAsia="Charis SIL Regular"/>
           <w:b w:val="0"/>
           <w:i w:val="0"/>
@@ -1474,7 +1610,7 @@
       </w:r>
       <w:r>
         <w:rPr>
-          <w:u w:val="single" w:color="0066cc"/>
+          <w:u w:val="single" w:color="0000ff"/>
           <w:rFonts w:ascii="Charis SIL Regular" w:hAnsi="Charis SIL Regular" w:eastAsia="Charis SIL Regular"/>
           <w:b w:val="0"/>
           <w:i w:val="0"/>
@@ -1492,7 +1628,7 @@
       </w:r>
       <w:r>
         <w:rPr>
-          <w:u w:val="single" w:color="0066cc"/>
+          <w:u w:val="single" w:color="0000ff"/>
           <w:rFonts w:ascii="Charis SIL Regular" w:hAnsi="Charis SIL Regular" w:eastAsia="Charis SIL Regular"/>
           <w:b w:val="0"/>
           <w:i w:val="0"/>
@@ -1510,7 +1646,7 @@
       </w:r>
       <w:r>
         <w:rPr>
-          <w:u w:val="single" w:color="0066cc"/>
+          <w:u w:val="single" w:color="0000ff"/>
           <w:rFonts w:ascii="Charis SIL Regular" w:hAnsi="Charis SIL Regular" w:eastAsia="Charis SIL Regular"/>
           <w:b w:val="0"/>
           <w:i w:val="0"/>
@@ -1561,7 +1697,7 @@
           <w:rFonts w:ascii="Charis SIL Regular" w:hAnsi="Charis SIL Regular" w:eastAsia="Charis SIL Regular"/>
           <w:b w:val="0"/>
           <w:i w:val="0"/>
-          <w:color w:val="0066CC"/>
+          <w:color w:val="0000FF"/>
           <w:sz w:val="24"/>
           <w:u w:val="single"/>
         </w:rPr>
@@ -1579,7 +1715,7 @@
           <w:rFonts w:ascii="Charis SIL Regular" w:hAnsi="Charis SIL Regular" w:eastAsia="Charis SIL Regular"/>
           <w:b w:val="0"/>
           <w:i w:val="0"/>
-          <w:color w:val="0066CC"/>
+          <w:color w:val="0000FF"/>
           <w:sz w:val="24"/>
           <w:u w:val="single"/>
         </w:rPr>
@@ -1590,7 +1726,7 @@
           <w:rFonts w:ascii="Charis SIL Regular" w:hAnsi="Charis SIL Regular" w:eastAsia="Charis SIL Regular"/>
           <w:b w:val="0"/>
           <w:i w:val="0"/>
-          <w:color w:val="0066CC"/>
+          <w:color w:val="0000FF"/>
           <w:sz w:val="24"/>
           <w:u w:val="single"/>
         </w:rPr>
@@ -1625,7 +1761,7 @@
       </w:r>
       <w:r>
         <w:rPr>
-          <w:u w:val="single" w:color="0066cc"/>
+          <w:u w:val="single" w:color="0000ff"/>
           <w:rFonts w:ascii="Charis SIL Regular" w:hAnsi="Charis SIL Regular" w:eastAsia="Charis SIL Regular"/>
           <w:b w:val="0"/>
           <w:i w:val="0"/>
@@ -1643,7 +1779,7 @@
       </w:r>
       <w:r>
         <w:rPr>
-          <w:u w:val="single" w:color="0066cc"/>
+          <w:u w:val="single" w:color="0000ff"/>
           <w:rFonts w:ascii="Charis SIL Regular" w:hAnsi="Charis SIL Regular" w:eastAsia="Charis SIL Regular"/>
           <w:b w:val="0"/>
           <w:i w:val="0"/>
@@ -1661,7 +1797,7 @@
       </w:r>
       <w:r>
         <w:rPr>
-          <w:u w:val="single" w:color="0066cc"/>
+          <w:u w:val="single" w:color="0000ff"/>
           <w:rFonts w:ascii="Charis SIL Regular" w:hAnsi="Charis SIL Regular" w:eastAsia="Charis SIL Regular"/>
           <w:b w:val="0"/>
           <w:i w:val="0"/>
@@ -1765,7 +1901,7 @@
           <w:rFonts w:ascii="Charis SIL Regular" w:hAnsi="Charis SIL Regular" w:eastAsia="Charis SIL Regular"/>
           <w:b w:val="0"/>
           <w:i w:val="0"/>
-          <w:color w:val="0066CC"/>
+          <w:color w:val="0000FF"/>
           <w:sz w:val="24"/>
           <w:u w:val="single"/>
         </w:rPr>
@@ -1783,7 +1919,7 @@
           <w:rFonts w:ascii="Charis SIL Regular" w:hAnsi="Charis SIL Regular" w:eastAsia="Charis SIL Regular"/>
           <w:b w:val="0"/>
           <w:i w:val="0"/>
-          <w:color w:val="0066CC"/>
+          <w:color w:val="0000FF"/>
           <w:sz w:val="24"/>
           <w:u w:val="single"/>
         </w:rPr>
@@ -1794,7 +1930,7 @@
           <w:rFonts w:ascii="Charis SIL Regular" w:hAnsi="Charis SIL Regular" w:eastAsia="Charis SIL Regular"/>
           <w:b w:val="0"/>
           <w:i w:val="0"/>
-          <w:color w:val="0066CC"/>
+          <w:color w:val="0000FF"/>
           <w:sz w:val="24"/>
           <w:u w:val="single"/>
         </w:rPr>
@@ -1822,7 +1958,7 @@
           <w:rFonts w:ascii="Charis SIL Regular" w:hAnsi="Charis SIL Regular" w:eastAsia="Charis SIL Regular"/>
           <w:b w:val="0"/>
           <w:i w:val="0"/>
-          <w:color w:val="0066CC"/>
+          <w:color w:val="0000FF"/>
           <w:sz w:val="24"/>
           <w:u w:val="single"/>
         </w:rPr>
@@ -1840,7 +1976,7 @@
           <w:rFonts w:ascii="Charis SIL Regular" w:hAnsi="Charis SIL Regular" w:eastAsia="Charis SIL Regular"/>
           <w:b w:val="0"/>
           <w:i w:val="0"/>
-          <w:color w:val="0066CC"/>
+          <w:color w:val="0000FF"/>
           <w:sz w:val="24"/>
           <w:u w:val="single"/>
         </w:rPr>
@@ -1851,7 +1987,7 @@
           <w:rFonts w:ascii="Charis SIL Regular" w:hAnsi="Charis SIL Regular" w:eastAsia="Charis SIL Regular"/>
           <w:b w:val="0"/>
           <w:i w:val="0"/>
-          <w:color w:val="0066CC"/>
+          <w:color w:val="0000FF"/>
           <w:sz w:val="24"/>
           <w:u w:val="single"/>
         </w:rPr>
@@ -1869,7 +2005,7 @@
           <w:rFonts w:ascii="Charis SIL Regular" w:hAnsi="Charis SIL Regular" w:eastAsia="Charis SIL Regular"/>
           <w:b w:val="0"/>
           <w:i w:val="0"/>
-          <w:color w:val="0066CC"/>
+          <w:color w:val="0000FF"/>
           <w:sz w:val="24"/>
           <w:u w:val="single"/>
         </w:rPr>
@@ -1880,7 +2016,7 @@
           <w:rFonts w:ascii="Charis SIL Regular" w:hAnsi="Charis SIL Regular" w:eastAsia="Charis SIL Regular"/>
           <w:b w:val="0"/>
           <w:i w:val="0"/>
-          <w:color w:val="0066CC"/>
+          <w:color w:val="0000FF"/>
           <w:sz w:val="24"/>
           <w:u w:val="single"/>
         </w:rPr>
@@ -1915,7 +2051,7 @@
       </w:r>
       <w:r>
         <w:rPr>
-          <w:u w:val="single" w:color="0066cc"/>
+          <w:u w:val="single" w:color="0000ff"/>
           <w:rFonts w:ascii="Charis SIL Regular" w:hAnsi="Charis SIL Regular" w:eastAsia="Charis SIL Regular"/>
           <w:b w:val="0"/>
           <w:i w:val="0"/>
@@ -1933,7 +2069,7 @@
       </w:r>
       <w:r>
         <w:rPr>
-          <w:u w:val="single" w:color="0066cc"/>
+          <w:u w:val="single" w:color="0000ff"/>
           <w:rFonts w:ascii="Charis SIL Regular" w:hAnsi="Charis SIL Regular" w:eastAsia="Charis SIL Regular"/>
           <w:b w:val="0"/>
           <w:i w:val="0"/>
@@ -1951,7 +2087,7 @@
       </w:r>
       <w:r>
         <w:rPr>
-          <w:u w:val="single" w:color="0066cc"/>
+          <w:u w:val="single" w:color="0000ff"/>
           <w:rFonts w:ascii="Charis SIL Regular" w:hAnsi="Charis SIL Regular" w:eastAsia="Charis SIL Regular"/>
           <w:b w:val="0"/>
           <w:i w:val="0"/>
@@ -1979,7 +2115,7 @@
       </w:r>
       <w:r>
         <w:rPr>
-          <w:u w:val="single" w:color="0066cc"/>
+          <w:u w:val="single" w:color="0000ff"/>
           <w:rFonts w:ascii="Charis SIL Regular" w:hAnsi="Charis SIL Regular" w:eastAsia="Charis SIL Regular"/>
           <w:b w:val="0"/>
           <w:i w:val="0"/>
@@ -1997,7 +2133,7 @@
       </w:r>
       <w:r>
         <w:rPr>
-          <w:u w:val="single" w:color="0066cc"/>
+          <w:u w:val="single" w:color="0000ff"/>
           <w:rFonts w:ascii="Charis SIL Regular" w:hAnsi="Charis SIL Regular" w:eastAsia="Charis SIL Regular"/>
           <w:b w:val="0"/>
           <w:i w:val="0"/>
@@ -2015,7 +2151,7 @@
       </w:r>
       <w:r>
         <w:rPr>
-          <w:u w:val="single" w:color="0066cc"/>
+          <w:u w:val="single" w:color="0000ff"/>
           <w:rFonts w:ascii="Charis SIL Regular" w:hAnsi="Charis SIL Regular" w:eastAsia="Charis SIL Regular"/>
           <w:b w:val="0"/>
           <w:i w:val="0"/>
@@ -2033,7 +2169,7 @@
       </w:r>
       <w:r>
         <w:rPr>
-          <w:u w:val="single" w:color="0066cc"/>
+          <w:u w:val="single" w:color="0000ff"/>
           <w:rFonts w:ascii="Charis SIL Regular" w:hAnsi="Charis SIL Regular" w:eastAsia="Charis SIL Regular"/>
           <w:b w:val="0"/>
           <w:i w:val="0"/>
@@ -2074,7 +2210,7 @@
           <w:rFonts w:ascii="Charis SIL Regular" w:hAnsi="Charis SIL Regular" w:eastAsia="Charis SIL Regular"/>
           <w:b w:val="0"/>
           <w:i w:val="0"/>
-          <w:color w:val="0066CC"/>
+          <w:color w:val="0000FF"/>
           <w:sz w:val="24"/>
           <w:u w:val="single"/>
         </w:rPr>
@@ -2092,7 +2228,7 @@
           <w:rFonts w:ascii="Charis SIL Regular" w:hAnsi="Charis SIL Regular" w:eastAsia="Charis SIL Regular"/>
           <w:b w:val="0"/>
           <w:i w:val="0"/>
-          <w:color w:val="0066CC"/>
+          <w:color w:val="0000FF"/>
           <w:sz w:val="24"/>
           <w:u w:val="single"/>
         </w:rPr>
@@ -2103,7 +2239,7 @@
           <w:rFonts w:ascii="Charis SIL Regular" w:hAnsi="Charis SIL Regular" w:eastAsia="Charis SIL Regular"/>
           <w:b w:val="0"/>
           <w:i w:val="0"/>
-          <w:color w:val="0066CC"/>
+          <w:color w:val="0000FF"/>
           <w:sz w:val="24"/>
           <w:u w:val="single"/>
         </w:rPr>
@@ -2131,7 +2267,7 @@
           <w:rFonts w:ascii="Charis SIL Regular" w:hAnsi="Charis SIL Regular" w:eastAsia="Charis SIL Regular"/>
           <w:b w:val="0"/>
           <w:i w:val="0"/>
-          <w:color w:val="0066CC"/>
+          <w:color w:val="0000FF"/>
           <w:sz w:val="24"/>
           <w:u w:val="single"/>
         </w:rPr>
@@ -2149,7 +2285,7 @@
           <w:rFonts w:ascii="Charis SIL Regular" w:hAnsi="Charis SIL Regular" w:eastAsia="Charis SIL Regular"/>
           <w:b w:val="0"/>
           <w:i w:val="0"/>
-          <w:color w:val="0066CC"/>
+          <w:color w:val="0000FF"/>
           <w:sz w:val="24"/>
           <w:u w:val="single"/>
         </w:rPr>
@@ -2160,7 +2296,7 @@
           <w:rFonts w:ascii="Charis SIL Regular" w:hAnsi="Charis SIL Regular" w:eastAsia="Charis SIL Regular"/>
           <w:b w:val="0"/>
           <w:i w:val="0"/>
-          <w:color w:val="0066CC"/>
+          <w:color w:val="0000FF"/>
           <w:sz w:val="24"/>
           <w:u w:val="single"/>
         </w:rPr>
@@ -2228,7 +2364,7 @@
           <w:rFonts w:ascii="Charis SIL Regular" w:hAnsi="Charis SIL Regular" w:eastAsia="Charis SIL Regular"/>
           <w:b w:val="0"/>
           <w:i w:val="0"/>
-          <w:color w:val="0066CC"/>
+          <w:color w:val="0000FF"/>
           <w:sz w:val="24"/>
           <w:u w:val="single"/>
         </w:rPr>
@@ -2252,7 +2388,7 @@
           <w:rFonts w:ascii="Charis SIL Regular" w:hAnsi="Charis SIL Regular" w:eastAsia="Charis SIL Regular"/>
           <w:b w:val="0"/>
           <w:i w:val="0"/>
-          <w:color w:val="0066CC"/>
+          <w:color w:val="0000FF"/>
           <w:sz w:val="24"/>
           <w:u w:val="single"/>
         </w:rPr>
@@ -2263,7 +2399,7 @@
           <w:rFonts w:ascii="Charis SIL Regular" w:hAnsi="Charis SIL Regular" w:eastAsia="Charis SIL Regular"/>
           <w:b w:val="0"/>
           <w:i w:val="0"/>
-          <w:color w:val="0066CC"/>
+          <w:color w:val="0000FF"/>
           <w:sz w:val="24"/>
           <w:u w:val="single"/>
         </w:rPr>
@@ -2313,7 +2449,7 @@
           <w:rFonts w:ascii="Charis SIL Regular" w:hAnsi="Charis SIL Regular" w:eastAsia="Charis SIL Regular"/>
           <w:b w:val="0"/>
           <w:i w:val="0"/>
-          <w:color w:val="0066CC"/>
+          <w:color w:val="0000FF"/>
           <w:sz w:val="24"/>
           <w:u w:val="single"/>
         </w:rPr>
@@ -2337,7 +2473,7 @@
           <w:rFonts w:ascii="Charis SIL Regular" w:hAnsi="Charis SIL Regular" w:eastAsia="Charis SIL Regular"/>
           <w:b w:val="0"/>
           <w:i w:val="0"/>
-          <w:color w:val="0066CC"/>
+          <w:color w:val="0000FF"/>
           <w:sz w:val="24"/>
           <w:u w:val="single"/>
         </w:rPr>
@@ -2361,7 +2497,7 @@
           <w:rFonts w:ascii="Charis SIL Regular" w:hAnsi="Charis SIL Regular" w:eastAsia="Charis SIL Regular"/>
           <w:b w:val="0"/>
           <w:i w:val="0"/>
-          <w:color w:val="0066CC"/>
+          <w:color w:val="0000FF"/>
           <w:sz w:val="24"/>
           <w:u w:val="single"/>
         </w:rPr>
@@ -2372,7 +2508,7 @@
           <w:rFonts w:ascii="Charis SIL Regular" w:hAnsi="Charis SIL Regular" w:eastAsia="Charis SIL Regular"/>
           <w:b w:val="0"/>
           <w:i w:val="0"/>
-          <w:color w:val="0066CC"/>
+          <w:color w:val="0000FF"/>
           <w:sz w:val="24"/>
           <w:u w:val="single"/>
         </w:rPr>
@@ -2396,7 +2532,7 @@
           <w:rFonts w:ascii="Charis SIL Regular" w:hAnsi="Charis SIL Regular" w:eastAsia="Charis SIL Regular"/>
           <w:b w:val="0"/>
           <w:i w:val="0"/>
-          <w:color w:val="0066CC"/>
+          <w:color w:val="0000FF"/>
           <w:sz w:val="24"/>
           <w:u w:val="single"/>
         </w:rPr>
@@ -2407,7 +2543,7 @@
           <w:rFonts w:ascii="Charis SIL Regular" w:hAnsi="Charis SIL Regular" w:eastAsia="Charis SIL Regular"/>
           <w:b w:val="0"/>
           <w:i w:val="0"/>
-          <w:color w:val="0066CC"/>
+          <w:color w:val="0000FF"/>
           <w:sz w:val="24"/>
           <w:u w:val="single"/>
         </w:rPr>
@@ -2431,7 +2567,7 @@
           <w:rFonts w:ascii="Charis SIL Regular" w:hAnsi="Charis SIL Regular" w:eastAsia="Charis SIL Regular"/>
           <w:b w:val="0"/>
           <w:i w:val="0"/>
-          <w:color w:val="0066CC"/>
+          <w:color w:val="0000FF"/>
           <w:sz w:val="24"/>
           <w:u w:val="single"/>
         </w:rPr>
@@ -2455,7 +2591,7 @@
           <w:rFonts w:ascii="Charis SIL Regular" w:hAnsi="Charis SIL Regular" w:eastAsia="Charis SIL Regular"/>
           <w:b w:val="0"/>
           <w:i w:val="0"/>
-          <w:color w:val="0066CC"/>
+          <w:color w:val="0000FF"/>
           <w:sz w:val="24"/>
           <w:u w:val="single"/>
         </w:rPr>
@@ -2466,7 +2602,7 @@
           <w:rFonts w:ascii="Charis SIL Regular" w:hAnsi="Charis SIL Regular" w:eastAsia="Charis SIL Regular"/>
           <w:b w:val="0"/>
           <w:i w:val="0"/>
-          <w:color w:val="0066CC"/>
+          <w:color w:val="0000FF"/>
           <w:sz w:val="24"/>
           <w:u w:val="single"/>
         </w:rPr>
@@ -2487,7 +2623,7 @@
           <w:rFonts w:ascii="Charis SIL Regular" w:hAnsi="Charis SIL Regular" w:eastAsia="Charis SIL Regular"/>
           <w:b w:val="0"/>
           <w:i w:val="0"/>
-          <w:color w:val="0066CC"/>
+          <w:color w:val="0000FF"/>
           <w:sz w:val="24"/>
           <w:u w:val="single"/>
         </w:rPr>
@@ -2498,7 +2634,7 @@
           <w:rFonts w:ascii="Charis SIL Regular" w:hAnsi="Charis SIL Regular" w:eastAsia="Charis SIL Regular"/>
           <w:b w:val="0"/>
           <w:i w:val="0"/>
-          <w:color w:val="0066CC"/>
+          <w:color w:val="0000FF"/>
           <w:sz w:val="24"/>
           <w:u w:val="single"/>
         </w:rPr>
@@ -2622,7 +2758,7 @@
           <w:rFonts w:ascii="Charis SIL Regular" w:hAnsi="Charis SIL Regular" w:eastAsia="Charis SIL Regular"/>
           <w:b w:val="0"/>
           <w:i w:val="0"/>
-          <w:color w:val="0066CC"/>
+          <w:color w:val="0000FF"/>
           <w:sz w:val="24"/>
           <w:u w:val="single"/>
         </w:rPr>
@@ -2640,7 +2776,7 @@
           <w:rFonts w:ascii="Charis SIL Regular" w:hAnsi="Charis SIL Regular" w:eastAsia="Charis SIL Regular"/>
           <w:b w:val="0"/>
           <w:i w:val="0"/>
-          <w:color w:val="0066CC"/>
+          <w:color w:val="0000FF"/>
           <w:sz w:val="24"/>
           <w:u w:val="single"/>
         </w:rPr>
@@ -2661,7 +2797,7 @@
           <w:rFonts w:ascii="Charis SIL Regular" w:hAnsi="Charis SIL Regular" w:eastAsia="Charis SIL Regular"/>
           <w:b w:val="0"/>
           <w:i w:val="0"/>
-          <w:color w:val="0066CC"/>
+          <w:color w:val="0000FF"/>
           <w:sz w:val="24"/>
           <w:u w:val="single"/>
         </w:rPr>
@@ -2679,7 +2815,7 @@
           <w:rFonts w:ascii="Charis SIL Regular" w:hAnsi="Charis SIL Regular" w:eastAsia="Charis SIL Regular"/>
           <w:b w:val="0"/>
           <w:i w:val="0"/>
-          <w:color w:val="0066CC"/>
+          <w:color w:val="0000FF"/>
           <w:sz w:val="24"/>
           <w:u w:val="single"/>
         </w:rPr>
@@ -2697,7 +2833,7 @@
           <w:rFonts w:ascii="Charis SIL Regular" w:hAnsi="Charis SIL Regular" w:eastAsia="Charis SIL Regular"/>
           <w:b w:val="0"/>
           <w:i w:val="0"/>
-          <w:color w:val="0066CC"/>
+          <w:color w:val="0000FF"/>
           <w:sz w:val="24"/>
           <w:u w:val="single"/>
         </w:rPr>
@@ -2795,7 +2931,7 @@
           <w:rFonts w:ascii="Charis SIL Regular" w:hAnsi="Charis SIL Regular" w:eastAsia="Charis SIL Regular"/>
           <w:b w:val="0"/>
           <w:i w:val="0"/>
-          <w:color w:val="0066CC"/>
+          <w:color w:val="0000FF"/>
           <w:sz w:val="24"/>
           <w:u w:val="single"/>
         </w:rPr>
@@ -2813,7 +2949,7 @@
           <w:rFonts w:ascii="Charis SIL Regular" w:hAnsi="Charis SIL Regular" w:eastAsia="Charis SIL Regular"/>
           <w:b w:val="0"/>
           <w:i w:val="0"/>
-          <w:color w:val="0066CC"/>
+          <w:color w:val="0000FF"/>
           <w:sz w:val="24"/>
           <w:u w:val="single"/>
         </w:rPr>
@@ -2901,7 +3037,7 @@
           <w:rFonts w:ascii="Charis SIL Regular" w:hAnsi="Charis SIL Regular" w:eastAsia="Charis SIL Regular"/>
           <w:b w:val="0"/>
           <w:i w:val="0"/>
-          <w:color w:val="0066CC"/>
+          <w:color w:val="0000FF"/>
           <w:sz w:val="24"/>
         </w:rPr>
         <w:hyperlink r:id="rId24" w:history="1">
@@ -2918,7 +3054,7 @@
           <w:rFonts w:ascii="Charis SIL Regular" w:hAnsi="Charis SIL Regular" w:eastAsia="Charis SIL Regular"/>
           <w:b w:val="0"/>
           <w:i w:val="0"/>
-          <w:color w:val="0066CC"/>
+          <w:color w:val="0000FF"/>
           <w:sz w:val="24"/>
         </w:rPr>
         <w:hyperlink r:id="rId24" w:history="1">
@@ -2935,7 +3071,7 @@
           <w:rFonts w:ascii="Charis SIL Regular" w:hAnsi="Charis SIL Regular" w:eastAsia="Charis SIL Regular"/>
           <w:b w:val="0"/>
           <w:i w:val="0"/>
-          <w:color w:val="0066CC"/>
+          <w:color w:val="0000FF"/>
           <w:sz w:val="24"/>
         </w:rPr>
         <w:hyperlink r:id="rId24" w:history="1">
@@ -3045,7 +3181,7 @@
           <w:rFonts w:ascii="Charis SIL Regular" w:hAnsi="Charis SIL Regular" w:eastAsia="Charis SIL Regular"/>
           <w:b w:val="0"/>
           <w:i w:val="0"/>
-          <w:color w:val="0066CC"/>
+          <w:color w:val="0000FF"/>
           <w:sz w:val="24"/>
           <w:u w:val="single"/>
         </w:rPr>
@@ -3063,7 +3199,7 @@
           <w:rFonts w:ascii="Charis SIL Regular" w:hAnsi="Charis SIL Regular" w:eastAsia="Charis SIL Regular"/>
           <w:b w:val="0"/>
           <w:i w:val="0"/>
-          <w:color w:val="0066CC"/>
+          <w:color w:val="0000FF"/>
           <w:sz w:val="24"/>
           <w:u w:val="single"/>
         </w:rPr>
@@ -3081,7 +3217,7 @@
           <w:rFonts w:ascii="Charis SIL Regular" w:hAnsi="Charis SIL Regular" w:eastAsia="Charis SIL Regular"/>
           <w:b w:val="0"/>
           <w:i w:val="0"/>
-          <w:color w:val="0066CC"/>
+          <w:color w:val="0000FF"/>
           <w:sz w:val="24"/>
           <w:u w:val="single"/>
         </w:rPr>
@@ -3099,7 +3235,7 @@
           <w:rFonts w:ascii="Charis SIL Regular" w:hAnsi="Charis SIL Regular" w:eastAsia="Charis SIL Regular"/>
           <w:b w:val="0"/>
           <w:i w:val="0"/>
-          <w:color w:val="0066CC"/>
+          <w:color w:val="0000FF"/>
           <w:sz w:val="24"/>
           <w:u w:val="single"/>
         </w:rPr>
@@ -3117,7 +3253,7 @@
           <w:rFonts w:ascii="Charis SIL Regular" w:hAnsi="Charis SIL Regular" w:eastAsia="Charis SIL Regular"/>
           <w:b w:val="0"/>
           <w:i w:val="0"/>
-          <w:color w:val="0066CC"/>
+          <w:color w:val="0000FF"/>
           <w:sz w:val="24"/>
           <w:u w:val="single"/>
         </w:rPr>
@@ -3135,7 +3271,7 @@
           <w:rFonts w:ascii="Charis SIL Regular" w:hAnsi="Charis SIL Regular" w:eastAsia="Charis SIL Regular"/>
           <w:b w:val="0"/>
           <w:i w:val="0"/>
-          <w:color w:val="0066CC"/>
+          <w:color w:val="0000FF"/>
           <w:sz w:val="24"/>
           <w:u w:val="single"/>
         </w:rPr>
@@ -3153,7 +3289,7 @@
           <w:rFonts w:ascii="Charis SIL Regular" w:hAnsi="Charis SIL Regular" w:eastAsia="Charis SIL Regular"/>
           <w:b w:val="0"/>
           <w:i w:val="0"/>
-          <w:color w:val="0066CC"/>
+          <w:color w:val="0000FF"/>
           <w:sz w:val="24"/>
           <w:u w:val="single"/>
         </w:rPr>
@@ -3171,7 +3307,7 @@
           <w:rFonts w:ascii="Charis SIL Regular" w:hAnsi="Charis SIL Regular" w:eastAsia="Charis SIL Regular"/>
           <w:b w:val="0"/>
           <w:i w:val="0"/>
-          <w:color w:val="0066CC"/>
+          <w:color w:val="0000FF"/>
           <w:sz w:val="24"/>
           <w:u w:val="single"/>
         </w:rPr>
@@ -3318,7 +3454,7 @@
           <w:rFonts w:ascii="Charis SIL Regular" w:hAnsi="Charis SIL Regular" w:eastAsia="Charis SIL Regular"/>
           <w:b w:val="0"/>
           <w:i w:val="0"/>
-          <w:color w:val="0066CC"/>
+          <w:color w:val="0000FF"/>
           <w:sz w:val="24"/>
           <w:u w:val="single"/>
         </w:rPr>
@@ -3336,7 +3472,7 @@
           <w:rFonts w:ascii="Charis SIL Regular" w:hAnsi="Charis SIL Regular" w:eastAsia="Charis SIL Regular"/>
           <w:b w:val="0"/>
           <w:i w:val="0"/>
-          <w:color w:val="0066CC"/>
+          <w:color w:val="0000FF"/>
           <w:sz w:val="24"/>
           <w:u w:val="single"/>
         </w:rPr>
@@ -3354,7 +3490,7 @@
           <w:rFonts w:ascii="Charis SIL Regular" w:hAnsi="Charis SIL Regular" w:eastAsia="Charis SIL Regular"/>
           <w:b w:val="0"/>
           <w:i w:val="0"/>
-          <w:color w:val="0066CC"/>
+          <w:color w:val="0000FF"/>
           <w:sz w:val="24"/>
           <w:u w:val="single"/>
         </w:rPr>
@@ -3372,7 +3508,7 @@
           <w:rFonts w:ascii="Charis SIL Regular" w:hAnsi="Charis SIL Regular" w:eastAsia="Charis SIL Regular"/>
           <w:b w:val="0"/>
           <w:i w:val="0"/>
-          <w:color w:val="0066CC"/>
+          <w:color w:val="0000FF"/>
           <w:sz w:val="24"/>
           <w:u w:val="single"/>
         </w:rPr>

--- a/EXPORTS/DOCX/published/niveau3/Dutch/WageningenUniversity.docx
+++ b/EXPORTS/DOCX/published/niveau3/Dutch/WageningenUniversity.docx
@@ -310,7 +310,7 @@
           <w:sz w:val="24"/>
           <w:u w:val="single"/>
         </w:rPr>
-        <w:hyperlink r:id="rId10" w:history="1">
+        <w:hyperlink r:id="rId9" w:history="1">
           <w:r>
             <w:rPr>
               <w:rStyle w:val="Hyperlink"/>
@@ -644,7 +644,7 @@
           <w:sz w:val="24"/>
           <w:u w:val="single"/>
         </w:rPr>
-        <w:hyperlink r:id="rId12" w:history="1">
+        <w:hyperlink r:id="rId11" w:history="1">
           <w:r>
             <w:rPr>
               <w:rStyle w:val="Hyperlink"/>
@@ -673,7 +673,7 @@
           <w:sz w:val="24"/>
           <w:u w:val="single"/>
         </w:rPr>
-        <w:hyperlink r:id="rId12" w:history="1">
+        <w:hyperlink r:id="rId11" w:history="1">
           <w:r>
             <w:rPr>
               <w:rStyle w:val="Hyperlink"/>
@@ -711,7 +711,25 @@
           <w:color w:val="000000"/>
           <w:sz w:val="24"/>
         </w:rPr>
-        <w:t>, en in 1948 een schenking van een collectie Indonesische voor</w:t>
+        <w:t>, en in 1948 een schenking van een collectie Indo</w:t>
+      </w:r>
+      <w:r>
+        <w:rPr>
+          <w:u w:val="single" w:color="0000ff"/>
+          <w:rFonts w:ascii="Charis SIL Regular" w:hAnsi="Charis SIL Regular" w:eastAsia="Charis SIL Regular"/>
+          <w:b w:val="0"/>
+          <w:i w:val="0"/>
+          <w:color w:val="000000"/>
+          <w:sz w:val="24"/>
+        </w:rPr>
+        <w:hyperlink r:id="rId12" w:history="1">
+          <w:r>
+            <w:rPr>
+              <w:rStyle w:val="Hyperlink"/>
+            </w:rPr>
+            <w:t>nesische voor</w:t>
+          </w:r>
+        </w:hyperlink>
       </w:r>
       <w:r>
         <w:rPr>
@@ -974,136 +992,7 @@
           <w:color w:val="000000"/>
           <w:sz w:val="24"/>
         </w:rPr>
-        <w:t>lector van d</w:t>
-      </w:r>
-      <w:r>
-        <w:rPr>
-          <w:u w:val="single" w:color="0000ff"/>
-          <w:rFonts w:ascii="Charis SIL Regular" w:hAnsi="Charis SIL Regular" w:eastAsia="Charis SIL Regular"/>
-          <w:b w:val="0"/>
-          <w:i w:val="0"/>
-          <w:color w:val="000000"/>
-          <w:sz w:val="24"/>
-        </w:rPr>
-        <w:hyperlink r:id="rId13" w:history="1">
-          <w:r>
-            <w:rPr>
-              <w:rStyle w:val="Hyperlink"/>
-            </w:rPr>
-            <w:t>e Landbo</w:t>
-          </w:r>
-        </w:hyperlink>
-      </w:r>
-      <w:r>
-        <w:rPr>
-          <w:u w:val="single" w:color="0000ff"/>
-          <w:rFonts w:ascii="Charis SIL Regular" w:hAnsi="Charis SIL Regular" w:eastAsia="Charis SIL Regular"/>
-          <w:b w:val="0"/>
-          <w:i w:val="0"/>
-          <w:color w:val="000000"/>
-          <w:sz w:val="24"/>
-        </w:rPr>
-        <w:hyperlink r:id="rId13" w:history="1">
-          <w:r>
-            <w:rPr>
-              <w:rStyle w:val="Hyperlink"/>
-            </w:rPr>
-            <w:t>u</w:t>
-          </w:r>
-        </w:hyperlink>
-      </w:r>
-      <w:r>
-        <w:rPr>
-          <w:u w:val="single" w:color="0000ff"/>
-          <w:rFonts w:ascii="Charis SIL Regular" w:hAnsi="Charis SIL Regular" w:eastAsia="Charis SIL Regular"/>
-          <w:b w:val="0"/>
-          <w:i w:val="0"/>
-          <w:color w:val="000000"/>
-          <w:sz w:val="24"/>
-        </w:rPr>
-        <w:hyperlink r:id="rId13" w:history="1">
-          <w:r>
-            <w:rPr>
-              <w:rStyle w:val="Hyperlink"/>
-            </w:rPr>
-            <w:t>whogesc</w:t>
-          </w:r>
-        </w:hyperlink>
-      </w:r>
-      <w:r>
-        <w:rPr>
-          <w:rFonts w:ascii="Charis SIL Regular" w:hAnsi="Charis SIL Regular" w:eastAsia="Charis SIL Regular"/>
-          <w:b w:val="0"/>
-          <w:i w:val="0"/>
-          <w:color w:val="000000"/>
-          <w:sz w:val="24"/>
-        </w:rPr>
-        <w:t>hool, was vanaf ca. 1946 tot 1</w:t>
-      </w:r>
-      <w:r>
-        <w:rPr>
-          <w:u w:val="single" w:color="0000ff"/>
-          <w:rFonts w:ascii="Charis SIL Regular" w:hAnsi="Charis SIL Regular" w:eastAsia="Charis SIL Regular"/>
-          <w:b w:val="0"/>
-          <w:i w:val="0"/>
-          <w:color w:val="000000"/>
-          <w:sz w:val="24"/>
-        </w:rPr>
-        <w:t>9</w:t>
-      </w:r>
-      <w:r>
-        <w:rPr>
-          <w:u w:val="single" w:color="0000ff"/>
-          <w:rFonts w:ascii="Charis SIL Regular" w:hAnsi="Charis SIL Regular" w:eastAsia="Charis SIL Regular"/>
-          <w:b w:val="0"/>
-          <w:i w:val="0"/>
-          <w:color w:val="000000"/>
-          <w:sz w:val="24"/>
-        </w:rPr>
-        <w:hyperlink r:id="rId14" w:history="1">
-          <w:r>
-            <w:rPr>
-              <w:rStyle w:val="Hyperlink"/>
-            </w:rPr>
-            <w:t>53 t</w:t>
-          </w:r>
-        </w:hyperlink>
-      </w:r>
-      <w:r>
-        <w:rPr>
-          <w:u w:val="single" w:color="0000ff"/>
-          <w:rFonts w:ascii="Charis SIL Regular" w:hAnsi="Charis SIL Regular" w:eastAsia="Charis SIL Regular"/>
-          <w:b w:val="0"/>
-          <w:i w:val="0"/>
-          <w:color w:val="000000"/>
-          <w:sz w:val="24"/>
-        </w:rPr>
-        <w:hyperlink r:id="rId14" w:history="1">
-          <w:r>
-            <w:rPr>
-              <w:rStyle w:val="Hyperlink"/>
-            </w:rPr>
-            <w:t>e</w:t>
-          </w:r>
-        </w:hyperlink>
-      </w:r>
-      <w:r>
-        <w:rPr>
-          <w:u w:val="single" w:color="0000ff"/>
-          <w:rFonts w:ascii="Charis SIL Regular" w:hAnsi="Charis SIL Regular" w:eastAsia="Charis SIL Regular"/>
-          <w:b w:val="0"/>
-          <w:i w:val="0"/>
-          <w:color w:val="000000"/>
-          <w:sz w:val="24"/>
-        </w:rPr>
-        <w:hyperlink r:id="rId14" w:history="1">
-          <w:r>
-            <w:rPr>
-              <w:rStyle w:val="Hyperlink"/>
-            </w:rPr>
-            <w:t xml:space="preserve"> zien. In</w:t>
-          </w:r>
-        </w:hyperlink>
+        <w:t>lector van de Landbouwhogeschool, was vanaf ca. 1946 tot 1953 te zien. In</w:t>
       </w:r>
       <w:r>
         <w:rPr>
@@ -1257,42 +1146,13 @@
       </w:r>
       <w:r>
         <w:rPr>
-          <w:u w:val="single" w:color="0000ff"/>
           <w:rFonts w:ascii="Charis SIL Regular" w:hAnsi="Charis SIL Regular" w:eastAsia="Charis SIL Regular"/>
           <w:b w:val="0"/>
           <w:i w:val="0"/>
           <w:color w:val="000000"/>
           <w:sz w:val="24"/>
         </w:rPr>
-        <w:hyperlink r:id="rId15" w:history="1">
-          <w:r>
-            <w:rPr>
-              <w:rStyle w:val="Hyperlink"/>
-            </w:rPr>
-            <w:t>Etnograf</w:t>
-          </w:r>
-        </w:hyperlink>
-      </w:r>
-      <w:r>
-        <w:rPr>
-          <w:u w:val="single" w:color="0000ff"/>
-          <w:rFonts w:ascii="Charis SIL Regular" w:hAnsi="Charis SIL Regular" w:eastAsia="Charis SIL Regular"/>
-          <w:b w:val="0"/>
-          <w:i w:val="0"/>
-          <w:color w:val="000000"/>
-          <w:sz w:val="24"/>
-        </w:rPr>
-        <w:t>i</w:t>
-      </w:r>
-      <w:r>
-        <w:rPr>
-          <w:rFonts w:ascii="Charis SIL Regular" w:hAnsi="Charis SIL Regular" w:eastAsia="Charis SIL Regular"/>
-          <w:b w:val="0"/>
-          <w:i w:val="0"/>
-          <w:color w:val="000000"/>
-          <w:sz w:val="24"/>
-        </w:rPr>
-        <w:t xml:space="preserve">sch Museum in Delft (het latere </w:t>
+        <w:t xml:space="preserve">Etnografisch Museum in Delft (het latere </w:t>
       </w:r>
       <w:r>
         <w:rPr>

--- a/EXPORTS/DOCX/published/niveau3/Dutch/WageningenUniversity.docx
+++ b/EXPORTS/DOCX/published/niveau3/Dutch/WageningenUniversity.docx
@@ -274,14 +274,7 @@
           <w:color w:val="000000"/>
           <w:sz w:val="24"/>
         </w:rPr>
-        <w:hyperlink r:id="rId9" w:history="1">
-          <w:r>
-            <w:rPr>
-              <w:rStyle w:val="Hyperlink"/>
-            </w:rPr>
-            <w:t>oorwerpen u</w:t>
-          </w:r>
-        </w:hyperlink>
+        <w:t>oorwerpen u</w:t>
       </w:r>
       <w:r>
         <w:rPr>
@@ -310,7 +303,7 @@
           <w:sz w:val="24"/>
           <w:u w:val="single"/>
         </w:rPr>
-        <w:hyperlink r:id="rId9" w:history="1">
+        <w:hyperlink r:id="rId10" w:history="1">
           <w:r>
             <w:rPr>
               <w:rStyle w:val="Hyperlink"/>
@@ -328,7 +321,7 @@
           <w:sz w:val="24"/>
           <w:u w:val="single"/>
         </w:rPr>
-        <w:hyperlink r:id="rId9" w:history="1">
+        <w:hyperlink r:id="rId10" w:history="1">
           <w:r>
             <w:rPr>
               <w:rStyle w:val="Hyperlink"/>
@@ -346,7 +339,7 @@
           <w:sz w:val="24"/>
           <w:u w:val="single"/>
         </w:rPr>
-        <w:hyperlink r:id="rId9" w:history="1">
+        <w:hyperlink r:id="rId10" w:history="1">
           <w:r>
             <w:rPr>
               <w:rStyle w:val="Hyperlink"/>
@@ -364,7 +357,7 @@
           <w:sz w:val="24"/>
           <w:u w:val="single"/>
         </w:rPr>
-        <w:hyperlink r:id="rId9" w:history="1">
+        <w:hyperlink r:id="rId10" w:history="1">
           <w:r>
             <w:rPr>
               <w:rStyle w:val="Hyperlink"/>
@@ -382,7 +375,7 @@
           <w:sz w:val="24"/>
           <w:u w:val="single"/>
         </w:rPr>
-        <w:hyperlink r:id="rId9" w:history="1">
+        <w:hyperlink r:id="rId10" w:history="1">
           <w:r>
             <w:rPr>
               <w:rStyle w:val="Hyperlink"/>
@@ -400,7 +393,7 @@
           <w:sz w:val="24"/>
           <w:u w:val="single"/>
         </w:rPr>
-        <w:hyperlink r:id="rId9" w:history="1">
+        <w:hyperlink r:id="rId10" w:history="1">
           <w:r>
             <w:rPr>
               <w:rStyle w:val="Hyperlink"/>
@@ -626,7 +619,7 @@
           <w:sz w:val="24"/>
           <w:u w:val="single"/>
         </w:rPr>
-        <w:hyperlink r:id="rId12" w:history="1">
+        <w:hyperlink r:id="rId11" w:history="1">
           <w:r>
             <w:rPr>
               <w:rStyle w:val="Hyperlink"/>
@@ -644,7 +637,7 @@
           <w:sz w:val="24"/>
           <w:u w:val="single"/>
         </w:rPr>
-        <w:hyperlink r:id="rId11" w:history="1">
+        <w:hyperlink r:id="rId12" w:history="1">
           <w:r>
             <w:rPr>
               <w:rStyle w:val="Hyperlink"/>
@@ -673,7 +666,7 @@
           <w:sz w:val="24"/>
           <w:u w:val="single"/>
         </w:rPr>
-        <w:hyperlink r:id="rId11" w:history="1">
+        <w:hyperlink r:id="rId12" w:history="1">
           <w:r>
             <w:rPr>
               <w:rStyle w:val="Hyperlink"/>
@@ -992,7 +985,136 @@
           <w:color w:val="000000"/>
           <w:sz w:val="24"/>
         </w:rPr>
-        <w:t>lector van de Landbouwhogeschool, was vanaf ca. 1946 tot 1953 te zien. In</w:t>
+        <w:t>lector van d</w:t>
+      </w:r>
+      <w:r>
+        <w:rPr>
+          <w:u w:val="single" w:color="0000ff"/>
+          <w:rFonts w:ascii="Charis SIL Regular" w:hAnsi="Charis SIL Regular" w:eastAsia="Charis SIL Regular"/>
+          <w:b w:val="0"/>
+          <w:i w:val="0"/>
+          <w:color w:val="000000"/>
+          <w:sz w:val="24"/>
+        </w:rPr>
+        <w:hyperlink r:id="rId13" w:history="1">
+          <w:r>
+            <w:rPr>
+              <w:rStyle w:val="Hyperlink"/>
+            </w:rPr>
+            <w:t>e Landbo</w:t>
+          </w:r>
+        </w:hyperlink>
+      </w:r>
+      <w:r>
+        <w:rPr>
+          <w:u w:val="single" w:color="0000ff"/>
+          <w:rFonts w:ascii="Charis SIL Regular" w:hAnsi="Charis SIL Regular" w:eastAsia="Charis SIL Regular"/>
+          <w:b w:val="0"/>
+          <w:i w:val="0"/>
+          <w:color w:val="000000"/>
+          <w:sz w:val="24"/>
+        </w:rPr>
+        <w:hyperlink r:id="rId13" w:history="1">
+          <w:r>
+            <w:rPr>
+              <w:rStyle w:val="Hyperlink"/>
+            </w:rPr>
+            <w:t>u</w:t>
+          </w:r>
+        </w:hyperlink>
+      </w:r>
+      <w:r>
+        <w:rPr>
+          <w:u w:val="single" w:color="0000ff"/>
+          <w:rFonts w:ascii="Charis SIL Regular" w:hAnsi="Charis SIL Regular" w:eastAsia="Charis SIL Regular"/>
+          <w:b w:val="0"/>
+          <w:i w:val="0"/>
+          <w:color w:val="000000"/>
+          <w:sz w:val="24"/>
+        </w:rPr>
+        <w:hyperlink r:id="rId13" w:history="1">
+          <w:r>
+            <w:rPr>
+              <w:rStyle w:val="Hyperlink"/>
+            </w:rPr>
+            <w:t>whogesc</w:t>
+          </w:r>
+        </w:hyperlink>
+      </w:r>
+      <w:r>
+        <w:rPr>
+          <w:rFonts w:ascii="Charis SIL Regular" w:hAnsi="Charis SIL Regular" w:eastAsia="Charis SIL Regular"/>
+          <w:b w:val="0"/>
+          <w:i w:val="0"/>
+          <w:color w:val="000000"/>
+          <w:sz w:val="24"/>
+        </w:rPr>
+        <w:t>hool, was vanaf ca. 1946 tot 1</w:t>
+      </w:r>
+      <w:r>
+        <w:rPr>
+          <w:u w:val="single" w:color="0000ff"/>
+          <w:rFonts w:ascii="Charis SIL Regular" w:hAnsi="Charis SIL Regular" w:eastAsia="Charis SIL Regular"/>
+          <w:b w:val="0"/>
+          <w:i w:val="0"/>
+          <w:color w:val="000000"/>
+          <w:sz w:val="24"/>
+        </w:rPr>
+        <w:t>9</w:t>
+      </w:r>
+      <w:r>
+        <w:rPr>
+          <w:u w:val="single" w:color="0000ff"/>
+          <w:rFonts w:ascii="Charis SIL Regular" w:hAnsi="Charis SIL Regular" w:eastAsia="Charis SIL Regular"/>
+          <w:b w:val="0"/>
+          <w:i w:val="0"/>
+          <w:color w:val="000000"/>
+          <w:sz w:val="24"/>
+        </w:rPr>
+        <w:hyperlink r:id="rId14" w:history="1">
+          <w:r>
+            <w:rPr>
+              <w:rStyle w:val="Hyperlink"/>
+            </w:rPr>
+            <w:t>53 t</w:t>
+          </w:r>
+        </w:hyperlink>
+      </w:r>
+      <w:r>
+        <w:rPr>
+          <w:u w:val="single" w:color="0000ff"/>
+          <w:rFonts w:ascii="Charis SIL Regular" w:hAnsi="Charis SIL Regular" w:eastAsia="Charis SIL Regular"/>
+          <w:b w:val="0"/>
+          <w:i w:val="0"/>
+          <w:color w:val="000000"/>
+          <w:sz w:val="24"/>
+        </w:rPr>
+        <w:hyperlink r:id="rId14" w:history="1">
+          <w:r>
+            <w:rPr>
+              <w:rStyle w:val="Hyperlink"/>
+            </w:rPr>
+            <w:t>e</w:t>
+          </w:r>
+        </w:hyperlink>
+      </w:r>
+      <w:r>
+        <w:rPr>
+          <w:u w:val="single" w:color="0000ff"/>
+          <w:rFonts w:ascii="Charis SIL Regular" w:hAnsi="Charis SIL Regular" w:eastAsia="Charis SIL Regular"/>
+          <w:b w:val="0"/>
+          <w:i w:val="0"/>
+          <w:color w:val="000000"/>
+          <w:sz w:val="24"/>
+        </w:rPr>
+        <w:hyperlink r:id="rId14" w:history="1">
+          <w:r>
+            <w:rPr>
+              <w:rStyle w:val="Hyperlink"/>
+            </w:rPr>
+            <w:t xml:space="preserve"> zien. In</w:t>
+          </w:r>
+        </w:hyperlink>
       </w:r>
       <w:r>
         <w:rPr>
@@ -1146,13 +1268,42 @@
       </w:r>
       <w:r>
         <w:rPr>
+          <w:u w:val="single" w:color="0000ff"/>
           <w:rFonts w:ascii="Charis SIL Regular" w:hAnsi="Charis SIL Regular" w:eastAsia="Charis SIL Regular"/>
           <w:b w:val="0"/>
           <w:i w:val="0"/>
           <w:color w:val="000000"/>
           <w:sz w:val="24"/>
         </w:rPr>
-        <w:t xml:space="preserve">Etnografisch Museum in Delft (het latere </w:t>
+        <w:hyperlink r:id="rId15" w:history="1">
+          <w:r>
+            <w:rPr>
+              <w:rStyle w:val="Hyperlink"/>
+            </w:rPr>
+            <w:t>Etnograf</w:t>
+          </w:r>
+        </w:hyperlink>
+      </w:r>
+      <w:r>
+        <w:rPr>
+          <w:u w:val="single" w:color="0000ff"/>
+          <w:rFonts w:ascii="Charis SIL Regular" w:hAnsi="Charis SIL Regular" w:eastAsia="Charis SIL Regular"/>
+          <w:b w:val="0"/>
+          <w:i w:val="0"/>
+          <w:color w:val="000000"/>
+          <w:sz w:val="24"/>
+        </w:rPr>
+        <w:t>i</w:t>
+      </w:r>
+      <w:r>
+        <w:rPr>
+          <w:rFonts w:ascii="Charis SIL Regular" w:hAnsi="Charis SIL Regular" w:eastAsia="Charis SIL Regular"/>
+          <w:b w:val="0"/>
+          <w:i w:val="0"/>
+          <w:color w:val="000000"/>
+          <w:sz w:val="24"/>
+        </w:rPr>
+        <w:t xml:space="preserve">sch Museum in Delft (het latere </w:t>
       </w:r>
       <w:r>
         <w:rPr>

--- a/EXPORTS/DOCX/published/niveau3/Dutch/WageningenUniversity.docx
+++ b/EXPORTS/DOCX/published/niveau3/Dutch/WageningenUniversity.docx
@@ -274,7 +274,14 @@
           <w:color w:val="000000"/>
           <w:sz w:val="24"/>
         </w:rPr>
-        <w:t>oorwerpen u</w:t>
+        <w:hyperlink r:id="rId9" w:history="1">
+          <w:r>
+            <w:rPr>
+              <w:rStyle w:val="Hyperlink"/>
+            </w:rPr>
+            <w:t>oorwerpen u</w:t>
+          </w:r>
+        </w:hyperlink>
       </w:r>
       <w:r>
         <w:rPr>
@@ -303,7 +310,7 @@
           <w:sz w:val="24"/>
           <w:u w:val="single"/>
         </w:rPr>
-        <w:hyperlink r:id="rId10" w:history="1">
+        <w:hyperlink r:id="rId9" w:history="1">
           <w:r>
             <w:rPr>
               <w:rStyle w:val="Hyperlink"/>
@@ -321,7 +328,7 @@
           <w:sz w:val="24"/>
           <w:u w:val="single"/>
         </w:rPr>
-        <w:hyperlink r:id="rId10" w:history="1">
+        <w:hyperlink r:id="rId9" w:history="1">
           <w:r>
             <w:rPr>
               <w:rStyle w:val="Hyperlink"/>
@@ -339,7 +346,7 @@
           <w:sz w:val="24"/>
           <w:u w:val="single"/>
         </w:rPr>
-        <w:hyperlink r:id="rId10" w:history="1">
+        <w:hyperlink r:id="rId9" w:history="1">
           <w:r>
             <w:rPr>
               <w:rStyle w:val="Hyperlink"/>
@@ -357,7 +364,7 @@
           <w:sz w:val="24"/>
           <w:u w:val="single"/>
         </w:rPr>
-        <w:hyperlink r:id="rId10" w:history="1">
+        <w:hyperlink r:id="rId9" w:history="1">
           <w:r>
             <w:rPr>
               <w:rStyle w:val="Hyperlink"/>
@@ -375,7 +382,7 @@
           <w:sz w:val="24"/>
           <w:u w:val="single"/>
         </w:rPr>
-        <w:hyperlink r:id="rId10" w:history="1">
+        <w:hyperlink r:id="rId9" w:history="1">
           <w:r>
             <w:rPr>
               <w:rStyle w:val="Hyperlink"/>
@@ -393,7 +400,7 @@
           <w:sz w:val="24"/>
           <w:u w:val="single"/>
         </w:rPr>
-        <w:hyperlink r:id="rId10" w:history="1">
+        <w:hyperlink r:id="rId9" w:history="1">
           <w:r>
             <w:rPr>
               <w:rStyle w:val="Hyperlink"/>
@@ -619,7 +626,7 @@
           <w:sz w:val="24"/>
           <w:u w:val="single"/>
         </w:rPr>
-        <w:hyperlink r:id="rId11" w:history="1">
+        <w:hyperlink r:id="rId12" w:history="1">
           <w:r>
             <w:rPr>
               <w:rStyle w:val="Hyperlink"/>
@@ -637,7 +644,7 @@
           <w:sz w:val="24"/>
           <w:u w:val="single"/>
         </w:rPr>
-        <w:hyperlink r:id="rId12" w:history="1">
+        <w:hyperlink r:id="rId11" w:history="1">
           <w:r>
             <w:rPr>
               <w:rStyle w:val="Hyperlink"/>
@@ -666,7 +673,7 @@
           <w:sz w:val="24"/>
           <w:u w:val="single"/>
         </w:rPr>
-        <w:hyperlink r:id="rId12" w:history="1">
+        <w:hyperlink r:id="rId11" w:history="1">
           <w:r>
             <w:rPr>
               <w:rStyle w:val="Hyperlink"/>
@@ -985,136 +992,7 @@
           <w:color w:val="000000"/>
           <w:sz w:val="24"/>
         </w:rPr>
-        <w:t>lector van d</w:t>
-      </w:r>
-      <w:r>
-        <w:rPr>
-          <w:u w:val="single" w:color="0000ff"/>
-          <w:rFonts w:ascii="Charis SIL Regular" w:hAnsi="Charis SIL Regular" w:eastAsia="Charis SIL Regular"/>
-          <w:b w:val="0"/>
-          <w:i w:val="0"/>
-          <w:color w:val="000000"/>
-          <w:sz w:val="24"/>
-        </w:rPr>
-        <w:hyperlink r:id="rId13" w:history="1">
-          <w:r>
-            <w:rPr>
-              <w:rStyle w:val="Hyperlink"/>
-            </w:rPr>
-            <w:t>e Landbo</w:t>
-          </w:r>
-        </w:hyperlink>
-      </w:r>
-      <w:r>
-        <w:rPr>
-          <w:u w:val="single" w:color="0000ff"/>
-          <w:rFonts w:ascii="Charis SIL Regular" w:hAnsi="Charis SIL Regular" w:eastAsia="Charis SIL Regular"/>
-          <w:b w:val="0"/>
-          <w:i w:val="0"/>
-          <w:color w:val="000000"/>
-          <w:sz w:val="24"/>
-        </w:rPr>
-        <w:hyperlink r:id="rId13" w:history="1">
-          <w:r>
-            <w:rPr>
-              <w:rStyle w:val="Hyperlink"/>
-            </w:rPr>
-            <w:t>u</w:t>
-          </w:r>
-        </w:hyperlink>
-      </w:r>
-      <w:r>
-        <w:rPr>
-          <w:u w:val="single" w:color="0000ff"/>
-          <w:rFonts w:ascii="Charis SIL Regular" w:hAnsi="Charis SIL Regular" w:eastAsia="Charis SIL Regular"/>
-          <w:b w:val="0"/>
-          <w:i w:val="0"/>
-          <w:color w:val="000000"/>
-          <w:sz w:val="24"/>
-        </w:rPr>
-        <w:hyperlink r:id="rId13" w:history="1">
-          <w:r>
-            <w:rPr>
-              <w:rStyle w:val="Hyperlink"/>
-            </w:rPr>
-            <w:t>whogesc</w:t>
-          </w:r>
-        </w:hyperlink>
-      </w:r>
-      <w:r>
-        <w:rPr>
-          <w:rFonts w:ascii="Charis SIL Regular" w:hAnsi="Charis SIL Regular" w:eastAsia="Charis SIL Regular"/>
-          <w:b w:val="0"/>
-          <w:i w:val="0"/>
-          <w:color w:val="000000"/>
-          <w:sz w:val="24"/>
-        </w:rPr>
-        <w:t>hool, was vanaf ca. 1946 tot 1</w:t>
-      </w:r>
-      <w:r>
-        <w:rPr>
-          <w:u w:val="single" w:color="0000ff"/>
-          <w:rFonts w:ascii="Charis SIL Regular" w:hAnsi="Charis SIL Regular" w:eastAsia="Charis SIL Regular"/>
-          <w:b w:val="0"/>
-          <w:i w:val="0"/>
-          <w:color w:val="000000"/>
-          <w:sz w:val="24"/>
-        </w:rPr>
-        <w:t>9</w:t>
-      </w:r>
-      <w:r>
-        <w:rPr>
-          <w:u w:val="single" w:color="0000ff"/>
-          <w:rFonts w:ascii="Charis SIL Regular" w:hAnsi="Charis SIL Regular" w:eastAsia="Charis SIL Regular"/>
-          <w:b w:val="0"/>
-          <w:i w:val="0"/>
-          <w:color w:val="000000"/>
-          <w:sz w:val="24"/>
-        </w:rPr>
-        <w:hyperlink r:id="rId14" w:history="1">
-          <w:r>
-            <w:rPr>
-              <w:rStyle w:val="Hyperlink"/>
-            </w:rPr>
-            <w:t>53 t</w:t>
-          </w:r>
-        </w:hyperlink>
-      </w:r>
-      <w:r>
-        <w:rPr>
-          <w:u w:val="single" w:color="0000ff"/>
-          <w:rFonts w:ascii="Charis SIL Regular" w:hAnsi="Charis SIL Regular" w:eastAsia="Charis SIL Regular"/>
-          <w:b w:val="0"/>
-          <w:i w:val="0"/>
-          <w:color w:val="000000"/>
-          <w:sz w:val="24"/>
-        </w:rPr>
-        <w:hyperlink r:id="rId14" w:history="1">
-          <w:r>
-            <w:rPr>
-              <w:rStyle w:val="Hyperlink"/>
-            </w:rPr>
-            <w:t>e</w:t>
-          </w:r>
-        </w:hyperlink>
-      </w:r>
-      <w:r>
-        <w:rPr>
-          <w:u w:val="single" w:color="0000ff"/>
-          <w:rFonts w:ascii="Charis SIL Regular" w:hAnsi="Charis SIL Regular" w:eastAsia="Charis SIL Regular"/>
-          <w:b w:val="0"/>
-          <w:i w:val="0"/>
-          <w:color w:val="000000"/>
-          <w:sz w:val="24"/>
-        </w:rPr>
-        <w:hyperlink r:id="rId14" w:history="1">
-          <w:r>
-            <w:rPr>
-              <w:rStyle w:val="Hyperlink"/>
-            </w:rPr>
-            <w:t xml:space="preserve"> zien. In</w:t>
-          </w:r>
-        </w:hyperlink>
+        <w:t>lector van de Landbouwhogeschool, was vanaf ca. 1946 tot 1953 te zien. In</w:t>
       </w:r>
       <w:r>
         <w:rPr>

--- a/EXPORTS/DOCX/published/niveau3/Dutch/WageningenUniversity.docx
+++ b/EXPORTS/DOCX/published/niveau3/Dutch/WageningenUniversity.docx
@@ -310,7 +310,7 @@
           <w:sz w:val="24"/>
           <w:u w:val="single"/>
         </w:rPr>
-        <w:hyperlink r:id="rId9" w:history="1">
+        <w:hyperlink r:id="rId10" w:history="1">
           <w:r>
             <w:rPr>
               <w:rStyle w:val="Hyperlink"/>
@@ -328,7 +328,7 @@
           <w:sz w:val="24"/>
           <w:u w:val="single"/>
         </w:rPr>
-        <w:hyperlink r:id="rId9" w:history="1">
+        <w:hyperlink r:id="rId10" w:history="1">
           <w:r>
             <w:rPr>
               <w:rStyle w:val="Hyperlink"/>
@@ -346,7 +346,7 @@
           <w:sz w:val="24"/>
           <w:u w:val="single"/>
         </w:rPr>
-        <w:hyperlink r:id="rId9" w:history="1">
+        <w:hyperlink r:id="rId10" w:history="1">
           <w:r>
             <w:rPr>
               <w:rStyle w:val="Hyperlink"/>
@@ -608,7 +608,7 @@
           <w:sz w:val="24"/>
           <w:u w:val="single"/>
         </w:rPr>
-        <w:hyperlink r:id="rId12" w:history="1">
+        <w:hyperlink r:id="rId11" w:history="1">
           <w:r>
             <w:rPr>
               <w:rStyle w:val="Hyperlink"/>
@@ -626,7 +626,7 @@
           <w:sz w:val="24"/>
           <w:u w:val="single"/>
         </w:rPr>
-        <w:hyperlink r:id="rId12" w:history="1">
+        <w:hyperlink r:id="rId11" w:history="1">
           <w:r>
             <w:rPr>
               <w:rStyle w:val="Hyperlink"/>
@@ -785,14 +785,7 @@
           <w:color w:val="000000"/>
           <w:sz w:val="24"/>
         </w:rPr>
-        <w:hyperlink r:id="rId12" w:history="1">
-          <w:r>
-            <w:rPr>
-              <w:rStyle w:val="Hyperlink"/>
-            </w:rPr>
-            <w:t xml:space="preserve">toenmalige </w:t>
-          </w:r>
-        </w:hyperlink>
+        <w:t xml:space="preserve">toenmalige </w:t>
       </w:r>
       <w:r>
         <w:rPr>
@@ -803,7 +796,7 @@
           <w:sz w:val="24"/>
           <w:u w:val="single"/>
         </w:rPr>
-        <w:hyperlink r:id="rId12" w:history="1">
+        <w:hyperlink r:id="rId13" w:history="1">
           <w:r>
             <w:rPr>
               <w:rStyle w:val="Hyperlink"/>
@@ -992,7 +985,136 @@
           <w:color w:val="000000"/>
           <w:sz w:val="24"/>
         </w:rPr>
-        <w:t>lector van de Landbouwhogeschool, was vanaf ca. 1946 tot 1953 te zien. In</w:t>
+        <w:t>lector van d</w:t>
+      </w:r>
+      <w:r>
+        <w:rPr>
+          <w:u w:val="single" w:color="0000ff"/>
+          <w:rFonts w:ascii="Charis SIL Regular" w:hAnsi="Charis SIL Regular" w:eastAsia="Charis SIL Regular"/>
+          <w:b w:val="0"/>
+          <w:i w:val="0"/>
+          <w:color w:val="000000"/>
+          <w:sz w:val="24"/>
+        </w:rPr>
+        <w:hyperlink r:id="rId13" w:history="1">
+          <w:r>
+            <w:rPr>
+              <w:rStyle w:val="Hyperlink"/>
+            </w:rPr>
+            <w:t>e Landbo</w:t>
+          </w:r>
+        </w:hyperlink>
+      </w:r>
+      <w:r>
+        <w:rPr>
+          <w:u w:val="single" w:color="0000ff"/>
+          <w:rFonts w:ascii="Charis SIL Regular" w:hAnsi="Charis SIL Regular" w:eastAsia="Charis SIL Regular"/>
+          <w:b w:val="0"/>
+          <w:i w:val="0"/>
+          <w:color w:val="000000"/>
+          <w:sz w:val="24"/>
+        </w:rPr>
+        <w:hyperlink r:id="rId13" w:history="1">
+          <w:r>
+            <w:rPr>
+              <w:rStyle w:val="Hyperlink"/>
+            </w:rPr>
+            <w:t>u</w:t>
+          </w:r>
+        </w:hyperlink>
+      </w:r>
+      <w:r>
+        <w:rPr>
+          <w:u w:val="single" w:color="0000ff"/>
+          <w:rFonts w:ascii="Charis SIL Regular" w:hAnsi="Charis SIL Regular" w:eastAsia="Charis SIL Regular"/>
+          <w:b w:val="0"/>
+          <w:i w:val="0"/>
+          <w:color w:val="000000"/>
+          <w:sz w:val="24"/>
+        </w:rPr>
+        <w:hyperlink r:id="rId13" w:history="1">
+          <w:r>
+            <w:rPr>
+              <w:rStyle w:val="Hyperlink"/>
+            </w:rPr>
+            <w:t>whogesc</w:t>
+          </w:r>
+        </w:hyperlink>
+      </w:r>
+      <w:r>
+        <w:rPr>
+          <w:rFonts w:ascii="Charis SIL Regular" w:hAnsi="Charis SIL Regular" w:eastAsia="Charis SIL Regular"/>
+          <w:b w:val="0"/>
+          <w:i w:val="0"/>
+          <w:color w:val="000000"/>
+          <w:sz w:val="24"/>
+        </w:rPr>
+        <w:t>hool, was vanaf ca. 1946 tot 1</w:t>
+      </w:r>
+      <w:r>
+        <w:rPr>
+          <w:u w:val="single" w:color="0000ff"/>
+          <w:rFonts w:ascii="Charis SIL Regular" w:hAnsi="Charis SIL Regular" w:eastAsia="Charis SIL Regular"/>
+          <w:b w:val="0"/>
+          <w:i w:val="0"/>
+          <w:color w:val="000000"/>
+          <w:sz w:val="24"/>
+        </w:rPr>
+        <w:t>9</w:t>
+      </w:r>
+      <w:r>
+        <w:rPr>
+          <w:u w:val="single" w:color="0000ff"/>
+          <w:rFonts w:ascii="Charis SIL Regular" w:hAnsi="Charis SIL Regular" w:eastAsia="Charis SIL Regular"/>
+          <w:b w:val="0"/>
+          <w:i w:val="0"/>
+          <w:color w:val="000000"/>
+          <w:sz w:val="24"/>
+        </w:rPr>
+        <w:hyperlink r:id="rId14" w:history="1">
+          <w:r>
+            <w:rPr>
+              <w:rStyle w:val="Hyperlink"/>
+            </w:rPr>
+            <w:t>53 t</w:t>
+          </w:r>
+        </w:hyperlink>
+      </w:r>
+      <w:r>
+        <w:rPr>
+          <w:u w:val="single" w:color="0000ff"/>
+          <w:rFonts w:ascii="Charis SIL Regular" w:hAnsi="Charis SIL Regular" w:eastAsia="Charis SIL Regular"/>
+          <w:b w:val="0"/>
+          <w:i w:val="0"/>
+          <w:color w:val="000000"/>
+          <w:sz w:val="24"/>
+        </w:rPr>
+        <w:hyperlink r:id="rId14" w:history="1">
+          <w:r>
+            <w:rPr>
+              <w:rStyle w:val="Hyperlink"/>
+            </w:rPr>
+            <w:t>e</w:t>
+          </w:r>
+        </w:hyperlink>
+      </w:r>
+      <w:r>
+        <w:rPr>
+          <w:u w:val="single" w:color="0000ff"/>
+          <w:rFonts w:ascii="Charis SIL Regular" w:hAnsi="Charis SIL Regular" w:eastAsia="Charis SIL Regular"/>
+          <w:b w:val="0"/>
+          <w:i w:val="0"/>
+          <w:color w:val="000000"/>
+          <w:sz w:val="24"/>
+        </w:rPr>
+        <w:hyperlink r:id="rId14" w:history="1">
+          <w:r>
+            <w:rPr>
+              <w:rStyle w:val="Hyperlink"/>
+            </w:rPr>
+            <w:t xml:space="preserve"> zien. In</w:t>
+          </w:r>
+        </w:hyperlink>
       </w:r>
       <w:r>
         <w:rPr>
@@ -2000,25 +2122,7 @@
           <w:color w:val="000000"/>
           <w:sz w:val="24"/>
         </w:rPr>
-        <w:t>al Archief beh</w:t>
-      </w:r>
-      <w:r>
-        <w:rPr>
-          <w:u w:val="single" w:color="0000ff"/>
-          <w:rFonts w:ascii="Charis SIL Regular" w:hAnsi="Charis SIL Regular" w:eastAsia="Charis SIL Regular"/>
-          <w:b w:val="0"/>
-          <w:i w:val="0"/>
-          <w:color w:val="000000"/>
-          <w:sz w:val="24"/>
-        </w:rPr>
-        <w:hyperlink r:id="rId19" w:history="1">
-          <w:r>
-            <w:rPr>
-              <w:rStyle w:val="Hyperlink"/>
-            </w:rPr>
-            <w:t>eert arch</w:t>
-          </w:r>
-        </w:hyperlink>
+        <w:t>al Archief beheert arch</w:t>
       </w:r>
       <w:r>
         <w:rPr>

--- a/EXPORTS/DOCX/published/niveau3/Dutch/WageningenUniversity.docx
+++ b/EXPORTS/DOCX/published/niveau3/Dutch/WageningenUniversity.docx
@@ -310,7 +310,7 @@
           <w:sz w:val="24"/>
           <w:u w:val="single"/>
         </w:rPr>
-        <w:hyperlink r:id="rId10" w:history="1">
+        <w:hyperlink r:id="rId9" w:history="1">
           <w:r>
             <w:rPr>
               <w:rStyle w:val="Hyperlink"/>
@@ -328,7 +328,7 @@
           <w:sz w:val="24"/>
           <w:u w:val="single"/>
         </w:rPr>
-        <w:hyperlink r:id="rId10" w:history="1">
+        <w:hyperlink r:id="rId9" w:history="1">
           <w:r>
             <w:rPr>
               <w:rStyle w:val="Hyperlink"/>
@@ -346,7 +346,7 @@
           <w:sz w:val="24"/>
           <w:u w:val="single"/>
         </w:rPr>
-        <w:hyperlink r:id="rId10" w:history="1">
+        <w:hyperlink r:id="rId9" w:history="1">
           <w:r>
             <w:rPr>
               <w:rStyle w:val="Hyperlink"/>
@@ -400,7 +400,7 @@
           <w:sz w:val="24"/>
           <w:u w:val="single"/>
         </w:rPr>
-        <w:hyperlink r:id="rId9" w:history="1">
+        <w:hyperlink r:id="rId10" w:history="1">
           <w:r>
             <w:rPr>
               <w:rStyle w:val="Hyperlink"/>
@@ -445,25 +445,7 @@
           <w:color w:val="000000"/>
           <w:sz w:val="24"/>
         </w:rPr>
-        <w:t>gebruikt werd bij het onderwijs in de land- en volkenkunde. Deze verza</w:t>
-      </w:r>
-      <w:r>
-        <w:rPr>
-          <w:u w:val="single" w:color="0000ff"/>
-          <w:rFonts w:ascii="Charis SIL Regular" w:hAnsi="Charis SIL Regular" w:eastAsia="Charis SIL Regular"/>
-          <w:b w:val="0"/>
-          <w:i w:val="0"/>
-          <w:color w:val="000000"/>
-          <w:sz w:val="24"/>
-        </w:rPr>
-        <w:hyperlink r:id="rId10" w:history="1">
-          <w:r>
-            <w:rPr>
-              <w:rStyle w:val="Hyperlink"/>
-            </w:rPr>
-            <w:t xml:space="preserve">meling werd </w:t>
-          </w:r>
-        </w:hyperlink>
+        <w:t xml:space="preserve">gebruikt werd bij het onderwijs in de land- en volkenkunde. Deze verzameling werd </w:t>
       </w:r>
       <w:r>
         <w:rPr>
@@ -778,7 +760,6 @@
       </w:r>
       <w:r>
         <w:rPr>
-          <w:u w:val="single" w:color="0000ff"/>
           <w:rFonts w:ascii="Charis SIL Regular" w:hAnsi="Charis SIL Regular" w:eastAsia="Charis SIL Regular"/>
           <w:b w:val="0"/>
           <w:i w:val="0"/>
@@ -796,7 +777,7 @@
           <w:sz w:val="24"/>
           <w:u w:val="single"/>
         </w:rPr>
-        <w:hyperlink r:id="rId13" w:history="1">
+        <w:hyperlink r:id="rId12" w:history="1">
           <w:r>
             <w:rPr>
               <w:rStyle w:val="Hyperlink"/>
@@ -2122,7 +2103,25 @@
           <w:color w:val="000000"/>
           <w:sz w:val="24"/>
         </w:rPr>
-        <w:t>al Archief beheert arch</w:t>
+        <w:t>al Archief beh</w:t>
+      </w:r>
+      <w:r>
+        <w:rPr>
+          <w:u w:val="single" w:color="0000ff"/>
+          <w:rFonts w:ascii="Charis SIL Regular" w:hAnsi="Charis SIL Regular" w:eastAsia="Charis SIL Regular"/>
+          <w:b w:val="0"/>
+          <w:i w:val="0"/>
+          <w:color w:val="000000"/>
+          <w:sz w:val="24"/>
+        </w:rPr>
+        <w:hyperlink r:id="rId19" w:history="1">
+          <w:r>
+            <w:rPr>
+              <w:rStyle w:val="Hyperlink"/>
+            </w:rPr>
+            <w:t>eert arch</w:t>
+          </w:r>
+        </w:hyperlink>
       </w:r>
       <w:r>
         <w:rPr>

--- a/EXPORTS/DOCX/published/niveau3/Dutch/WageningenUniversity.docx
+++ b/EXPORTS/DOCX/published/niveau3/Dutch/WageningenUniversity.docx
@@ -310,7 +310,7 @@
           <w:sz w:val="24"/>
           <w:u w:val="single"/>
         </w:rPr>
-        <w:hyperlink r:id="rId9" w:history="1">
+        <w:hyperlink r:id="rId10" w:history="1">
           <w:r>
             <w:rPr>
               <w:rStyle w:val="Hyperlink"/>
@@ -346,7 +346,7 @@
           <w:sz w:val="24"/>
           <w:u w:val="single"/>
         </w:rPr>
-        <w:hyperlink r:id="rId9" w:history="1">
+        <w:hyperlink r:id="rId10" w:history="1">
           <w:r>
             <w:rPr>
               <w:rStyle w:val="Hyperlink"/>
@@ -382,7 +382,7 @@
           <w:sz w:val="24"/>
           <w:u w:val="single"/>
         </w:rPr>
-        <w:hyperlink r:id="rId9" w:history="1">
+        <w:hyperlink r:id="rId10" w:history="1">
           <w:r>
             <w:rPr>
               <w:rStyle w:val="Hyperlink"/>
@@ -445,7 +445,25 @@
           <w:color w:val="000000"/>
           <w:sz w:val="24"/>
         </w:rPr>
-        <w:t xml:space="preserve">gebruikt werd bij het onderwijs in de land- en volkenkunde. Deze verzameling werd </w:t>
+        <w:t>gebruikt werd bij het onderwijs in de land- en volkenkunde. Deze verza</w:t>
+      </w:r>
+      <w:r>
+        <w:rPr>
+          <w:u w:val="single" w:color="0000ff"/>
+          <w:rFonts w:ascii="Charis SIL Regular" w:hAnsi="Charis SIL Regular" w:eastAsia="Charis SIL Regular"/>
+          <w:b w:val="0"/>
+          <w:i w:val="0"/>
+          <w:color w:val="000000"/>
+          <w:sz w:val="24"/>
+        </w:rPr>
+        <w:hyperlink r:id="rId10" w:history="1">
+          <w:r>
+            <w:rPr>
+              <w:rStyle w:val="Hyperlink"/>
+            </w:rPr>
+            <w:t xml:space="preserve">meling werd </w:t>
+          </w:r>
+        </w:hyperlink>
       </w:r>
       <w:r>
         <w:rPr>
@@ -760,13 +778,21 @@
       </w:r>
       <w:r>
         <w:rPr>
+          <w:u w:val="single" w:color="0000ff"/>
           <w:rFonts w:ascii="Charis SIL Regular" w:hAnsi="Charis SIL Regular" w:eastAsia="Charis SIL Regular"/>
           <w:b w:val="0"/>
           <w:i w:val="0"/>
           <w:color w:val="000000"/>
           <w:sz w:val="24"/>
         </w:rPr>
-        <w:t xml:space="preserve">toenmalige </w:t>
+        <w:hyperlink r:id="rId12" w:history="1">
+          <w:r>
+            <w:rPr>
+              <w:rStyle w:val="Hyperlink"/>
+            </w:rPr>
+            <w:t xml:space="preserve">toenmalige </w:t>
+          </w:r>
+        </w:hyperlink>
       </w:r>
       <w:r>
         <w:rPr>
@@ -966,136 +992,7 @@
           <w:color w:val="000000"/>
           <w:sz w:val="24"/>
         </w:rPr>
-        <w:t>lector van d</w:t>
-      </w:r>
-      <w:r>
-        <w:rPr>
-          <w:u w:val="single" w:color="0000ff"/>
-          <w:rFonts w:ascii="Charis SIL Regular" w:hAnsi="Charis SIL Regular" w:eastAsia="Charis SIL Regular"/>
-          <w:b w:val="0"/>
-          <w:i w:val="0"/>
-          <w:color w:val="000000"/>
-          <w:sz w:val="24"/>
-        </w:rPr>
-        <w:hyperlink r:id="rId13" w:history="1">
-          <w:r>
-            <w:rPr>
-              <w:rStyle w:val="Hyperlink"/>
-            </w:rPr>
-            <w:t>e Landbo</w:t>
-          </w:r>
-        </w:hyperlink>
-      </w:r>
-      <w:r>
-        <w:rPr>
-          <w:u w:val="single" w:color="0000ff"/>
-          <w:rFonts w:ascii="Charis SIL Regular" w:hAnsi="Charis SIL Regular" w:eastAsia="Charis SIL Regular"/>
-          <w:b w:val="0"/>
-          <w:i w:val="0"/>
-          <w:color w:val="000000"/>
-          <w:sz w:val="24"/>
-        </w:rPr>
-        <w:hyperlink r:id="rId13" w:history="1">
-          <w:r>
-            <w:rPr>
-              <w:rStyle w:val="Hyperlink"/>
-            </w:rPr>
-            <w:t>u</w:t>
-          </w:r>
-        </w:hyperlink>
-      </w:r>
-      <w:r>
-        <w:rPr>
-          <w:u w:val="single" w:color="0000ff"/>
-          <w:rFonts w:ascii="Charis SIL Regular" w:hAnsi="Charis SIL Regular" w:eastAsia="Charis SIL Regular"/>
-          <w:b w:val="0"/>
-          <w:i w:val="0"/>
-          <w:color w:val="000000"/>
-          <w:sz w:val="24"/>
-        </w:rPr>
-        <w:hyperlink r:id="rId13" w:history="1">
-          <w:r>
-            <w:rPr>
-              <w:rStyle w:val="Hyperlink"/>
-            </w:rPr>
-            <w:t>whogesc</w:t>
-          </w:r>
-        </w:hyperlink>
-      </w:r>
-      <w:r>
-        <w:rPr>
-          <w:rFonts w:ascii="Charis SIL Regular" w:hAnsi="Charis SIL Regular" w:eastAsia="Charis SIL Regular"/>
-          <w:b w:val="0"/>
-          <w:i w:val="0"/>
-          <w:color w:val="000000"/>
-          <w:sz w:val="24"/>
-        </w:rPr>
-        <w:t>hool, was vanaf ca. 1946 tot 1</w:t>
-      </w:r>
-      <w:r>
-        <w:rPr>
-          <w:u w:val="single" w:color="0000ff"/>
-          <w:rFonts w:ascii="Charis SIL Regular" w:hAnsi="Charis SIL Regular" w:eastAsia="Charis SIL Regular"/>
-          <w:b w:val="0"/>
-          <w:i w:val="0"/>
-          <w:color w:val="000000"/>
-          <w:sz w:val="24"/>
-        </w:rPr>
-        <w:t>9</w:t>
-      </w:r>
-      <w:r>
-        <w:rPr>
-          <w:u w:val="single" w:color="0000ff"/>
-          <w:rFonts w:ascii="Charis SIL Regular" w:hAnsi="Charis SIL Regular" w:eastAsia="Charis SIL Regular"/>
-          <w:b w:val="0"/>
-          <w:i w:val="0"/>
-          <w:color w:val="000000"/>
-          <w:sz w:val="24"/>
-        </w:rPr>
-        <w:hyperlink r:id="rId14" w:history="1">
-          <w:r>
-            <w:rPr>
-              <w:rStyle w:val="Hyperlink"/>
-            </w:rPr>
-            <w:t>53 t</w:t>
-          </w:r>
-        </w:hyperlink>
-      </w:r>
-      <w:r>
-        <w:rPr>
-          <w:u w:val="single" w:color="0000ff"/>
-          <w:rFonts w:ascii="Charis SIL Regular" w:hAnsi="Charis SIL Regular" w:eastAsia="Charis SIL Regular"/>
-          <w:b w:val="0"/>
-          <w:i w:val="0"/>
-          <w:color w:val="000000"/>
-          <w:sz w:val="24"/>
-        </w:rPr>
-        <w:hyperlink r:id="rId14" w:history="1">
-          <w:r>
-            <w:rPr>
-              <w:rStyle w:val="Hyperlink"/>
-            </w:rPr>
-            <w:t>e</w:t>
-          </w:r>
-        </w:hyperlink>
-      </w:r>
-      <w:r>
-        <w:rPr>
-          <w:u w:val="single" w:color="0000ff"/>
-          <w:rFonts w:ascii="Charis SIL Regular" w:hAnsi="Charis SIL Regular" w:eastAsia="Charis SIL Regular"/>
-          <w:b w:val="0"/>
-          <w:i w:val="0"/>
-          <w:color w:val="000000"/>
-          <w:sz w:val="24"/>
-        </w:rPr>
-        <w:hyperlink r:id="rId14" w:history="1">
-          <w:r>
-            <w:rPr>
-              <w:rStyle w:val="Hyperlink"/>
-            </w:rPr>
-            <w:t xml:space="preserve"> zien. In</w:t>
-          </w:r>
-        </w:hyperlink>
+        <w:t>lector van de Landbouwhogeschool, was vanaf ca. 1946 tot 1953 te zien. In</w:t>
       </w:r>
       <w:r>
         <w:rPr>
@@ -1217,35 +1114,7 @@
           <w:color w:val="000000"/>
           <w:sz w:val="24"/>
         </w:rPr>
-        <w:t xml:space="preserve"> en vanaf 1962 werd de collectie verdeeld over het Gymnasium in</w:t>
-      </w:r>
-      <w:r>
-        <w:rPr>
-          <w:u w:val="single" w:color="0000ff"/>
-          <w:rFonts w:ascii="Charis SIL Regular" w:hAnsi="Charis SIL Regular" w:eastAsia="Charis SIL Regular"/>
-          <w:b w:val="0"/>
-          <w:i w:val="0"/>
-          <w:color w:val="000000"/>
-          <w:sz w:val="24"/>
-        </w:rPr>
-        <w:hyperlink r:id="rId15" w:history="1">
-          <w:r>
-            <w:rPr>
-              <w:rStyle w:val="Hyperlink"/>
-            </w:rPr>
-            <w:t xml:space="preserve"> Schiedam e</w:t>
-          </w:r>
-        </w:hyperlink>
-      </w:r>
-      <w:r>
-        <w:rPr>
-          <w:rFonts w:ascii="Charis SIL Regular" w:hAnsi="Charis SIL Regular" w:eastAsia="Charis SIL Regular"/>
-          <w:b w:val="0"/>
-          <w:i w:val="0"/>
-          <w:color w:val="000000"/>
-          <w:sz w:val="24"/>
-        </w:rPr>
-        <w:t xml:space="preserve">n het </w:t>
+        <w:t xml:space="preserve"> en vanaf 1962 werd de collectie verdeeld over het Gymnasium in Schiedam en het </w:t>
       </w:r>
       <w:r>
         <w:rPr>
@@ -1267,24 +1136,13 @@
       </w:r>
       <w:r>
         <w:rPr>
-          <w:u w:val="single" w:color="0000ff"/>
           <w:rFonts w:ascii="Charis SIL Regular" w:hAnsi="Charis SIL Regular" w:eastAsia="Charis SIL Regular"/>
           <w:b w:val="0"/>
           <w:i w:val="0"/>
           <w:color w:val="000000"/>
           <w:sz w:val="24"/>
         </w:rPr>
-        <w:t>i</w:t>
-      </w:r>
-      <w:r>
-        <w:rPr>
-          <w:rFonts w:ascii="Charis SIL Regular" w:hAnsi="Charis SIL Regular" w:eastAsia="Charis SIL Regular"/>
-          <w:b w:val="0"/>
-          <w:i w:val="0"/>
-          <w:color w:val="000000"/>
-          <w:sz w:val="24"/>
-        </w:rPr>
-        <w:t xml:space="preserve">sch Museum in Delft (het latere </w:t>
+        <w:t xml:space="preserve">isch Museum in Delft (het latere </w:t>
       </w:r>
       <w:r>
         <w:rPr>

--- a/EXPORTS/DOCX/published/niveau3/Dutch/WageningenUniversity.docx
+++ b/EXPORTS/DOCX/published/niveau3/Dutch/WageningenUniversity.docx
@@ -310,7 +310,7 @@
           <w:sz w:val="24"/>
           <w:u w:val="single"/>
         </w:rPr>
-        <w:hyperlink r:id="rId10" w:history="1">
+        <w:hyperlink r:id="rId9" w:history="1">
           <w:r>
             <w:rPr>
               <w:rStyle w:val="Hyperlink"/>
@@ -346,7 +346,7 @@
           <w:sz w:val="24"/>
           <w:u w:val="single"/>
         </w:rPr>
-        <w:hyperlink r:id="rId10" w:history="1">
+        <w:hyperlink r:id="rId9" w:history="1">
           <w:r>
             <w:rPr>
               <w:rStyle w:val="Hyperlink"/>
@@ -382,7 +382,7 @@
           <w:sz w:val="24"/>
           <w:u w:val="single"/>
         </w:rPr>
-        <w:hyperlink r:id="rId10" w:history="1">
+        <w:hyperlink r:id="rId9" w:history="1">
           <w:r>
             <w:rPr>
               <w:rStyle w:val="Hyperlink"/>
@@ -445,25 +445,7 @@
           <w:color w:val="000000"/>
           <w:sz w:val="24"/>
         </w:rPr>
-        <w:t>gebruikt werd bij het onderwijs in de land- en volkenkunde. Deze verza</w:t>
-      </w:r>
-      <w:r>
-        <w:rPr>
-          <w:u w:val="single" w:color="0000ff"/>
-          <w:rFonts w:ascii="Charis SIL Regular" w:hAnsi="Charis SIL Regular" w:eastAsia="Charis SIL Regular"/>
-          <w:b w:val="0"/>
-          <w:i w:val="0"/>
-          <w:color w:val="000000"/>
-          <w:sz w:val="24"/>
-        </w:rPr>
-        <w:hyperlink r:id="rId10" w:history="1">
-          <w:r>
-            <w:rPr>
-              <w:rStyle w:val="Hyperlink"/>
-            </w:rPr>
-            <w:t xml:space="preserve">meling werd </w:t>
-          </w:r>
-        </w:hyperlink>
+        <w:t xml:space="preserve">gebruikt werd bij het onderwijs in de land- en volkenkunde. Deze verzameling werd </w:t>
       </w:r>
       <w:r>
         <w:rPr>
@@ -785,14 +767,7 @@
           <w:color w:val="000000"/>
           <w:sz w:val="24"/>
         </w:rPr>
-        <w:hyperlink r:id="rId12" w:history="1">
-          <w:r>
-            <w:rPr>
-              <w:rStyle w:val="Hyperlink"/>
-            </w:rPr>
-            <w:t xml:space="preserve">toenmalige </w:t>
-          </w:r>
-        </w:hyperlink>
+        <w:t xml:space="preserve">toenmalige </w:t>
       </w:r>
       <w:r>
         <w:rPr>
@@ -992,7 +967,136 @@
           <w:color w:val="000000"/>
           <w:sz w:val="24"/>
         </w:rPr>
-        <w:t>lector van de Landbouwhogeschool, was vanaf ca. 1946 tot 1953 te zien. In</w:t>
+        <w:t>lector van d</w:t>
+      </w:r>
+      <w:r>
+        <w:rPr>
+          <w:u w:val="single" w:color="0000ff"/>
+          <w:rFonts w:ascii="Charis SIL Regular" w:hAnsi="Charis SIL Regular" w:eastAsia="Charis SIL Regular"/>
+          <w:b w:val="0"/>
+          <w:i w:val="0"/>
+          <w:color w:val="000000"/>
+          <w:sz w:val="24"/>
+        </w:rPr>
+        <w:hyperlink r:id="rId13" w:history="1">
+          <w:r>
+            <w:rPr>
+              <w:rStyle w:val="Hyperlink"/>
+            </w:rPr>
+            <w:t>e Landbo</w:t>
+          </w:r>
+        </w:hyperlink>
+      </w:r>
+      <w:r>
+        <w:rPr>
+          <w:u w:val="single" w:color="0000ff"/>
+          <w:rFonts w:ascii="Charis SIL Regular" w:hAnsi="Charis SIL Regular" w:eastAsia="Charis SIL Regular"/>
+          <w:b w:val="0"/>
+          <w:i w:val="0"/>
+          <w:color w:val="000000"/>
+          <w:sz w:val="24"/>
+        </w:rPr>
+        <w:hyperlink r:id="rId13" w:history="1">
+          <w:r>
+            <w:rPr>
+              <w:rStyle w:val="Hyperlink"/>
+            </w:rPr>
+            <w:t>u</w:t>
+          </w:r>
+        </w:hyperlink>
+      </w:r>
+      <w:r>
+        <w:rPr>
+          <w:u w:val="single" w:color="0000ff"/>
+          <w:rFonts w:ascii="Charis SIL Regular" w:hAnsi="Charis SIL Regular" w:eastAsia="Charis SIL Regular"/>
+          <w:b w:val="0"/>
+          <w:i w:val="0"/>
+          <w:color w:val="000000"/>
+          <w:sz w:val="24"/>
+        </w:rPr>
+        <w:hyperlink r:id="rId13" w:history="1">
+          <w:r>
+            <w:rPr>
+              <w:rStyle w:val="Hyperlink"/>
+            </w:rPr>
+            <w:t>whogesc</w:t>
+          </w:r>
+        </w:hyperlink>
+      </w:r>
+      <w:r>
+        <w:rPr>
+          <w:rFonts w:ascii="Charis SIL Regular" w:hAnsi="Charis SIL Regular" w:eastAsia="Charis SIL Regular"/>
+          <w:b w:val="0"/>
+          <w:i w:val="0"/>
+          <w:color w:val="000000"/>
+          <w:sz w:val="24"/>
+        </w:rPr>
+        <w:t>hool, was vanaf ca. 1946 tot 1</w:t>
+      </w:r>
+      <w:r>
+        <w:rPr>
+          <w:u w:val="single" w:color="0000ff"/>
+          <w:rFonts w:ascii="Charis SIL Regular" w:hAnsi="Charis SIL Regular" w:eastAsia="Charis SIL Regular"/>
+          <w:b w:val="0"/>
+          <w:i w:val="0"/>
+          <w:color w:val="000000"/>
+          <w:sz w:val="24"/>
+        </w:rPr>
+        <w:t>9</w:t>
+      </w:r>
+      <w:r>
+        <w:rPr>
+          <w:u w:val="single" w:color="0000ff"/>
+          <w:rFonts w:ascii="Charis SIL Regular" w:hAnsi="Charis SIL Regular" w:eastAsia="Charis SIL Regular"/>
+          <w:b w:val="0"/>
+          <w:i w:val="0"/>
+          <w:color w:val="000000"/>
+          <w:sz w:val="24"/>
+        </w:rPr>
+        <w:hyperlink r:id="rId14" w:history="1">
+          <w:r>
+            <w:rPr>
+              <w:rStyle w:val="Hyperlink"/>
+            </w:rPr>
+            <w:t>53 t</w:t>
+          </w:r>
+        </w:hyperlink>
+      </w:r>
+      <w:r>
+        <w:rPr>
+          <w:u w:val="single" w:color="0000ff"/>
+          <w:rFonts w:ascii="Charis SIL Regular" w:hAnsi="Charis SIL Regular" w:eastAsia="Charis SIL Regular"/>
+          <w:b w:val="0"/>
+          <w:i w:val="0"/>
+          <w:color w:val="000000"/>
+          <w:sz w:val="24"/>
+        </w:rPr>
+        <w:hyperlink r:id="rId14" w:history="1">
+          <w:r>
+            <w:rPr>
+              <w:rStyle w:val="Hyperlink"/>
+            </w:rPr>
+            <w:t>e</w:t>
+          </w:r>
+        </w:hyperlink>
+      </w:r>
+      <w:r>
+        <w:rPr>
+          <w:u w:val="single" w:color="0000ff"/>
+          <w:rFonts w:ascii="Charis SIL Regular" w:hAnsi="Charis SIL Regular" w:eastAsia="Charis SIL Regular"/>
+          <w:b w:val="0"/>
+          <w:i w:val="0"/>
+          <w:color w:val="000000"/>
+          <w:sz w:val="24"/>
+        </w:rPr>
+        <w:hyperlink r:id="rId14" w:history="1">
+          <w:r>
+            <w:rPr>
+              <w:rStyle w:val="Hyperlink"/>
+            </w:rPr>
+            <w:t xml:space="preserve"> zien. In</w:t>
+          </w:r>
+        </w:hyperlink>
       </w:r>
       <w:r>
         <w:rPr>
@@ -1114,7 +1218,35 @@
           <w:color w:val="000000"/>
           <w:sz w:val="24"/>
         </w:rPr>
-        <w:t xml:space="preserve"> en vanaf 1962 werd de collectie verdeeld over het Gymnasium in Schiedam en het </w:t>
+        <w:t xml:space="preserve"> en vanaf 1962 werd de collectie verdeeld over het Gymnasium in</w:t>
+      </w:r>
+      <w:r>
+        <w:rPr>
+          <w:u w:val="single" w:color="0000ff"/>
+          <w:rFonts w:ascii="Charis SIL Regular" w:hAnsi="Charis SIL Regular" w:eastAsia="Charis SIL Regular"/>
+          <w:b w:val="0"/>
+          <w:i w:val="0"/>
+          <w:color w:val="000000"/>
+          <w:sz w:val="24"/>
+        </w:rPr>
+        <w:hyperlink r:id="rId15" w:history="1">
+          <w:r>
+            <w:rPr>
+              <w:rStyle w:val="Hyperlink"/>
+            </w:rPr>
+            <w:t xml:space="preserve"> Schiedam e</w:t>
+          </w:r>
+        </w:hyperlink>
+      </w:r>
+      <w:r>
+        <w:rPr>
+          <w:rFonts w:ascii="Charis SIL Regular" w:hAnsi="Charis SIL Regular" w:eastAsia="Charis SIL Regular"/>
+          <w:b w:val="0"/>
+          <w:i w:val="0"/>
+          <w:color w:val="000000"/>
+          <w:sz w:val="24"/>
+        </w:rPr>
+        <w:t xml:space="preserve">n het </w:t>
       </w:r>
       <w:r>
         <w:rPr>
@@ -1136,13 +1268,24 @@
       </w:r>
       <w:r>
         <w:rPr>
+          <w:u w:val="single" w:color="0000ff"/>
           <w:rFonts w:ascii="Charis SIL Regular" w:hAnsi="Charis SIL Regular" w:eastAsia="Charis SIL Regular"/>
           <w:b w:val="0"/>
           <w:i w:val="0"/>
           <w:color w:val="000000"/>
           <w:sz w:val="24"/>
         </w:rPr>
-        <w:t xml:space="preserve">isch Museum in Delft (het latere </w:t>
+        <w:t>i</w:t>
+      </w:r>
+      <w:r>
+        <w:rPr>
+          <w:rFonts w:ascii="Charis SIL Regular" w:hAnsi="Charis SIL Regular" w:eastAsia="Charis SIL Regular"/>
+          <w:b w:val="0"/>
+          <w:i w:val="0"/>
+          <w:color w:val="000000"/>
+          <w:sz w:val="24"/>
+        </w:rPr>
+        <w:t xml:space="preserve">sch Museum in Delft (het latere </w:t>
       </w:r>
       <w:r>
         <w:rPr>

--- a/EXPORTS/DOCX/published/niveau3/Dutch/WageningenUniversity.docx
+++ b/EXPORTS/DOCX/published/niveau3/Dutch/WageningenUniversity.docx
@@ -1250,42 +1250,13 @@
       </w:r>
       <w:r>
         <w:rPr>
-          <w:u w:val="single" w:color="0000ff"/>
           <w:rFonts w:ascii="Charis SIL Regular" w:hAnsi="Charis SIL Regular" w:eastAsia="Charis SIL Regular"/>
           <w:b w:val="0"/>
           <w:i w:val="0"/>
           <w:color w:val="000000"/>
           <w:sz w:val="24"/>
         </w:rPr>
-        <w:hyperlink r:id="rId15" w:history="1">
-          <w:r>
-            <w:rPr>
-              <w:rStyle w:val="Hyperlink"/>
-            </w:rPr>
-            <w:t>Etnograf</w:t>
-          </w:r>
-        </w:hyperlink>
-      </w:r>
-      <w:r>
-        <w:rPr>
-          <w:u w:val="single" w:color="0000ff"/>
-          <w:rFonts w:ascii="Charis SIL Regular" w:hAnsi="Charis SIL Regular" w:eastAsia="Charis SIL Regular"/>
-          <w:b w:val="0"/>
-          <w:i w:val="0"/>
-          <w:color w:val="000000"/>
-          <w:sz w:val="24"/>
-        </w:rPr>
-        <w:t>i</w:t>
-      </w:r>
-      <w:r>
-        <w:rPr>
-          <w:rFonts w:ascii="Charis SIL Regular" w:hAnsi="Charis SIL Regular" w:eastAsia="Charis SIL Regular"/>
-          <w:b w:val="0"/>
-          <w:i w:val="0"/>
-          <w:color w:val="000000"/>
-          <w:sz w:val="24"/>
-        </w:rPr>
-        <w:t xml:space="preserve">sch Museum in Delft (het latere </w:t>
+        <w:t xml:space="preserve">Etnografisch Museum in Delft (het latere </w:t>
       </w:r>
       <w:r>
         <w:rPr>

--- a/EXPORTS/DOCX/published/niveau3/Dutch/WageningenUniversity.docx
+++ b/EXPORTS/DOCX/published/niveau3/Dutch/WageningenUniversity.docx
@@ -263,25 +263,7 @@
           <w:color w:val="000000"/>
           <w:sz w:val="24"/>
         </w:rPr>
-        <w:t>had vanaf begin 20ste eeuw een museumopstelling met v</w:t>
-      </w:r>
-      <w:r>
-        <w:rPr>
-          <w:u w:val="single" w:color="0000ff"/>
-          <w:rFonts w:ascii="Charis SIL Regular" w:hAnsi="Charis SIL Regular" w:eastAsia="Charis SIL Regular"/>
-          <w:b w:val="0"/>
-          <w:i w:val="0"/>
-          <w:color w:val="000000"/>
-          <w:sz w:val="24"/>
-        </w:rPr>
-        <w:hyperlink r:id="rId9" w:history="1">
-          <w:r>
-            <w:rPr>
-              <w:rStyle w:val="Hyperlink"/>
-            </w:rPr>
-            <w:t>oorwerpen u</w:t>
-          </w:r>
-        </w:hyperlink>
+        <w:t>had vanaf begin 20ste eeuw een museumopstelling met voorwerpen u</w:t>
       </w:r>
       <w:r>
         <w:rPr>
@@ -400,7 +382,7 @@
           <w:sz w:val="24"/>
           <w:u w:val="single"/>
         </w:rPr>
-        <w:hyperlink r:id="rId10" w:history="1">
+        <w:hyperlink r:id="rId9" w:history="1">
           <w:r>
             <w:rPr>
               <w:rStyle w:val="Hyperlink"/>
@@ -445,7 +427,25 @@
           <w:color w:val="000000"/>
           <w:sz w:val="24"/>
         </w:rPr>
-        <w:t xml:space="preserve">gebruikt werd bij het onderwijs in de land- en volkenkunde. Deze verzameling werd </w:t>
+        <w:t>gebruikt werd bij het onderwijs in de land- en volkenkunde. Deze verza</w:t>
+      </w:r>
+      <w:r>
+        <w:rPr>
+          <w:u w:val="single" w:color="0000ff"/>
+          <w:rFonts w:ascii="Charis SIL Regular" w:hAnsi="Charis SIL Regular" w:eastAsia="Charis SIL Regular"/>
+          <w:b w:val="0"/>
+          <w:i w:val="0"/>
+          <w:color w:val="000000"/>
+          <w:sz w:val="24"/>
+        </w:rPr>
+        <w:hyperlink r:id="rId10" w:history="1">
+          <w:r>
+            <w:rPr>
+              <w:rStyle w:val="Hyperlink"/>
+            </w:rPr>
+            <w:t xml:space="preserve">meling werd </w:t>
+          </w:r>
+        </w:hyperlink>
       </w:r>
       <w:r>
         <w:rPr>
@@ -588,63 +588,8 @@
           <w:i w:val="0"/>
           <w:color w:val="0000FF"/>
           <w:sz w:val="24"/>
-          <w:u w:val="single"/>
         </w:rPr>
-        <w:hyperlink r:id="rId11" w:history="1">
-          <w:r>
-            <w:rPr>
-              <w:rStyle w:val="Hyperlink"/>
-            </w:rPr>
-            <w:t>Rijk</w:t>
-          </w:r>
-        </w:hyperlink>
-      </w:r>
-      <w:r>
-        <w:rPr>
-          <w:rFonts w:ascii="Charis SIL Regular" w:hAnsi="Charis SIL Regular" w:eastAsia="Charis SIL Regular"/>
-          <w:b w:val="0"/>
-          <w:i w:val="0"/>
-          <w:color w:val="0000FF"/>
-          <w:sz w:val="24"/>
-          <w:u w:val="single"/>
-        </w:rPr>
-        <w:hyperlink r:id="rId11" w:history="1">
-          <w:r>
-            <w:rPr>
-              <w:rStyle w:val="Hyperlink"/>
-            </w:rPr>
-            <w:t>s</w:t>
-          </w:r>
-        </w:hyperlink>
-      </w:r>
-      <w:r>
-        <w:rPr>
-          <w:rFonts w:ascii="Charis SIL Regular" w:hAnsi="Charis SIL Regular" w:eastAsia="Charis SIL Regular"/>
-          <w:b w:val="0"/>
-          <w:i w:val="0"/>
-          <w:color w:val="0000FF"/>
-          <w:sz w:val="24"/>
-          <w:u w:val="single"/>
-        </w:rPr>
-        <w:hyperlink r:id="rId11" w:history="1">
-          <w:r>
-            <w:rPr>
-              <w:rStyle w:val="Hyperlink"/>
-            </w:rPr>
-            <w:t>museum</w:t>
-          </w:r>
-        </w:hyperlink>
-      </w:r>
-      <w:r>
-        <w:rPr>
-          <w:rFonts w:ascii="Charis SIL Regular" w:hAnsi="Charis SIL Regular" w:eastAsia="Charis SIL Regular"/>
-          <w:b w:val="0"/>
-          <w:i w:val="0"/>
-          <w:color w:val="0000FF"/>
-          <w:sz w:val="24"/>
-          <w:u w:val="single"/>
-        </w:rPr>
-        <w:t xml:space="preserve"> </w:t>
+        <w:t xml:space="preserve">Rijksmuseum </w:t>
       </w:r>
       <w:r>
         <w:rPr>
@@ -767,7 +712,14 @@
           <w:color w:val="000000"/>
           <w:sz w:val="24"/>
         </w:rPr>
-        <w:t xml:space="preserve">toenmalige </w:t>
+        <w:hyperlink r:id="rId12" w:history="1">
+          <w:r>
+            <w:rPr>
+              <w:rStyle w:val="Hyperlink"/>
+            </w:rPr>
+            <w:t xml:space="preserve">toenmalige </w:t>
+          </w:r>
+        </w:hyperlink>
       </w:r>
       <w:r>
         <w:rPr>
@@ -967,7 +919,7 @@
           <w:color w:val="000000"/>
           <w:sz w:val="24"/>
         </w:rPr>
-        <w:t>lector van d</w:t>
+        <w:t>lector van de Landbouwhogeschool, was vanaf ca. 1946 tot 1</w:t>
       </w:r>
       <w:r>
         <w:rPr>
@@ -978,143 +930,7 @@
           <w:color w:val="000000"/>
           <w:sz w:val="24"/>
         </w:rPr>
-        <w:hyperlink r:id="rId13" w:history="1">
-          <w:r>
-            <w:rPr>
-              <w:rStyle w:val="Hyperlink"/>
-            </w:rPr>
-            <w:t>e Landbo</w:t>
-          </w:r>
-        </w:hyperlink>
-      </w:r>
-      <w:r>
-        <w:rPr>
-          <w:u w:val="single" w:color="0000ff"/>
-          <w:rFonts w:ascii="Charis SIL Regular" w:hAnsi="Charis SIL Regular" w:eastAsia="Charis SIL Regular"/>
-          <w:b w:val="0"/>
-          <w:i w:val="0"/>
-          <w:color w:val="000000"/>
-          <w:sz w:val="24"/>
-        </w:rPr>
-        <w:hyperlink r:id="rId13" w:history="1">
-          <w:r>
-            <w:rPr>
-              <w:rStyle w:val="Hyperlink"/>
-            </w:rPr>
-            <w:t>u</w:t>
-          </w:r>
-        </w:hyperlink>
-      </w:r>
-      <w:r>
-        <w:rPr>
-          <w:u w:val="single" w:color="0000ff"/>
-          <w:rFonts w:ascii="Charis SIL Regular" w:hAnsi="Charis SIL Regular" w:eastAsia="Charis SIL Regular"/>
-          <w:b w:val="0"/>
-          <w:i w:val="0"/>
-          <w:color w:val="000000"/>
-          <w:sz w:val="24"/>
-        </w:rPr>
-        <w:hyperlink r:id="rId13" w:history="1">
-          <w:r>
-            <w:rPr>
-              <w:rStyle w:val="Hyperlink"/>
-            </w:rPr>
-            <w:t>whogesc</w:t>
-          </w:r>
-        </w:hyperlink>
-      </w:r>
-      <w:r>
-        <w:rPr>
-          <w:rFonts w:ascii="Charis SIL Regular" w:hAnsi="Charis SIL Regular" w:eastAsia="Charis SIL Regular"/>
-          <w:b w:val="0"/>
-          <w:i w:val="0"/>
-          <w:color w:val="000000"/>
-          <w:sz w:val="24"/>
-        </w:rPr>
-        <w:t>hool, was vanaf ca. 1946 tot 1</w:t>
-      </w:r>
-      <w:r>
-        <w:rPr>
-          <w:u w:val="single" w:color="0000ff"/>
-          <w:rFonts w:ascii="Charis SIL Regular" w:hAnsi="Charis SIL Regular" w:eastAsia="Charis SIL Regular"/>
-          <w:b w:val="0"/>
-          <w:i w:val="0"/>
-          <w:color w:val="000000"/>
-          <w:sz w:val="24"/>
-        </w:rPr>
-        <w:t>9</w:t>
-      </w:r>
-      <w:r>
-        <w:rPr>
-          <w:u w:val="single" w:color="0000ff"/>
-          <w:rFonts w:ascii="Charis SIL Regular" w:hAnsi="Charis SIL Regular" w:eastAsia="Charis SIL Regular"/>
-          <w:b w:val="0"/>
-          <w:i w:val="0"/>
-          <w:color w:val="000000"/>
-          <w:sz w:val="24"/>
-        </w:rPr>
-        <w:hyperlink r:id="rId14" w:history="1">
-          <w:r>
-            <w:rPr>
-              <w:rStyle w:val="Hyperlink"/>
-            </w:rPr>
-            <w:t>53 t</w:t>
-          </w:r>
-        </w:hyperlink>
-      </w:r>
-      <w:r>
-        <w:rPr>
-          <w:u w:val="single" w:color="0000ff"/>
-          <w:rFonts w:ascii="Charis SIL Regular" w:hAnsi="Charis SIL Regular" w:eastAsia="Charis SIL Regular"/>
-          <w:b w:val="0"/>
-          <w:i w:val="0"/>
-          <w:color w:val="000000"/>
-          <w:sz w:val="24"/>
-        </w:rPr>
-        <w:hyperlink r:id="rId14" w:history="1">
-          <w:r>
-            <w:rPr>
-              <w:rStyle w:val="Hyperlink"/>
-            </w:rPr>
-            <w:t>e</w:t>
-          </w:r>
-        </w:hyperlink>
-      </w:r>
-      <w:r>
-        <w:rPr>
-          <w:u w:val="single" w:color="0000ff"/>
-          <w:rFonts w:ascii="Charis SIL Regular" w:hAnsi="Charis SIL Regular" w:eastAsia="Charis SIL Regular"/>
-          <w:b w:val="0"/>
-          <w:i w:val="0"/>
-          <w:color w:val="000000"/>
-          <w:sz w:val="24"/>
-        </w:rPr>
-        <w:hyperlink r:id="rId14" w:history="1">
-          <w:r>
-            <w:rPr>
-              <w:rStyle w:val="Hyperlink"/>
-            </w:rPr>
-            <w:t xml:space="preserve"> zien. In</w:t>
-          </w:r>
-        </w:hyperlink>
-      </w:r>
-      <w:r>
-        <w:rPr>
-          <w:u w:val="single" w:color="0000ff"/>
-          <w:rFonts w:ascii="Charis SIL Regular" w:hAnsi="Charis SIL Regular" w:eastAsia="Charis SIL Regular"/>
-          <w:b w:val="0"/>
-          <w:i w:val="0"/>
-          <w:color w:val="000000"/>
-          <w:sz w:val="24"/>
-        </w:rPr>
-        <w:hyperlink r:id="rId14" w:history="1">
-          <w:r>
-            <w:rPr>
-              <w:rStyle w:val="Hyperlink"/>
-            </w:rPr>
-            <w:t xml:space="preserve"> de </w:t>
-          </w:r>
-        </w:hyperlink>
+        <w:t xml:space="preserve">953 te zien. In de </w:t>
       </w:r>
       <w:r>
         <w:rPr>
@@ -1250,13 +1066,42 @@
       </w:r>
       <w:r>
         <w:rPr>
+          <w:u w:val="single" w:color="0000ff"/>
           <w:rFonts w:ascii="Charis SIL Regular" w:hAnsi="Charis SIL Regular" w:eastAsia="Charis SIL Regular"/>
           <w:b w:val="0"/>
           <w:i w:val="0"/>
           <w:color w:val="000000"/>
           <w:sz w:val="24"/>
         </w:rPr>
-        <w:t xml:space="preserve">Etnografisch Museum in Delft (het latere </w:t>
+        <w:hyperlink r:id="rId15" w:history="1">
+          <w:r>
+            <w:rPr>
+              <w:rStyle w:val="Hyperlink"/>
+            </w:rPr>
+            <w:t>Etnograf</w:t>
+          </w:r>
+        </w:hyperlink>
+      </w:r>
+      <w:r>
+        <w:rPr>
+          <w:u w:val="single" w:color="0000ff"/>
+          <w:rFonts w:ascii="Charis SIL Regular" w:hAnsi="Charis SIL Regular" w:eastAsia="Charis SIL Regular"/>
+          <w:b w:val="0"/>
+          <w:i w:val="0"/>
+          <w:color w:val="000000"/>
+          <w:sz w:val="24"/>
+        </w:rPr>
+        <w:t>i</w:t>
+      </w:r>
+      <w:r>
+        <w:rPr>
+          <w:rFonts w:ascii="Charis SIL Regular" w:hAnsi="Charis SIL Regular" w:eastAsia="Charis SIL Regular"/>
+          <w:b w:val="0"/>
+          <w:i w:val="0"/>
+          <w:color w:val="000000"/>
+          <w:sz w:val="24"/>
+        </w:rPr>
+        <w:t xml:space="preserve">sch Museum in Delft (het latere </w:t>
       </w:r>
       <w:r>
         <w:rPr>

--- a/EXPORTS/DOCX/published/niveau3/Dutch/WageningenUniversity.docx
+++ b/EXPORTS/DOCX/published/niveau3/Dutch/WageningenUniversity.docx
@@ -263,7 +263,25 @@
           <w:color w:val="000000"/>
           <w:sz w:val="24"/>
         </w:rPr>
-        <w:t>had vanaf begin 20ste eeuw een museumopstelling met voorwerpen u</w:t>
+        <w:t>had vanaf begin 20ste eeuw een museumopstelling met v</w:t>
+      </w:r>
+      <w:r>
+        <w:rPr>
+          <w:u w:val="single" w:color="0000ff"/>
+          <w:rFonts w:ascii="Charis SIL Regular" w:hAnsi="Charis SIL Regular" w:eastAsia="Charis SIL Regular"/>
+          <w:b w:val="0"/>
+          <w:i w:val="0"/>
+          <w:color w:val="000000"/>
+          <w:sz w:val="24"/>
+        </w:rPr>
+        <w:hyperlink r:id="rId9" w:history="1">
+          <w:r>
+            <w:rPr>
+              <w:rStyle w:val="Hyperlink"/>
+            </w:rPr>
+            <w:t>oorwerpen u</w:t>
+          </w:r>
+        </w:hyperlink>
       </w:r>
       <w:r>
         <w:rPr>
@@ -292,7 +310,7 @@
           <w:sz w:val="24"/>
           <w:u w:val="single"/>
         </w:rPr>
-        <w:hyperlink r:id="rId9" w:history="1">
+        <w:hyperlink r:id="rId10" w:history="1">
           <w:r>
             <w:rPr>
               <w:rStyle w:val="Hyperlink"/>
@@ -310,7 +328,7 @@
           <w:sz w:val="24"/>
           <w:u w:val="single"/>
         </w:rPr>
-        <w:hyperlink r:id="rId9" w:history="1">
+        <w:hyperlink r:id="rId10" w:history="1">
           <w:r>
             <w:rPr>
               <w:rStyle w:val="Hyperlink"/>
@@ -328,7 +346,7 @@
           <w:sz w:val="24"/>
           <w:u w:val="single"/>
         </w:rPr>
-        <w:hyperlink r:id="rId9" w:history="1">
+        <w:hyperlink r:id="rId10" w:history="1">
           <w:r>
             <w:rPr>
               <w:rStyle w:val="Hyperlink"/>
@@ -588,8 +606,63 @@
           <w:i w:val="0"/>
           <w:color w:val="0000FF"/>
           <w:sz w:val="24"/>
+          <w:u w:val="single"/>
         </w:rPr>
-        <w:t xml:space="preserve">Rijksmuseum </w:t>
+        <w:hyperlink r:id="rId11" w:history="1">
+          <w:r>
+            <w:rPr>
+              <w:rStyle w:val="Hyperlink"/>
+            </w:rPr>
+            <w:t>Rijk</w:t>
+          </w:r>
+        </w:hyperlink>
+      </w:r>
+      <w:r>
+        <w:rPr>
+          <w:rFonts w:ascii="Charis SIL Regular" w:hAnsi="Charis SIL Regular" w:eastAsia="Charis SIL Regular"/>
+          <w:b w:val="0"/>
+          <w:i w:val="0"/>
+          <w:color w:val="0000FF"/>
+          <w:sz w:val="24"/>
+          <w:u w:val="single"/>
+        </w:rPr>
+        <w:hyperlink r:id="rId11" w:history="1">
+          <w:r>
+            <w:rPr>
+              <w:rStyle w:val="Hyperlink"/>
+            </w:rPr>
+            <w:t>s</w:t>
+          </w:r>
+        </w:hyperlink>
+      </w:r>
+      <w:r>
+        <w:rPr>
+          <w:rFonts w:ascii="Charis SIL Regular" w:hAnsi="Charis SIL Regular" w:eastAsia="Charis SIL Regular"/>
+          <w:b w:val="0"/>
+          <w:i w:val="0"/>
+          <w:color w:val="0000FF"/>
+          <w:sz w:val="24"/>
+          <w:u w:val="single"/>
+        </w:rPr>
+        <w:hyperlink r:id="rId11" w:history="1">
+          <w:r>
+            <w:rPr>
+              <w:rStyle w:val="Hyperlink"/>
+            </w:rPr>
+            <w:t>museum</w:t>
+          </w:r>
+        </w:hyperlink>
+      </w:r>
+      <w:r>
+        <w:rPr>
+          <w:rFonts w:ascii="Charis SIL Regular" w:hAnsi="Charis SIL Regular" w:eastAsia="Charis SIL Regular"/>
+          <w:b w:val="0"/>
+          <w:i w:val="0"/>
+          <w:color w:val="0000FF"/>
+          <w:sz w:val="24"/>
+          <w:u w:val="single"/>
+        </w:rPr>
+        <w:t xml:space="preserve"> </w:t>
       </w:r>
       <w:r>
         <w:rPr>
@@ -919,7 +992,7 @@
           <w:color w:val="000000"/>
           <w:sz w:val="24"/>
         </w:rPr>
-        <w:t>lector van de Landbouwhogeschool, was vanaf ca. 1946 tot 1</w:t>
+        <w:t>lector van d</w:t>
       </w:r>
       <w:r>
         <w:rPr>
@@ -930,7 +1003,143 @@
           <w:color w:val="000000"/>
           <w:sz w:val="24"/>
         </w:rPr>
-        <w:t xml:space="preserve">953 te zien. In de </w:t>
+        <w:hyperlink r:id="rId13" w:history="1">
+          <w:r>
+            <w:rPr>
+              <w:rStyle w:val="Hyperlink"/>
+            </w:rPr>
+            <w:t>e Landbo</w:t>
+          </w:r>
+        </w:hyperlink>
+      </w:r>
+      <w:r>
+        <w:rPr>
+          <w:u w:val="single" w:color="0000ff"/>
+          <w:rFonts w:ascii="Charis SIL Regular" w:hAnsi="Charis SIL Regular" w:eastAsia="Charis SIL Regular"/>
+          <w:b w:val="0"/>
+          <w:i w:val="0"/>
+          <w:color w:val="000000"/>
+          <w:sz w:val="24"/>
+        </w:rPr>
+        <w:hyperlink r:id="rId13" w:history="1">
+          <w:r>
+            <w:rPr>
+              <w:rStyle w:val="Hyperlink"/>
+            </w:rPr>
+            <w:t>u</w:t>
+          </w:r>
+        </w:hyperlink>
+      </w:r>
+      <w:r>
+        <w:rPr>
+          <w:u w:val="single" w:color="0000ff"/>
+          <w:rFonts w:ascii="Charis SIL Regular" w:hAnsi="Charis SIL Regular" w:eastAsia="Charis SIL Regular"/>
+          <w:b w:val="0"/>
+          <w:i w:val="0"/>
+          <w:color w:val="000000"/>
+          <w:sz w:val="24"/>
+        </w:rPr>
+        <w:hyperlink r:id="rId13" w:history="1">
+          <w:r>
+            <w:rPr>
+              <w:rStyle w:val="Hyperlink"/>
+            </w:rPr>
+            <w:t>whogesc</w:t>
+          </w:r>
+        </w:hyperlink>
+      </w:r>
+      <w:r>
+        <w:rPr>
+          <w:rFonts w:ascii="Charis SIL Regular" w:hAnsi="Charis SIL Regular" w:eastAsia="Charis SIL Regular"/>
+          <w:b w:val="0"/>
+          <w:i w:val="0"/>
+          <w:color w:val="000000"/>
+          <w:sz w:val="24"/>
+        </w:rPr>
+        <w:t>hool, was vanaf ca. 1946 tot 1</w:t>
+      </w:r>
+      <w:r>
+        <w:rPr>
+          <w:u w:val="single" w:color="0000ff"/>
+          <w:rFonts w:ascii="Charis SIL Regular" w:hAnsi="Charis SIL Regular" w:eastAsia="Charis SIL Regular"/>
+          <w:b w:val="0"/>
+          <w:i w:val="0"/>
+          <w:color w:val="000000"/>
+          <w:sz w:val="24"/>
+        </w:rPr>
+        <w:t>9</w:t>
+      </w:r>
+      <w:r>
+        <w:rPr>
+          <w:u w:val="single" w:color="0000ff"/>
+          <w:rFonts w:ascii="Charis SIL Regular" w:hAnsi="Charis SIL Regular" w:eastAsia="Charis SIL Regular"/>
+          <w:b w:val="0"/>
+          <w:i w:val="0"/>
+          <w:color w:val="000000"/>
+          <w:sz w:val="24"/>
+        </w:rPr>
+        <w:hyperlink r:id="rId14" w:history="1">
+          <w:r>
+            <w:rPr>
+              <w:rStyle w:val="Hyperlink"/>
+            </w:rPr>
+            <w:t>53 t</w:t>
+          </w:r>
+        </w:hyperlink>
+      </w:r>
+      <w:r>
+        <w:rPr>
+          <w:u w:val="single" w:color="0000ff"/>
+          <w:rFonts w:ascii="Charis SIL Regular" w:hAnsi="Charis SIL Regular" w:eastAsia="Charis SIL Regular"/>
+          <w:b w:val="0"/>
+          <w:i w:val="0"/>
+          <w:color w:val="000000"/>
+          <w:sz w:val="24"/>
+        </w:rPr>
+        <w:hyperlink r:id="rId14" w:history="1">
+          <w:r>
+            <w:rPr>
+              <w:rStyle w:val="Hyperlink"/>
+            </w:rPr>
+            <w:t>e</w:t>
+          </w:r>
+        </w:hyperlink>
+      </w:r>
+      <w:r>
+        <w:rPr>
+          <w:u w:val="single" w:color="0000ff"/>
+          <w:rFonts w:ascii="Charis SIL Regular" w:hAnsi="Charis SIL Regular" w:eastAsia="Charis SIL Regular"/>
+          <w:b w:val="0"/>
+          <w:i w:val="0"/>
+          <w:color w:val="000000"/>
+          <w:sz w:val="24"/>
+        </w:rPr>
+        <w:hyperlink r:id="rId14" w:history="1">
+          <w:r>
+            <w:rPr>
+              <w:rStyle w:val="Hyperlink"/>
+            </w:rPr>
+            <w:t xml:space="preserve"> zien. In</w:t>
+          </w:r>
+        </w:hyperlink>
+      </w:r>
+      <w:r>
+        <w:rPr>
+          <w:u w:val="single" w:color="0000ff"/>
+          <w:rFonts w:ascii="Charis SIL Regular" w:hAnsi="Charis SIL Regular" w:eastAsia="Charis SIL Regular"/>
+          <w:b w:val="0"/>
+          <w:i w:val="0"/>
+          <w:color w:val="000000"/>
+          <w:sz w:val="24"/>
+        </w:rPr>
+        <w:hyperlink r:id="rId14" w:history="1">
+          <w:r>
+            <w:rPr>
+              <w:rStyle w:val="Hyperlink"/>
+            </w:rPr>
+            <w:t xml:space="preserve"> de </w:t>
+          </w:r>
+        </w:hyperlink>
       </w:r>
       <w:r>
         <w:rPr>
@@ -1856,89 +2065,7 @@
           <w:color w:val="000000"/>
           <w:sz w:val="24"/>
         </w:rPr>
-        <w:t>Volkenkunde. H</w:t>
-      </w:r>
-      <w:r>
-        <w:rPr>
-          <w:u w:val="single" w:color="0000ff"/>
-          <w:rFonts w:ascii="Charis SIL Regular" w:hAnsi="Charis SIL Regular" w:eastAsia="Charis SIL Regular"/>
-          <w:b w:val="0"/>
-          <w:i w:val="0"/>
-          <w:color w:val="000000"/>
-          <w:sz w:val="24"/>
-        </w:rPr>
-        <w:hyperlink r:id="rId18" w:history="1">
-          <w:r>
-            <w:rPr>
-              <w:rStyle w:val="Hyperlink"/>
-            </w:rPr>
-            <w:t>et N</w:t>
-          </w:r>
-        </w:hyperlink>
-      </w:r>
-      <w:r>
-        <w:rPr>
-          <w:u w:val="single" w:color="0000ff"/>
-          <w:rFonts w:ascii="Charis SIL Regular" w:hAnsi="Charis SIL Regular" w:eastAsia="Charis SIL Regular"/>
-          <w:b w:val="0"/>
-          <w:i w:val="0"/>
-          <w:color w:val="000000"/>
-          <w:sz w:val="24"/>
-        </w:rPr>
-        <w:hyperlink r:id="rId18" w:history="1">
-          <w:r>
-            <w:rPr>
-              <w:rStyle w:val="Hyperlink"/>
-            </w:rPr>
-            <w:t>a</w:t>
-          </w:r>
-        </w:hyperlink>
-      </w:r>
-      <w:r>
-        <w:rPr>
-          <w:u w:val="single" w:color="0000ff"/>
-          <w:rFonts w:ascii="Charis SIL Regular" w:hAnsi="Charis SIL Regular" w:eastAsia="Charis SIL Regular"/>
-          <w:b w:val="0"/>
-          <w:i w:val="0"/>
-          <w:color w:val="000000"/>
-          <w:sz w:val="24"/>
-        </w:rPr>
-        <w:hyperlink r:id="rId18" w:history="1">
-          <w:r>
-            <w:rPr>
-              <w:rStyle w:val="Hyperlink"/>
-            </w:rPr>
-            <w:t>tiona</w:t>
-          </w:r>
-        </w:hyperlink>
-      </w:r>
-      <w:r>
-        <w:rPr>
-          <w:rFonts w:ascii="Charis SIL Regular" w:hAnsi="Charis SIL Regular" w:eastAsia="Charis SIL Regular"/>
-          <w:b w:val="0"/>
-          <w:i w:val="0"/>
-          <w:color w:val="000000"/>
-          <w:sz w:val="24"/>
-        </w:rPr>
-        <w:t>al Archief beh</w:t>
-      </w:r>
-      <w:r>
-        <w:rPr>
-          <w:u w:val="single" w:color="0000ff"/>
-          <w:rFonts w:ascii="Charis SIL Regular" w:hAnsi="Charis SIL Regular" w:eastAsia="Charis SIL Regular"/>
-          <w:b w:val="0"/>
-          <w:i w:val="0"/>
-          <w:color w:val="000000"/>
-          <w:sz w:val="24"/>
-        </w:rPr>
-        <w:hyperlink r:id="rId19" w:history="1">
-          <w:r>
-            <w:rPr>
-              <w:rStyle w:val="Hyperlink"/>
-            </w:rPr>
-            <w:t>eert arch</w:t>
-          </w:r>
-        </w:hyperlink>
+        <w:t>Volkenkunde. Het Nationaal Archief beheert arch</w:t>
       </w:r>
       <w:r>
         <w:rPr>

--- a/EXPORTS/DOCX/published/niveau3/Dutch/WageningenUniversity.docx
+++ b/EXPORTS/DOCX/published/niveau3/Dutch/WageningenUniversity.docx
@@ -310,7 +310,7 @@
           <w:sz w:val="24"/>
           <w:u w:val="single"/>
         </w:rPr>
-        <w:hyperlink r:id="rId10" w:history="1">
+        <w:hyperlink r:id="rId9" w:history="1">
           <w:r>
             <w:rPr>
               <w:rStyle w:val="Hyperlink"/>
@@ -328,7 +328,7 @@
           <w:sz w:val="24"/>
           <w:u w:val="single"/>
         </w:rPr>
-        <w:hyperlink r:id="rId10" w:history="1">
+        <w:hyperlink r:id="rId9" w:history="1">
           <w:r>
             <w:rPr>
               <w:rStyle w:val="Hyperlink"/>
@@ -346,7 +346,7 @@
           <w:sz w:val="24"/>
           <w:u w:val="single"/>
         </w:rPr>
-        <w:hyperlink r:id="rId10" w:history="1">
+        <w:hyperlink r:id="rId9" w:history="1">
           <w:r>
             <w:rPr>
               <w:rStyle w:val="Hyperlink"/>
@@ -785,14 +785,7 @@
           <w:color w:val="000000"/>
           <w:sz w:val="24"/>
         </w:rPr>
-        <w:hyperlink r:id="rId12" w:history="1">
-          <w:r>
-            <w:rPr>
-              <w:rStyle w:val="Hyperlink"/>
-            </w:rPr>
-            <w:t xml:space="preserve">toenmalige </w:t>
-          </w:r>
-        </w:hyperlink>
+        <w:t xml:space="preserve">toenmalige </w:t>
       </w:r>
       <w:r>
         <w:rPr>
@@ -2065,7 +2058,89 @@
           <w:color w:val="000000"/>
           <w:sz w:val="24"/>
         </w:rPr>
-        <w:t>Volkenkunde. Het Nationaal Archief beheert arch</w:t>
+        <w:t>Volkenkunde. H</w:t>
+      </w:r>
+      <w:r>
+        <w:rPr>
+          <w:u w:val="single" w:color="0000ff"/>
+          <w:rFonts w:ascii="Charis SIL Regular" w:hAnsi="Charis SIL Regular" w:eastAsia="Charis SIL Regular"/>
+          <w:b w:val="0"/>
+          <w:i w:val="0"/>
+          <w:color w:val="000000"/>
+          <w:sz w:val="24"/>
+        </w:rPr>
+        <w:hyperlink r:id="rId18" w:history="1">
+          <w:r>
+            <w:rPr>
+              <w:rStyle w:val="Hyperlink"/>
+            </w:rPr>
+            <w:t>et N</w:t>
+          </w:r>
+        </w:hyperlink>
+      </w:r>
+      <w:r>
+        <w:rPr>
+          <w:u w:val="single" w:color="0000ff"/>
+          <w:rFonts w:ascii="Charis SIL Regular" w:hAnsi="Charis SIL Regular" w:eastAsia="Charis SIL Regular"/>
+          <w:b w:val="0"/>
+          <w:i w:val="0"/>
+          <w:color w:val="000000"/>
+          <w:sz w:val="24"/>
+        </w:rPr>
+        <w:hyperlink r:id="rId18" w:history="1">
+          <w:r>
+            <w:rPr>
+              <w:rStyle w:val="Hyperlink"/>
+            </w:rPr>
+            <w:t>a</w:t>
+          </w:r>
+        </w:hyperlink>
+      </w:r>
+      <w:r>
+        <w:rPr>
+          <w:u w:val="single" w:color="0000ff"/>
+          <w:rFonts w:ascii="Charis SIL Regular" w:hAnsi="Charis SIL Regular" w:eastAsia="Charis SIL Regular"/>
+          <w:b w:val="0"/>
+          <w:i w:val="0"/>
+          <w:color w:val="000000"/>
+          <w:sz w:val="24"/>
+        </w:rPr>
+        <w:hyperlink r:id="rId18" w:history="1">
+          <w:r>
+            <w:rPr>
+              <w:rStyle w:val="Hyperlink"/>
+            </w:rPr>
+            <w:t>tiona</w:t>
+          </w:r>
+        </w:hyperlink>
+      </w:r>
+      <w:r>
+        <w:rPr>
+          <w:rFonts w:ascii="Charis SIL Regular" w:hAnsi="Charis SIL Regular" w:eastAsia="Charis SIL Regular"/>
+          <w:b w:val="0"/>
+          <w:i w:val="0"/>
+          <w:color w:val="000000"/>
+          <w:sz w:val="24"/>
+        </w:rPr>
+        <w:t>al Archief beh</w:t>
+      </w:r>
+      <w:r>
+        <w:rPr>
+          <w:u w:val="single" w:color="0000ff"/>
+          <w:rFonts w:ascii="Charis SIL Regular" w:hAnsi="Charis SIL Regular" w:eastAsia="Charis SIL Regular"/>
+          <w:b w:val="0"/>
+          <w:i w:val="0"/>
+          <w:color w:val="000000"/>
+          <w:sz w:val="24"/>
+        </w:rPr>
+        <w:hyperlink r:id="rId19" w:history="1">
+          <w:r>
+            <w:rPr>
+              <w:rStyle w:val="Hyperlink"/>
+            </w:rPr>
+            <w:t>eert arch</w:t>
+          </w:r>
+        </w:hyperlink>
       </w:r>
       <w:r>
         <w:rPr>

--- a/EXPORTS/DOCX/published/niveau3/Dutch/WageningenUniversity.docx
+++ b/EXPORTS/DOCX/published/niveau3/Dutch/WageningenUniversity.docx
@@ -263,25 +263,7 @@
           <w:color w:val="000000"/>
           <w:sz w:val="24"/>
         </w:rPr>
-        <w:t>had vanaf begin 20ste eeuw een museumopstelling met v</w:t>
-      </w:r>
-      <w:r>
-        <w:rPr>
-          <w:u w:val="single" w:color="0000ff"/>
-          <w:rFonts w:ascii="Charis SIL Regular" w:hAnsi="Charis SIL Regular" w:eastAsia="Charis SIL Regular"/>
-          <w:b w:val="0"/>
-          <w:i w:val="0"/>
-          <w:color w:val="000000"/>
-          <w:sz w:val="24"/>
-        </w:rPr>
-        <w:hyperlink r:id="rId9" w:history="1">
-          <w:r>
-            <w:rPr>
-              <w:rStyle w:val="Hyperlink"/>
-            </w:rPr>
-            <w:t>oorwerpen u</w:t>
-          </w:r>
-        </w:hyperlink>
+        <w:t>had vanaf begin 20ste eeuw een museumopstelling met voorwerpen u</w:t>
       </w:r>
       <w:r>
         <w:rPr>
@@ -346,7 +328,7 @@
           <w:sz w:val="24"/>
           <w:u w:val="single"/>
         </w:rPr>
-        <w:hyperlink r:id="rId9" w:history="1">
+        <w:hyperlink r:id="rId10" w:history="1">
           <w:r>
             <w:rPr>
               <w:rStyle w:val="Hyperlink"/>
@@ -400,7 +382,7 @@
           <w:sz w:val="24"/>
           <w:u w:val="single"/>
         </w:rPr>
-        <w:hyperlink r:id="rId9" w:history="1">
+        <w:hyperlink r:id="rId10" w:history="1">
           <w:r>
             <w:rPr>
               <w:rStyle w:val="Hyperlink"/>
@@ -445,25 +427,7 @@
           <w:color w:val="000000"/>
           <w:sz w:val="24"/>
         </w:rPr>
-        <w:t>gebruikt werd bij het onderwijs in de land- en volkenkunde. Deze verza</w:t>
-      </w:r>
-      <w:r>
-        <w:rPr>
-          <w:u w:val="single" w:color="0000ff"/>
-          <w:rFonts w:ascii="Charis SIL Regular" w:hAnsi="Charis SIL Regular" w:eastAsia="Charis SIL Regular"/>
-          <w:b w:val="0"/>
-          <w:i w:val="0"/>
-          <w:color w:val="000000"/>
-          <w:sz w:val="24"/>
-        </w:rPr>
-        <w:hyperlink r:id="rId10" w:history="1">
-          <w:r>
-            <w:rPr>
-              <w:rStyle w:val="Hyperlink"/>
-            </w:rPr>
-            <w:t xml:space="preserve">meling werd </w:t>
-          </w:r>
-        </w:hyperlink>
+        <w:t xml:space="preserve">gebruikt werd bij het onderwijs in de land- en volkenkunde. Deze verzameling werd </w:t>
       </w:r>
       <w:r>
         <w:rPr>
@@ -606,63 +570,8 @@
           <w:i w:val="0"/>
           <w:color w:val="0000FF"/>
           <w:sz w:val="24"/>
-          <w:u w:val="single"/>
         </w:rPr>
-        <w:hyperlink r:id="rId11" w:history="1">
-          <w:r>
-            <w:rPr>
-              <w:rStyle w:val="Hyperlink"/>
-            </w:rPr>
-            <w:t>Rijk</w:t>
-          </w:r>
-        </w:hyperlink>
-      </w:r>
-      <w:r>
-        <w:rPr>
-          <w:rFonts w:ascii="Charis SIL Regular" w:hAnsi="Charis SIL Regular" w:eastAsia="Charis SIL Regular"/>
-          <w:b w:val="0"/>
-          <w:i w:val="0"/>
-          <w:color w:val="0000FF"/>
-          <w:sz w:val="24"/>
-          <w:u w:val="single"/>
-        </w:rPr>
-        <w:hyperlink r:id="rId11" w:history="1">
-          <w:r>
-            <w:rPr>
-              <w:rStyle w:val="Hyperlink"/>
-            </w:rPr>
-            <w:t>s</w:t>
-          </w:r>
-        </w:hyperlink>
-      </w:r>
-      <w:r>
-        <w:rPr>
-          <w:rFonts w:ascii="Charis SIL Regular" w:hAnsi="Charis SIL Regular" w:eastAsia="Charis SIL Regular"/>
-          <w:b w:val="0"/>
-          <w:i w:val="0"/>
-          <w:color w:val="0000FF"/>
-          <w:sz w:val="24"/>
-          <w:u w:val="single"/>
-        </w:rPr>
-        <w:hyperlink r:id="rId11" w:history="1">
-          <w:r>
-            <w:rPr>
-              <w:rStyle w:val="Hyperlink"/>
-            </w:rPr>
-            <w:t>museum</w:t>
-          </w:r>
-        </w:hyperlink>
-      </w:r>
-      <w:r>
-        <w:rPr>
-          <w:rFonts w:ascii="Charis SIL Regular" w:hAnsi="Charis SIL Regular" w:eastAsia="Charis SIL Regular"/>
-          <w:b w:val="0"/>
-          <w:i w:val="0"/>
-          <w:color w:val="0000FF"/>
-          <w:sz w:val="24"/>
-          <w:u w:val="single"/>
-        </w:rPr>
-        <w:t xml:space="preserve"> </w:t>
+        <w:t xml:space="preserve">Rijksmuseum </w:t>
       </w:r>
       <w:r>
         <w:rPr>
@@ -778,14 +687,20 @@
       </w:r>
       <w:r>
         <w:rPr>
-          <w:u w:val="single" w:color="0000ff"/>
           <w:rFonts w:ascii="Charis SIL Regular" w:hAnsi="Charis SIL Regular" w:eastAsia="Charis SIL Regular"/>
           <w:b w:val="0"/>
           <w:i w:val="0"/>
           <w:color w:val="000000"/>
           <w:sz w:val="24"/>
         </w:rPr>
-        <w:t xml:space="preserve">toenmalige </w:t>
+        <w:hyperlink r:id="rId12" w:history="1">
+          <w:r>
+            <w:rPr>
+              <w:rStyle w:val="Hyperlink"/>
+            </w:rPr>
+            <w:t xml:space="preserve">toenmalige </w:t>
+          </w:r>
+        </w:hyperlink>
       </w:r>
       <w:r>
         <w:rPr>
@@ -985,154 +900,7 @@
           <w:color w:val="000000"/>
           <w:sz w:val="24"/>
         </w:rPr>
-        <w:t>lector van d</w:t>
-      </w:r>
-      <w:r>
-        <w:rPr>
-          <w:u w:val="single" w:color="0000ff"/>
-          <w:rFonts w:ascii="Charis SIL Regular" w:hAnsi="Charis SIL Regular" w:eastAsia="Charis SIL Regular"/>
-          <w:b w:val="0"/>
-          <w:i w:val="0"/>
-          <w:color w:val="000000"/>
-          <w:sz w:val="24"/>
-        </w:rPr>
-        <w:hyperlink r:id="rId13" w:history="1">
-          <w:r>
-            <w:rPr>
-              <w:rStyle w:val="Hyperlink"/>
-            </w:rPr>
-            <w:t>e Landbo</w:t>
-          </w:r>
-        </w:hyperlink>
-      </w:r>
-      <w:r>
-        <w:rPr>
-          <w:u w:val="single" w:color="0000ff"/>
-          <w:rFonts w:ascii="Charis SIL Regular" w:hAnsi="Charis SIL Regular" w:eastAsia="Charis SIL Regular"/>
-          <w:b w:val="0"/>
-          <w:i w:val="0"/>
-          <w:color w:val="000000"/>
-          <w:sz w:val="24"/>
-        </w:rPr>
-        <w:hyperlink r:id="rId13" w:history="1">
-          <w:r>
-            <w:rPr>
-              <w:rStyle w:val="Hyperlink"/>
-            </w:rPr>
-            <w:t>u</w:t>
-          </w:r>
-        </w:hyperlink>
-      </w:r>
-      <w:r>
-        <w:rPr>
-          <w:u w:val="single" w:color="0000ff"/>
-          <w:rFonts w:ascii="Charis SIL Regular" w:hAnsi="Charis SIL Regular" w:eastAsia="Charis SIL Regular"/>
-          <w:b w:val="0"/>
-          <w:i w:val="0"/>
-          <w:color w:val="000000"/>
-          <w:sz w:val="24"/>
-        </w:rPr>
-        <w:hyperlink r:id="rId13" w:history="1">
-          <w:r>
-            <w:rPr>
-              <w:rStyle w:val="Hyperlink"/>
-            </w:rPr>
-            <w:t>whogesc</w:t>
-          </w:r>
-        </w:hyperlink>
-      </w:r>
-      <w:r>
-        <w:rPr>
-          <w:rFonts w:ascii="Charis SIL Regular" w:hAnsi="Charis SIL Regular" w:eastAsia="Charis SIL Regular"/>
-          <w:b w:val="0"/>
-          <w:i w:val="0"/>
-          <w:color w:val="000000"/>
-          <w:sz w:val="24"/>
-        </w:rPr>
-        <w:t>hool, was vanaf ca. 1946 tot 1</w:t>
-      </w:r>
-      <w:r>
-        <w:rPr>
-          <w:u w:val="single" w:color="0000ff"/>
-          <w:rFonts w:ascii="Charis SIL Regular" w:hAnsi="Charis SIL Regular" w:eastAsia="Charis SIL Regular"/>
-          <w:b w:val="0"/>
-          <w:i w:val="0"/>
-          <w:color w:val="000000"/>
-          <w:sz w:val="24"/>
-        </w:rPr>
-        <w:t>9</w:t>
-      </w:r>
-      <w:r>
-        <w:rPr>
-          <w:u w:val="single" w:color="0000ff"/>
-          <w:rFonts w:ascii="Charis SIL Regular" w:hAnsi="Charis SIL Regular" w:eastAsia="Charis SIL Regular"/>
-          <w:b w:val="0"/>
-          <w:i w:val="0"/>
-          <w:color w:val="000000"/>
-          <w:sz w:val="24"/>
-        </w:rPr>
-        <w:hyperlink r:id="rId14" w:history="1">
-          <w:r>
-            <w:rPr>
-              <w:rStyle w:val="Hyperlink"/>
-            </w:rPr>
-            <w:t>53 t</w:t>
-          </w:r>
-        </w:hyperlink>
-      </w:r>
-      <w:r>
-        <w:rPr>
-          <w:u w:val="single" w:color="0000ff"/>
-          <w:rFonts w:ascii="Charis SIL Regular" w:hAnsi="Charis SIL Regular" w:eastAsia="Charis SIL Regular"/>
-          <w:b w:val="0"/>
-          <w:i w:val="0"/>
-          <w:color w:val="000000"/>
-          <w:sz w:val="24"/>
-        </w:rPr>
-        <w:hyperlink r:id="rId14" w:history="1">
-          <w:r>
-            <w:rPr>
-              <w:rStyle w:val="Hyperlink"/>
-            </w:rPr>
-            <w:t>e</w:t>
-          </w:r>
-        </w:hyperlink>
-      </w:r>
-      <w:r>
-        <w:rPr>
-          <w:u w:val="single" w:color="0000ff"/>
-          <w:rFonts w:ascii="Charis SIL Regular" w:hAnsi="Charis SIL Regular" w:eastAsia="Charis SIL Regular"/>
-          <w:b w:val="0"/>
-          <w:i w:val="0"/>
-          <w:color w:val="000000"/>
-          <w:sz w:val="24"/>
-        </w:rPr>
-        <w:hyperlink r:id="rId14" w:history="1">
-          <w:r>
-            <w:rPr>
-              <w:rStyle w:val="Hyperlink"/>
-            </w:rPr>
-            <w:t xml:space="preserve"> zien. In</w:t>
-          </w:r>
-        </w:hyperlink>
-      </w:r>
-      <w:r>
-        <w:rPr>
-          <w:u w:val="single" w:color="0000ff"/>
-          <w:rFonts w:ascii="Charis SIL Regular" w:hAnsi="Charis SIL Regular" w:eastAsia="Charis SIL Regular"/>
-          <w:b w:val="0"/>
-          <w:i w:val="0"/>
-          <w:color w:val="000000"/>
-          <w:sz w:val="24"/>
-        </w:rPr>
-        <w:hyperlink r:id="rId14" w:history="1">
-          <w:r>
-            <w:rPr>
-              <w:rStyle w:val="Hyperlink"/>
-            </w:rPr>
-            <w:t xml:space="preserve"> de </w:t>
-          </w:r>
-        </w:hyperlink>
+        <w:t xml:space="preserve">lector van de Landbouwhogeschool, was vanaf ca. 1946 tot 1953 te zien. In de </w:t>
       </w:r>
       <w:r>
         <w:rPr>
@@ -1286,7 +1054,6 @@
       </w:r>
       <w:r>
         <w:rPr>
-          <w:u w:val="single" w:color="0000ff"/>
           <w:rFonts w:ascii="Charis SIL Regular" w:hAnsi="Charis SIL Regular" w:eastAsia="Charis SIL Regular"/>
           <w:b w:val="0"/>
           <w:i w:val="0"/>
@@ -1297,13 +1064,24 @@
       </w:r>
       <w:r>
         <w:rPr>
+          <w:u w:val="single" w:color="0000ff"/>
           <w:rFonts w:ascii="Charis SIL Regular" w:hAnsi="Charis SIL Regular" w:eastAsia="Charis SIL Regular"/>
           <w:b w:val="0"/>
           <w:i w:val="0"/>
           <w:color w:val="000000"/>
           <w:sz w:val="24"/>
         </w:rPr>
-        <w:t xml:space="preserve">sch Museum in Delft (het latere </w:t>
+        <w:t>s</w:t>
+      </w:r>
+      <w:r>
+        <w:rPr>
+          <w:rFonts w:ascii="Charis SIL Regular" w:hAnsi="Charis SIL Regular" w:eastAsia="Charis SIL Regular"/>
+          <w:b w:val="0"/>
+          <w:i w:val="0"/>
+          <w:color w:val="000000"/>
+          <w:sz w:val="24"/>
+        </w:rPr>
+        <w:t xml:space="preserve">ch Museum in Delft (het latere </w:t>
       </w:r>
       <w:r>
         <w:rPr>
@@ -2058,89 +1836,7 @@
           <w:color w:val="000000"/>
           <w:sz w:val="24"/>
         </w:rPr>
-        <w:t>Volkenkunde. H</w:t>
-      </w:r>
-      <w:r>
-        <w:rPr>
-          <w:u w:val="single" w:color="0000ff"/>
-          <w:rFonts w:ascii="Charis SIL Regular" w:hAnsi="Charis SIL Regular" w:eastAsia="Charis SIL Regular"/>
-          <w:b w:val="0"/>
-          <w:i w:val="0"/>
-          <w:color w:val="000000"/>
-          <w:sz w:val="24"/>
-        </w:rPr>
-        <w:hyperlink r:id="rId18" w:history="1">
-          <w:r>
-            <w:rPr>
-              <w:rStyle w:val="Hyperlink"/>
-            </w:rPr>
-            <w:t>et N</w:t>
-          </w:r>
-        </w:hyperlink>
-      </w:r>
-      <w:r>
-        <w:rPr>
-          <w:u w:val="single" w:color="0000ff"/>
-          <w:rFonts w:ascii="Charis SIL Regular" w:hAnsi="Charis SIL Regular" w:eastAsia="Charis SIL Regular"/>
-          <w:b w:val="0"/>
-          <w:i w:val="0"/>
-          <w:color w:val="000000"/>
-          <w:sz w:val="24"/>
-        </w:rPr>
-        <w:hyperlink r:id="rId18" w:history="1">
-          <w:r>
-            <w:rPr>
-              <w:rStyle w:val="Hyperlink"/>
-            </w:rPr>
-            <w:t>a</w:t>
-          </w:r>
-        </w:hyperlink>
-      </w:r>
-      <w:r>
-        <w:rPr>
-          <w:u w:val="single" w:color="0000ff"/>
-          <w:rFonts w:ascii="Charis SIL Regular" w:hAnsi="Charis SIL Regular" w:eastAsia="Charis SIL Regular"/>
-          <w:b w:val="0"/>
-          <w:i w:val="0"/>
-          <w:color w:val="000000"/>
-          <w:sz w:val="24"/>
-        </w:rPr>
-        <w:hyperlink r:id="rId18" w:history="1">
-          <w:r>
-            <w:rPr>
-              <w:rStyle w:val="Hyperlink"/>
-            </w:rPr>
-            <w:t>tiona</w:t>
-          </w:r>
-        </w:hyperlink>
-      </w:r>
-      <w:r>
-        <w:rPr>
-          <w:rFonts w:ascii="Charis SIL Regular" w:hAnsi="Charis SIL Regular" w:eastAsia="Charis SIL Regular"/>
-          <w:b w:val="0"/>
-          <w:i w:val="0"/>
-          <w:color w:val="000000"/>
-          <w:sz w:val="24"/>
-        </w:rPr>
-        <w:t>al Archief beh</w:t>
-      </w:r>
-      <w:r>
-        <w:rPr>
-          <w:u w:val="single" w:color="0000ff"/>
-          <w:rFonts w:ascii="Charis SIL Regular" w:hAnsi="Charis SIL Regular" w:eastAsia="Charis SIL Regular"/>
-          <w:b w:val="0"/>
-          <w:i w:val="0"/>
-          <w:color w:val="000000"/>
-          <w:sz w:val="24"/>
-        </w:rPr>
-        <w:hyperlink r:id="rId19" w:history="1">
-          <w:r>
-            <w:rPr>
-              <w:rStyle w:val="Hyperlink"/>
-            </w:rPr>
-            <w:t>eert arch</w:t>
-          </w:r>
-        </w:hyperlink>
+        <w:t>Volkenkunde. Het Nationaal Archief beheert arch</w:t>
       </w:r>
       <w:r>
         <w:rPr>

--- a/EXPORTS/DOCX/published/niveau3/Dutch/WageningenUniversity.docx
+++ b/EXPORTS/DOCX/published/niveau3/Dutch/WageningenUniversity.docx
@@ -263,7 +263,25 @@
           <w:color w:val="000000"/>
           <w:sz w:val="24"/>
         </w:rPr>
-        <w:t>had vanaf begin 20ste eeuw een museumopstelling met voorwerpen u</w:t>
+        <w:t>had vanaf begin 20ste eeuw een museumopstelling met v</w:t>
+      </w:r>
+      <w:r>
+        <w:rPr>
+          <w:u w:val="single" w:color="0000ff"/>
+          <w:rFonts w:ascii="Charis SIL Regular" w:hAnsi="Charis SIL Regular" w:eastAsia="Charis SIL Regular"/>
+          <w:b w:val="0"/>
+          <w:i w:val="0"/>
+          <w:color w:val="000000"/>
+          <w:sz w:val="24"/>
+        </w:rPr>
+        <w:hyperlink r:id="rId9" w:history="1">
+          <w:r>
+            <w:rPr>
+              <w:rStyle w:val="Hyperlink"/>
+            </w:rPr>
+            <w:t>oorwerpen u</w:t>
+          </w:r>
+        </w:hyperlink>
       </w:r>
       <w:r>
         <w:rPr>
@@ -328,7 +346,7 @@
           <w:sz w:val="24"/>
           <w:u w:val="single"/>
         </w:rPr>
-        <w:hyperlink r:id="rId10" w:history="1">
+        <w:hyperlink r:id="rId9" w:history="1">
           <w:r>
             <w:rPr>
               <w:rStyle w:val="Hyperlink"/>
@@ -570,8 +588,63 @@
           <w:i w:val="0"/>
           <w:color w:val="0000FF"/>
           <w:sz w:val="24"/>
+          <w:u w:val="single"/>
         </w:rPr>
-        <w:t xml:space="preserve">Rijksmuseum </w:t>
+        <w:hyperlink r:id="rId11" w:history="1">
+          <w:r>
+            <w:rPr>
+              <w:rStyle w:val="Hyperlink"/>
+            </w:rPr>
+            <w:t>Rijk</w:t>
+          </w:r>
+        </w:hyperlink>
+      </w:r>
+      <w:r>
+        <w:rPr>
+          <w:rFonts w:ascii="Charis SIL Regular" w:hAnsi="Charis SIL Regular" w:eastAsia="Charis SIL Regular"/>
+          <w:b w:val="0"/>
+          <w:i w:val="0"/>
+          <w:color w:val="0000FF"/>
+          <w:sz w:val="24"/>
+          <w:u w:val="single"/>
+        </w:rPr>
+        <w:hyperlink r:id="rId11" w:history="1">
+          <w:r>
+            <w:rPr>
+              <w:rStyle w:val="Hyperlink"/>
+            </w:rPr>
+            <w:t>s</w:t>
+          </w:r>
+        </w:hyperlink>
+      </w:r>
+      <w:r>
+        <w:rPr>
+          <w:rFonts w:ascii="Charis SIL Regular" w:hAnsi="Charis SIL Regular" w:eastAsia="Charis SIL Regular"/>
+          <w:b w:val="0"/>
+          <w:i w:val="0"/>
+          <w:color w:val="0000FF"/>
+          <w:sz w:val="24"/>
+          <w:u w:val="single"/>
+        </w:rPr>
+        <w:hyperlink r:id="rId11" w:history="1">
+          <w:r>
+            <w:rPr>
+              <w:rStyle w:val="Hyperlink"/>
+            </w:rPr>
+            <w:t>museum</w:t>
+          </w:r>
+        </w:hyperlink>
+      </w:r>
+      <w:r>
+        <w:rPr>
+          <w:rFonts w:ascii="Charis SIL Regular" w:hAnsi="Charis SIL Regular" w:eastAsia="Charis SIL Regular"/>
+          <w:b w:val="0"/>
+          <w:i w:val="0"/>
+          <w:color w:val="0000FF"/>
+          <w:sz w:val="24"/>
+          <w:u w:val="single"/>
+        </w:rPr>
+        <w:t xml:space="preserve"> </w:t>
       </w:r>
       <w:r>
         <w:rPr>
@@ -687,20 +760,14 @@
       </w:r>
       <w:r>
         <w:rPr>
+          <w:u w:val="single" w:color="0000ff"/>
           <w:rFonts w:ascii="Charis SIL Regular" w:hAnsi="Charis SIL Regular" w:eastAsia="Charis SIL Regular"/>
           <w:b w:val="0"/>
           <w:i w:val="0"/>
           <w:color w:val="000000"/>
           <w:sz w:val="24"/>
         </w:rPr>
-        <w:hyperlink r:id="rId12" w:history="1">
-          <w:r>
-            <w:rPr>
-              <w:rStyle w:val="Hyperlink"/>
-            </w:rPr>
-            <w:t xml:space="preserve">toenmalige </w:t>
-          </w:r>
-        </w:hyperlink>
+        <w:t xml:space="preserve">toenmalige </w:t>
       </w:r>
       <w:r>
         <w:rPr>
@@ -900,7 +967,154 @@
           <w:color w:val="000000"/>
           <w:sz w:val="24"/>
         </w:rPr>
-        <w:t xml:space="preserve">lector van de Landbouwhogeschool, was vanaf ca. 1946 tot 1953 te zien. In de </w:t>
+        <w:t>lector van d</w:t>
+      </w:r>
+      <w:r>
+        <w:rPr>
+          <w:u w:val="single" w:color="0000ff"/>
+          <w:rFonts w:ascii="Charis SIL Regular" w:hAnsi="Charis SIL Regular" w:eastAsia="Charis SIL Regular"/>
+          <w:b w:val="0"/>
+          <w:i w:val="0"/>
+          <w:color w:val="000000"/>
+          <w:sz w:val="24"/>
+        </w:rPr>
+        <w:hyperlink r:id="rId13" w:history="1">
+          <w:r>
+            <w:rPr>
+              <w:rStyle w:val="Hyperlink"/>
+            </w:rPr>
+            <w:t>e Landbo</w:t>
+          </w:r>
+        </w:hyperlink>
+      </w:r>
+      <w:r>
+        <w:rPr>
+          <w:u w:val="single" w:color="0000ff"/>
+          <w:rFonts w:ascii="Charis SIL Regular" w:hAnsi="Charis SIL Regular" w:eastAsia="Charis SIL Regular"/>
+          <w:b w:val="0"/>
+          <w:i w:val="0"/>
+          <w:color w:val="000000"/>
+          <w:sz w:val="24"/>
+        </w:rPr>
+        <w:hyperlink r:id="rId13" w:history="1">
+          <w:r>
+            <w:rPr>
+              <w:rStyle w:val="Hyperlink"/>
+            </w:rPr>
+            <w:t>u</w:t>
+          </w:r>
+        </w:hyperlink>
+      </w:r>
+      <w:r>
+        <w:rPr>
+          <w:u w:val="single" w:color="0000ff"/>
+          <w:rFonts w:ascii="Charis SIL Regular" w:hAnsi="Charis SIL Regular" w:eastAsia="Charis SIL Regular"/>
+          <w:b w:val="0"/>
+          <w:i w:val="0"/>
+          <w:color w:val="000000"/>
+          <w:sz w:val="24"/>
+        </w:rPr>
+        <w:hyperlink r:id="rId13" w:history="1">
+          <w:r>
+            <w:rPr>
+              <w:rStyle w:val="Hyperlink"/>
+            </w:rPr>
+            <w:t>whogesc</w:t>
+          </w:r>
+        </w:hyperlink>
+      </w:r>
+      <w:r>
+        <w:rPr>
+          <w:rFonts w:ascii="Charis SIL Regular" w:hAnsi="Charis SIL Regular" w:eastAsia="Charis SIL Regular"/>
+          <w:b w:val="0"/>
+          <w:i w:val="0"/>
+          <w:color w:val="000000"/>
+          <w:sz w:val="24"/>
+        </w:rPr>
+        <w:t>hool, was vanaf ca. 1946 tot 1</w:t>
+      </w:r>
+      <w:r>
+        <w:rPr>
+          <w:u w:val="single" w:color="0000ff"/>
+          <w:rFonts w:ascii="Charis SIL Regular" w:hAnsi="Charis SIL Regular" w:eastAsia="Charis SIL Regular"/>
+          <w:b w:val="0"/>
+          <w:i w:val="0"/>
+          <w:color w:val="000000"/>
+          <w:sz w:val="24"/>
+        </w:rPr>
+        <w:t>9</w:t>
+      </w:r>
+      <w:r>
+        <w:rPr>
+          <w:u w:val="single" w:color="0000ff"/>
+          <w:rFonts w:ascii="Charis SIL Regular" w:hAnsi="Charis SIL Regular" w:eastAsia="Charis SIL Regular"/>
+          <w:b w:val="0"/>
+          <w:i w:val="0"/>
+          <w:color w:val="000000"/>
+          <w:sz w:val="24"/>
+        </w:rPr>
+        <w:hyperlink r:id="rId14" w:history="1">
+          <w:r>
+            <w:rPr>
+              <w:rStyle w:val="Hyperlink"/>
+            </w:rPr>
+            <w:t>53 t</w:t>
+          </w:r>
+        </w:hyperlink>
+      </w:r>
+      <w:r>
+        <w:rPr>
+          <w:u w:val="single" w:color="0000ff"/>
+          <w:rFonts w:ascii="Charis SIL Regular" w:hAnsi="Charis SIL Regular" w:eastAsia="Charis SIL Regular"/>
+          <w:b w:val="0"/>
+          <w:i w:val="0"/>
+          <w:color w:val="000000"/>
+          <w:sz w:val="24"/>
+        </w:rPr>
+        <w:hyperlink r:id="rId14" w:history="1">
+          <w:r>
+            <w:rPr>
+              <w:rStyle w:val="Hyperlink"/>
+            </w:rPr>
+            <w:t>e</w:t>
+          </w:r>
+        </w:hyperlink>
+      </w:r>
+      <w:r>
+        <w:rPr>
+          <w:u w:val="single" w:color="0000ff"/>
+          <w:rFonts w:ascii="Charis SIL Regular" w:hAnsi="Charis SIL Regular" w:eastAsia="Charis SIL Regular"/>
+          <w:b w:val="0"/>
+          <w:i w:val="0"/>
+          <w:color w:val="000000"/>
+          <w:sz w:val="24"/>
+        </w:rPr>
+        <w:hyperlink r:id="rId14" w:history="1">
+          <w:r>
+            <w:rPr>
+              <w:rStyle w:val="Hyperlink"/>
+            </w:rPr>
+            <w:t xml:space="preserve"> zien. In</w:t>
+          </w:r>
+        </w:hyperlink>
+      </w:r>
+      <w:r>
+        <w:rPr>
+          <w:u w:val="single" w:color="0000ff"/>
+          <w:rFonts w:ascii="Charis SIL Regular" w:hAnsi="Charis SIL Regular" w:eastAsia="Charis SIL Regular"/>
+          <w:b w:val="0"/>
+          <w:i w:val="0"/>
+          <w:color w:val="000000"/>
+          <w:sz w:val="24"/>
+        </w:rPr>
+        <w:hyperlink r:id="rId14" w:history="1">
+          <w:r>
+            <w:rPr>
+              <w:rStyle w:val="Hyperlink"/>
+            </w:rPr>
+            <w:t xml:space="preserve"> de </w:t>
+          </w:r>
+        </w:hyperlink>
       </w:r>
       <w:r>
         <w:rPr>
@@ -1054,6 +1268,7 @@
       </w:r>
       <w:r>
         <w:rPr>
+          <w:u w:val="single" w:color="0000ff"/>
           <w:rFonts w:ascii="Charis SIL Regular" w:hAnsi="Charis SIL Regular" w:eastAsia="Charis SIL Regular"/>
           <w:b w:val="0"/>
           <w:i w:val="0"/>
@@ -1064,24 +1279,13 @@
       </w:r>
       <w:r>
         <w:rPr>
-          <w:u w:val="single" w:color="0000ff"/>
           <w:rFonts w:ascii="Charis SIL Regular" w:hAnsi="Charis SIL Regular" w:eastAsia="Charis SIL Regular"/>
           <w:b w:val="0"/>
           <w:i w:val="0"/>
           <w:color w:val="000000"/>
           <w:sz w:val="24"/>
         </w:rPr>
-        <w:t>s</w:t>
-      </w:r>
-      <w:r>
-        <w:rPr>
-          <w:rFonts w:ascii="Charis SIL Regular" w:hAnsi="Charis SIL Regular" w:eastAsia="Charis SIL Regular"/>
-          <w:b w:val="0"/>
-          <w:i w:val="0"/>
-          <w:color w:val="000000"/>
-          <w:sz w:val="24"/>
-        </w:rPr>
-        <w:t xml:space="preserve">ch Museum in Delft (het latere </w:t>
+        <w:t xml:space="preserve">sch Museum in Delft (het latere </w:t>
       </w:r>
       <w:r>
         <w:rPr>
@@ -1836,7 +2040,89 @@
           <w:color w:val="000000"/>
           <w:sz w:val="24"/>
         </w:rPr>
-        <w:t>Volkenkunde. Het Nationaal Archief beheert arch</w:t>
+        <w:t>Volkenkunde. H</w:t>
+      </w:r>
+      <w:r>
+        <w:rPr>
+          <w:u w:val="single" w:color="0000ff"/>
+          <w:rFonts w:ascii="Charis SIL Regular" w:hAnsi="Charis SIL Regular" w:eastAsia="Charis SIL Regular"/>
+          <w:b w:val="0"/>
+          <w:i w:val="0"/>
+          <w:color w:val="000000"/>
+          <w:sz w:val="24"/>
+        </w:rPr>
+        <w:hyperlink r:id="rId18" w:history="1">
+          <w:r>
+            <w:rPr>
+              <w:rStyle w:val="Hyperlink"/>
+            </w:rPr>
+            <w:t>et N</w:t>
+          </w:r>
+        </w:hyperlink>
+      </w:r>
+      <w:r>
+        <w:rPr>
+          <w:u w:val="single" w:color="0000ff"/>
+          <w:rFonts w:ascii="Charis SIL Regular" w:hAnsi="Charis SIL Regular" w:eastAsia="Charis SIL Regular"/>
+          <w:b w:val="0"/>
+          <w:i w:val="0"/>
+          <w:color w:val="000000"/>
+          <w:sz w:val="24"/>
+        </w:rPr>
+        <w:hyperlink r:id="rId18" w:history="1">
+          <w:r>
+            <w:rPr>
+              <w:rStyle w:val="Hyperlink"/>
+            </w:rPr>
+            <w:t>a</w:t>
+          </w:r>
+        </w:hyperlink>
+      </w:r>
+      <w:r>
+        <w:rPr>
+          <w:u w:val="single" w:color="0000ff"/>
+          <w:rFonts w:ascii="Charis SIL Regular" w:hAnsi="Charis SIL Regular" w:eastAsia="Charis SIL Regular"/>
+          <w:b w:val="0"/>
+          <w:i w:val="0"/>
+          <w:color w:val="000000"/>
+          <w:sz w:val="24"/>
+        </w:rPr>
+        <w:hyperlink r:id="rId18" w:history="1">
+          <w:r>
+            <w:rPr>
+              <w:rStyle w:val="Hyperlink"/>
+            </w:rPr>
+            <w:t>tiona</w:t>
+          </w:r>
+        </w:hyperlink>
+      </w:r>
+      <w:r>
+        <w:rPr>
+          <w:rFonts w:ascii="Charis SIL Regular" w:hAnsi="Charis SIL Regular" w:eastAsia="Charis SIL Regular"/>
+          <w:b w:val="0"/>
+          <w:i w:val="0"/>
+          <w:color w:val="000000"/>
+          <w:sz w:val="24"/>
+        </w:rPr>
+        <w:t>al Archief beh</w:t>
+      </w:r>
+      <w:r>
+        <w:rPr>
+          <w:u w:val="single" w:color="0000ff"/>
+          <w:rFonts w:ascii="Charis SIL Regular" w:hAnsi="Charis SIL Regular" w:eastAsia="Charis SIL Regular"/>
+          <w:b w:val="0"/>
+          <w:i w:val="0"/>
+          <w:color w:val="000000"/>
+          <w:sz w:val="24"/>
+        </w:rPr>
+        <w:hyperlink r:id="rId19" w:history="1">
+          <w:r>
+            <w:rPr>
+              <w:rStyle w:val="Hyperlink"/>
+            </w:rPr>
+            <w:t>eert arch</w:t>
+          </w:r>
+        </w:hyperlink>
       </w:r>
       <w:r>
         <w:rPr>

--- a/EXPORTS/DOCX/published/niveau3/Dutch/WageningenUniversity.docx
+++ b/EXPORTS/DOCX/published/niveau3/Dutch/WageningenUniversity.docx
@@ -400,7 +400,7 @@
           <w:sz w:val="24"/>
           <w:u w:val="single"/>
         </w:rPr>
-        <w:hyperlink r:id="rId10" w:history="1">
+        <w:hyperlink r:id="rId9" w:history="1">
           <w:r>
             <w:rPr>
               <w:rStyle w:val="Hyperlink"/>
@@ -445,7 +445,25 @@
           <w:color w:val="000000"/>
           <w:sz w:val="24"/>
         </w:rPr>
-        <w:t xml:space="preserve">gebruikt werd bij het onderwijs in de land- en volkenkunde. Deze verzameling werd </w:t>
+        <w:t>gebruikt werd bij het onderwijs in de land- en volkenkunde. Deze verza</w:t>
+      </w:r>
+      <w:r>
+        <w:rPr>
+          <w:u w:val="single" w:color="0000ff"/>
+          <w:rFonts w:ascii="Charis SIL Regular" w:hAnsi="Charis SIL Regular" w:eastAsia="Charis SIL Regular"/>
+          <w:b w:val="0"/>
+          <w:i w:val="0"/>
+          <w:color w:val="000000"/>
+          <w:sz w:val="24"/>
+        </w:rPr>
+        <w:hyperlink r:id="rId10" w:history="1">
+          <w:r>
+            <w:rPr>
+              <w:rStyle w:val="Hyperlink"/>
+            </w:rPr>
+            <w:t xml:space="preserve">meling werd </w:t>
+          </w:r>
+        </w:hyperlink>
       </w:r>
       <w:r>
         <w:rPr>
@@ -767,7 +785,14 @@
           <w:color w:val="000000"/>
           <w:sz w:val="24"/>
         </w:rPr>
-        <w:t xml:space="preserve">toenmalige </w:t>
+        <w:hyperlink r:id="rId12" w:history="1">
+          <w:r>
+            <w:rPr>
+              <w:rStyle w:val="Hyperlink"/>
+            </w:rPr>
+            <w:t xml:space="preserve">toenmalige </w:t>
+          </w:r>
+        </w:hyperlink>
       </w:r>
       <w:r>
         <w:rPr>

--- a/EXPORTS/DOCX/published/niveau3/Dutch/WageningenUniversity.docx
+++ b/EXPORTS/DOCX/published/niveau3/Dutch/WageningenUniversity.docx
@@ -673,7 +673,7 @@
           <w:sz w:val="24"/>
           <w:u w:val="single"/>
         </w:rPr>
-        <w:hyperlink r:id="rId11" w:history="1">
+        <w:hyperlink r:id="rId12" w:history="1">
           <w:r>
             <w:rPr>
               <w:rStyle w:val="Hyperlink"/>
@@ -711,25 +711,7 @@
           <w:color w:val="000000"/>
           <w:sz w:val="24"/>
         </w:rPr>
-        <w:t>, en in 1948 een schenking van een collectie Indo</w:t>
-      </w:r>
-      <w:r>
-        <w:rPr>
-          <w:u w:val="single" w:color="0000ff"/>
-          <w:rFonts w:ascii="Charis SIL Regular" w:hAnsi="Charis SIL Regular" w:eastAsia="Charis SIL Regular"/>
-          <w:b w:val="0"/>
-          <w:i w:val="0"/>
-          <w:color w:val="000000"/>
-          <w:sz w:val="24"/>
-        </w:rPr>
-        <w:hyperlink r:id="rId12" w:history="1">
-          <w:r>
-            <w:rPr>
-              <w:rStyle w:val="Hyperlink"/>
-            </w:rPr>
-            <w:t>nesische voor</w:t>
-          </w:r>
-        </w:hyperlink>
+        <w:t>, en in 1948 een schenking van een collectie Indonesische voor</w:t>
       </w:r>
       <w:r>
         <w:rPr>
@@ -1243,35 +1225,7 @@
           <w:color w:val="000000"/>
           <w:sz w:val="24"/>
         </w:rPr>
-        <w:t xml:space="preserve"> en vanaf 1962 werd de collectie verdeeld over het Gymnasium in</w:t>
-      </w:r>
-      <w:r>
-        <w:rPr>
-          <w:u w:val="single" w:color="0000ff"/>
-          <w:rFonts w:ascii="Charis SIL Regular" w:hAnsi="Charis SIL Regular" w:eastAsia="Charis SIL Regular"/>
-          <w:b w:val="0"/>
-          <w:i w:val="0"/>
-          <w:color w:val="000000"/>
-          <w:sz w:val="24"/>
-        </w:rPr>
-        <w:hyperlink r:id="rId15" w:history="1">
-          <w:r>
-            <w:rPr>
-              <w:rStyle w:val="Hyperlink"/>
-            </w:rPr>
-            <w:t xml:space="preserve"> Schiedam e</w:t>
-          </w:r>
-        </w:hyperlink>
-      </w:r>
-      <w:r>
-        <w:rPr>
-          <w:rFonts w:ascii="Charis SIL Regular" w:hAnsi="Charis SIL Regular" w:eastAsia="Charis SIL Regular"/>
-          <w:b w:val="0"/>
-          <w:i w:val="0"/>
-          <w:color w:val="000000"/>
-          <w:sz w:val="24"/>
-        </w:rPr>
-        <w:t xml:space="preserve">n het </w:t>
+        <w:t xml:space="preserve"> en vanaf 1962 werd de collectie verdeeld over het Gymnasium in Schiedam en het </w:t>
       </w:r>
       <w:r>
         <w:rPr>
@@ -1293,24 +1247,13 @@
       </w:r>
       <w:r>
         <w:rPr>
-          <w:u w:val="single" w:color="0000ff"/>
           <w:rFonts w:ascii="Charis SIL Regular" w:hAnsi="Charis SIL Regular" w:eastAsia="Charis SIL Regular"/>
           <w:b w:val="0"/>
           <w:i w:val="0"/>
           <w:color w:val="000000"/>
           <w:sz w:val="24"/>
         </w:rPr>
-        <w:t>i</w:t>
-      </w:r>
-      <w:r>
-        <w:rPr>
-          <w:rFonts w:ascii="Charis SIL Regular" w:hAnsi="Charis SIL Regular" w:eastAsia="Charis SIL Regular"/>
-          <w:b w:val="0"/>
-          <w:i w:val="0"/>
-          <w:color w:val="000000"/>
-          <w:sz w:val="24"/>
-        </w:rPr>
-        <w:t xml:space="preserve">sch Museum in Delft (het latere </w:t>
+        <w:t xml:space="preserve">isch Museum in Delft (het latere </w:t>
       </w:r>
       <w:r>
         <w:rPr>

--- a/EXPORTS/DOCX/published/niveau3/Dutch/WageningenUniversity.docx
+++ b/EXPORTS/DOCX/published/niveau3/Dutch/WageningenUniversity.docx
@@ -673,7 +673,7 @@
           <w:sz w:val="24"/>
           <w:u w:val="single"/>
         </w:rPr>
-        <w:hyperlink r:id="rId12" w:history="1">
+        <w:hyperlink r:id="rId11" w:history="1">
           <w:r>
             <w:rPr>
               <w:rStyle w:val="Hyperlink"/>
@@ -711,7 +711,25 @@
           <w:color w:val="000000"/>
           <w:sz w:val="24"/>
         </w:rPr>
-        <w:t>, en in 1948 een schenking van een collectie Indonesische voor</w:t>
+        <w:t>, en in 1948 een schenking van een collectie Indo</w:t>
+      </w:r>
+      <w:r>
+        <w:rPr>
+          <w:u w:val="single" w:color="0000ff"/>
+          <w:rFonts w:ascii="Charis SIL Regular" w:hAnsi="Charis SIL Regular" w:eastAsia="Charis SIL Regular"/>
+          <w:b w:val="0"/>
+          <w:i w:val="0"/>
+          <w:color w:val="000000"/>
+          <w:sz w:val="24"/>
+        </w:rPr>
+        <w:hyperlink r:id="rId12" w:history="1">
+          <w:r>
+            <w:rPr>
+              <w:rStyle w:val="Hyperlink"/>
+            </w:rPr>
+            <w:t>nesische voor</w:t>
+          </w:r>
+        </w:hyperlink>
       </w:r>
       <w:r>
         <w:rPr>
@@ -1225,7 +1243,35 @@
           <w:color w:val="000000"/>
           <w:sz w:val="24"/>
         </w:rPr>
-        <w:t xml:space="preserve"> en vanaf 1962 werd de collectie verdeeld over het Gymnasium in Schiedam en het </w:t>
+        <w:t xml:space="preserve"> en vanaf 1962 werd de collectie verdeeld over het Gymnasium in</w:t>
+      </w:r>
+      <w:r>
+        <w:rPr>
+          <w:u w:val="single" w:color="0000ff"/>
+          <w:rFonts w:ascii="Charis SIL Regular" w:hAnsi="Charis SIL Regular" w:eastAsia="Charis SIL Regular"/>
+          <w:b w:val="0"/>
+          <w:i w:val="0"/>
+          <w:color w:val="000000"/>
+          <w:sz w:val="24"/>
+        </w:rPr>
+        <w:hyperlink r:id="rId15" w:history="1">
+          <w:r>
+            <w:rPr>
+              <w:rStyle w:val="Hyperlink"/>
+            </w:rPr>
+            <w:t xml:space="preserve"> Schiedam e</w:t>
+          </w:r>
+        </w:hyperlink>
+      </w:r>
+      <w:r>
+        <w:rPr>
+          <w:rFonts w:ascii="Charis SIL Regular" w:hAnsi="Charis SIL Regular" w:eastAsia="Charis SIL Regular"/>
+          <w:b w:val="0"/>
+          <w:i w:val="0"/>
+          <w:color w:val="000000"/>
+          <w:sz w:val="24"/>
+        </w:rPr>
+        <w:t xml:space="preserve">n het </w:t>
       </w:r>
       <w:r>
         <w:rPr>
@@ -1247,13 +1293,24 @@
       </w:r>
       <w:r>
         <w:rPr>
+          <w:u w:val="single" w:color="0000ff"/>
           <w:rFonts w:ascii="Charis SIL Regular" w:hAnsi="Charis SIL Regular" w:eastAsia="Charis SIL Regular"/>
           <w:b w:val="0"/>
           <w:i w:val="0"/>
           <w:color w:val="000000"/>
           <w:sz w:val="24"/>
         </w:rPr>
-        <w:t xml:space="preserve">isch Museum in Delft (het latere </w:t>
+        <w:t>i</w:t>
+      </w:r>
+      <w:r>
+        <w:rPr>
+          <w:rFonts w:ascii="Charis SIL Regular" w:hAnsi="Charis SIL Regular" w:eastAsia="Charis SIL Regular"/>
+          <w:b w:val="0"/>
+          <w:i w:val="0"/>
+          <w:color w:val="000000"/>
+          <w:sz w:val="24"/>
+        </w:rPr>
+        <w:t xml:space="preserve">sch Museum in Delft (het latere </w:t>
       </w:r>
       <w:r>
         <w:rPr>

--- a/EXPORTS/DOCX/published/niveau3/Dutch/WageningenUniversity.docx
+++ b/EXPORTS/DOCX/published/niveau3/Dutch/WageningenUniversity.docx
@@ -263,25 +263,7 @@
           <w:color w:val="000000"/>
           <w:sz w:val="24"/>
         </w:rPr>
-        <w:t>had vanaf begin 20ste eeuw een museumopstelling met v</w:t>
-      </w:r>
-      <w:r>
-        <w:rPr>
-          <w:u w:val="single" w:color="0000ff"/>
-          <w:rFonts w:ascii="Charis SIL Regular" w:hAnsi="Charis SIL Regular" w:eastAsia="Charis SIL Regular"/>
-          <w:b w:val="0"/>
-          <w:i w:val="0"/>
-          <w:color w:val="000000"/>
-          <w:sz w:val="24"/>
-        </w:rPr>
-        <w:hyperlink r:id="rId9" w:history="1">
-          <w:r>
-            <w:rPr>
-              <w:rStyle w:val="Hyperlink"/>
-            </w:rPr>
-            <w:t>oorwerpen u</w:t>
-          </w:r>
-        </w:hyperlink>
+        <w:t>had vanaf begin 20ste eeuw een museumopstelling met voorwerpen u</w:t>
       </w:r>
       <w:r>
         <w:rPr>
@@ -606,63 +588,8 @@
           <w:i w:val="0"/>
           <w:color w:val="0000FF"/>
           <w:sz w:val="24"/>
-          <w:u w:val="single"/>
         </w:rPr>
-        <w:hyperlink r:id="rId11" w:history="1">
-          <w:r>
-            <w:rPr>
-              <w:rStyle w:val="Hyperlink"/>
-            </w:rPr>
-            <w:t>Rijk</w:t>
-          </w:r>
-        </w:hyperlink>
-      </w:r>
-      <w:r>
-        <w:rPr>
-          <w:rFonts w:ascii="Charis SIL Regular" w:hAnsi="Charis SIL Regular" w:eastAsia="Charis SIL Regular"/>
-          <w:b w:val="0"/>
-          <w:i w:val="0"/>
-          <w:color w:val="0000FF"/>
-          <w:sz w:val="24"/>
-          <w:u w:val="single"/>
-        </w:rPr>
-        <w:hyperlink r:id="rId11" w:history="1">
-          <w:r>
-            <w:rPr>
-              <w:rStyle w:val="Hyperlink"/>
-            </w:rPr>
-            <w:t>s</w:t>
-          </w:r>
-        </w:hyperlink>
-      </w:r>
-      <w:r>
-        <w:rPr>
-          <w:rFonts w:ascii="Charis SIL Regular" w:hAnsi="Charis SIL Regular" w:eastAsia="Charis SIL Regular"/>
-          <w:b w:val="0"/>
-          <w:i w:val="0"/>
-          <w:color w:val="0000FF"/>
-          <w:sz w:val="24"/>
-          <w:u w:val="single"/>
-        </w:rPr>
-        <w:hyperlink r:id="rId11" w:history="1">
-          <w:r>
-            <w:rPr>
-              <w:rStyle w:val="Hyperlink"/>
-            </w:rPr>
-            <w:t>museum</w:t>
-          </w:r>
-        </w:hyperlink>
-      </w:r>
-      <w:r>
-        <w:rPr>
-          <w:rFonts w:ascii="Charis SIL Regular" w:hAnsi="Charis SIL Regular" w:eastAsia="Charis SIL Regular"/>
-          <w:b w:val="0"/>
-          <w:i w:val="0"/>
-          <w:color w:val="0000FF"/>
-          <w:sz w:val="24"/>
-          <w:u w:val="single"/>
-        </w:rPr>
-        <w:t xml:space="preserve"> </w:t>
+        <w:t xml:space="preserve">Rijksmuseum </w:t>
       </w:r>
       <w:r>
         <w:rPr>
@@ -992,154 +919,7 @@
           <w:color w:val="000000"/>
           <w:sz w:val="24"/>
         </w:rPr>
-        <w:t>lector van d</w:t>
-      </w:r>
-      <w:r>
-        <w:rPr>
-          <w:u w:val="single" w:color="0000ff"/>
-          <w:rFonts w:ascii="Charis SIL Regular" w:hAnsi="Charis SIL Regular" w:eastAsia="Charis SIL Regular"/>
-          <w:b w:val="0"/>
-          <w:i w:val="0"/>
-          <w:color w:val="000000"/>
-          <w:sz w:val="24"/>
-        </w:rPr>
-        <w:hyperlink r:id="rId13" w:history="1">
-          <w:r>
-            <w:rPr>
-              <w:rStyle w:val="Hyperlink"/>
-            </w:rPr>
-            <w:t>e Landbo</w:t>
-          </w:r>
-        </w:hyperlink>
-      </w:r>
-      <w:r>
-        <w:rPr>
-          <w:u w:val="single" w:color="0000ff"/>
-          <w:rFonts w:ascii="Charis SIL Regular" w:hAnsi="Charis SIL Regular" w:eastAsia="Charis SIL Regular"/>
-          <w:b w:val="0"/>
-          <w:i w:val="0"/>
-          <w:color w:val="000000"/>
-          <w:sz w:val="24"/>
-        </w:rPr>
-        <w:hyperlink r:id="rId13" w:history="1">
-          <w:r>
-            <w:rPr>
-              <w:rStyle w:val="Hyperlink"/>
-            </w:rPr>
-            <w:t>u</w:t>
-          </w:r>
-        </w:hyperlink>
-      </w:r>
-      <w:r>
-        <w:rPr>
-          <w:u w:val="single" w:color="0000ff"/>
-          <w:rFonts w:ascii="Charis SIL Regular" w:hAnsi="Charis SIL Regular" w:eastAsia="Charis SIL Regular"/>
-          <w:b w:val="0"/>
-          <w:i w:val="0"/>
-          <w:color w:val="000000"/>
-          <w:sz w:val="24"/>
-        </w:rPr>
-        <w:hyperlink r:id="rId13" w:history="1">
-          <w:r>
-            <w:rPr>
-              <w:rStyle w:val="Hyperlink"/>
-            </w:rPr>
-            <w:t>whogesc</w:t>
-          </w:r>
-        </w:hyperlink>
-      </w:r>
-      <w:r>
-        <w:rPr>
-          <w:rFonts w:ascii="Charis SIL Regular" w:hAnsi="Charis SIL Regular" w:eastAsia="Charis SIL Regular"/>
-          <w:b w:val="0"/>
-          <w:i w:val="0"/>
-          <w:color w:val="000000"/>
-          <w:sz w:val="24"/>
-        </w:rPr>
-        <w:t>hool, was vanaf ca. 1946 tot 1</w:t>
-      </w:r>
-      <w:r>
-        <w:rPr>
-          <w:u w:val="single" w:color="0000ff"/>
-          <w:rFonts w:ascii="Charis SIL Regular" w:hAnsi="Charis SIL Regular" w:eastAsia="Charis SIL Regular"/>
-          <w:b w:val="0"/>
-          <w:i w:val="0"/>
-          <w:color w:val="000000"/>
-          <w:sz w:val="24"/>
-        </w:rPr>
-        <w:t>9</w:t>
-      </w:r>
-      <w:r>
-        <w:rPr>
-          <w:u w:val="single" w:color="0000ff"/>
-          <w:rFonts w:ascii="Charis SIL Regular" w:hAnsi="Charis SIL Regular" w:eastAsia="Charis SIL Regular"/>
-          <w:b w:val="0"/>
-          <w:i w:val="0"/>
-          <w:color w:val="000000"/>
-          <w:sz w:val="24"/>
-        </w:rPr>
-        <w:hyperlink r:id="rId14" w:history="1">
-          <w:r>
-            <w:rPr>
-              <w:rStyle w:val="Hyperlink"/>
-            </w:rPr>
-            <w:t>53 t</w:t>
-          </w:r>
-        </w:hyperlink>
-      </w:r>
-      <w:r>
-        <w:rPr>
-          <w:u w:val="single" w:color="0000ff"/>
-          <w:rFonts w:ascii="Charis SIL Regular" w:hAnsi="Charis SIL Regular" w:eastAsia="Charis SIL Regular"/>
-          <w:b w:val="0"/>
-          <w:i w:val="0"/>
-          <w:color w:val="000000"/>
-          <w:sz w:val="24"/>
-        </w:rPr>
-        <w:hyperlink r:id="rId14" w:history="1">
-          <w:r>
-            <w:rPr>
-              <w:rStyle w:val="Hyperlink"/>
-            </w:rPr>
-            <w:t>e</w:t>
-          </w:r>
-        </w:hyperlink>
-      </w:r>
-      <w:r>
-        <w:rPr>
-          <w:u w:val="single" w:color="0000ff"/>
-          <w:rFonts w:ascii="Charis SIL Regular" w:hAnsi="Charis SIL Regular" w:eastAsia="Charis SIL Regular"/>
-          <w:b w:val="0"/>
-          <w:i w:val="0"/>
-          <w:color w:val="000000"/>
-          <w:sz w:val="24"/>
-        </w:rPr>
-        <w:hyperlink r:id="rId14" w:history="1">
-          <w:r>
-            <w:rPr>
-              <w:rStyle w:val="Hyperlink"/>
-            </w:rPr>
-            <w:t xml:space="preserve"> zien. In</w:t>
-          </w:r>
-        </w:hyperlink>
-      </w:r>
-      <w:r>
-        <w:rPr>
-          <w:u w:val="single" w:color="0000ff"/>
-          <w:rFonts w:ascii="Charis SIL Regular" w:hAnsi="Charis SIL Regular" w:eastAsia="Charis SIL Regular"/>
-          <w:b w:val="0"/>
-          <w:i w:val="0"/>
-          <w:color w:val="000000"/>
-          <w:sz w:val="24"/>
-        </w:rPr>
-        <w:hyperlink r:id="rId14" w:history="1">
-          <w:r>
-            <w:rPr>
-              <w:rStyle w:val="Hyperlink"/>
-            </w:rPr>
-            <w:t xml:space="preserve"> de </w:t>
-          </w:r>
-        </w:hyperlink>
+        <w:t xml:space="preserve">lector van de Landbouwhogeschool, was vanaf ca. 1946 tot 1953 te zien. In de </w:t>
       </w:r>
       <w:r>
         <w:rPr>
@@ -1275,42 +1055,13 @@
       </w:r>
       <w:r>
         <w:rPr>
-          <w:u w:val="single" w:color="0000ff"/>
           <w:rFonts w:ascii="Charis SIL Regular" w:hAnsi="Charis SIL Regular" w:eastAsia="Charis SIL Regular"/>
           <w:b w:val="0"/>
           <w:i w:val="0"/>
           <w:color w:val="000000"/>
           <w:sz w:val="24"/>
         </w:rPr>
-        <w:hyperlink r:id="rId15" w:history="1">
-          <w:r>
-            <w:rPr>
-              <w:rStyle w:val="Hyperlink"/>
-            </w:rPr>
-            <w:t>Etnograf</w:t>
-          </w:r>
-        </w:hyperlink>
-      </w:r>
-      <w:r>
-        <w:rPr>
-          <w:u w:val="single" w:color="0000ff"/>
-          <w:rFonts w:ascii="Charis SIL Regular" w:hAnsi="Charis SIL Regular" w:eastAsia="Charis SIL Regular"/>
-          <w:b w:val="0"/>
-          <w:i w:val="0"/>
-          <w:color w:val="000000"/>
-          <w:sz w:val="24"/>
-        </w:rPr>
-        <w:t>i</w:t>
-      </w:r>
-      <w:r>
-        <w:rPr>
-          <w:rFonts w:ascii="Charis SIL Regular" w:hAnsi="Charis SIL Regular" w:eastAsia="Charis SIL Regular"/>
-          <w:b w:val="0"/>
-          <w:i w:val="0"/>
-          <w:color w:val="000000"/>
-          <w:sz w:val="24"/>
-        </w:rPr>
-        <w:t xml:space="preserve">sch Museum in Delft (het latere </w:t>
+        <w:t xml:space="preserve">Etnografisch Museum in Delft (het latere </w:t>
       </w:r>
       <w:r>
         <w:rPr>

--- a/EXPORTS/DOCX/published/niveau3/Dutch/WageningenUniversity.docx
+++ b/EXPORTS/DOCX/published/niveau3/Dutch/WageningenUniversity.docx
@@ -263,7 +263,25 @@
           <w:color w:val="000000"/>
           <w:sz w:val="24"/>
         </w:rPr>
-        <w:t>had vanaf begin 20ste eeuw een museumopstelling met voorwerpen u</w:t>
+        <w:t>had vanaf begin 20ste eeuw een museumopstelling met v</w:t>
+      </w:r>
+      <w:r>
+        <w:rPr>
+          <w:u w:val="single" w:color="0000ff"/>
+          <w:rFonts w:ascii="Charis SIL Regular" w:hAnsi="Charis SIL Regular" w:eastAsia="Charis SIL Regular"/>
+          <w:b w:val="0"/>
+          <w:i w:val="0"/>
+          <w:color w:val="000000"/>
+          <w:sz w:val="24"/>
+        </w:rPr>
+        <w:hyperlink r:id="rId9" w:history="1">
+          <w:r>
+            <w:rPr>
+              <w:rStyle w:val="Hyperlink"/>
+            </w:rPr>
+            <w:t>oorwerpen u</w:t>
+          </w:r>
+        </w:hyperlink>
       </w:r>
       <w:r>
         <w:rPr>
@@ -292,7 +310,7 @@
           <w:sz w:val="24"/>
           <w:u w:val="single"/>
         </w:rPr>
-        <w:hyperlink r:id="rId9" w:history="1">
+        <w:hyperlink r:id="rId10" w:history="1">
           <w:r>
             <w:rPr>
               <w:rStyle w:val="Hyperlink"/>
@@ -310,7 +328,7 @@
           <w:sz w:val="24"/>
           <w:u w:val="single"/>
         </w:rPr>
-        <w:hyperlink r:id="rId9" w:history="1">
+        <w:hyperlink r:id="rId10" w:history="1">
           <w:r>
             <w:rPr>
               <w:rStyle w:val="Hyperlink"/>
@@ -328,7 +346,7 @@
           <w:sz w:val="24"/>
           <w:u w:val="single"/>
         </w:rPr>
-        <w:hyperlink r:id="rId9" w:history="1">
+        <w:hyperlink r:id="rId10" w:history="1">
           <w:r>
             <w:rPr>
               <w:rStyle w:val="Hyperlink"/>
@@ -588,8 +606,63 @@
           <w:i w:val="0"/>
           <w:color w:val="0000FF"/>
           <w:sz w:val="24"/>
+          <w:u w:val="single"/>
         </w:rPr>
-        <w:t xml:space="preserve">Rijksmuseum </w:t>
+        <w:hyperlink r:id="rId11" w:history="1">
+          <w:r>
+            <w:rPr>
+              <w:rStyle w:val="Hyperlink"/>
+            </w:rPr>
+            <w:t>Rijk</w:t>
+          </w:r>
+        </w:hyperlink>
+      </w:r>
+      <w:r>
+        <w:rPr>
+          <w:rFonts w:ascii="Charis SIL Regular" w:hAnsi="Charis SIL Regular" w:eastAsia="Charis SIL Regular"/>
+          <w:b w:val="0"/>
+          <w:i w:val="0"/>
+          <w:color w:val="0000FF"/>
+          <w:sz w:val="24"/>
+          <w:u w:val="single"/>
+        </w:rPr>
+        <w:hyperlink r:id="rId11" w:history="1">
+          <w:r>
+            <w:rPr>
+              <w:rStyle w:val="Hyperlink"/>
+            </w:rPr>
+            <w:t>s</w:t>
+          </w:r>
+        </w:hyperlink>
+      </w:r>
+      <w:r>
+        <w:rPr>
+          <w:rFonts w:ascii="Charis SIL Regular" w:hAnsi="Charis SIL Regular" w:eastAsia="Charis SIL Regular"/>
+          <w:b w:val="0"/>
+          <w:i w:val="0"/>
+          <w:color w:val="0000FF"/>
+          <w:sz w:val="24"/>
+          <w:u w:val="single"/>
+        </w:rPr>
+        <w:hyperlink r:id="rId11" w:history="1">
+          <w:r>
+            <w:rPr>
+              <w:rStyle w:val="Hyperlink"/>
+            </w:rPr>
+            <w:t>museum</w:t>
+          </w:r>
+        </w:hyperlink>
+      </w:r>
+      <w:r>
+        <w:rPr>
+          <w:rFonts w:ascii="Charis SIL Regular" w:hAnsi="Charis SIL Regular" w:eastAsia="Charis SIL Regular"/>
+          <w:b w:val="0"/>
+          <w:i w:val="0"/>
+          <w:color w:val="0000FF"/>
+          <w:sz w:val="24"/>
+          <w:u w:val="single"/>
+        </w:rPr>
+        <w:t xml:space="preserve"> </w:t>
       </w:r>
       <w:r>
         <w:rPr>
@@ -919,7 +992,154 @@
           <w:color w:val="000000"/>
           <w:sz w:val="24"/>
         </w:rPr>
-        <w:t xml:space="preserve">lector van de Landbouwhogeschool, was vanaf ca. 1946 tot 1953 te zien. In de </w:t>
+        <w:t>lector van d</w:t>
+      </w:r>
+      <w:r>
+        <w:rPr>
+          <w:u w:val="single" w:color="0000ff"/>
+          <w:rFonts w:ascii="Charis SIL Regular" w:hAnsi="Charis SIL Regular" w:eastAsia="Charis SIL Regular"/>
+          <w:b w:val="0"/>
+          <w:i w:val="0"/>
+          <w:color w:val="000000"/>
+          <w:sz w:val="24"/>
+        </w:rPr>
+        <w:hyperlink r:id="rId13" w:history="1">
+          <w:r>
+            <w:rPr>
+              <w:rStyle w:val="Hyperlink"/>
+            </w:rPr>
+            <w:t>e Landbo</w:t>
+          </w:r>
+        </w:hyperlink>
+      </w:r>
+      <w:r>
+        <w:rPr>
+          <w:u w:val="single" w:color="0000ff"/>
+          <w:rFonts w:ascii="Charis SIL Regular" w:hAnsi="Charis SIL Regular" w:eastAsia="Charis SIL Regular"/>
+          <w:b w:val="0"/>
+          <w:i w:val="0"/>
+          <w:color w:val="000000"/>
+          <w:sz w:val="24"/>
+        </w:rPr>
+        <w:hyperlink r:id="rId13" w:history="1">
+          <w:r>
+            <w:rPr>
+              <w:rStyle w:val="Hyperlink"/>
+            </w:rPr>
+            <w:t>u</w:t>
+          </w:r>
+        </w:hyperlink>
+      </w:r>
+      <w:r>
+        <w:rPr>
+          <w:u w:val="single" w:color="0000ff"/>
+          <w:rFonts w:ascii="Charis SIL Regular" w:hAnsi="Charis SIL Regular" w:eastAsia="Charis SIL Regular"/>
+          <w:b w:val="0"/>
+          <w:i w:val="0"/>
+          <w:color w:val="000000"/>
+          <w:sz w:val="24"/>
+        </w:rPr>
+        <w:hyperlink r:id="rId13" w:history="1">
+          <w:r>
+            <w:rPr>
+              <w:rStyle w:val="Hyperlink"/>
+            </w:rPr>
+            <w:t>whogesc</w:t>
+          </w:r>
+        </w:hyperlink>
+      </w:r>
+      <w:r>
+        <w:rPr>
+          <w:rFonts w:ascii="Charis SIL Regular" w:hAnsi="Charis SIL Regular" w:eastAsia="Charis SIL Regular"/>
+          <w:b w:val="0"/>
+          <w:i w:val="0"/>
+          <w:color w:val="000000"/>
+          <w:sz w:val="24"/>
+        </w:rPr>
+        <w:t>hool, was vanaf ca. 1946 tot 1</w:t>
+      </w:r>
+      <w:r>
+        <w:rPr>
+          <w:u w:val="single" w:color="0000ff"/>
+          <w:rFonts w:ascii="Charis SIL Regular" w:hAnsi="Charis SIL Regular" w:eastAsia="Charis SIL Regular"/>
+          <w:b w:val="0"/>
+          <w:i w:val="0"/>
+          <w:color w:val="000000"/>
+          <w:sz w:val="24"/>
+        </w:rPr>
+        <w:t>9</w:t>
+      </w:r>
+      <w:r>
+        <w:rPr>
+          <w:u w:val="single" w:color="0000ff"/>
+          <w:rFonts w:ascii="Charis SIL Regular" w:hAnsi="Charis SIL Regular" w:eastAsia="Charis SIL Regular"/>
+          <w:b w:val="0"/>
+          <w:i w:val="0"/>
+          <w:color w:val="000000"/>
+          <w:sz w:val="24"/>
+        </w:rPr>
+        <w:hyperlink r:id="rId14" w:history="1">
+          <w:r>
+            <w:rPr>
+              <w:rStyle w:val="Hyperlink"/>
+            </w:rPr>
+            <w:t>53 t</w:t>
+          </w:r>
+        </w:hyperlink>
+      </w:r>
+      <w:r>
+        <w:rPr>
+          <w:u w:val="single" w:color="0000ff"/>
+          <w:rFonts w:ascii="Charis SIL Regular" w:hAnsi="Charis SIL Regular" w:eastAsia="Charis SIL Regular"/>
+          <w:b w:val="0"/>
+          <w:i w:val="0"/>
+          <w:color w:val="000000"/>
+          <w:sz w:val="24"/>
+        </w:rPr>
+        <w:hyperlink r:id="rId14" w:history="1">
+          <w:r>
+            <w:rPr>
+              <w:rStyle w:val="Hyperlink"/>
+            </w:rPr>
+            <w:t>e</w:t>
+          </w:r>
+        </w:hyperlink>
+      </w:r>
+      <w:r>
+        <w:rPr>
+          <w:u w:val="single" w:color="0000ff"/>
+          <w:rFonts w:ascii="Charis SIL Regular" w:hAnsi="Charis SIL Regular" w:eastAsia="Charis SIL Regular"/>
+          <w:b w:val="0"/>
+          <w:i w:val="0"/>
+          <w:color w:val="000000"/>
+          <w:sz w:val="24"/>
+        </w:rPr>
+        <w:hyperlink r:id="rId14" w:history="1">
+          <w:r>
+            <w:rPr>
+              <w:rStyle w:val="Hyperlink"/>
+            </w:rPr>
+            <w:t xml:space="preserve"> zien. In</w:t>
+          </w:r>
+        </w:hyperlink>
+      </w:r>
+      <w:r>
+        <w:rPr>
+          <w:u w:val="single" w:color="0000ff"/>
+          <w:rFonts w:ascii="Charis SIL Regular" w:hAnsi="Charis SIL Regular" w:eastAsia="Charis SIL Regular"/>
+          <w:b w:val="0"/>
+          <w:i w:val="0"/>
+          <w:color w:val="000000"/>
+          <w:sz w:val="24"/>
+        </w:rPr>
+        <w:hyperlink r:id="rId14" w:history="1">
+          <w:r>
+            <w:rPr>
+              <w:rStyle w:val="Hyperlink"/>
+            </w:rPr>
+            <w:t xml:space="preserve"> de </w:t>
+          </w:r>
+        </w:hyperlink>
       </w:r>
       <w:r>
         <w:rPr>

--- a/EXPORTS/DOCX/published/niveau3/Dutch/WageningenUniversity.docx
+++ b/EXPORTS/DOCX/published/niveau3/Dutch/WageningenUniversity.docx
@@ -310,7 +310,7 @@
           <w:sz w:val="24"/>
           <w:u w:val="single"/>
         </w:rPr>
-        <w:hyperlink r:id="rId10" w:history="1">
+        <w:hyperlink r:id="rId9" w:history="1">
           <w:r>
             <w:rPr>
               <w:rStyle w:val="Hyperlink"/>
@@ -328,7 +328,7 @@
           <w:sz w:val="24"/>
           <w:u w:val="single"/>
         </w:rPr>
-        <w:hyperlink r:id="rId10" w:history="1">
+        <w:hyperlink r:id="rId9" w:history="1">
           <w:r>
             <w:rPr>
               <w:rStyle w:val="Hyperlink"/>
@@ -346,7 +346,7 @@
           <w:sz w:val="24"/>
           <w:u w:val="single"/>
         </w:rPr>
-        <w:hyperlink r:id="rId10" w:history="1">
+        <w:hyperlink r:id="rId9" w:history="1">
           <w:r>
             <w:rPr>
               <w:rStyle w:val="Hyperlink"/>
@@ -673,7 +673,7 @@
           <w:sz w:val="24"/>
           <w:u w:val="single"/>
         </w:rPr>
-        <w:hyperlink r:id="rId11" w:history="1">
+        <w:hyperlink r:id="rId12" w:history="1">
           <w:r>
             <w:rPr>
               <w:rStyle w:val="Hyperlink"/>
@@ -711,25 +711,7 @@
           <w:color w:val="000000"/>
           <w:sz w:val="24"/>
         </w:rPr>
-        <w:t>, en in 1948 een schenking van een collectie Indo</w:t>
-      </w:r>
-      <w:r>
-        <w:rPr>
-          <w:u w:val="single" w:color="0000ff"/>
-          <w:rFonts w:ascii="Charis SIL Regular" w:hAnsi="Charis SIL Regular" w:eastAsia="Charis SIL Regular"/>
-          <w:b w:val="0"/>
-          <w:i w:val="0"/>
-          <w:color w:val="000000"/>
-          <w:sz w:val="24"/>
-        </w:rPr>
-        <w:hyperlink r:id="rId12" w:history="1">
-          <w:r>
-            <w:rPr>
-              <w:rStyle w:val="Hyperlink"/>
-            </w:rPr>
-            <w:t>nesische voor</w:t>
-          </w:r>
-        </w:hyperlink>
+        <w:t>, en in 1948 een schenking van een collectie Indonesische voor</w:t>
       </w:r>
       <w:r>
         <w:rPr>
@@ -1275,13 +1257,42 @@
       </w:r>
       <w:r>
         <w:rPr>
+          <w:u w:val="single" w:color="0000ff"/>
           <w:rFonts w:ascii="Charis SIL Regular" w:hAnsi="Charis SIL Regular" w:eastAsia="Charis SIL Regular"/>
           <w:b w:val="0"/>
           <w:i w:val="0"/>
           <w:color w:val="000000"/>
           <w:sz w:val="24"/>
         </w:rPr>
-        <w:t xml:space="preserve">Etnografisch Museum in Delft (het latere </w:t>
+        <w:hyperlink r:id="rId15" w:history="1">
+          <w:r>
+            <w:rPr>
+              <w:rStyle w:val="Hyperlink"/>
+            </w:rPr>
+            <w:t>Etnograf</w:t>
+          </w:r>
+        </w:hyperlink>
+      </w:r>
+      <w:r>
+        <w:rPr>
+          <w:u w:val="single" w:color="0000ff"/>
+          <w:rFonts w:ascii="Charis SIL Regular" w:hAnsi="Charis SIL Regular" w:eastAsia="Charis SIL Regular"/>
+          <w:b w:val="0"/>
+          <w:i w:val="0"/>
+          <w:color w:val="000000"/>
+          <w:sz w:val="24"/>
+        </w:rPr>
+        <w:t>i</w:t>
+      </w:r>
+      <w:r>
+        <w:rPr>
+          <w:rFonts w:ascii="Charis SIL Regular" w:hAnsi="Charis SIL Regular" w:eastAsia="Charis SIL Regular"/>
+          <w:b w:val="0"/>
+          <w:i w:val="0"/>
+          <w:color w:val="000000"/>
+          <w:sz w:val="24"/>
+        </w:rPr>
+        <w:t xml:space="preserve">sch Museum in Delft (het latere </w:t>
       </w:r>
       <w:r>
         <w:rPr>

--- a/EXPORTS/DOCX/published/niveau3/Dutch/WageningenUniversity.docx
+++ b/EXPORTS/DOCX/published/niveau3/Dutch/WageningenUniversity.docx
@@ -274,14 +274,7 @@
           <w:color w:val="000000"/>
           <w:sz w:val="24"/>
         </w:rPr>
-        <w:hyperlink r:id="rId9" w:history="1">
-          <w:r>
-            <w:rPr>
-              <w:rStyle w:val="Hyperlink"/>
-            </w:rPr>
-            <w:t>oorwerpen u</w:t>
-          </w:r>
-        </w:hyperlink>
+        <w:t>oorwerpen u</w:t>
       </w:r>
       <w:r>
         <w:rPr>
@@ -364,7 +357,7 @@
           <w:sz w:val="24"/>
           <w:u w:val="single"/>
         </w:rPr>
-        <w:hyperlink r:id="rId9" w:history="1">
+        <w:hyperlink r:id="rId10" w:history="1">
           <w:r>
             <w:rPr>
               <w:rStyle w:val="Hyperlink"/>
@@ -608,7 +601,7 @@
           <w:sz w:val="24"/>
           <w:u w:val="single"/>
         </w:rPr>
-        <w:hyperlink r:id="rId11" w:history="1">
+        <w:hyperlink r:id="rId12" w:history="1">
           <w:r>
             <w:rPr>
               <w:rStyle w:val="Hyperlink"/>
@@ -626,7 +619,7 @@
           <w:sz w:val="24"/>
           <w:u w:val="single"/>
         </w:rPr>
-        <w:hyperlink r:id="rId11" w:history="1">
+        <w:hyperlink r:id="rId12" w:history="1">
           <w:r>
             <w:rPr>
               <w:rStyle w:val="Hyperlink"/>
@@ -644,7 +637,7 @@
           <w:sz w:val="24"/>
           <w:u w:val="single"/>
         </w:rPr>
-        <w:hyperlink r:id="rId11" w:history="1">
+        <w:hyperlink r:id="rId12" w:history="1">
           <w:r>
             <w:rPr>
               <w:rStyle w:val="Hyperlink"/>
@@ -660,7 +653,6 @@
           <w:i w:val="0"/>
           <w:color w:val="0000FF"/>
           <w:sz w:val="24"/>
-          <w:u w:val="single"/>
         </w:rPr>
         <w:t xml:space="preserve"> </w:t>
       </w:r>
@@ -673,7 +665,7 @@
           <w:sz w:val="24"/>
           <w:u w:val="single"/>
         </w:rPr>
-        <w:hyperlink r:id="rId12" w:history="1">
+        <w:hyperlink r:id="rId11" w:history="1">
           <w:r>
             <w:rPr>
               <w:rStyle w:val="Hyperlink"/>
@@ -711,7 +703,25 @@
           <w:color w:val="000000"/>
           <w:sz w:val="24"/>
         </w:rPr>
-        <w:t>, en in 1948 een schenking van een collectie Indonesische voor</w:t>
+        <w:t>, en in 1948 een schenking van een collectie Indo</w:t>
+      </w:r>
+      <w:r>
+        <w:rPr>
+          <w:u w:val="single" w:color="0000ff"/>
+          <w:rFonts w:ascii="Charis SIL Regular" w:hAnsi="Charis SIL Regular" w:eastAsia="Charis SIL Regular"/>
+          <w:b w:val="0"/>
+          <w:i w:val="0"/>
+          <w:color w:val="000000"/>
+          <w:sz w:val="24"/>
+        </w:rPr>
+        <w:hyperlink r:id="rId12" w:history="1">
+          <w:r>
+            <w:rPr>
+              <w:rStyle w:val="Hyperlink"/>
+            </w:rPr>
+            <w:t>nesische voor</w:t>
+          </w:r>
+        </w:hyperlink>
       </w:r>
       <w:r>
         <w:rPr>
@@ -1114,14 +1124,7 @@
           <w:color w:val="000000"/>
           <w:sz w:val="24"/>
         </w:rPr>
-        <w:hyperlink r:id="rId14" w:history="1">
-          <w:r>
-            <w:rPr>
-              <w:rStyle w:val="Hyperlink"/>
-            </w:rPr>
-            <w:t xml:space="preserve"> de </w:t>
-          </w:r>
-        </w:hyperlink>
+        <w:t xml:space="preserve"> de </w:t>
       </w:r>
       <w:r>
         <w:rPr>

--- a/EXPORTS/DOCX/published/niveau3/Dutch/WageningenUniversity.docx
+++ b/EXPORTS/DOCX/published/niveau3/Dutch/WageningenUniversity.docx
@@ -274,7 +274,14 @@
           <w:color w:val="000000"/>
           <w:sz w:val="24"/>
         </w:rPr>
-        <w:t>oorwerpen u</w:t>
+        <w:hyperlink r:id="rId9" w:history="1">
+          <w:r>
+            <w:rPr>
+              <w:rStyle w:val="Hyperlink"/>
+            </w:rPr>
+            <w:t>oorwerpen u</w:t>
+          </w:r>
+        </w:hyperlink>
       </w:r>
       <w:r>
         <w:rPr>
@@ -321,7 +328,7 @@
           <w:sz w:val="24"/>
           <w:u w:val="single"/>
         </w:rPr>
-        <w:hyperlink r:id="rId9" w:history="1">
+        <w:hyperlink r:id="rId10" w:history="1">
           <w:r>
             <w:rPr>
               <w:rStyle w:val="Hyperlink"/>
@@ -339,7 +346,7 @@
           <w:sz w:val="24"/>
           <w:u w:val="single"/>
         </w:rPr>
-        <w:hyperlink r:id="rId9" w:history="1">
+        <w:hyperlink r:id="rId10" w:history="1">
           <w:r>
             <w:rPr>
               <w:rStyle w:val="Hyperlink"/>
@@ -393,7 +400,7 @@
           <w:sz w:val="24"/>
           <w:u w:val="single"/>
         </w:rPr>
-        <w:hyperlink r:id="rId9" w:history="1">
+        <w:hyperlink r:id="rId10" w:history="1">
           <w:r>
             <w:rPr>
               <w:rStyle w:val="Hyperlink"/>
@@ -438,25 +445,7 @@
           <w:color w:val="000000"/>
           <w:sz w:val="24"/>
         </w:rPr>
-        <w:t>gebruikt werd bij het onderwijs in de land- en volkenkunde. Deze verza</w:t>
-      </w:r>
-      <w:r>
-        <w:rPr>
-          <w:u w:val="single" w:color="0000ff"/>
-          <w:rFonts w:ascii="Charis SIL Regular" w:hAnsi="Charis SIL Regular" w:eastAsia="Charis SIL Regular"/>
-          <w:b w:val="0"/>
-          <w:i w:val="0"/>
-          <w:color w:val="000000"/>
-          <w:sz w:val="24"/>
-        </w:rPr>
-        <w:hyperlink r:id="rId10" w:history="1">
-          <w:r>
-            <w:rPr>
-              <w:rStyle w:val="Hyperlink"/>
-            </w:rPr>
-            <w:t xml:space="preserve">meling werd </w:t>
-          </w:r>
-        </w:hyperlink>
+        <w:t xml:space="preserve">gebruikt werd bij het onderwijs in de land- en volkenkunde. Deze verzameling werd </w:t>
       </w:r>
       <w:r>
         <w:rPr>
@@ -653,6 +642,7 @@
           <w:i w:val="0"/>
           <w:color w:val="0000FF"/>
           <w:sz w:val="24"/>
+          <w:u w:val="single"/>
         </w:rPr>
         <w:t xml:space="preserve"> </w:t>
       </w:r>
@@ -665,7 +655,7 @@
           <w:sz w:val="24"/>
           <w:u w:val="single"/>
         </w:rPr>
-        <w:hyperlink r:id="rId11" w:history="1">
+        <w:hyperlink r:id="rId12" w:history="1">
           <w:r>
             <w:rPr>
               <w:rStyle w:val="Hyperlink"/>
@@ -1124,7 +1114,14 @@
           <w:color w:val="000000"/>
           <w:sz w:val="24"/>
         </w:rPr>
-        <w:t xml:space="preserve"> de </w:t>
+        <w:hyperlink r:id="rId14" w:history="1">
+          <w:r>
+            <w:rPr>
+              <w:rStyle w:val="Hyperlink"/>
+            </w:rPr>
+            <w:t xml:space="preserve"> de </w:t>
+          </w:r>
+        </w:hyperlink>
       </w:r>
       <w:r>
         <w:rPr>
@@ -1228,35 +1225,7 @@
           <w:color w:val="000000"/>
           <w:sz w:val="24"/>
         </w:rPr>
-        <w:t xml:space="preserve"> en vanaf 1962 werd de collectie verdeeld over het Gymnasium in</w:t>
-      </w:r>
-      <w:r>
-        <w:rPr>
-          <w:u w:val="single" w:color="0000ff"/>
-          <w:rFonts w:ascii="Charis SIL Regular" w:hAnsi="Charis SIL Regular" w:eastAsia="Charis SIL Regular"/>
-          <w:b w:val="0"/>
-          <w:i w:val="0"/>
-          <w:color w:val="000000"/>
-          <w:sz w:val="24"/>
-        </w:rPr>
-        <w:hyperlink r:id="rId15" w:history="1">
-          <w:r>
-            <w:rPr>
-              <w:rStyle w:val="Hyperlink"/>
-            </w:rPr>
-            <w:t xml:space="preserve"> Schiedam e</w:t>
-          </w:r>
-        </w:hyperlink>
-      </w:r>
-      <w:r>
-        <w:rPr>
-          <w:rFonts w:ascii="Charis SIL Regular" w:hAnsi="Charis SIL Regular" w:eastAsia="Charis SIL Regular"/>
-          <w:b w:val="0"/>
-          <w:i w:val="0"/>
-          <w:color w:val="000000"/>
-          <w:sz w:val="24"/>
-        </w:rPr>
-        <w:t xml:space="preserve">n het </w:t>
+        <w:t xml:space="preserve"> en vanaf 1962 werd de collectie verdeeld over het Gymnasium in Schiedam en het </w:t>
       </w:r>
       <w:r>
         <w:rPr>

--- a/EXPORTS/DOCX/published/niveau3/Dutch/WageningenUniversity.docx
+++ b/EXPORTS/DOCX/published/niveau3/Dutch/WageningenUniversity.docx
@@ -310,7 +310,7 @@
           <w:sz w:val="24"/>
           <w:u w:val="single"/>
         </w:rPr>
-        <w:hyperlink r:id="rId9" w:history="1">
+        <w:hyperlink r:id="rId10" w:history="1">
           <w:r>
             <w:rPr>
               <w:rStyle w:val="Hyperlink"/>
@@ -328,7 +328,7 @@
           <w:sz w:val="24"/>
           <w:u w:val="single"/>
         </w:rPr>
-        <w:hyperlink r:id="rId10" w:history="1">
+        <w:hyperlink r:id="rId9" w:history="1">
           <w:r>
             <w:rPr>
               <w:rStyle w:val="Hyperlink"/>
@@ -346,7 +346,7 @@
           <w:sz w:val="24"/>
           <w:u w:val="single"/>
         </w:rPr>
-        <w:hyperlink r:id="rId10" w:history="1">
+        <w:hyperlink r:id="rId9" w:history="1">
           <w:r>
             <w:rPr>
               <w:rStyle w:val="Hyperlink"/>
@@ -364,7 +364,7 @@
           <w:sz w:val="24"/>
           <w:u w:val="single"/>
         </w:rPr>
-        <w:hyperlink r:id="rId10" w:history="1">
+        <w:hyperlink r:id="rId9" w:history="1">
           <w:r>
             <w:rPr>
               <w:rStyle w:val="Hyperlink"/>
@@ -400,7 +400,7 @@
           <w:sz w:val="24"/>
           <w:u w:val="single"/>
         </w:rPr>
-        <w:hyperlink r:id="rId10" w:history="1">
+        <w:hyperlink r:id="rId9" w:history="1">
           <w:r>
             <w:rPr>
               <w:rStyle w:val="Hyperlink"/>
@@ -445,7 +445,25 @@
           <w:color w:val="000000"/>
           <w:sz w:val="24"/>
         </w:rPr>
-        <w:t xml:space="preserve">gebruikt werd bij het onderwijs in de land- en volkenkunde. Deze verzameling werd </w:t>
+        <w:t>gebruikt werd bij het onderwijs in de land- en volkenkunde. Deze verza</w:t>
+      </w:r>
+      <w:r>
+        <w:rPr>
+          <w:u w:val="single" w:color="0000ff"/>
+          <w:rFonts w:ascii="Charis SIL Regular" w:hAnsi="Charis SIL Regular" w:eastAsia="Charis SIL Regular"/>
+          <w:b w:val="0"/>
+          <w:i w:val="0"/>
+          <w:color w:val="000000"/>
+          <w:sz w:val="24"/>
+        </w:rPr>
+        <w:hyperlink r:id="rId10" w:history="1">
+          <w:r>
+            <w:rPr>
+              <w:rStyle w:val="Hyperlink"/>
+            </w:rPr>
+            <w:t xml:space="preserve">meling werd </w:t>
+          </w:r>
+        </w:hyperlink>
       </w:r>
       <w:r>
         <w:rPr>
@@ -590,7 +608,7 @@
           <w:sz w:val="24"/>
           <w:u w:val="single"/>
         </w:rPr>
-        <w:hyperlink r:id="rId12" w:history="1">
+        <w:hyperlink r:id="rId11" w:history="1">
           <w:r>
             <w:rPr>
               <w:rStyle w:val="Hyperlink"/>
@@ -608,7 +626,7 @@
           <w:sz w:val="24"/>
           <w:u w:val="single"/>
         </w:rPr>
-        <w:hyperlink r:id="rId12" w:history="1">
+        <w:hyperlink r:id="rId11" w:history="1">
           <w:r>
             <w:rPr>
               <w:rStyle w:val="Hyperlink"/>
@@ -626,7 +644,7 @@
           <w:sz w:val="24"/>
           <w:u w:val="single"/>
         </w:rPr>
-        <w:hyperlink r:id="rId12" w:history="1">
+        <w:hyperlink r:id="rId11" w:history="1">
           <w:r>
             <w:rPr>
               <w:rStyle w:val="Hyperlink"/>
@@ -1247,24 +1265,13 @@
       </w:r>
       <w:r>
         <w:rPr>
-          <w:u w:val="single" w:color="0000ff"/>
           <w:rFonts w:ascii="Charis SIL Regular" w:hAnsi="Charis SIL Regular" w:eastAsia="Charis SIL Regular"/>
           <w:b w:val="0"/>
           <w:i w:val="0"/>
           <w:color w:val="000000"/>
           <w:sz w:val="24"/>
         </w:rPr>
-        <w:t>i</w:t>
-      </w:r>
-      <w:r>
-        <w:rPr>
-          <w:rFonts w:ascii="Charis SIL Regular" w:hAnsi="Charis SIL Regular" w:eastAsia="Charis SIL Regular"/>
-          <w:b w:val="0"/>
-          <w:i w:val="0"/>
-          <w:color w:val="000000"/>
-          <w:sz w:val="24"/>
-        </w:rPr>
-        <w:t xml:space="preserve">sch Museum in Delft (het latere </w:t>
+        <w:t xml:space="preserve">isch Museum in Delft (het latere </w:t>
       </w:r>
       <w:r>
         <w:rPr>

--- a/EXPORTS/DOCX/published/niveau3/Dutch/WageningenUniversity.docx
+++ b/EXPORTS/DOCX/published/niveau3/Dutch/WageningenUniversity.docx
@@ -310,7 +310,7 @@
           <w:sz w:val="24"/>
           <w:u w:val="single"/>
         </w:rPr>
-        <w:hyperlink r:id="rId10" w:history="1">
+        <w:hyperlink r:id="rId9" w:history="1">
           <w:r>
             <w:rPr>
               <w:rStyle w:val="Hyperlink"/>
@@ -400,7 +400,7 @@
           <w:sz w:val="24"/>
           <w:u w:val="single"/>
         </w:rPr>
-        <w:hyperlink r:id="rId9" w:history="1">
+        <w:hyperlink r:id="rId10" w:history="1">
           <w:r>
             <w:rPr>
               <w:rStyle w:val="Hyperlink"/>
@@ -445,25 +445,7 @@
           <w:color w:val="000000"/>
           <w:sz w:val="24"/>
         </w:rPr>
-        <w:t>gebruikt werd bij het onderwijs in de land- en volkenkunde. Deze verza</w:t>
-      </w:r>
-      <w:r>
-        <w:rPr>
-          <w:u w:val="single" w:color="0000ff"/>
-          <w:rFonts w:ascii="Charis SIL Regular" w:hAnsi="Charis SIL Regular" w:eastAsia="Charis SIL Regular"/>
-          <w:b w:val="0"/>
-          <w:i w:val="0"/>
-          <w:color w:val="000000"/>
-          <w:sz w:val="24"/>
-        </w:rPr>
-        <w:hyperlink r:id="rId10" w:history="1">
-          <w:r>
-            <w:rPr>
-              <w:rStyle w:val="Hyperlink"/>
-            </w:rPr>
-            <w:t xml:space="preserve">meling werd </w:t>
-          </w:r>
-        </w:hyperlink>
+        <w:t xml:space="preserve">gebruikt werd bij het onderwijs in de land- en volkenkunde. Deze verzameling werd </w:t>
       </w:r>
       <w:r>
         <w:rPr>
@@ -673,7 +655,7 @@
           <w:sz w:val="24"/>
           <w:u w:val="single"/>
         </w:rPr>
-        <w:hyperlink r:id="rId12" w:history="1">
+        <w:hyperlink r:id="rId11" w:history="1">
           <w:r>
             <w:rPr>
               <w:rStyle w:val="Hyperlink"/>
@@ -785,14 +767,7 @@
           <w:color w:val="000000"/>
           <w:sz w:val="24"/>
         </w:rPr>
-        <w:hyperlink r:id="rId12" w:history="1">
-          <w:r>
-            <w:rPr>
-              <w:rStyle w:val="Hyperlink"/>
-            </w:rPr>
-            <w:t xml:space="preserve">toenmalige </w:t>
-          </w:r>
-        </w:hyperlink>
+        <w:t xml:space="preserve">toenmalige </w:t>
       </w:r>
       <w:r>
         <w:rPr>
@@ -1243,7 +1218,35 @@
           <w:color w:val="000000"/>
           <w:sz w:val="24"/>
         </w:rPr>
-        <w:t xml:space="preserve"> en vanaf 1962 werd de collectie verdeeld over het Gymnasium in Schiedam en het </w:t>
+        <w:t xml:space="preserve"> en vanaf 1962 werd de collectie verdeeld over het Gymnasium in</w:t>
+      </w:r>
+      <w:r>
+        <w:rPr>
+          <w:u w:val="single" w:color="0000ff"/>
+          <w:rFonts w:ascii="Charis SIL Regular" w:hAnsi="Charis SIL Regular" w:eastAsia="Charis SIL Regular"/>
+          <w:b w:val="0"/>
+          <w:i w:val="0"/>
+          <w:color w:val="000000"/>
+          <w:sz w:val="24"/>
+        </w:rPr>
+        <w:hyperlink r:id="rId15" w:history="1">
+          <w:r>
+            <w:rPr>
+              <w:rStyle w:val="Hyperlink"/>
+            </w:rPr>
+            <w:t xml:space="preserve"> Schiedam e</w:t>
+          </w:r>
+        </w:hyperlink>
+      </w:r>
+      <w:r>
+        <w:rPr>
+          <w:rFonts w:ascii="Charis SIL Regular" w:hAnsi="Charis SIL Regular" w:eastAsia="Charis SIL Regular"/>
+          <w:b w:val="0"/>
+          <w:i w:val="0"/>
+          <w:color w:val="000000"/>
+          <w:sz w:val="24"/>
+        </w:rPr>
+        <w:t xml:space="preserve">n het </w:t>
       </w:r>
       <w:r>
         <w:rPr>
@@ -1265,13 +1268,24 @@
       </w:r>
       <w:r>
         <w:rPr>
+          <w:u w:val="single" w:color="0000ff"/>
           <w:rFonts w:ascii="Charis SIL Regular" w:hAnsi="Charis SIL Regular" w:eastAsia="Charis SIL Regular"/>
           <w:b w:val="0"/>
           <w:i w:val="0"/>
           <w:color w:val="000000"/>
           <w:sz w:val="24"/>
         </w:rPr>
-        <w:t xml:space="preserve">isch Museum in Delft (het latere </w:t>
+        <w:t>i</w:t>
+      </w:r>
+      <w:r>
+        <w:rPr>
+          <w:rFonts w:ascii="Charis SIL Regular" w:hAnsi="Charis SIL Regular" w:eastAsia="Charis SIL Regular"/>
+          <w:b w:val="0"/>
+          <w:i w:val="0"/>
+          <w:color w:val="000000"/>
+          <w:sz w:val="24"/>
+        </w:rPr>
+        <w:t xml:space="preserve">sch Museum in Delft (het latere </w:t>
       </w:r>
       <w:r>
         <w:rPr>

--- a/EXPORTS/DOCX/published/niveau3/Dutch/WageningenUniversity.docx
+++ b/EXPORTS/DOCX/published/niveau3/Dutch/WageningenUniversity.docx
@@ -274,14 +274,7 @@
           <w:color w:val="000000"/>
           <w:sz w:val="24"/>
         </w:rPr>
-        <w:hyperlink r:id="rId9" w:history="1">
-          <w:r>
-            <w:rPr>
-              <w:rStyle w:val="Hyperlink"/>
-            </w:rPr>
-            <w:t>oorwerpen u</w:t>
-          </w:r>
-        </w:hyperlink>
+        <w:t>oorwerpen u</w:t>
       </w:r>
       <w:r>
         <w:rPr>
@@ -400,7 +393,7 @@
           <w:sz w:val="24"/>
           <w:u w:val="single"/>
         </w:rPr>
-        <w:hyperlink r:id="rId10" w:history="1">
+        <w:hyperlink r:id="rId9" w:history="1">
           <w:r>
             <w:rPr>
               <w:rStyle w:val="Hyperlink"/>
@@ -445,7 +438,25 @@
           <w:color w:val="000000"/>
           <w:sz w:val="24"/>
         </w:rPr>
-        <w:t xml:space="preserve">gebruikt werd bij het onderwijs in de land- en volkenkunde. Deze verzameling werd </w:t>
+        <w:t>gebruikt werd bij het onderwijs in de land- en volkenkunde. Deze verza</w:t>
+      </w:r>
+      <w:r>
+        <w:rPr>
+          <w:u w:val="single" w:color="0000ff"/>
+          <w:rFonts w:ascii="Charis SIL Regular" w:hAnsi="Charis SIL Regular" w:eastAsia="Charis SIL Regular"/>
+          <w:b w:val="0"/>
+          <w:i w:val="0"/>
+          <w:color w:val="000000"/>
+          <w:sz w:val="24"/>
+        </w:rPr>
+        <w:hyperlink r:id="rId10" w:history="1">
+          <w:r>
+            <w:rPr>
+              <w:rStyle w:val="Hyperlink"/>
+            </w:rPr>
+            <w:t xml:space="preserve">meling werd </w:t>
+          </w:r>
+        </w:hyperlink>
       </w:r>
       <w:r>
         <w:rPr>
@@ -590,7 +601,7 @@
           <w:sz w:val="24"/>
           <w:u w:val="single"/>
         </w:rPr>
-        <w:hyperlink r:id="rId11" w:history="1">
+        <w:hyperlink r:id="rId12" w:history="1">
           <w:r>
             <w:rPr>
               <w:rStyle w:val="Hyperlink"/>
@@ -608,7 +619,7 @@
           <w:sz w:val="24"/>
           <w:u w:val="single"/>
         </w:rPr>
-        <w:hyperlink r:id="rId11" w:history="1">
+        <w:hyperlink r:id="rId12" w:history="1">
           <w:r>
             <w:rPr>
               <w:rStyle w:val="Hyperlink"/>
@@ -626,7 +637,7 @@
           <w:sz w:val="24"/>
           <w:u w:val="single"/>
         </w:rPr>
-        <w:hyperlink r:id="rId11" w:history="1">
+        <w:hyperlink r:id="rId12" w:history="1">
           <w:r>
             <w:rPr>
               <w:rStyle w:val="Hyperlink"/>
@@ -655,7 +666,7 @@
           <w:sz w:val="24"/>
           <w:u w:val="single"/>
         </w:rPr>
-        <w:hyperlink r:id="rId11" w:history="1">
+        <w:hyperlink r:id="rId12" w:history="1">
           <w:r>
             <w:rPr>
               <w:rStyle w:val="Hyperlink"/>
@@ -767,7 +778,14 @@
           <w:color w:val="000000"/>
           <w:sz w:val="24"/>
         </w:rPr>
-        <w:t xml:space="preserve">toenmalige </w:t>
+        <w:hyperlink r:id="rId12" w:history="1">
+          <w:r>
+            <w:rPr>
+              <w:rStyle w:val="Hyperlink"/>
+            </w:rPr>
+            <w:t xml:space="preserve">toenmalige </w:t>
+          </w:r>
+        </w:hyperlink>
       </w:r>
       <w:r>
         <w:rPr>
@@ -1250,42 +1268,13 @@
       </w:r>
       <w:r>
         <w:rPr>
-          <w:u w:val="single" w:color="0000ff"/>
           <w:rFonts w:ascii="Charis SIL Regular" w:hAnsi="Charis SIL Regular" w:eastAsia="Charis SIL Regular"/>
           <w:b w:val="0"/>
           <w:i w:val="0"/>
           <w:color w:val="000000"/>
           <w:sz w:val="24"/>
         </w:rPr>
-        <w:hyperlink r:id="rId15" w:history="1">
-          <w:r>
-            <w:rPr>
-              <w:rStyle w:val="Hyperlink"/>
-            </w:rPr>
-            <w:t>Etnograf</w:t>
-          </w:r>
-        </w:hyperlink>
-      </w:r>
-      <w:r>
-        <w:rPr>
-          <w:u w:val="single" w:color="0000ff"/>
-          <w:rFonts w:ascii="Charis SIL Regular" w:hAnsi="Charis SIL Regular" w:eastAsia="Charis SIL Regular"/>
-          <w:b w:val="0"/>
-          <w:i w:val="0"/>
-          <w:color w:val="000000"/>
-          <w:sz w:val="24"/>
-        </w:rPr>
-        <w:t>i</w:t>
-      </w:r>
-      <w:r>
-        <w:rPr>
-          <w:rFonts w:ascii="Charis SIL Regular" w:hAnsi="Charis SIL Regular" w:eastAsia="Charis SIL Regular"/>
-          <w:b w:val="0"/>
-          <w:i w:val="0"/>
-          <w:color w:val="000000"/>
-          <w:sz w:val="24"/>
-        </w:rPr>
-        <w:t xml:space="preserve">sch Museum in Delft (het latere </w:t>
+        <w:t xml:space="preserve">Etnografisch Museum in Delft (het latere </w:t>
       </w:r>
       <w:r>
         <w:rPr>

--- a/EXPORTS/DOCX/published/niveau3/Dutch/WageningenUniversity.docx
+++ b/EXPORTS/DOCX/published/niveau3/Dutch/WageningenUniversity.docx
@@ -274,7 +274,14 @@
           <w:color w:val="000000"/>
           <w:sz w:val="24"/>
         </w:rPr>
-        <w:t>oorwerpen u</w:t>
+        <w:hyperlink r:id="rId9" w:history="1">
+          <w:r>
+            <w:rPr>
+              <w:rStyle w:val="Hyperlink"/>
+            </w:rPr>
+            <w:t>oorwerpen u</w:t>
+          </w:r>
+        </w:hyperlink>
       </w:r>
       <w:r>
         <w:rPr>
@@ -303,7 +310,7 @@
           <w:sz w:val="24"/>
           <w:u w:val="single"/>
         </w:rPr>
-        <w:hyperlink r:id="rId9" w:history="1">
+        <w:hyperlink r:id="rId10" w:history="1">
           <w:r>
             <w:rPr>
               <w:rStyle w:val="Hyperlink"/>
@@ -321,7 +328,7 @@
           <w:sz w:val="24"/>
           <w:u w:val="single"/>
         </w:rPr>
-        <w:hyperlink r:id="rId9" w:history="1">
+        <w:hyperlink r:id="rId10" w:history="1">
           <w:r>
             <w:rPr>
               <w:rStyle w:val="Hyperlink"/>
@@ -339,7 +346,7 @@
           <w:sz w:val="24"/>
           <w:u w:val="single"/>
         </w:rPr>
-        <w:hyperlink r:id="rId9" w:history="1">
+        <w:hyperlink r:id="rId10" w:history="1">
           <w:r>
             <w:rPr>
               <w:rStyle w:val="Hyperlink"/>
@@ -357,7 +364,7 @@
           <w:sz w:val="24"/>
           <w:u w:val="single"/>
         </w:rPr>
-        <w:hyperlink r:id="rId9" w:history="1">
+        <w:hyperlink r:id="rId10" w:history="1">
           <w:r>
             <w:rPr>
               <w:rStyle w:val="Hyperlink"/>
@@ -375,7 +382,7 @@
           <w:sz w:val="24"/>
           <w:u w:val="single"/>
         </w:rPr>
-        <w:hyperlink r:id="rId9" w:history="1">
+        <w:hyperlink r:id="rId10" w:history="1">
           <w:r>
             <w:rPr>
               <w:rStyle w:val="Hyperlink"/>
@@ -393,7 +400,7 @@
           <w:sz w:val="24"/>
           <w:u w:val="single"/>
         </w:rPr>
-        <w:hyperlink r:id="rId9" w:history="1">
+        <w:hyperlink r:id="rId10" w:history="1">
           <w:r>
             <w:rPr>
               <w:rStyle w:val="Hyperlink"/>
@@ -601,7 +608,7 @@
           <w:sz w:val="24"/>
           <w:u w:val="single"/>
         </w:rPr>
-        <w:hyperlink r:id="rId12" w:history="1">
+        <w:hyperlink r:id="rId11" w:history="1">
           <w:r>
             <w:rPr>
               <w:rStyle w:val="Hyperlink"/>
@@ -619,7 +626,7 @@
           <w:sz w:val="24"/>
           <w:u w:val="single"/>
         </w:rPr>
-        <w:hyperlink r:id="rId12" w:history="1">
+        <w:hyperlink r:id="rId11" w:history="1">
           <w:r>
             <w:rPr>
               <w:rStyle w:val="Hyperlink"/>
@@ -637,7 +644,7 @@
           <w:sz w:val="24"/>
           <w:u w:val="single"/>
         </w:rPr>
-        <w:hyperlink r:id="rId12" w:history="1">
+        <w:hyperlink r:id="rId11" w:history="1">
           <w:r>
             <w:rPr>
               <w:rStyle w:val="Hyperlink"/>
@@ -666,7 +673,7 @@
           <w:sz w:val="24"/>
           <w:u w:val="single"/>
         </w:rPr>
-        <w:hyperlink r:id="rId12" w:history="1">
+        <w:hyperlink r:id="rId11" w:history="1">
           <w:r>
             <w:rPr>
               <w:rStyle w:val="Hyperlink"/>
@@ -778,14 +785,7 @@
           <w:color w:val="000000"/>
           <w:sz w:val="24"/>
         </w:rPr>
-        <w:hyperlink r:id="rId12" w:history="1">
-          <w:r>
-            <w:rPr>
-              <w:rStyle w:val="Hyperlink"/>
-            </w:rPr>
-            <w:t xml:space="preserve">toenmalige </w:t>
-          </w:r>
-        </w:hyperlink>
+        <w:t xml:space="preserve">toenmalige </w:t>
       </w:r>
       <w:r>
         <w:rPr>
@@ -1268,13 +1268,42 @@
       </w:r>
       <w:r>
         <w:rPr>
+          <w:u w:val="single" w:color="0000ff"/>
           <w:rFonts w:ascii="Charis SIL Regular" w:hAnsi="Charis SIL Regular" w:eastAsia="Charis SIL Regular"/>
           <w:b w:val="0"/>
           <w:i w:val="0"/>
           <w:color w:val="000000"/>
           <w:sz w:val="24"/>
         </w:rPr>
-        <w:t xml:space="preserve">Etnografisch Museum in Delft (het latere </w:t>
+        <w:hyperlink r:id="rId15" w:history="1">
+          <w:r>
+            <w:rPr>
+              <w:rStyle w:val="Hyperlink"/>
+            </w:rPr>
+            <w:t>Etnograf</w:t>
+          </w:r>
+        </w:hyperlink>
+      </w:r>
+      <w:r>
+        <w:rPr>
+          <w:u w:val="single" w:color="0000ff"/>
+          <w:rFonts w:ascii="Charis SIL Regular" w:hAnsi="Charis SIL Regular" w:eastAsia="Charis SIL Regular"/>
+          <w:b w:val="0"/>
+          <w:i w:val="0"/>
+          <w:color w:val="000000"/>
+          <w:sz w:val="24"/>
+        </w:rPr>
+        <w:t>i</w:t>
+      </w:r>
+      <w:r>
+        <w:rPr>
+          <w:rFonts w:ascii="Charis SIL Regular" w:hAnsi="Charis SIL Regular" w:eastAsia="Charis SIL Regular"/>
+          <w:b w:val="0"/>
+          <w:i w:val="0"/>
+          <w:color w:val="000000"/>
+          <w:sz w:val="24"/>
+        </w:rPr>
+        <w:t xml:space="preserve">sch Museum in Delft (het latere </w:t>
       </w:r>
       <w:r>
         <w:rPr>

--- a/EXPORTS/DOCX/published/niveau3/Dutch/WageningenUniversity.docx
+++ b/EXPORTS/DOCX/published/niveau3/Dutch/WageningenUniversity.docx
@@ -310,7 +310,7 @@
           <w:sz w:val="24"/>
           <w:u w:val="single"/>
         </w:rPr>
-        <w:hyperlink r:id="rId10" w:history="1">
+        <w:hyperlink r:id="rId9" w:history="1">
           <w:r>
             <w:rPr>
               <w:rStyle w:val="Hyperlink"/>
@@ -608,7 +608,7 @@
           <w:sz w:val="24"/>
           <w:u w:val="single"/>
         </w:rPr>
-        <w:hyperlink r:id="rId11" w:history="1">
+        <w:hyperlink r:id="rId12" w:history="1">
           <w:r>
             <w:rPr>
               <w:rStyle w:val="Hyperlink"/>
@@ -626,7 +626,7 @@
           <w:sz w:val="24"/>
           <w:u w:val="single"/>
         </w:rPr>
-        <w:hyperlink r:id="rId11" w:history="1">
+        <w:hyperlink r:id="rId12" w:history="1">
           <w:r>
             <w:rPr>
               <w:rStyle w:val="Hyperlink"/>
@@ -644,7 +644,7 @@
           <w:sz w:val="24"/>
           <w:u w:val="single"/>
         </w:rPr>
-        <w:hyperlink r:id="rId11" w:history="1">
+        <w:hyperlink r:id="rId12" w:history="1">
           <w:r>
             <w:rPr>
               <w:rStyle w:val="Hyperlink"/>
@@ -673,7 +673,7 @@
           <w:sz w:val="24"/>
           <w:u w:val="single"/>
         </w:rPr>
-        <w:hyperlink r:id="rId12" w:history="1">
+        <w:hyperlink r:id="rId11" w:history="1">
           <w:r>
             <w:rPr>
               <w:rStyle w:val="Hyperlink"/>
@@ -1243,7 +1243,35 @@
           <w:color w:val="000000"/>
           <w:sz w:val="24"/>
         </w:rPr>
-        <w:t xml:space="preserve"> en vanaf 1962 werd de collectie verdeeld over het Gymnasium in Schiedam en het </w:t>
+        <w:t xml:space="preserve"> en vanaf 1962 werd de collectie verdeeld over het Gymnasium in</w:t>
+      </w:r>
+      <w:r>
+        <w:rPr>
+          <w:u w:val="single" w:color="0000ff"/>
+          <w:rFonts w:ascii="Charis SIL Regular" w:hAnsi="Charis SIL Regular" w:eastAsia="Charis SIL Regular"/>
+          <w:b w:val="0"/>
+          <w:i w:val="0"/>
+          <w:color w:val="000000"/>
+          <w:sz w:val="24"/>
+        </w:rPr>
+        <w:hyperlink r:id="rId15" w:history="1">
+          <w:r>
+            <w:rPr>
+              <w:rStyle w:val="Hyperlink"/>
+            </w:rPr>
+            <w:t xml:space="preserve"> Schiedam e</w:t>
+          </w:r>
+        </w:hyperlink>
+      </w:r>
+      <w:r>
+        <w:rPr>
+          <w:rFonts w:ascii="Charis SIL Regular" w:hAnsi="Charis SIL Regular" w:eastAsia="Charis SIL Regular"/>
+          <w:b w:val="0"/>
+          <w:i w:val="0"/>
+          <w:color w:val="000000"/>
+          <w:sz w:val="24"/>
+        </w:rPr>
+        <w:t xml:space="preserve">n het </w:t>
       </w:r>
       <w:r>
         <w:rPr>
@@ -1265,13 +1293,24 @@
       </w:r>
       <w:r>
         <w:rPr>
+          <w:u w:val="single" w:color="0000ff"/>
           <w:rFonts w:ascii="Charis SIL Regular" w:hAnsi="Charis SIL Regular" w:eastAsia="Charis SIL Regular"/>
           <w:b w:val="0"/>
           <w:i w:val="0"/>
           <w:color w:val="000000"/>
           <w:sz w:val="24"/>
         </w:rPr>
-        <w:t xml:space="preserve">isch Museum in Delft (het latere </w:t>
+        <w:t>i</w:t>
+      </w:r>
+      <w:r>
+        <w:rPr>
+          <w:rFonts w:ascii="Charis SIL Regular" w:hAnsi="Charis SIL Regular" w:eastAsia="Charis SIL Regular"/>
+          <w:b w:val="0"/>
+          <w:i w:val="0"/>
+          <w:color w:val="000000"/>
+          <w:sz w:val="24"/>
+        </w:rPr>
+        <w:t xml:space="preserve">sch Museum in Delft (het latere </w:t>
       </w:r>
       <w:r>
         <w:rPr>

--- a/EXPORTS/DOCX/published/niveau3/Dutch/WageningenUniversity.docx
+++ b/EXPORTS/DOCX/published/niveau3/Dutch/WageningenUniversity.docx
@@ -310,7 +310,7 @@
           <w:sz w:val="24"/>
           <w:u w:val="single"/>
         </w:rPr>
-        <w:hyperlink r:id="rId9" w:history="1">
+        <w:hyperlink r:id="rId10" w:history="1">
           <w:r>
             <w:rPr>
               <w:rStyle w:val="Hyperlink"/>
@@ -328,7 +328,7 @@
           <w:sz w:val="24"/>
           <w:u w:val="single"/>
         </w:rPr>
-        <w:hyperlink r:id="rId9" w:history="1">
+        <w:hyperlink r:id="rId10" w:history="1">
           <w:r>
             <w:rPr>
               <w:rStyle w:val="Hyperlink"/>
@@ -346,7 +346,7 @@
           <w:sz w:val="24"/>
           <w:u w:val="single"/>
         </w:rPr>
-        <w:hyperlink r:id="rId9" w:history="1">
+        <w:hyperlink r:id="rId10" w:history="1">
           <w:r>
             <w:rPr>
               <w:rStyle w:val="Hyperlink"/>
@@ -364,7 +364,7 @@
           <w:sz w:val="24"/>
           <w:u w:val="single"/>
         </w:rPr>
-        <w:hyperlink r:id="rId9" w:history="1">
+        <w:hyperlink r:id="rId10" w:history="1">
           <w:r>
             <w:rPr>
               <w:rStyle w:val="Hyperlink"/>
@@ -382,7 +382,7 @@
           <w:sz w:val="24"/>
           <w:u w:val="single"/>
         </w:rPr>
-        <w:hyperlink r:id="rId9" w:history="1">
+        <w:hyperlink r:id="rId10" w:history="1">
           <w:r>
             <w:rPr>
               <w:rStyle w:val="Hyperlink"/>
@@ -400,7 +400,7 @@
           <w:sz w:val="24"/>
           <w:u w:val="single"/>
         </w:rPr>
-        <w:hyperlink r:id="rId9" w:history="1">
+        <w:hyperlink r:id="rId10" w:history="1">
           <w:r>
             <w:rPr>
               <w:rStyle w:val="Hyperlink"/>
@@ -608,7 +608,7 @@
           <w:sz w:val="24"/>
           <w:u w:val="single"/>
         </w:rPr>
-        <w:hyperlink r:id="rId12" w:history="1">
+        <w:hyperlink r:id="rId11" w:history="1">
           <w:r>
             <w:rPr>
               <w:rStyle w:val="Hyperlink"/>
@@ -626,7 +626,7 @@
           <w:sz w:val="24"/>
           <w:u w:val="single"/>
         </w:rPr>
-        <w:hyperlink r:id="rId12" w:history="1">
+        <w:hyperlink r:id="rId11" w:history="1">
           <w:r>
             <w:rPr>
               <w:rStyle w:val="Hyperlink"/>
@@ -644,7 +644,7 @@
           <w:sz w:val="24"/>
           <w:u w:val="single"/>
         </w:rPr>
-        <w:hyperlink r:id="rId12" w:history="1">
+        <w:hyperlink r:id="rId11" w:history="1">
           <w:r>
             <w:rPr>
               <w:rStyle w:val="Hyperlink"/>
@@ -785,14 +785,7 @@
           <w:color w:val="000000"/>
           <w:sz w:val="24"/>
         </w:rPr>
-        <w:hyperlink r:id="rId12" w:history="1">
-          <w:r>
-            <w:rPr>
-              <w:rStyle w:val="Hyperlink"/>
-            </w:rPr>
-            <w:t xml:space="preserve">toenmalige </w:t>
-          </w:r>
-        </w:hyperlink>
+        <w:t xml:space="preserve">toenmalige </w:t>
       </w:r>
       <w:r>
         <w:rPr>
@@ -2140,14 +2133,7 @@
           <w:color w:val="000000"/>
           <w:sz w:val="24"/>
         </w:rPr>
-        <w:hyperlink r:id="rId19" w:history="1">
-          <w:r>
-            <w:rPr>
-              <w:rStyle w:val="Hyperlink"/>
-            </w:rPr>
-            <w:t>eert arch</w:t>
-          </w:r>
-        </w:hyperlink>
+        <w:t>eert arch</w:t>
       </w:r>
       <w:r>
         <w:rPr>

--- a/EXPORTS/DOCX/published/niveau3/Dutch/WageningenUniversity.docx
+++ b/EXPORTS/DOCX/published/niveau3/Dutch/WageningenUniversity.docx
@@ -263,25 +263,7 @@
           <w:color w:val="000000"/>
           <w:sz w:val="24"/>
         </w:rPr>
-        <w:t>had vanaf begin 20ste eeuw een museumopstelling met v</w:t>
-      </w:r>
-      <w:r>
-        <w:rPr>
-          <w:u w:val="single" w:color="0000ff"/>
-          <w:rFonts w:ascii="Charis SIL Regular" w:hAnsi="Charis SIL Regular" w:eastAsia="Charis SIL Regular"/>
-          <w:b w:val="0"/>
-          <w:i w:val="0"/>
-          <w:color w:val="000000"/>
-          <w:sz w:val="24"/>
-        </w:rPr>
-        <w:hyperlink r:id="rId9" w:history="1">
-          <w:r>
-            <w:rPr>
-              <w:rStyle w:val="Hyperlink"/>
-            </w:rPr>
-            <w:t>oorwerpen u</w:t>
-          </w:r>
-        </w:hyperlink>
+        <w:t>had vanaf begin 20ste eeuw een museumopstelling met voorwerpen u</w:t>
       </w:r>
       <w:r>
         <w:rPr>
@@ -310,7 +292,7 @@
           <w:sz w:val="24"/>
           <w:u w:val="single"/>
         </w:rPr>
-        <w:hyperlink r:id="rId10" w:history="1">
+        <w:hyperlink r:id="rId9" w:history="1">
           <w:r>
             <w:rPr>
               <w:rStyle w:val="Hyperlink"/>
@@ -328,7 +310,7 @@
           <w:sz w:val="24"/>
           <w:u w:val="single"/>
         </w:rPr>
-        <w:hyperlink r:id="rId10" w:history="1">
+        <w:hyperlink r:id="rId9" w:history="1">
           <w:r>
             <w:rPr>
               <w:rStyle w:val="Hyperlink"/>
@@ -346,7 +328,7 @@
           <w:sz w:val="24"/>
           <w:u w:val="single"/>
         </w:rPr>
-        <w:hyperlink r:id="rId10" w:history="1">
+        <w:hyperlink r:id="rId9" w:history="1">
           <w:r>
             <w:rPr>
               <w:rStyle w:val="Hyperlink"/>
@@ -364,7 +346,7 @@
           <w:sz w:val="24"/>
           <w:u w:val="single"/>
         </w:rPr>
-        <w:hyperlink r:id="rId10" w:history="1">
+        <w:hyperlink r:id="rId9" w:history="1">
           <w:r>
             <w:rPr>
               <w:rStyle w:val="Hyperlink"/>
@@ -382,7 +364,7 @@
           <w:sz w:val="24"/>
           <w:u w:val="single"/>
         </w:rPr>
-        <w:hyperlink r:id="rId10" w:history="1">
+        <w:hyperlink r:id="rId9" w:history="1">
           <w:r>
             <w:rPr>
               <w:rStyle w:val="Hyperlink"/>
@@ -400,7 +382,7 @@
           <w:sz w:val="24"/>
           <w:u w:val="single"/>
         </w:rPr>
-        <w:hyperlink r:id="rId10" w:history="1">
+        <w:hyperlink r:id="rId9" w:history="1">
           <w:r>
             <w:rPr>
               <w:rStyle w:val="Hyperlink"/>
@@ -608,7 +590,7 @@
           <w:sz w:val="24"/>
           <w:u w:val="single"/>
         </w:rPr>
-        <w:hyperlink r:id="rId11" w:history="1">
+        <w:hyperlink r:id="rId12" w:history="1">
           <w:r>
             <w:rPr>
               <w:rStyle w:val="Hyperlink"/>
@@ -626,7 +608,7 @@
           <w:sz w:val="24"/>
           <w:u w:val="single"/>
         </w:rPr>
-        <w:hyperlink r:id="rId11" w:history="1">
+        <w:hyperlink r:id="rId12" w:history="1">
           <w:r>
             <w:rPr>
               <w:rStyle w:val="Hyperlink"/>
@@ -644,7 +626,7 @@
           <w:sz w:val="24"/>
           <w:u w:val="single"/>
         </w:rPr>
-        <w:hyperlink r:id="rId11" w:history="1">
+        <w:hyperlink r:id="rId12" w:history="1">
           <w:r>
             <w:rPr>
               <w:rStyle w:val="Hyperlink"/>
@@ -673,7 +655,7 @@
           <w:sz w:val="24"/>
           <w:u w:val="single"/>
         </w:rPr>
-        <w:hyperlink r:id="rId11" w:history="1">
+        <w:hyperlink r:id="rId12" w:history="1">
           <w:r>
             <w:rPr>
               <w:rStyle w:val="Hyperlink"/>
@@ -785,7 +767,14 @@
           <w:color w:val="000000"/>
           <w:sz w:val="24"/>
         </w:rPr>
-        <w:t xml:space="preserve">toenmalige </w:t>
+        <w:hyperlink r:id="rId12" w:history="1">
+          <w:r>
+            <w:rPr>
+              <w:rStyle w:val="Hyperlink"/>
+            </w:rPr>
+            <w:t xml:space="preserve">toenmalige </w:t>
+          </w:r>
+        </w:hyperlink>
       </w:r>
       <w:r>
         <w:rPr>
@@ -1286,24 +1275,13 @@
       </w:r>
       <w:r>
         <w:rPr>
-          <w:u w:val="single" w:color="0000ff"/>
           <w:rFonts w:ascii="Charis SIL Regular" w:hAnsi="Charis SIL Regular" w:eastAsia="Charis SIL Regular"/>
           <w:b w:val="0"/>
           <w:i w:val="0"/>
           <w:color w:val="000000"/>
           <w:sz w:val="24"/>
         </w:rPr>
-        <w:t>i</w:t>
-      </w:r>
-      <w:r>
-        <w:rPr>
-          <w:rFonts w:ascii="Charis SIL Regular" w:hAnsi="Charis SIL Regular" w:eastAsia="Charis SIL Regular"/>
-          <w:b w:val="0"/>
-          <w:i w:val="0"/>
-          <w:color w:val="000000"/>
-          <w:sz w:val="24"/>
-        </w:rPr>
-        <w:t xml:space="preserve">sch Museum in Delft (het latere </w:t>
+        <w:t xml:space="preserve">isch Museum in Delft (het latere </w:t>
       </w:r>
       <w:r>
         <w:rPr>
@@ -2133,7 +2111,14 @@
           <w:color w:val="000000"/>
           <w:sz w:val="24"/>
         </w:rPr>
-        <w:t>eert arch</w:t>
+        <w:hyperlink r:id="rId19" w:history="1">
+          <w:r>
+            <w:rPr>
+              <w:rStyle w:val="Hyperlink"/>
+            </w:rPr>
+            <w:t>eert arch</w:t>
+          </w:r>
+        </w:hyperlink>
       </w:r>
       <w:r>
         <w:rPr>

--- a/EXPORTS/DOCX/published/niveau3/Dutch/WageningenUniversity.docx
+++ b/EXPORTS/DOCX/published/niveau3/Dutch/WageningenUniversity.docx
@@ -263,7 +263,18 @@
           <w:color w:val="000000"/>
           <w:sz w:val="24"/>
         </w:rPr>
-        <w:t>had vanaf begin 20ste eeuw een museumopstelling met voorwerpen u</w:t>
+        <w:t>had vanaf begin 20ste eeuw een museumopstelling met v</w:t>
+      </w:r>
+      <w:r>
+        <w:rPr>
+          <w:u w:val="single" w:color="0000ff"/>
+          <w:rFonts w:ascii="Charis SIL Regular" w:hAnsi="Charis SIL Regular" w:eastAsia="Charis SIL Regular"/>
+          <w:b w:val="0"/>
+          <w:i w:val="0"/>
+          <w:color w:val="000000"/>
+          <w:sz w:val="24"/>
+        </w:rPr>
+        <w:t>oorwerpen u</w:t>
       </w:r>
       <w:r>
         <w:rPr>
@@ -1257,31 +1268,13 @@
       </w:r>
       <w:r>
         <w:rPr>
-          <w:u w:val="single" w:color="0000ff"/>
           <w:rFonts w:ascii="Charis SIL Regular" w:hAnsi="Charis SIL Regular" w:eastAsia="Charis SIL Regular"/>
           <w:b w:val="0"/>
           <w:i w:val="0"/>
           <w:color w:val="000000"/>
           <w:sz w:val="24"/>
         </w:rPr>
-        <w:hyperlink r:id="rId15" w:history="1">
-          <w:r>
-            <w:rPr>
-              <w:rStyle w:val="Hyperlink"/>
-            </w:rPr>
-            <w:t>Etnograf</w:t>
-          </w:r>
-        </w:hyperlink>
-      </w:r>
-      <w:r>
-        <w:rPr>
-          <w:rFonts w:ascii="Charis SIL Regular" w:hAnsi="Charis SIL Regular" w:eastAsia="Charis SIL Regular"/>
-          <w:b w:val="0"/>
-          <w:i w:val="0"/>
-          <w:color w:val="000000"/>
-          <w:sz w:val="24"/>
-        </w:rPr>
-        <w:t xml:space="preserve">isch Museum in Delft (het latere </w:t>
+        <w:t xml:space="preserve">Etnografisch Museum in Delft (het latere </w:t>
       </w:r>
       <w:r>
         <w:rPr>

--- a/EXPORTS/DOCX/published/niveau3/Dutch/WageningenUniversity.docx
+++ b/EXPORTS/DOCX/published/niveau3/Dutch/WageningenUniversity.docx
@@ -382,7 +382,7 @@
           <w:sz w:val="24"/>
           <w:u w:val="single"/>
         </w:rPr>
-        <w:hyperlink r:id="rId10" w:history="1">
+        <w:hyperlink r:id="rId9" w:history="1">
           <w:r>
             <w:rPr>
               <w:rStyle w:val="Hyperlink"/>
@@ -400,7 +400,7 @@
           <w:sz w:val="24"/>
           <w:u w:val="single"/>
         </w:rPr>
-        <w:hyperlink r:id="rId10" w:history="1">
+        <w:hyperlink r:id="rId9" w:history="1">
           <w:r>
             <w:rPr>
               <w:rStyle w:val="Hyperlink"/>
@@ -796,7 +796,7 @@
           <w:sz w:val="24"/>
           <w:u w:val="single"/>
         </w:rPr>
-        <w:hyperlink r:id="rId12" w:history="1">
+        <w:hyperlink r:id="rId13" w:history="1">
           <w:r>
             <w:rPr>
               <w:rStyle w:val="Hyperlink"/>
@@ -2058,89 +2058,7 @@
           <w:color w:val="000000"/>
           <w:sz w:val="24"/>
         </w:rPr>
-        <w:t>Volkenkunde. H</w:t>
-      </w:r>
-      <w:r>
-        <w:rPr>
-          <w:u w:val="single" w:color="0000ff"/>
-          <w:rFonts w:ascii="Charis SIL Regular" w:hAnsi="Charis SIL Regular" w:eastAsia="Charis SIL Regular"/>
-          <w:b w:val="0"/>
-          <w:i w:val="0"/>
-          <w:color w:val="000000"/>
-          <w:sz w:val="24"/>
-        </w:rPr>
-        <w:hyperlink r:id="rId18" w:history="1">
-          <w:r>
-            <w:rPr>
-              <w:rStyle w:val="Hyperlink"/>
-            </w:rPr>
-            <w:t>et N</w:t>
-          </w:r>
-        </w:hyperlink>
-      </w:r>
-      <w:r>
-        <w:rPr>
-          <w:u w:val="single" w:color="0000ff"/>
-          <w:rFonts w:ascii="Charis SIL Regular" w:hAnsi="Charis SIL Regular" w:eastAsia="Charis SIL Regular"/>
-          <w:b w:val="0"/>
-          <w:i w:val="0"/>
-          <w:color w:val="000000"/>
-          <w:sz w:val="24"/>
-        </w:rPr>
-        <w:hyperlink r:id="rId18" w:history="1">
-          <w:r>
-            <w:rPr>
-              <w:rStyle w:val="Hyperlink"/>
-            </w:rPr>
-            <w:t>a</w:t>
-          </w:r>
-        </w:hyperlink>
-      </w:r>
-      <w:r>
-        <w:rPr>
-          <w:u w:val="single" w:color="0000ff"/>
-          <w:rFonts w:ascii="Charis SIL Regular" w:hAnsi="Charis SIL Regular" w:eastAsia="Charis SIL Regular"/>
-          <w:b w:val="0"/>
-          <w:i w:val="0"/>
-          <w:color w:val="000000"/>
-          <w:sz w:val="24"/>
-        </w:rPr>
-        <w:hyperlink r:id="rId18" w:history="1">
-          <w:r>
-            <w:rPr>
-              <w:rStyle w:val="Hyperlink"/>
-            </w:rPr>
-            <w:t>tiona</w:t>
-          </w:r>
-        </w:hyperlink>
-      </w:r>
-      <w:r>
-        <w:rPr>
-          <w:rFonts w:ascii="Charis SIL Regular" w:hAnsi="Charis SIL Regular" w:eastAsia="Charis SIL Regular"/>
-          <w:b w:val="0"/>
-          <w:i w:val="0"/>
-          <w:color w:val="000000"/>
-          <w:sz w:val="24"/>
-        </w:rPr>
-        <w:t>al Archief beh</w:t>
-      </w:r>
-      <w:r>
-        <w:rPr>
-          <w:u w:val="single" w:color="0000ff"/>
-          <w:rFonts w:ascii="Charis SIL Regular" w:hAnsi="Charis SIL Regular" w:eastAsia="Charis SIL Regular"/>
-          <w:b w:val="0"/>
-          <w:i w:val="0"/>
-          <w:color w:val="000000"/>
-          <w:sz w:val="24"/>
-        </w:rPr>
-        <w:hyperlink r:id="rId19" w:history="1">
-          <w:r>
-            <w:rPr>
-              <w:rStyle w:val="Hyperlink"/>
-            </w:rPr>
-            <w:t>eert arch</w:t>
-          </w:r>
-        </w:hyperlink>
+        <w:t>Volkenkunde. Het Nationaal Archief beheert arch</w:t>
       </w:r>
       <w:r>
         <w:rPr>

--- a/EXPORTS/DOCX/published/niveau3/Dutch/WageningenUniversity.docx
+++ b/EXPORTS/DOCX/published/niveau3/Dutch/WageningenUniversity.docx
@@ -310,7 +310,7 @@
           <w:sz w:val="24"/>
           <w:u w:val="single"/>
         </w:rPr>
-        <w:hyperlink r:id="rId10" w:history="1">
+        <w:hyperlink r:id="rId9" w:history="1">
           <w:r>
             <w:rPr>
               <w:rStyle w:val="Hyperlink"/>
@@ -328,7 +328,7 @@
           <w:sz w:val="24"/>
           <w:u w:val="single"/>
         </w:rPr>
-        <w:hyperlink r:id="rId10" w:history="1">
+        <w:hyperlink r:id="rId9" w:history="1">
           <w:r>
             <w:rPr>
               <w:rStyle w:val="Hyperlink"/>
@@ -346,7 +346,7 @@
           <w:sz w:val="24"/>
           <w:u w:val="single"/>
         </w:rPr>
-        <w:hyperlink r:id="rId10" w:history="1">
+        <w:hyperlink r:id="rId9" w:history="1">
           <w:r>
             <w:rPr>
               <w:rStyle w:val="Hyperlink"/>
@@ -364,7 +364,7 @@
           <w:sz w:val="24"/>
           <w:u w:val="single"/>
         </w:rPr>
-        <w:hyperlink r:id="rId10" w:history="1">
+        <w:hyperlink r:id="rId9" w:history="1">
           <w:r>
             <w:rPr>
               <w:rStyle w:val="Hyperlink"/>
@@ -400,7 +400,7 @@
           <w:sz w:val="24"/>
           <w:u w:val="single"/>
         </w:rPr>
-        <w:hyperlink r:id="rId9" w:history="1">
+        <w:hyperlink r:id="rId10" w:history="1">
           <w:r>
             <w:rPr>
               <w:rStyle w:val="Hyperlink"/>
@@ -445,25 +445,7 @@
           <w:color w:val="000000"/>
           <w:sz w:val="24"/>
         </w:rPr>
-        <w:t>gebruikt werd bij het onderwijs in de land- en volkenkunde. Deze verza</w:t>
-      </w:r>
-      <w:r>
-        <w:rPr>
-          <w:u w:val="single" w:color="0000ff"/>
-          <w:rFonts w:ascii="Charis SIL Regular" w:hAnsi="Charis SIL Regular" w:eastAsia="Charis SIL Regular"/>
-          <w:b w:val="0"/>
-          <w:i w:val="0"/>
-          <w:color w:val="000000"/>
-          <w:sz w:val="24"/>
-        </w:rPr>
-        <w:hyperlink r:id="rId10" w:history="1">
-          <w:r>
-            <w:rPr>
-              <w:rStyle w:val="Hyperlink"/>
-            </w:rPr>
-            <w:t xml:space="preserve">meling werd </w:t>
-          </w:r>
-        </w:hyperlink>
+        <w:t xml:space="preserve">gebruikt werd bij het onderwijs in de land- en volkenkunde. Deze verzameling werd </w:t>
       </w:r>
       <w:r>
         <w:rPr>
@@ -778,7 +760,6 @@
       </w:r>
       <w:r>
         <w:rPr>
-          <w:u w:val="single" w:color="0000ff"/>
           <w:rFonts w:ascii="Charis SIL Regular" w:hAnsi="Charis SIL Regular" w:eastAsia="Charis SIL Regular"/>
           <w:b w:val="0"/>
           <w:i w:val="0"/>
@@ -796,7 +777,7 @@
           <w:sz w:val="24"/>
           <w:u w:val="single"/>
         </w:rPr>
-        <w:hyperlink r:id="rId13" w:history="1">
+        <w:hyperlink r:id="rId12" w:history="1">
           <w:r>
             <w:rPr>
               <w:rStyle w:val="Hyperlink"/>
@@ -2058,7 +2039,89 @@
           <w:color w:val="000000"/>
           <w:sz w:val="24"/>
         </w:rPr>
-        <w:t>Volkenkunde. Het Nationaal Archief beheert arch</w:t>
+        <w:t>Volkenkunde. H</w:t>
+      </w:r>
+      <w:r>
+        <w:rPr>
+          <w:u w:val="single" w:color="0000ff"/>
+          <w:rFonts w:ascii="Charis SIL Regular" w:hAnsi="Charis SIL Regular" w:eastAsia="Charis SIL Regular"/>
+          <w:b w:val="0"/>
+          <w:i w:val="0"/>
+          <w:color w:val="000000"/>
+          <w:sz w:val="24"/>
+        </w:rPr>
+        <w:hyperlink r:id="rId18" w:history="1">
+          <w:r>
+            <w:rPr>
+              <w:rStyle w:val="Hyperlink"/>
+            </w:rPr>
+            <w:t>et N</w:t>
+          </w:r>
+        </w:hyperlink>
+      </w:r>
+      <w:r>
+        <w:rPr>
+          <w:u w:val="single" w:color="0000ff"/>
+          <w:rFonts w:ascii="Charis SIL Regular" w:hAnsi="Charis SIL Regular" w:eastAsia="Charis SIL Regular"/>
+          <w:b w:val="0"/>
+          <w:i w:val="0"/>
+          <w:color w:val="000000"/>
+          <w:sz w:val="24"/>
+        </w:rPr>
+        <w:hyperlink r:id="rId18" w:history="1">
+          <w:r>
+            <w:rPr>
+              <w:rStyle w:val="Hyperlink"/>
+            </w:rPr>
+            <w:t>a</w:t>
+          </w:r>
+        </w:hyperlink>
+      </w:r>
+      <w:r>
+        <w:rPr>
+          <w:u w:val="single" w:color="0000ff"/>
+          <w:rFonts w:ascii="Charis SIL Regular" w:hAnsi="Charis SIL Regular" w:eastAsia="Charis SIL Regular"/>
+          <w:b w:val="0"/>
+          <w:i w:val="0"/>
+          <w:color w:val="000000"/>
+          <w:sz w:val="24"/>
+        </w:rPr>
+        <w:hyperlink r:id="rId18" w:history="1">
+          <w:r>
+            <w:rPr>
+              <w:rStyle w:val="Hyperlink"/>
+            </w:rPr>
+            <w:t>tiona</w:t>
+          </w:r>
+        </w:hyperlink>
+      </w:r>
+      <w:r>
+        <w:rPr>
+          <w:rFonts w:ascii="Charis SIL Regular" w:hAnsi="Charis SIL Regular" w:eastAsia="Charis SIL Regular"/>
+          <w:b w:val="0"/>
+          <w:i w:val="0"/>
+          <w:color w:val="000000"/>
+          <w:sz w:val="24"/>
+        </w:rPr>
+        <w:t>al Archief beh</w:t>
+      </w:r>
+      <w:r>
+        <w:rPr>
+          <w:u w:val="single" w:color="0000ff"/>
+          <w:rFonts w:ascii="Charis SIL Regular" w:hAnsi="Charis SIL Regular" w:eastAsia="Charis SIL Regular"/>
+          <w:b w:val="0"/>
+          <w:i w:val="0"/>
+          <w:color w:val="000000"/>
+          <w:sz w:val="24"/>
+        </w:rPr>
+        <w:hyperlink r:id="rId19" w:history="1">
+          <w:r>
+            <w:rPr>
+              <w:rStyle w:val="Hyperlink"/>
+            </w:rPr>
+            <w:t>eert arch</w:t>
+          </w:r>
+        </w:hyperlink>
       </w:r>
       <w:r>
         <w:rPr>

--- a/EXPORTS/DOCX/published/niveau3/Dutch/WageningenUniversity.docx
+++ b/EXPORTS/DOCX/published/niveau3/Dutch/WageningenUniversity.docx
@@ -310,7 +310,7 @@
           <w:sz w:val="24"/>
           <w:u w:val="single"/>
         </w:rPr>
-        <w:hyperlink r:id="rId9" w:history="1">
+        <w:hyperlink r:id="rId10" w:history="1">
           <w:r>
             <w:rPr>
               <w:rStyle w:val="Hyperlink"/>
@@ -328,7 +328,7 @@
           <w:sz w:val="24"/>
           <w:u w:val="single"/>
         </w:rPr>
-        <w:hyperlink r:id="rId9" w:history="1">
+        <w:hyperlink r:id="rId10" w:history="1">
           <w:r>
             <w:rPr>
               <w:rStyle w:val="Hyperlink"/>
@@ -346,7 +346,7 @@
           <w:sz w:val="24"/>
           <w:u w:val="single"/>
         </w:rPr>
-        <w:hyperlink r:id="rId9" w:history="1">
+        <w:hyperlink r:id="rId10" w:history="1">
           <w:r>
             <w:rPr>
               <w:rStyle w:val="Hyperlink"/>
@@ -364,7 +364,7 @@
           <w:sz w:val="24"/>
           <w:u w:val="single"/>
         </w:rPr>
-        <w:hyperlink r:id="rId9" w:history="1">
+        <w:hyperlink r:id="rId10" w:history="1">
           <w:r>
             <w:rPr>
               <w:rStyle w:val="Hyperlink"/>
@@ -400,7 +400,7 @@
           <w:sz w:val="24"/>
           <w:u w:val="single"/>
         </w:rPr>
-        <w:hyperlink r:id="rId10" w:history="1">
+        <w:hyperlink r:id="rId9" w:history="1">
           <w:r>
             <w:rPr>
               <w:rStyle w:val="Hyperlink"/>
@@ -445,7 +445,25 @@
           <w:color w:val="000000"/>
           <w:sz w:val="24"/>
         </w:rPr>
-        <w:t xml:space="preserve">gebruikt werd bij het onderwijs in de land- en volkenkunde. Deze verzameling werd </w:t>
+        <w:t>gebruikt werd bij het onderwijs in de land- en volkenkunde. Deze verza</w:t>
+      </w:r>
+      <w:r>
+        <w:rPr>
+          <w:u w:val="single" w:color="0000ff"/>
+          <w:rFonts w:ascii="Charis SIL Regular" w:hAnsi="Charis SIL Regular" w:eastAsia="Charis SIL Regular"/>
+          <w:b w:val="0"/>
+          <w:i w:val="0"/>
+          <w:color w:val="000000"/>
+          <w:sz w:val="24"/>
+        </w:rPr>
+        <w:hyperlink r:id="rId10" w:history="1">
+          <w:r>
+            <w:rPr>
+              <w:rStyle w:val="Hyperlink"/>
+            </w:rPr>
+            <w:t xml:space="preserve">meling werd </w:t>
+          </w:r>
+        </w:hyperlink>
       </w:r>
       <w:r>
         <w:rPr>
@@ -760,6 +778,7 @@
       </w:r>
       <w:r>
         <w:rPr>
+          <w:u w:val="single" w:color="0000ff"/>
           <w:rFonts w:ascii="Charis SIL Regular" w:hAnsi="Charis SIL Regular" w:eastAsia="Charis SIL Regular"/>
           <w:b w:val="0"/>
           <w:i w:val="0"/>
@@ -777,7 +796,7 @@
           <w:sz w:val="24"/>
           <w:u w:val="single"/>
         </w:rPr>
-        <w:hyperlink r:id="rId12" w:history="1">
+        <w:hyperlink r:id="rId13" w:history="1">
           <w:r>
             <w:rPr>
               <w:rStyle w:val="Hyperlink"/>
@@ -1249,42 +1268,13 @@
       </w:r>
       <w:r>
         <w:rPr>
-          <w:u w:val="single" w:color="0000ff"/>
           <w:rFonts w:ascii="Charis SIL Regular" w:hAnsi="Charis SIL Regular" w:eastAsia="Charis SIL Regular"/>
           <w:b w:val="0"/>
           <w:i w:val="0"/>
           <w:color w:val="000000"/>
           <w:sz w:val="24"/>
         </w:rPr>
-        <w:hyperlink r:id="rId15" w:history="1">
-          <w:r>
-            <w:rPr>
-              <w:rStyle w:val="Hyperlink"/>
-            </w:rPr>
-            <w:t>Etnograf</w:t>
-          </w:r>
-        </w:hyperlink>
-      </w:r>
-      <w:r>
-        <w:rPr>
-          <w:u w:val="single" w:color="0000ff"/>
-          <w:rFonts w:ascii="Charis SIL Regular" w:hAnsi="Charis SIL Regular" w:eastAsia="Charis SIL Regular"/>
-          <w:b w:val="0"/>
-          <w:i w:val="0"/>
-          <w:color w:val="000000"/>
-          <w:sz w:val="24"/>
-        </w:rPr>
-        <w:t>i</w:t>
-      </w:r>
-      <w:r>
-        <w:rPr>
-          <w:rFonts w:ascii="Charis SIL Regular" w:hAnsi="Charis SIL Regular" w:eastAsia="Charis SIL Regular"/>
-          <w:b w:val="0"/>
-          <w:i w:val="0"/>
-          <w:color w:val="000000"/>
-          <w:sz w:val="24"/>
-        </w:rPr>
-        <w:t xml:space="preserve">sch Museum in Delft (het latere </w:t>
+        <w:t xml:space="preserve">Etnografisch Museum in Delft (het latere </w:t>
       </w:r>
       <w:r>
         <w:rPr>
@@ -2039,89 +2029,7 @@
           <w:color w:val="000000"/>
           <w:sz w:val="24"/>
         </w:rPr>
-        <w:t>Volkenkunde. H</w:t>
-      </w:r>
-      <w:r>
-        <w:rPr>
-          <w:u w:val="single" w:color="0000ff"/>
-          <w:rFonts w:ascii="Charis SIL Regular" w:hAnsi="Charis SIL Regular" w:eastAsia="Charis SIL Regular"/>
-          <w:b w:val="0"/>
-          <w:i w:val="0"/>
-          <w:color w:val="000000"/>
-          <w:sz w:val="24"/>
-        </w:rPr>
-        <w:hyperlink r:id="rId18" w:history="1">
-          <w:r>
-            <w:rPr>
-              <w:rStyle w:val="Hyperlink"/>
-            </w:rPr>
-            <w:t>et N</w:t>
-          </w:r>
-        </w:hyperlink>
-      </w:r>
-      <w:r>
-        <w:rPr>
-          <w:u w:val="single" w:color="0000ff"/>
-          <w:rFonts w:ascii="Charis SIL Regular" w:hAnsi="Charis SIL Regular" w:eastAsia="Charis SIL Regular"/>
-          <w:b w:val="0"/>
-          <w:i w:val="0"/>
-          <w:color w:val="000000"/>
-          <w:sz w:val="24"/>
-        </w:rPr>
-        <w:hyperlink r:id="rId18" w:history="1">
-          <w:r>
-            <w:rPr>
-              <w:rStyle w:val="Hyperlink"/>
-            </w:rPr>
-            <w:t>a</w:t>
-          </w:r>
-        </w:hyperlink>
-      </w:r>
-      <w:r>
-        <w:rPr>
-          <w:u w:val="single" w:color="0000ff"/>
-          <w:rFonts w:ascii="Charis SIL Regular" w:hAnsi="Charis SIL Regular" w:eastAsia="Charis SIL Regular"/>
-          <w:b w:val="0"/>
-          <w:i w:val="0"/>
-          <w:color w:val="000000"/>
-          <w:sz w:val="24"/>
-        </w:rPr>
-        <w:hyperlink r:id="rId18" w:history="1">
-          <w:r>
-            <w:rPr>
-              <w:rStyle w:val="Hyperlink"/>
-            </w:rPr>
-            <w:t>tiona</w:t>
-          </w:r>
-        </w:hyperlink>
-      </w:r>
-      <w:r>
-        <w:rPr>
-          <w:rFonts w:ascii="Charis SIL Regular" w:hAnsi="Charis SIL Regular" w:eastAsia="Charis SIL Regular"/>
-          <w:b w:val="0"/>
-          <w:i w:val="0"/>
-          <w:color w:val="000000"/>
-          <w:sz w:val="24"/>
-        </w:rPr>
-        <w:t>al Archief beh</w:t>
-      </w:r>
-      <w:r>
-        <w:rPr>
-          <w:u w:val="single" w:color="0000ff"/>
-          <w:rFonts w:ascii="Charis SIL Regular" w:hAnsi="Charis SIL Regular" w:eastAsia="Charis SIL Regular"/>
-          <w:b w:val="0"/>
-          <w:i w:val="0"/>
-          <w:color w:val="000000"/>
-          <w:sz w:val="24"/>
-        </w:rPr>
-        <w:hyperlink r:id="rId19" w:history="1">
-          <w:r>
-            <w:rPr>
-              <w:rStyle w:val="Hyperlink"/>
-            </w:rPr>
-            <w:t>eert arch</w:t>
-          </w:r>
-        </w:hyperlink>
+        <w:t>Volkenkunde. Het Nationaal Archief beheert arch</w:t>
       </w:r>
       <w:r>
         <w:rPr>

--- a/EXPORTS/DOCX/published/niveau3/Dutch/WageningenUniversity.docx
+++ b/EXPORTS/DOCX/published/niveau3/Dutch/WageningenUniversity.docx
@@ -263,25 +263,7 @@
           <w:color w:val="000000"/>
           <w:sz w:val="24"/>
         </w:rPr>
-        <w:t>had vanaf begin 20ste eeuw een museumopstelling met v</w:t>
-      </w:r>
-      <w:r>
-        <w:rPr>
-          <w:u w:val="single" w:color="0000ff"/>
-          <w:rFonts w:ascii="Charis SIL Regular" w:hAnsi="Charis SIL Regular" w:eastAsia="Charis SIL Regular"/>
-          <w:b w:val="0"/>
-          <w:i w:val="0"/>
-          <w:color w:val="000000"/>
-          <w:sz w:val="24"/>
-        </w:rPr>
-        <w:hyperlink r:id="rId9" w:history="1">
-          <w:r>
-            <w:rPr>
-              <w:rStyle w:val="Hyperlink"/>
-            </w:rPr>
-            <w:t>oorwerpen u</w:t>
-          </w:r>
-        </w:hyperlink>
+        <w:t>had vanaf begin 20ste eeuw een museumopstelling met voorwerpen u</w:t>
       </w:r>
       <w:r>
         <w:rPr>
@@ -310,7 +292,7 @@
           <w:sz w:val="24"/>
           <w:u w:val="single"/>
         </w:rPr>
-        <w:hyperlink r:id="rId10" w:history="1">
+        <w:hyperlink r:id="rId9" w:history="1">
           <w:r>
             <w:rPr>
               <w:rStyle w:val="Hyperlink"/>
@@ -328,7 +310,7 @@
           <w:sz w:val="24"/>
           <w:u w:val="single"/>
         </w:rPr>
-        <w:hyperlink r:id="rId10" w:history="1">
+        <w:hyperlink r:id="rId9" w:history="1">
           <w:r>
             <w:rPr>
               <w:rStyle w:val="Hyperlink"/>
@@ -346,7 +328,7 @@
           <w:sz w:val="24"/>
           <w:u w:val="single"/>
         </w:rPr>
-        <w:hyperlink r:id="rId10" w:history="1">
+        <w:hyperlink r:id="rId9" w:history="1">
           <w:r>
             <w:rPr>
               <w:rStyle w:val="Hyperlink"/>
@@ -364,7 +346,7 @@
           <w:sz w:val="24"/>
           <w:u w:val="single"/>
         </w:rPr>
-        <w:hyperlink r:id="rId10" w:history="1">
+        <w:hyperlink r:id="rId9" w:history="1">
           <w:r>
             <w:rPr>
               <w:rStyle w:val="Hyperlink"/>
@@ -608,7 +590,7 @@
           <w:sz w:val="24"/>
           <w:u w:val="single"/>
         </w:rPr>
-        <w:hyperlink r:id="rId11" w:history="1">
+        <w:hyperlink r:id="rId12" w:history="1">
           <w:r>
             <w:rPr>
               <w:rStyle w:val="Hyperlink"/>
@@ -626,7 +608,7 @@
           <w:sz w:val="24"/>
           <w:u w:val="single"/>
         </w:rPr>
-        <w:hyperlink r:id="rId11" w:history="1">
+        <w:hyperlink r:id="rId12" w:history="1">
           <w:r>
             <w:rPr>
               <w:rStyle w:val="Hyperlink"/>
@@ -644,7 +626,7 @@
           <w:sz w:val="24"/>
           <w:u w:val="single"/>
         </w:rPr>
-        <w:hyperlink r:id="rId11" w:history="1">
+        <w:hyperlink r:id="rId12" w:history="1">
           <w:r>
             <w:rPr>
               <w:rStyle w:val="Hyperlink"/>
@@ -673,7 +655,7 @@
           <w:sz w:val="24"/>
           <w:u w:val="single"/>
         </w:rPr>
-        <w:hyperlink r:id="rId11" w:history="1">
+        <w:hyperlink r:id="rId12" w:history="1">
           <w:r>
             <w:rPr>
               <w:rStyle w:val="Hyperlink"/>
@@ -785,7 +767,14 @@
           <w:color w:val="000000"/>
           <w:sz w:val="24"/>
         </w:rPr>
-        <w:t xml:space="preserve">toenmalige </w:t>
+        <w:hyperlink r:id="rId12" w:history="1">
+          <w:r>
+            <w:rPr>
+              <w:rStyle w:val="Hyperlink"/>
+            </w:rPr>
+            <w:t xml:space="preserve">toenmalige </w:t>
+          </w:r>
+        </w:hyperlink>
       </w:r>
       <w:r>
         <w:rPr>
@@ -796,7 +785,7 @@
           <w:sz w:val="24"/>
           <w:u w:val="single"/>
         </w:rPr>
-        <w:hyperlink r:id="rId13" w:history="1">
+        <w:hyperlink r:id="rId12" w:history="1">
           <w:r>
             <w:rPr>
               <w:rStyle w:val="Hyperlink"/>
@@ -1268,13 +1257,31 @@
       </w:r>
       <w:r>
         <w:rPr>
+          <w:u w:val="single" w:color="0000ff"/>
           <w:rFonts w:ascii="Charis SIL Regular" w:hAnsi="Charis SIL Regular" w:eastAsia="Charis SIL Regular"/>
           <w:b w:val="0"/>
           <w:i w:val="0"/>
           <w:color w:val="000000"/>
           <w:sz w:val="24"/>
         </w:rPr>
-        <w:t xml:space="preserve">Etnografisch Museum in Delft (het latere </w:t>
+        <w:hyperlink r:id="rId15" w:history="1">
+          <w:r>
+            <w:rPr>
+              <w:rStyle w:val="Hyperlink"/>
+            </w:rPr>
+            <w:t>Etnograf</w:t>
+          </w:r>
+        </w:hyperlink>
+      </w:r>
+      <w:r>
+        <w:rPr>
+          <w:rFonts w:ascii="Charis SIL Regular" w:hAnsi="Charis SIL Regular" w:eastAsia="Charis SIL Regular"/>
+          <w:b w:val="0"/>
+          <w:i w:val="0"/>
+          <w:color w:val="000000"/>
+          <w:sz w:val="24"/>
+        </w:rPr>
+        <w:t xml:space="preserve">isch Museum in Delft (het latere </w:t>
       </w:r>
       <w:r>
         <w:rPr>
@@ -2029,7 +2036,89 @@
           <w:color w:val="000000"/>
           <w:sz w:val="24"/>
         </w:rPr>
-        <w:t>Volkenkunde. Het Nationaal Archief beheert arch</w:t>
+        <w:t>Volkenkunde. H</w:t>
+      </w:r>
+      <w:r>
+        <w:rPr>
+          <w:u w:val="single" w:color="0000ff"/>
+          <w:rFonts w:ascii="Charis SIL Regular" w:hAnsi="Charis SIL Regular" w:eastAsia="Charis SIL Regular"/>
+          <w:b w:val="0"/>
+          <w:i w:val="0"/>
+          <w:color w:val="000000"/>
+          <w:sz w:val="24"/>
+        </w:rPr>
+        <w:hyperlink r:id="rId18" w:history="1">
+          <w:r>
+            <w:rPr>
+              <w:rStyle w:val="Hyperlink"/>
+            </w:rPr>
+            <w:t>et N</w:t>
+          </w:r>
+        </w:hyperlink>
+      </w:r>
+      <w:r>
+        <w:rPr>
+          <w:u w:val="single" w:color="0000ff"/>
+          <w:rFonts w:ascii="Charis SIL Regular" w:hAnsi="Charis SIL Regular" w:eastAsia="Charis SIL Regular"/>
+          <w:b w:val="0"/>
+          <w:i w:val="0"/>
+          <w:color w:val="000000"/>
+          <w:sz w:val="24"/>
+        </w:rPr>
+        <w:hyperlink r:id="rId18" w:history="1">
+          <w:r>
+            <w:rPr>
+              <w:rStyle w:val="Hyperlink"/>
+            </w:rPr>
+            <w:t>a</w:t>
+          </w:r>
+        </w:hyperlink>
+      </w:r>
+      <w:r>
+        <w:rPr>
+          <w:u w:val="single" w:color="0000ff"/>
+          <w:rFonts w:ascii="Charis SIL Regular" w:hAnsi="Charis SIL Regular" w:eastAsia="Charis SIL Regular"/>
+          <w:b w:val="0"/>
+          <w:i w:val="0"/>
+          <w:color w:val="000000"/>
+          <w:sz w:val="24"/>
+        </w:rPr>
+        <w:hyperlink r:id="rId18" w:history="1">
+          <w:r>
+            <w:rPr>
+              <w:rStyle w:val="Hyperlink"/>
+            </w:rPr>
+            <w:t>tiona</w:t>
+          </w:r>
+        </w:hyperlink>
+      </w:r>
+      <w:r>
+        <w:rPr>
+          <w:rFonts w:ascii="Charis SIL Regular" w:hAnsi="Charis SIL Regular" w:eastAsia="Charis SIL Regular"/>
+          <w:b w:val="0"/>
+          <w:i w:val="0"/>
+          <w:color w:val="000000"/>
+          <w:sz w:val="24"/>
+        </w:rPr>
+        <w:t>al Archief beh</w:t>
+      </w:r>
+      <w:r>
+        <w:rPr>
+          <w:u w:val="single" w:color="0000ff"/>
+          <w:rFonts w:ascii="Charis SIL Regular" w:hAnsi="Charis SIL Regular" w:eastAsia="Charis SIL Regular"/>
+          <w:b w:val="0"/>
+          <w:i w:val="0"/>
+          <w:color w:val="000000"/>
+          <w:sz w:val="24"/>
+        </w:rPr>
+        <w:hyperlink r:id="rId19" w:history="1">
+          <w:r>
+            <w:rPr>
+              <w:rStyle w:val="Hyperlink"/>
+            </w:rPr>
+            <w:t>eert arch</w:t>
+          </w:r>
+        </w:hyperlink>
       </w:r>
       <w:r>
         <w:rPr>

--- a/EXPORTS/DOCX/published/niveau3/Dutch/WageningenUniversity.docx
+++ b/EXPORTS/DOCX/published/niveau3/Dutch/WageningenUniversity.docx
@@ -263,7 +263,25 @@
           <w:color w:val="000000"/>
           <w:sz w:val="24"/>
         </w:rPr>
-        <w:t>had vanaf begin 20ste eeuw een museumopstelling met voorwerpen u</w:t>
+        <w:t>had vanaf begin 20ste eeuw een museumopstelling met v</w:t>
+      </w:r>
+      <w:r>
+        <w:rPr>
+          <w:u w:val="single" w:color="0000ff"/>
+          <w:rFonts w:ascii="Charis SIL Regular" w:hAnsi="Charis SIL Regular" w:eastAsia="Charis SIL Regular"/>
+          <w:b w:val="0"/>
+          <w:i w:val="0"/>
+          <w:color w:val="000000"/>
+          <w:sz w:val="24"/>
+        </w:rPr>
+        <w:hyperlink r:id="rId9" w:history="1">
+          <w:r>
+            <w:rPr>
+              <w:rStyle w:val="Hyperlink"/>
+            </w:rPr>
+            <w:t>oorwerpen u</w:t>
+          </w:r>
+        </w:hyperlink>
       </w:r>
       <w:r>
         <w:rPr>
@@ -608,7 +626,7 @@
           <w:sz w:val="24"/>
           <w:u w:val="single"/>
         </w:rPr>
-        <w:hyperlink r:id="rId12" w:history="1">
+        <w:hyperlink r:id="rId11" w:history="1">
           <w:r>
             <w:rPr>
               <w:rStyle w:val="Hyperlink"/>
@@ -626,7 +644,7 @@
           <w:sz w:val="24"/>
           <w:u w:val="single"/>
         </w:rPr>
-        <w:hyperlink r:id="rId12" w:history="1">
+        <w:hyperlink r:id="rId11" w:history="1">
           <w:r>
             <w:rPr>
               <w:rStyle w:val="Hyperlink"/>
@@ -655,7 +673,7 @@
           <w:sz w:val="24"/>
           <w:u w:val="single"/>
         </w:rPr>
-        <w:hyperlink r:id="rId12" w:history="1">
+        <w:hyperlink r:id="rId11" w:history="1">
           <w:r>
             <w:rPr>
               <w:rStyle w:val="Hyperlink"/>
@@ -1275,13 +1293,24 @@
       </w:r>
       <w:r>
         <w:rPr>
+          <w:u w:val="single" w:color="0000ff"/>
           <w:rFonts w:ascii="Charis SIL Regular" w:hAnsi="Charis SIL Regular" w:eastAsia="Charis SIL Regular"/>
           <w:b w:val="0"/>
           <w:i w:val="0"/>
           <w:color w:val="000000"/>
           <w:sz w:val="24"/>
         </w:rPr>
-        <w:t xml:space="preserve">isch Museum in Delft (het latere </w:t>
+        <w:t>i</w:t>
+      </w:r>
+      <w:r>
+        <w:rPr>
+          <w:rFonts w:ascii="Charis SIL Regular" w:hAnsi="Charis SIL Regular" w:eastAsia="Charis SIL Regular"/>
+          <w:b w:val="0"/>
+          <w:i w:val="0"/>
+          <w:color w:val="000000"/>
+          <w:sz w:val="24"/>
+        </w:rPr>
+        <w:t xml:space="preserve">sch Museum in Delft (het latere </w:t>
       </w:r>
       <w:r>
         <w:rPr>

--- a/EXPORTS/DOCX/published/niveau3/Dutch/WageningenUniversity.docx
+++ b/EXPORTS/DOCX/published/niveau3/Dutch/WageningenUniversity.docx
@@ -608,7 +608,7 @@
           <w:sz w:val="24"/>
           <w:u w:val="single"/>
         </w:rPr>
-        <w:hyperlink r:id="rId12" w:history="1">
+        <w:hyperlink r:id="rId11" w:history="1">
           <w:r>
             <w:rPr>
               <w:rStyle w:val="Hyperlink"/>
@@ -673,7 +673,7 @@
           <w:sz w:val="24"/>
           <w:u w:val="single"/>
         </w:rPr>
-        <w:hyperlink r:id="rId11" w:history="1">
+        <w:hyperlink r:id="rId12" w:history="1">
           <w:r>
             <w:rPr>
               <w:rStyle w:val="Hyperlink"/>
@@ -1243,35 +1243,7 @@
           <w:color w:val="000000"/>
           <w:sz w:val="24"/>
         </w:rPr>
-        <w:t xml:space="preserve"> en vanaf 1962 werd de collectie verdeeld over het Gymnasium in</w:t>
-      </w:r>
-      <w:r>
-        <w:rPr>
-          <w:u w:val="single" w:color="0000ff"/>
-          <w:rFonts w:ascii="Charis SIL Regular" w:hAnsi="Charis SIL Regular" w:eastAsia="Charis SIL Regular"/>
-          <w:b w:val="0"/>
-          <w:i w:val="0"/>
-          <w:color w:val="000000"/>
-          <w:sz w:val="24"/>
-        </w:rPr>
-        <w:hyperlink r:id="rId15" w:history="1">
-          <w:r>
-            <w:rPr>
-              <w:rStyle w:val="Hyperlink"/>
-            </w:rPr>
-            <w:t xml:space="preserve"> Schiedam e</w:t>
-          </w:r>
-        </w:hyperlink>
-      </w:r>
-      <w:r>
-        <w:rPr>
-          <w:rFonts w:ascii="Charis SIL Regular" w:hAnsi="Charis SIL Regular" w:eastAsia="Charis SIL Regular"/>
-          <w:b w:val="0"/>
-          <w:i w:val="0"/>
-          <w:color w:val="000000"/>
-          <w:sz w:val="24"/>
-        </w:rPr>
-        <w:t xml:space="preserve">n het </w:t>
+        <w:t xml:space="preserve"> en vanaf 1962 werd de collectie verdeeld over het Gymnasium in Schiedam en het </w:t>
       </w:r>
       <w:r>
         <w:rPr>
@@ -1293,24 +1265,13 @@
       </w:r>
       <w:r>
         <w:rPr>
-          <w:u w:val="single" w:color="0000ff"/>
           <w:rFonts w:ascii="Charis SIL Regular" w:hAnsi="Charis SIL Regular" w:eastAsia="Charis SIL Regular"/>
           <w:b w:val="0"/>
           <w:i w:val="0"/>
           <w:color w:val="000000"/>
           <w:sz w:val="24"/>
         </w:rPr>
-        <w:t>i</w:t>
-      </w:r>
-      <w:r>
-        <w:rPr>
-          <w:rFonts w:ascii="Charis SIL Regular" w:hAnsi="Charis SIL Regular" w:eastAsia="Charis SIL Regular"/>
-          <w:b w:val="0"/>
-          <w:i w:val="0"/>
-          <w:color w:val="000000"/>
-          <w:sz w:val="24"/>
-        </w:rPr>
-        <w:t xml:space="preserve">sch Museum in Delft (het latere </w:t>
+        <w:t xml:space="preserve">isch Museum in Delft (het latere </w:t>
       </w:r>
       <w:r>
         <w:rPr>

--- a/EXPORTS/DOCX/published/niveau3/Dutch/WageningenUniversity.docx
+++ b/EXPORTS/DOCX/published/niveau3/Dutch/WageningenUniversity.docx
@@ -400,7 +400,7 @@
           <w:sz w:val="24"/>
           <w:u w:val="single"/>
         </w:rPr>
-        <w:hyperlink r:id="rId9" w:history="1">
+        <w:hyperlink r:id="rId10" w:history="1">
           <w:r>
             <w:rPr>
               <w:rStyle w:val="Hyperlink"/>
@@ -445,25 +445,7 @@
           <w:color w:val="000000"/>
           <w:sz w:val="24"/>
         </w:rPr>
-        <w:t>gebruikt werd bij het onderwijs in de land- en volkenkunde. Deze verza</w:t>
-      </w:r>
-      <w:r>
-        <w:rPr>
-          <w:u w:val="single" w:color="0000ff"/>
-          <w:rFonts w:ascii="Charis SIL Regular" w:hAnsi="Charis SIL Regular" w:eastAsia="Charis SIL Regular"/>
-          <w:b w:val="0"/>
-          <w:i w:val="0"/>
-          <w:color w:val="000000"/>
-          <w:sz w:val="24"/>
-        </w:rPr>
-        <w:hyperlink r:id="rId10" w:history="1">
-          <w:r>
-            <w:rPr>
-              <w:rStyle w:val="Hyperlink"/>
-            </w:rPr>
-            <w:t xml:space="preserve">meling werd </w:t>
-          </w:r>
-        </w:hyperlink>
+        <w:t xml:space="preserve">gebruikt werd bij het onderwijs in de land- en volkenkunde. Deze verzameling werd </w:t>
       </w:r>
       <w:r>
         <w:rPr>
@@ -673,7 +655,7 @@
           <w:sz w:val="24"/>
           <w:u w:val="single"/>
         </w:rPr>
-        <w:hyperlink r:id="rId12" w:history="1">
+        <w:hyperlink r:id="rId11" w:history="1">
           <w:r>
             <w:rPr>
               <w:rStyle w:val="Hyperlink"/>
@@ -1107,21 +1089,13 @@
       </w:r>
       <w:r>
         <w:rPr>
-          <w:u w:val="single" w:color="0000ff"/>
           <w:rFonts w:ascii="Charis SIL Regular" w:hAnsi="Charis SIL Regular" w:eastAsia="Charis SIL Regular"/>
           <w:b w:val="0"/>
           <w:i w:val="0"/>
           <w:color w:val="000000"/>
           <w:sz w:val="24"/>
         </w:rPr>
-        <w:hyperlink r:id="rId14" w:history="1">
-          <w:r>
-            <w:rPr>
-              <w:rStyle w:val="Hyperlink"/>
-            </w:rPr>
-            <w:t xml:space="preserve"> zien. In</w:t>
-          </w:r>
-        </w:hyperlink>
+        <w:t xml:space="preserve"> zien. In</w:t>
       </w:r>
       <w:r>
         <w:rPr>
@@ -1243,7 +1217,35 @@
           <w:color w:val="000000"/>
           <w:sz w:val="24"/>
         </w:rPr>
-        <w:t xml:space="preserve"> en vanaf 1962 werd de collectie verdeeld over het Gymnasium in Schiedam en het </w:t>
+        <w:t xml:space="preserve"> en vanaf 1962 werd de collectie verdeeld over het Gymnasium in</w:t>
+      </w:r>
+      <w:r>
+        <w:rPr>
+          <w:u w:val="single" w:color="0000ff"/>
+          <w:rFonts w:ascii="Charis SIL Regular" w:hAnsi="Charis SIL Regular" w:eastAsia="Charis SIL Regular"/>
+          <w:b w:val="0"/>
+          <w:i w:val="0"/>
+          <w:color w:val="000000"/>
+          <w:sz w:val="24"/>
+        </w:rPr>
+        <w:hyperlink r:id="rId15" w:history="1">
+          <w:r>
+            <w:rPr>
+              <w:rStyle w:val="Hyperlink"/>
+            </w:rPr>
+            <w:t xml:space="preserve"> Schiedam e</w:t>
+          </w:r>
+        </w:hyperlink>
+      </w:r>
+      <w:r>
+        <w:rPr>
+          <w:rFonts w:ascii="Charis SIL Regular" w:hAnsi="Charis SIL Regular" w:eastAsia="Charis SIL Regular"/>
+          <w:b w:val="0"/>
+          <w:i w:val="0"/>
+          <w:color w:val="000000"/>
+          <w:sz w:val="24"/>
+        </w:rPr>
+        <w:t xml:space="preserve">n het </w:t>
       </w:r>
       <w:r>
         <w:rPr>
@@ -1265,13 +1267,24 @@
       </w:r>
       <w:r>
         <w:rPr>
+          <w:u w:val="single" w:color="0000ff"/>
           <w:rFonts w:ascii="Charis SIL Regular" w:hAnsi="Charis SIL Regular" w:eastAsia="Charis SIL Regular"/>
           <w:b w:val="0"/>
           <w:i w:val="0"/>
           <w:color w:val="000000"/>
           <w:sz w:val="24"/>
         </w:rPr>
-        <w:t xml:space="preserve">isch Museum in Delft (het latere </w:t>
+        <w:t>i</w:t>
+      </w:r>
+      <w:r>
+        <w:rPr>
+          <w:rFonts w:ascii="Charis SIL Regular" w:hAnsi="Charis SIL Regular" w:eastAsia="Charis SIL Regular"/>
+          <w:b w:val="0"/>
+          <w:i w:val="0"/>
+          <w:color w:val="000000"/>
+          <w:sz w:val="24"/>
+        </w:rPr>
+        <w:t xml:space="preserve">sch Museum in Delft (het latere </w:t>
       </w:r>
       <w:r>
         <w:rPr>

--- a/EXPORTS/DOCX/published/niveau3/Dutch/WageningenUniversity.docx
+++ b/EXPORTS/DOCX/published/niveau3/Dutch/WageningenUniversity.docx
@@ -310,7 +310,7 @@
           <w:sz w:val="24"/>
           <w:u w:val="single"/>
         </w:rPr>
-        <w:hyperlink r:id="rId9" w:history="1">
+        <w:hyperlink r:id="rId10" w:history="1">
           <w:r>
             <w:rPr>
               <w:rStyle w:val="Hyperlink"/>
@@ -328,7 +328,7 @@
           <w:sz w:val="24"/>
           <w:u w:val="single"/>
         </w:rPr>
-        <w:hyperlink r:id="rId9" w:history="1">
+        <w:hyperlink r:id="rId10" w:history="1">
           <w:r>
             <w:rPr>
               <w:rStyle w:val="Hyperlink"/>
@@ -346,7 +346,7 @@
           <w:sz w:val="24"/>
           <w:u w:val="single"/>
         </w:rPr>
-        <w:hyperlink r:id="rId9" w:history="1">
+        <w:hyperlink r:id="rId10" w:history="1">
           <w:r>
             <w:rPr>
               <w:rStyle w:val="Hyperlink"/>
@@ -364,7 +364,7 @@
           <w:sz w:val="24"/>
           <w:u w:val="single"/>
         </w:rPr>
-        <w:hyperlink r:id="rId9" w:history="1">
+        <w:hyperlink r:id="rId10" w:history="1">
           <w:r>
             <w:rPr>
               <w:rStyle w:val="Hyperlink"/>
@@ -382,7 +382,7 @@
           <w:sz w:val="24"/>
           <w:u w:val="single"/>
         </w:rPr>
-        <w:hyperlink r:id="rId9" w:history="1">
+        <w:hyperlink r:id="rId10" w:history="1">
           <w:r>
             <w:rPr>
               <w:rStyle w:val="Hyperlink"/>
@@ -445,7 +445,25 @@
           <w:color w:val="000000"/>
           <w:sz w:val="24"/>
         </w:rPr>
-        <w:t xml:space="preserve">gebruikt werd bij het onderwijs in de land- en volkenkunde. Deze verzameling werd </w:t>
+        <w:t>gebruikt werd bij het onderwijs in de land- en volkenkunde. Deze verza</w:t>
+      </w:r>
+      <w:r>
+        <w:rPr>
+          <w:u w:val="single" w:color="0000ff"/>
+          <w:rFonts w:ascii="Charis SIL Regular" w:hAnsi="Charis SIL Regular" w:eastAsia="Charis SIL Regular"/>
+          <w:b w:val="0"/>
+          <w:i w:val="0"/>
+          <w:color w:val="000000"/>
+          <w:sz w:val="24"/>
+        </w:rPr>
+        <w:hyperlink r:id="rId10" w:history="1">
+          <w:r>
+            <w:rPr>
+              <w:rStyle w:val="Hyperlink"/>
+            </w:rPr>
+            <w:t xml:space="preserve">meling werd </w:t>
+          </w:r>
+        </w:hyperlink>
       </w:r>
       <w:r>
         <w:rPr>
@@ -767,14 +785,7 @@
           <w:color w:val="000000"/>
           <w:sz w:val="24"/>
         </w:rPr>
-        <w:hyperlink r:id="rId12" w:history="1">
-          <w:r>
-            <w:rPr>
-              <w:rStyle w:val="Hyperlink"/>
-            </w:rPr>
-            <w:t xml:space="preserve">toenmalige </w:t>
-          </w:r>
-        </w:hyperlink>
+        <w:t xml:space="preserve">toenmalige </w:t>
       </w:r>
       <w:r>
         <w:rPr>
@@ -1089,13 +1100,21 @@
       </w:r>
       <w:r>
         <w:rPr>
+          <w:u w:val="single" w:color="0000ff"/>
           <w:rFonts w:ascii="Charis SIL Regular" w:hAnsi="Charis SIL Regular" w:eastAsia="Charis SIL Regular"/>
           <w:b w:val="0"/>
           <w:i w:val="0"/>
           <w:color w:val="000000"/>
           <w:sz w:val="24"/>
         </w:rPr>
-        <w:t xml:space="preserve"> zien. In</w:t>
+        <w:hyperlink r:id="rId14" w:history="1">
+          <w:r>
+            <w:rPr>
+              <w:rStyle w:val="Hyperlink"/>
+            </w:rPr>
+            <w:t xml:space="preserve"> zien. In</w:t>
+          </w:r>
+        </w:hyperlink>
       </w:r>
       <w:r>
         <w:rPr>
@@ -2103,25 +2122,7 @@
           <w:color w:val="000000"/>
           <w:sz w:val="24"/>
         </w:rPr>
-        <w:t>al Archief beh</w:t>
-      </w:r>
-      <w:r>
-        <w:rPr>
-          <w:u w:val="single" w:color="0000ff"/>
-          <w:rFonts w:ascii="Charis SIL Regular" w:hAnsi="Charis SIL Regular" w:eastAsia="Charis SIL Regular"/>
-          <w:b w:val="0"/>
-          <w:i w:val="0"/>
-          <w:color w:val="000000"/>
-          <w:sz w:val="24"/>
-        </w:rPr>
-        <w:hyperlink r:id="rId19" w:history="1">
-          <w:r>
-            <w:rPr>
-              <w:rStyle w:val="Hyperlink"/>
-            </w:rPr>
-            <w:t>eert arch</w:t>
-          </w:r>
-        </w:hyperlink>
+        <w:t>al Archief beheert arch</w:t>
       </w:r>
       <w:r>
         <w:rPr>

--- a/EXPORTS/DOCX/published/niveau3/Dutch/WageningenUniversity.docx
+++ b/EXPORTS/DOCX/published/niveau3/Dutch/WageningenUniversity.docx
@@ -310,7 +310,7 @@
           <w:sz w:val="24"/>
           <w:u w:val="single"/>
         </w:rPr>
-        <w:hyperlink r:id="rId10" w:history="1">
+        <w:hyperlink r:id="rId9" w:history="1">
           <w:r>
             <w:rPr>
               <w:rStyle w:val="Hyperlink"/>
@@ -328,7 +328,7 @@
           <w:sz w:val="24"/>
           <w:u w:val="single"/>
         </w:rPr>
-        <w:hyperlink r:id="rId10" w:history="1">
+        <w:hyperlink r:id="rId9" w:history="1">
           <w:r>
             <w:rPr>
               <w:rStyle w:val="Hyperlink"/>
@@ -346,7 +346,7 @@
           <w:sz w:val="24"/>
           <w:u w:val="single"/>
         </w:rPr>
-        <w:hyperlink r:id="rId10" w:history="1">
+        <w:hyperlink r:id="rId9" w:history="1">
           <w:r>
             <w:rPr>
               <w:rStyle w:val="Hyperlink"/>
@@ -364,7 +364,7 @@
           <w:sz w:val="24"/>
           <w:u w:val="single"/>
         </w:rPr>
-        <w:hyperlink r:id="rId10" w:history="1">
+        <w:hyperlink r:id="rId9" w:history="1">
           <w:r>
             <w:rPr>
               <w:rStyle w:val="Hyperlink"/>
@@ -382,7 +382,7 @@
           <w:sz w:val="24"/>
           <w:u w:val="single"/>
         </w:rPr>
-        <w:hyperlink r:id="rId10" w:history="1">
+        <w:hyperlink r:id="rId9" w:history="1">
           <w:r>
             <w:rPr>
               <w:rStyle w:val="Hyperlink"/>
@@ -400,7 +400,7 @@
           <w:sz w:val="24"/>
           <w:u w:val="single"/>
         </w:rPr>
-        <w:hyperlink r:id="rId10" w:history="1">
+        <w:hyperlink r:id="rId9" w:history="1">
           <w:r>
             <w:rPr>
               <w:rStyle w:val="Hyperlink"/>
@@ -608,7 +608,7 @@
           <w:sz w:val="24"/>
           <w:u w:val="single"/>
         </w:rPr>
-        <w:hyperlink r:id="rId11" w:history="1">
+        <w:hyperlink r:id="rId12" w:history="1">
           <w:r>
             <w:rPr>
               <w:rStyle w:val="Hyperlink"/>
@@ -626,7 +626,7 @@
           <w:sz w:val="24"/>
           <w:u w:val="single"/>
         </w:rPr>
-        <w:hyperlink r:id="rId11" w:history="1">
+        <w:hyperlink r:id="rId12" w:history="1">
           <w:r>
             <w:rPr>
               <w:rStyle w:val="Hyperlink"/>
@@ -644,7 +644,7 @@
           <w:sz w:val="24"/>
           <w:u w:val="single"/>
         </w:rPr>
-        <w:hyperlink r:id="rId11" w:history="1">
+        <w:hyperlink r:id="rId12" w:history="1">
           <w:r>
             <w:rPr>
               <w:rStyle w:val="Hyperlink"/>
@@ -660,7 +660,6 @@
           <w:i w:val="0"/>
           <w:color w:val="0000FF"/>
           <w:sz w:val="24"/>
-          <w:u w:val="single"/>
         </w:rPr>
         <w:t xml:space="preserve"> </w:t>
       </w:r>
@@ -785,7 +784,14 @@
           <w:color w:val="000000"/>
           <w:sz w:val="24"/>
         </w:rPr>
-        <w:t xml:space="preserve">toenmalige </w:t>
+        <w:hyperlink r:id="rId12" w:history="1">
+          <w:r>
+            <w:rPr>
+              <w:rStyle w:val="Hyperlink"/>
+            </w:rPr>
+            <w:t xml:space="preserve">toenmalige </w:t>
+          </w:r>
+        </w:hyperlink>
       </w:r>
       <w:r>
         <w:rPr>
@@ -985,154 +991,7 @@
           <w:color w:val="000000"/>
           <w:sz w:val="24"/>
         </w:rPr>
-        <w:t>lector van d</w:t>
-      </w:r>
-      <w:r>
-        <w:rPr>
-          <w:u w:val="single" w:color="0000ff"/>
-          <w:rFonts w:ascii="Charis SIL Regular" w:hAnsi="Charis SIL Regular" w:eastAsia="Charis SIL Regular"/>
-          <w:b w:val="0"/>
-          <w:i w:val="0"/>
-          <w:color w:val="000000"/>
-          <w:sz w:val="24"/>
-        </w:rPr>
-        <w:hyperlink r:id="rId13" w:history="1">
-          <w:r>
-            <w:rPr>
-              <w:rStyle w:val="Hyperlink"/>
-            </w:rPr>
-            <w:t>e Landbo</w:t>
-          </w:r>
-        </w:hyperlink>
-      </w:r>
-      <w:r>
-        <w:rPr>
-          <w:u w:val="single" w:color="0000ff"/>
-          <w:rFonts w:ascii="Charis SIL Regular" w:hAnsi="Charis SIL Regular" w:eastAsia="Charis SIL Regular"/>
-          <w:b w:val="0"/>
-          <w:i w:val="0"/>
-          <w:color w:val="000000"/>
-          <w:sz w:val="24"/>
-        </w:rPr>
-        <w:hyperlink r:id="rId13" w:history="1">
-          <w:r>
-            <w:rPr>
-              <w:rStyle w:val="Hyperlink"/>
-            </w:rPr>
-            <w:t>u</w:t>
-          </w:r>
-        </w:hyperlink>
-      </w:r>
-      <w:r>
-        <w:rPr>
-          <w:u w:val="single" w:color="0000ff"/>
-          <w:rFonts w:ascii="Charis SIL Regular" w:hAnsi="Charis SIL Regular" w:eastAsia="Charis SIL Regular"/>
-          <w:b w:val="0"/>
-          <w:i w:val="0"/>
-          <w:color w:val="000000"/>
-          <w:sz w:val="24"/>
-        </w:rPr>
-        <w:hyperlink r:id="rId13" w:history="1">
-          <w:r>
-            <w:rPr>
-              <w:rStyle w:val="Hyperlink"/>
-            </w:rPr>
-            <w:t>whogesc</w:t>
-          </w:r>
-        </w:hyperlink>
-      </w:r>
-      <w:r>
-        <w:rPr>
-          <w:rFonts w:ascii="Charis SIL Regular" w:hAnsi="Charis SIL Regular" w:eastAsia="Charis SIL Regular"/>
-          <w:b w:val="0"/>
-          <w:i w:val="0"/>
-          <w:color w:val="000000"/>
-          <w:sz w:val="24"/>
-        </w:rPr>
-        <w:t>hool, was vanaf ca. 1946 tot 1</w:t>
-      </w:r>
-      <w:r>
-        <w:rPr>
-          <w:u w:val="single" w:color="0000ff"/>
-          <w:rFonts w:ascii="Charis SIL Regular" w:hAnsi="Charis SIL Regular" w:eastAsia="Charis SIL Regular"/>
-          <w:b w:val="0"/>
-          <w:i w:val="0"/>
-          <w:color w:val="000000"/>
-          <w:sz w:val="24"/>
-        </w:rPr>
-        <w:t>9</w:t>
-      </w:r>
-      <w:r>
-        <w:rPr>
-          <w:u w:val="single" w:color="0000ff"/>
-          <w:rFonts w:ascii="Charis SIL Regular" w:hAnsi="Charis SIL Regular" w:eastAsia="Charis SIL Regular"/>
-          <w:b w:val="0"/>
-          <w:i w:val="0"/>
-          <w:color w:val="000000"/>
-          <w:sz w:val="24"/>
-        </w:rPr>
-        <w:hyperlink r:id="rId14" w:history="1">
-          <w:r>
-            <w:rPr>
-              <w:rStyle w:val="Hyperlink"/>
-            </w:rPr>
-            <w:t>53 t</w:t>
-          </w:r>
-        </w:hyperlink>
-      </w:r>
-      <w:r>
-        <w:rPr>
-          <w:u w:val="single" w:color="0000ff"/>
-          <w:rFonts w:ascii="Charis SIL Regular" w:hAnsi="Charis SIL Regular" w:eastAsia="Charis SIL Regular"/>
-          <w:b w:val="0"/>
-          <w:i w:val="0"/>
-          <w:color w:val="000000"/>
-          <w:sz w:val="24"/>
-        </w:rPr>
-        <w:hyperlink r:id="rId14" w:history="1">
-          <w:r>
-            <w:rPr>
-              <w:rStyle w:val="Hyperlink"/>
-            </w:rPr>
-            <w:t>e</w:t>
-          </w:r>
-        </w:hyperlink>
-      </w:r>
-      <w:r>
-        <w:rPr>
-          <w:u w:val="single" w:color="0000ff"/>
-          <w:rFonts w:ascii="Charis SIL Regular" w:hAnsi="Charis SIL Regular" w:eastAsia="Charis SIL Regular"/>
-          <w:b w:val="0"/>
-          <w:i w:val="0"/>
-          <w:color w:val="000000"/>
-          <w:sz w:val="24"/>
-        </w:rPr>
-        <w:hyperlink r:id="rId14" w:history="1">
-          <w:r>
-            <w:rPr>
-              <w:rStyle w:val="Hyperlink"/>
-            </w:rPr>
-            <w:t xml:space="preserve"> zien. In</w:t>
-          </w:r>
-        </w:hyperlink>
-      </w:r>
-      <w:r>
-        <w:rPr>
-          <w:u w:val="single" w:color="0000ff"/>
-          <w:rFonts w:ascii="Charis SIL Regular" w:hAnsi="Charis SIL Regular" w:eastAsia="Charis SIL Regular"/>
-          <w:b w:val="0"/>
-          <w:i w:val="0"/>
-          <w:color w:val="000000"/>
-          <w:sz w:val="24"/>
-        </w:rPr>
-        <w:hyperlink r:id="rId14" w:history="1">
-          <w:r>
-            <w:rPr>
-              <w:rStyle w:val="Hyperlink"/>
-            </w:rPr>
-            <w:t xml:space="preserve"> de </w:t>
-          </w:r>
-        </w:hyperlink>
+        <w:t xml:space="preserve">lector van de Landbouwhogeschool, was vanaf ca. 1946 tot 1953 te zien. In de </w:t>
       </w:r>
       <w:r>
         <w:rPr>
@@ -2122,7 +1981,25 @@
           <w:color w:val="000000"/>
           <w:sz w:val="24"/>
         </w:rPr>
-        <w:t>al Archief beheert arch</w:t>
+        <w:t>al Archief beh</w:t>
+      </w:r>
+      <w:r>
+        <w:rPr>
+          <w:u w:val="single" w:color="0000ff"/>
+          <w:rFonts w:ascii="Charis SIL Regular" w:hAnsi="Charis SIL Regular" w:eastAsia="Charis SIL Regular"/>
+          <w:b w:val="0"/>
+          <w:i w:val="0"/>
+          <w:color w:val="000000"/>
+          <w:sz w:val="24"/>
+        </w:rPr>
+        <w:hyperlink r:id="rId19" w:history="1">
+          <w:r>
+            <w:rPr>
+              <w:rStyle w:val="Hyperlink"/>
+            </w:rPr>
+            <w:t>eert arch</w:t>
+          </w:r>
+        </w:hyperlink>
       </w:r>
       <w:r>
         <w:rPr>

--- a/EXPORTS/DOCX/published/niveau3/Dutch/WageningenUniversity.docx
+++ b/EXPORTS/DOCX/published/niveau3/Dutch/WageningenUniversity.docx
@@ -310,7 +310,7 @@
           <w:sz w:val="24"/>
           <w:u w:val="single"/>
         </w:rPr>
-        <w:hyperlink r:id="rId9" w:history="1">
+        <w:hyperlink r:id="rId10" w:history="1">
           <w:r>
             <w:rPr>
               <w:rStyle w:val="Hyperlink"/>
@@ -608,7 +608,7 @@
           <w:sz w:val="24"/>
           <w:u w:val="single"/>
         </w:rPr>
-        <w:hyperlink r:id="rId12" w:history="1">
+        <w:hyperlink r:id="rId11" w:history="1">
           <w:r>
             <w:rPr>
               <w:rStyle w:val="Hyperlink"/>
@@ -626,7 +626,7 @@
           <w:sz w:val="24"/>
           <w:u w:val="single"/>
         </w:rPr>
-        <w:hyperlink r:id="rId12" w:history="1">
+        <w:hyperlink r:id="rId11" w:history="1">
           <w:r>
             <w:rPr>
               <w:rStyle w:val="Hyperlink"/>
@@ -644,7 +644,7 @@
           <w:sz w:val="24"/>
           <w:u w:val="single"/>
         </w:rPr>
-        <w:hyperlink r:id="rId12" w:history="1">
+        <w:hyperlink r:id="rId11" w:history="1">
           <w:r>
             <w:rPr>
               <w:rStyle w:val="Hyperlink"/>
@@ -660,6 +660,7 @@
           <w:i w:val="0"/>
           <w:color w:val="0000FF"/>
           <w:sz w:val="24"/>
+          <w:u w:val="single"/>
         </w:rPr>
         <w:t xml:space="preserve"> </w:t>
       </w:r>
@@ -672,7 +673,7 @@
           <w:sz w:val="24"/>
           <w:u w:val="single"/>
         </w:rPr>
-        <w:hyperlink r:id="rId11" w:history="1">
+        <w:hyperlink r:id="rId12" w:history="1">
           <w:r>
             <w:rPr>
               <w:rStyle w:val="Hyperlink"/>
@@ -991,7 +992,154 @@
           <w:color w:val="000000"/>
           <w:sz w:val="24"/>
         </w:rPr>
-        <w:t xml:space="preserve">lector van de Landbouwhogeschool, was vanaf ca. 1946 tot 1953 te zien. In de </w:t>
+        <w:t>lector van d</w:t>
+      </w:r>
+      <w:r>
+        <w:rPr>
+          <w:u w:val="single" w:color="0000ff"/>
+          <w:rFonts w:ascii="Charis SIL Regular" w:hAnsi="Charis SIL Regular" w:eastAsia="Charis SIL Regular"/>
+          <w:b w:val="0"/>
+          <w:i w:val="0"/>
+          <w:color w:val="000000"/>
+          <w:sz w:val="24"/>
+        </w:rPr>
+        <w:hyperlink r:id="rId13" w:history="1">
+          <w:r>
+            <w:rPr>
+              <w:rStyle w:val="Hyperlink"/>
+            </w:rPr>
+            <w:t>e Landbo</w:t>
+          </w:r>
+        </w:hyperlink>
+      </w:r>
+      <w:r>
+        <w:rPr>
+          <w:u w:val="single" w:color="0000ff"/>
+          <w:rFonts w:ascii="Charis SIL Regular" w:hAnsi="Charis SIL Regular" w:eastAsia="Charis SIL Regular"/>
+          <w:b w:val="0"/>
+          <w:i w:val="0"/>
+          <w:color w:val="000000"/>
+          <w:sz w:val="24"/>
+        </w:rPr>
+        <w:hyperlink r:id="rId13" w:history="1">
+          <w:r>
+            <w:rPr>
+              <w:rStyle w:val="Hyperlink"/>
+            </w:rPr>
+            <w:t>u</w:t>
+          </w:r>
+        </w:hyperlink>
+      </w:r>
+      <w:r>
+        <w:rPr>
+          <w:u w:val="single" w:color="0000ff"/>
+          <w:rFonts w:ascii="Charis SIL Regular" w:hAnsi="Charis SIL Regular" w:eastAsia="Charis SIL Regular"/>
+          <w:b w:val="0"/>
+          <w:i w:val="0"/>
+          <w:color w:val="000000"/>
+          <w:sz w:val="24"/>
+        </w:rPr>
+        <w:hyperlink r:id="rId13" w:history="1">
+          <w:r>
+            <w:rPr>
+              <w:rStyle w:val="Hyperlink"/>
+            </w:rPr>
+            <w:t>whogesc</w:t>
+          </w:r>
+        </w:hyperlink>
+      </w:r>
+      <w:r>
+        <w:rPr>
+          <w:rFonts w:ascii="Charis SIL Regular" w:hAnsi="Charis SIL Regular" w:eastAsia="Charis SIL Regular"/>
+          <w:b w:val="0"/>
+          <w:i w:val="0"/>
+          <w:color w:val="000000"/>
+          <w:sz w:val="24"/>
+        </w:rPr>
+        <w:t>hool, was vanaf ca. 1946 tot 1</w:t>
+      </w:r>
+      <w:r>
+        <w:rPr>
+          <w:u w:val="single" w:color="0000ff"/>
+          <w:rFonts w:ascii="Charis SIL Regular" w:hAnsi="Charis SIL Regular" w:eastAsia="Charis SIL Regular"/>
+          <w:b w:val="0"/>
+          <w:i w:val="0"/>
+          <w:color w:val="000000"/>
+          <w:sz w:val="24"/>
+        </w:rPr>
+        <w:t>9</w:t>
+      </w:r>
+      <w:r>
+        <w:rPr>
+          <w:u w:val="single" w:color="0000ff"/>
+          <w:rFonts w:ascii="Charis SIL Regular" w:hAnsi="Charis SIL Regular" w:eastAsia="Charis SIL Regular"/>
+          <w:b w:val="0"/>
+          <w:i w:val="0"/>
+          <w:color w:val="000000"/>
+          <w:sz w:val="24"/>
+        </w:rPr>
+        <w:hyperlink r:id="rId14" w:history="1">
+          <w:r>
+            <w:rPr>
+              <w:rStyle w:val="Hyperlink"/>
+            </w:rPr>
+            <w:t>53 t</w:t>
+          </w:r>
+        </w:hyperlink>
+      </w:r>
+      <w:r>
+        <w:rPr>
+          <w:u w:val="single" w:color="0000ff"/>
+          <w:rFonts w:ascii="Charis SIL Regular" w:hAnsi="Charis SIL Regular" w:eastAsia="Charis SIL Regular"/>
+          <w:b w:val="0"/>
+          <w:i w:val="0"/>
+          <w:color w:val="000000"/>
+          <w:sz w:val="24"/>
+        </w:rPr>
+        <w:hyperlink r:id="rId14" w:history="1">
+          <w:r>
+            <w:rPr>
+              <w:rStyle w:val="Hyperlink"/>
+            </w:rPr>
+            <w:t>e</w:t>
+          </w:r>
+        </w:hyperlink>
+      </w:r>
+      <w:r>
+        <w:rPr>
+          <w:u w:val="single" w:color="0000ff"/>
+          <w:rFonts w:ascii="Charis SIL Regular" w:hAnsi="Charis SIL Regular" w:eastAsia="Charis SIL Regular"/>
+          <w:b w:val="0"/>
+          <w:i w:val="0"/>
+          <w:color w:val="000000"/>
+          <w:sz w:val="24"/>
+        </w:rPr>
+        <w:hyperlink r:id="rId14" w:history="1">
+          <w:r>
+            <w:rPr>
+              <w:rStyle w:val="Hyperlink"/>
+            </w:rPr>
+            <w:t xml:space="preserve"> zien. In</w:t>
+          </w:r>
+        </w:hyperlink>
+      </w:r>
+      <w:r>
+        <w:rPr>
+          <w:u w:val="single" w:color="0000ff"/>
+          <w:rFonts w:ascii="Charis SIL Regular" w:hAnsi="Charis SIL Regular" w:eastAsia="Charis SIL Regular"/>
+          <w:b w:val="0"/>
+          <w:i w:val="0"/>
+          <w:color w:val="000000"/>
+          <w:sz w:val="24"/>
+        </w:rPr>
+        <w:hyperlink r:id="rId14" w:history="1">
+          <w:r>
+            <w:rPr>
+              <w:rStyle w:val="Hyperlink"/>
+            </w:rPr>
+            <w:t xml:space="preserve"> de </w:t>
+          </w:r>
+        </w:hyperlink>
       </w:r>
       <w:r>
         <w:rPr>
@@ -1095,35 +1243,7 @@
           <w:color w:val="000000"/>
           <w:sz w:val="24"/>
         </w:rPr>
-        <w:t xml:space="preserve"> en vanaf 1962 werd de collectie verdeeld over het Gymnasium in</w:t>
-      </w:r>
-      <w:r>
-        <w:rPr>
-          <w:u w:val="single" w:color="0000ff"/>
-          <w:rFonts w:ascii="Charis SIL Regular" w:hAnsi="Charis SIL Regular" w:eastAsia="Charis SIL Regular"/>
-          <w:b w:val="0"/>
-          <w:i w:val="0"/>
-          <w:color w:val="000000"/>
-          <w:sz w:val="24"/>
-        </w:rPr>
-        <w:hyperlink r:id="rId15" w:history="1">
-          <w:r>
-            <w:rPr>
-              <w:rStyle w:val="Hyperlink"/>
-            </w:rPr>
-            <w:t xml:space="preserve"> Schiedam e</w:t>
-          </w:r>
-        </w:hyperlink>
-      </w:r>
-      <w:r>
-        <w:rPr>
-          <w:rFonts w:ascii="Charis SIL Regular" w:hAnsi="Charis SIL Regular" w:eastAsia="Charis SIL Regular"/>
-          <w:b w:val="0"/>
-          <w:i w:val="0"/>
-          <w:color w:val="000000"/>
-          <w:sz w:val="24"/>
-        </w:rPr>
-        <w:t xml:space="preserve">n het </w:t>
+        <w:t xml:space="preserve"> en vanaf 1962 werd de collectie verdeeld over het Gymnasium in Schiedam en het </w:t>
       </w:r>
       <w:r>
         <w:rPr>
@@ -1145,7 +1265,6 @@
       </w:r>
       <w:r>
         <w:rPr>
-          <w:u w:val="single" w:color="0000ff"/>
           <w:rFonts w:ascii="Charis SIL Regular" w:hAnsi="Charis SIL Regular" w:eastAsia="Charis SIL Regular"/>
           <w:b w:val="0"/>
           <w:i w:val="0"/>
@@ -1156,13 +1275,24 @@
       </w:r>
       <w:r>
         <w:rPr>
+          <w:u w:val="single" w:color="0000ff"/>
           <w:rFonts w:ascii="Charis SIL Regular" w:hAnsi="Charis SIL Regular" w:eastAsia="Charis SIL Regular"/>
           <w:b w:val="0"/>
           <w:i w:val="0"/>
           <w:color w:val="000000"/>
           <w:sz w:val="24"/>
         </w:rPr>
-        <w:t xml:space="preserve">sch Museum in Delft (het latere </w:t>
+        <w:t>s</w:t>
+      </w:r>
+      <w:r>
+        <w:rPr>
+          <w:rFonts w:ascii="Charis SIL Regular" w:hAnsi="Charis SIL Regular" w:eastAsia="Charis SIL Regular"/>
+          <w:b w:val="0"/>
+          <w:i w:val="0"/>
+          <w:color w:val="000000"/>
+          <w:sz w:val="24"/>
+        </w:rPr>
+        <w:t xml:space="preserve">ch Museum in Delft (het latere </w:t>
       </w:r>
       <w:r>
         <w:rPr>
@@ -1992,14 +2122,7 @@
           <w:color w:val="000000"/>
           <w:sz w:val="24"/>
         </w:rPr>
-        <w:hyperlink r:id="rId19" w:history="1">
-          <w:r>
-            <w:rPr>
-              <w:rStyle w:val="Hyperlink"/>
-            </w:rPr>
-            <w:t>eert arch</w:t>
-          </w:r>
-        </w:hyperlink>
+        <w:t>eert arch</w:t>
       </w:r>
       <w:r>
         <w:rPr>

--- a/EXPORTS/DOCX/published/niveau3/Dutch/WageningenUniversity.docx
+++ b/EXPORTS/DOCX/published/niveau3/Dutch/WageningenUniversity.docx
@@ -310,7 +310,7 @@
           <w:sz w:val="24"/>
           <w:u w:val="single"/>
         </w:rPr>
-        <w:hyperlink r:id="rId10" w:history="1">
+        <w:hyperlink r:id="rId9" w:history="1">
           <w:r>
             <w:rPr>
               <w:rStyle w:val="Hyperlink"/>
@@ -400,7 +400,7 @@
           <w:sz w:val="24"/>
           <w:u w:val="single"/>
         </w:rPr>
-        <w:hyperlink r:id="rId9" w:history="1">
+        <w:hyperlink r:id="rId10" w:history="1">
           <w:r>
             <w:rPr>
               <w:rStyle w:val="Hyperlink"/>
@@ -445,25 +445,7 @@
           <w:color w:val="000000"/>
           <w:sz w:val="24"/>
         </w:rPr>
-        <w:t>gebruikt werd bij het onderwijs in de land- en volkenkunde. Deze verza</w:t>
-      </w:r>
-      <w:r>
-        <w:rPr>
-          <w:u w:val="single" w:color="0000ff"/>
-          <w:rFonts w:ascii="Charis SIL Regular" w:hAnsi="Charis SIL Regular" w:eastAsia="Charis SIL Regular"/>
-          <w:b w:val="0"/>
-          <w:i w:val="0"/>
-          <w:color w:val="000000"/>
-          <w:sz w:val="24"/>
-        </w:rPr>
-        <w:hyperlink r:id="rId10" w:history="1">
-          <w:r>
-            <w:rPr>
-              <w:rStyle w:val="Hyperlink"/>
-            </w:rPr>
-            <w:t xml:space="preserve">meling werd </w:t>
-          </w:r>
-        </w:hyperlink>
+        <w:t xml:space="preserve">gebruikt werd bij het onderwijs in de land- en volkenkunde. Deze verzameling werd </w:t>
       </w:r>
       <w:r>
         <w:rPr>
@@ -673,7 +655,7 @@
           <w:sz w:val="24"/>
           <w:u w:val="single"/>
         </w:rPr>
-        <w:hyperlink r:id="rId12" w:history="1">
+        <w:hyperlink r:id="rId11" w:history="1">
           <w:r>
             <w:rPr>
               <w:rStyle w:val="Hyperlink"/>
@@ -785,14 +767,7 @@
           <w:color w:val="000000"/>
           <w:sz w:val="24"/>
         </w:rPr>
-        <w:hyperlink r:id="rId12" w:history="1">
-          <w:r>
-            <w:rPr>
-              <w:rStyle w:val="Hyperlink"/>
-            </w:rPr>
-            <w:t xml:space="preserve">toenmalige </w:t>
-          </w:r>
-        </w:hyperlink>
+        <w:t xml:space="preserve">toenmalige </w:t>
       </w:r>
       <w:r>
         <w:rPr>
@@ -1243,7 +1218,35 @@
           <w:color w:val="000000"/>
           <w:sz w:val="24"/>
         </w:rPr>
-        <w:t xml:space="preserve"> en vanaf 1962 werd de collectie verdeeld over het Gymnasium in Schiedam en het </w:t>
+        <w:t xml:space="preserve"> en vanaf 1962 werd de collectie verdeeld over het Gymnasium in</w:t>
+      </w:r>
+      <w:r>
+        <w:rPr>
+          <w:u w:val="single" w:color="0000ff"/>
+          <w:rFonts w:ascii="Charis SIL Regular" w:hAnsi="Charis SIL Regular" w:eastAsia="Charis SIL Regular"/>
+          <w:b w:val="0"/>
+          <w:i w:val="0"/>
+          <w:color w:val="000000"/>
+          <w:sz w:val="24"/>
+        </w:rPr>
+        <w:hyperlink r:id="rId15" w:history="1">
+          <w:r>
+            <w:rPr>
+              <w:rStyle w:val="Hyperlink"/>
+            </w:rPr>
+            <w:t xml:space="preserve"> Schiedam e</w:t>
+          </w:r>
+        </w:hyperlink>
+      </w:r>
+      <w:r>
+        <w:rPr>
+          <w:rFonts w:ascii="Charis SIL Regular" w:hAnsi="Charis SIL Regular" w:eastAsia="Charis SIL Regular"/>
+          <w:b w:val="0"/>
+          <w:i w:val="0"/>
+          <w:color w:val="000000"/>
+          <w:sz w:val="24"/>
+        </w:rPr>
+        <w:t xml:space="preserve">n het </w:t>
       </w:r>
       <w:r>
         <w:rPr>
@@ -1265,6 +1268,7 @@
       </w:r>
       <w:r>
         <w:rPr>
+          <w:u w:val="single" w:color="0000ff"/>
           <w:rFonts w:ascii="Charis SIL Regular" w:hAnsi="Charis SIL Regular" w:eastAsia="Charis SIL Regular"/>
           <w:b w:val="0"/>
           <w:i w:val="0"/>
@@ -1275,24 +1279,13 @@
       </w:r>
       <w:r>
         <w:rPr>
-          <w:u w:val="single" w:color="0000ff"/>
           <w:rFonts w:ascii="Charis SIL Regular" w:hAnsi="Charis SIL Regular" w:eastAsia="Charis SIL Regular"/>
           <w:b w:val="0"/>
           <w:i w:val="0"/>
           <w:color w:val="000000"/>
           <w:sz w:val="24"/>
         </w:rPr>
-        <w:t>s</w:t>
-      </w:r>
-      <w:r>
-        <w:rPr>
-          <w:rFonts w:ascii="Charis SIL Regular" w:hAnsi="Charis SIL Regular" w:eastAsia="Charis SIL Regular"/>
-          <w:b w:val="0"/>
-          <w:i w:val="0"/>
-          <w:color w:val="000000"/>
-          <w:sz w:val="24"/>
-        </w:rPr>
-        <w:t xml:space="preserve">ch Museum in Delft (het latere </w:t>
+        <w:t xml:space="preserve">sch Museum in Delft (het latere </w:t>
       </w:r>
       <w:r>
         <w:rPr>
@@ -2047,7 +2040,7 @@
           <w:color w:val="000000"/>
           <w:sz w:val="24"/>
         </w:rPr>
-        <w:t>Volkenkunde. H</w:t>
+        <w:t>Volkenkunde. Het Nationaal Archief beh</w:t>
       </w:r>
       <w:r>
         <w:rPr>
@@ -2058,71 +2051,14 @@
           <w:color w:val="000000"/>
           <w:sz w:val="24"/>
         </w:rPr>
-        <w:hyperlink r:id="rId18" w:history="1">
+        <w:hyperlink r:id="rId19" w:history="1">
           <w:r>
             <w:rPr>
               <w:rStyle w:val="Hyperlink"/>
             </w:rPr>
-            <w:t>et N</w:t>
+            <w:t>eert arch</w:t>
           </w:r>
         </w:hyperlink>
-      </w:r>
-      <w:r>
-        <w:rPr>
-          <w:u w:val="single" w:color="0000ff"/>
-          <w:rFonts w:ascii="Charis SIL Regular" w:hAnsi="Charis SIL Regular" w:eastAsia="Charis SIL Regular"/>
-          <w:b w:val="0"/>
-          <w:i w:val="0"/>
-          <w:color w:val="000000"/>
-          <w:sz w:val="24"/>
-        </w:rPr>
-        <w:hyperlink r:id="rId18" w:history="1">
-          <w:r>
-            <w:rPr>
-              <w:rStyle w:val="Hyperlink"/>
-            </w:rPr>
-            <w:t>a</w:t>
-          </w:r>
-        </w:hyperlink>
-      </w:r>
-      <w:r>
-        <w:rPr>
-          <w:u w:val="single" w:color="0000ff"/>
-          <w:rFonts w:ascii="Charis SIL Regular" w:hAnsi="Charis SIL Regular" w:eastAsia="Charis SIL Regular"/>
-          <w:b w:val="0"/>
-          <w:i w:val="0"/>
-          <w:color w:val="000000"/>
-          <w:sz w:val="24"/>
-        </w:rPr>
-        <w:hyperlink r:id="rId18" w:history="1">
-          <w:r>
-            <w:rPr>
-              <w:rStyle w:val="Hyperlink"/>
-            </w:rPr>
-            <w:t>tiona</w:t>
-          </w:r>
-        </w:hyperlink>
-      </w:r>
-      <w:r>
-        <w:rPr>
-          <w:rFonts w:ascii="Charis SIL Regular" w:hAnsi="Charis SIL Regular" w:eastAsia="Charis SIL Regular"/>
-          <w:b w:val="0"/>
-          <w:i w:val="0"/>
-          <w:color w:val="000000"/>
-          <w:sz w:val="24"/>
-        </w:rPr>
-        <w:t>al Archief beh</w:t>
-      </w:r>
-      <w:r>
-        <w:rPr>
-          <w:u w:val="single" w:color="0000ff"/>
-          <w:rFonts w:ascii="Charis SIL Regular" w:hAnsi="Charis SIL Regular" w:eastAsia="Charis SIL Regular"/>
-          <w:b w:val="0"/>
-          <w:i w:val="0"/>
-          <w:color w:val="000000"/>
-          <w:sz w:val="24"/>
-        </w:rPr>
-        <w:t>eert arch</w:t>
       </w:r>
       <w:r>
         <w:rPr>

--- a/EXPORTS/DOCX/published/niveau3/Dutch/WageningenUniversity.docx
+++ b/EXPORTS/DOCX/published/niveau3/Dutch/WageningenUniversity.docx
@@ -310,7 +310,7 @@
           <w:sz w:val="24"/>
           <w:u w:val="single"/>
         </w:rPr>
-        <w:hyperlink r:id="rId9" w:history="1">
+        <w:hyperlink r:id="rId10" w:history="1">
           <w:r>
             <w:rPr>
               <w:rStyle w:val="Hyperlink"/>
@@ -328,7 +328,7 @@
           <w:sz w:val="24"/>
           <w:u w:val="single"/>
         </w:rPr>
-        <w:hyperlink r:id="rId9" w:history="1">
+        <w:hyperlink r:id="rId10" w:history="1">
           <w:r>
             <w:rPr>
               <w:rStyle w:val="Hyperlink"/>
@@ -346,7 +346,7 @@
           <w:sz w:val="24"/>
           <w:u w:val="single"/>
         </w:rPr>
-        <w:hyperlink r:id="rId9" w:history="1">
+        <w:hyperlink r:id="rId10" w:history="1">
           <w:r>
             <w:rPr>
               <w:rStyle w:val="Hyperlink"/>
@@ -400,7 +400,7 @@
           <w:sz w:val="24"/>
           <w:u w:val="single"/>
         </w:rPr>
-        <w:hyperlink r:id="rId10" w:history="1">
+        <w:hyperlink r:id="rId9" w:history="1">
           <w:r>
             <w:rPr>
               <w:rStyle w:val="Hyperlink"/>
@@ -445,7 +445,25 @@
           <w:color w:val="000000"/>
           <w:sz w:val="24"/>
         </w:rPr>
-        <w:t xml:space="preserve">gebruikt werd bij het onderwijs in de land- en volkenkunde. Deze verzameling werd </w:t>
+        <w:t>gebruikt werd bij het onderwijs in de land- en volkenkunde. Deze verza</w:t>
+      </w:r>
+      <w:r>
+        <w:rPr>
+          <w:u w:val="single" w:color="0000ff"/>
+          <w:rFonts w:ascii="Charis SIL Regular" w:hAnsi="Charis SIL Regular" w:eastAsia="Charis SIL Regular"/>
+          <w:b w:val="0"/>
+          <w:i w:val="0"/>
+          <w:color w:val="000000"/>
+          <w:sz w:val="24"/>
+        </w:rPr>
+        <w:hyperlink r:id="rId10" w:history="1">
+          <w:r>
+            <w:rPr>
+              <w:rStyle w:val="Hyperlink"/>
+            </w:rPr>
+            <w:t xml:space="preserve">meling werd </w:t>
+          </w:r>
+        </w:hyperlink>
       </w:r>
       <w:r>
         <w:rPr>
@@ -767,7 +785,14 @@
           <w:color w:val="000000"/>
           <w:sz w:val="24"/>
         </w:rPr>
-        <w:t xml:space="preserve">toenmalige </w:t>
+        <w:hyperlink r:id="rId12" w:history="1">
+          <w:r>
+            <w:rPr>
+              <w:rStyle w:val="Hyperlink"/>
+            </w:rPr>
+            <w:t xml:space="preserve">toenmalige </w:t>
+          </w:r>
+        </w:hyperlink>
       </w:r>
       <w:r>
         <w:rPr>
@@ -1250,42 +1275,13 @@
       </w:r>
       <w:r>
         <w:rPr>
-          <w:u w:val="single" w:color="0000ff"/>
           <w:rFonts w:ascii="Charis SIL Regular" w:hAnsi="Charis SIL Regular" w:eastAsia="Charis SIL Regular"/>
           <w:b w:val="0"/>
           <w:i w:val="0"/>
           <w:color w:val="000000"/>
           <w:sz w:val="24"/>
         </w:rPr>
-        <w:hyperlink r:id="rId15" w:history="1">
-          <w:r>
-            <w:rPr>
-              <w:rStyle w:val="Hyperlink"/>
-            </w:rPr>
-            <w:t>Etnograf</w:t>
-          </w:r>
-        </w:hyperlink>
-      </w:r>
-      <w:r>
-        <w:rPr>
-          <w:u w:val="single" w:color="0000ff"/>
-          <w:rFonts w:ascii="Charis SIL Regular" w:hAnsi="Charis SIL Regular" w:eastAsia="Charis SIL Regular"/>
-          <w:b w:val="0"/>
-          <w:i w:val="0"/>
-          <w:color w:val="000000"/>
-          <w:sz w:val="24"/>
-        </w:rPr>
-        <w:t>i</w:t>
-      </w:r>
-      <w:r>
-        <w:rPr>
-          <w:rFonts w:ascii="Charis SIL Regular" w:hAnsi="Charis SIL Regular" w:eastAsia="Charis SIL Regular"/>
-          <w:b w:val="0"/>
-          <w:i w:val="0"/>
-          <w:color w:val="000000"/>
-          <w:sz w:val="24"/>
-        </w:rPr>
-        <w:t xml:space="preserve">sch Museum in Delft (het latere </w:t>
+        <w:t xml:space="preserve">Etnografisch Museum in Delft (het latere </w:t>
       </w:r>
       <w:r>
         <w:rPr>
@@ -2040,7 +2036,71 @@
           <w:color w:val="000000"/>
           <w:sz w:val="24"/>
         </w:rPr>
-        <w:t>Volkenkunde. Het Nationaal Archief beh</w:t>
+        <w:t>Volkenkunde. H</w:t>
+      </w:r>
+      <w:r>
+        <w:rPr>
+          <w:u w:val="single" w:color="0000ff"/>
+          <w:rFonts w:ascii="Charis SIL Regular" w:hAnsi="Charis SIL Regular" w:eastAsia="Charis SIL Regular"/>
+          <w:b w:val="0"/>
+          <w:i w:val="0"/>
+          <w:color w:val="000000"/>
+          <w:sz w:val="24"/>
+        </w:rPr>
+        <w:hyperlink r:id="rId18" w:history="1">
+          <w:r>
+            <w:rPr>
+              <w:rStyle w:val="Hyperlink"/>
+            </w:rPr>
+            <w:t>et N</w:t>
+          </w:r>
+        </w:hyperlink>
+      </w:r>
+      <w:r>
+        <w:rPr>
+          <w:u w:val="single" w:color="0000ff"/>
+          <w:rFonts w:ascii="Charis SIL Regular" w:hAnsi="Charis SIL Regular" w:eastAsia="Charis SIL Regular"/>
+          <w:b w:val="0"/>
+          <w:i w:val="0"/>
+          <w:color w:val="000000"/>
+          <w:sz w:val="24"/>
+        </w:rPr>
+        <w:hyperlink r:id="rId18" w:history="1">
+          <w:r>
+            <w:rPr>
+              <w:rStyle w:val="Hyperlink"/>
+            </w:rPr>
+            <w:t>a</w:t>
+          </w:r>
+        </w:hyperlink>
+      </w:r>
+      <w:r>
+        <w:rPr>
+          <w:u w:val="single" w:color="0000ff"/>
+          <w:rFonts w:ascii="Charis SIL Regular" w:hAnsi="Charis SIL Regular" w:eastAsia="Charis SIL Regular"/>
+          <w:b w:val="0"/>
+          <w:i w:val="0"/>
+          <w:color w:val="000000"/>
+          <w:sz w:val="24"/>
+        </w:rPr>
+        <w:hyperlink r:id="rId18" w:history="1">
+          <w:r>
+            <w:rPr>
+              <w:rStyle w:val="Hyperlink"/>
+            </w:rPr>
+            <w:t>tiona</w:t>
+          </w:r>
+        </w:hyperlink>
+      </w:r>
+      <w:r>
+        <w:rPr>
+          <w:rFonts w:ascii="Charis SIL Regular" w:hAnsi="Charis SIL Regular" w:eastAsia="Charis SIL Regular"/>
+          <w:b w:val="0"/>
+          <w:i w:val="0"/>
+          <w:color w:val="000000"/>
+          <w:sz w:val="24"/>
+        </w:rPr>
+        <w:t>al Archief beh</w:t>
       </w:r>
       <w:r>
         <w:rPr>

--- a/EXPORTS/DOCX/published/niveau3/Dutch/WageningenUniversity.docx
+++ b/EXPORTS/DOCX/published/niveau3/Dutch/WageningenUniversity.docx
@@ -310,7 +310,7 @@
           <w:sz w:val="24"/>
           <w:u w:val="single"/>
         </w:rPr>
-        <w:hyperlink r:id="rId10" w:history="1">
+        <w:hyperlink r:id="rId9" w:history="1">
           <w:r>
             <w:rPr>
               <w:rStyle w:val="Hyperlink"/>
@@ -328,7 +328,7 @@
           <w:sz w:val="24"/>
           <w:u w:val="single"/>
         </w:rPr>
-        <w:hyperlink r:id="rId10" w:history="1">
+        <w:hyperlink r:id="rId9" w:history="1">
           <w:r>
             <w:rPr>
               <w:rStyle w:val="Hyperlink"/>
@@ -346,7 +346,7 @@
           <w:sz w:val="24"/>
           <w:u w:val="single"/>
         </w:rPr>
-        <w:hyperlink r:id="rId10" w:history="1">
+        <w:hyperlink r:id="rId9" w:history="1">
           <w:r>
             <w:rPr>
               <w:rStyle w:val="Hyperlink"/>
@@ -400,7 +400,7 @@
           <w:sz w:val="24"/>
           <w:u w:val="single"/>
         </w:rPr>
-        <w:hyperlink r:id="rId9" w:history="1">
+        <w:hyperlink r:id="rId10" w:history="1">
           <w:r>
             <w:rPr>
               <w:rStyle w:val="Hyperlink"/>
@@ -445,25 +445,7 @@
           <w:color w:val="000000"/>
           <w:sz w:val="24"/>
         </w:rPr>
-        <w:t>gebruikt werd bij het onderwijs in de land- en volkenkunde. Deze verza</w:t>
-      </w:r>
-      <w:r>
-        <w:rPr>
-          <w:u w:val="single" w:color="0000ff"/>
-          <w:rFonts w:ascii="Charis SIL Regular" w:hAnsi="Charis SIL Regular" w:eastAsia="Charis SIL Regular"/>
-          <w:b w:val="0"/>
-          <w:i w:val="0"/>
-          <w:color w:val="000000"/>
-          <w:sz w:val="24"/>
-        </w:rPr>
-        <w:hyperlink r:id="rId10" w:history="1">
-          <w:r>
-            <w:rPr>
-              <w:rStyle w:val="Hyperlink"/>
-            </w:rPr>
-            <w:t xml:space="preserve">meling werd </w:t>
-          </w:r>
-        </w:hyperlink>
+        <w:t xml:space="preserve">gebruikt werd bij het onderwijs in de land- en volkenkunde. Deze verzameling werd </w:t>
       </w:r>
       <w:r>
         <w:rPr>
@@ -778,7 +760,6 @@
       </w:r>
       <w:r>
         <w:rPr>
-          <w:u w:val="single" w:color="0000ff"/>
           <w:rFonts w:ascii="Charis SIL Regular" w:hAnsi="Charis SIL Regular" w:eastAsia="Charis SIL Regular"/>
           <w:b w:val="0"/>
           <w:i w:val="0"/>
@@ -1275,13 +1256,42 @@
       </w:r>
       <w:r>
         <w:rPr>
+          <w:u w:val="single" w:color="0000ff"/>
           <w:rFonts w:ascii="Charis SIL Regular" w:hAnsi="Charis SIL Regular" w:eastAsia="Charis SIL Regular"/>
           <w:b w:val="0"/>
           <w:i w:val="0"/>
           <w:color w:val="000000"/>
           <w:sz w:val="24"/>
         </w:rPr>
-        <w:t xml:space="preserve">Etnografisch Museum in Delft (het latere </w:t>
+        <w:hyperlink r:id="rId15" w:history="1">
+          <w:r>
+            <w:rPr>
+              <w:rStyle w:val="Hyperlink"/>
+            </w:rPr>
+            <w:t>Etnograf</w:t>
+          </w:r>
+        </w:hyperlink>
+      </w:r>
+      <w:r>
+        <w:rPr>
+          <w:u w:val="single" w:color="0000ff"/>
+          <w:rFonts w:ascii="Charis SIL Regular" w:hAnsi="Charis SIL Regular" w:eastAsia="Charis SIL Regular"/>
+          <w:b w:val="0"/>
+          <w:i w:val="0"/>
+          <w:color w:val="000000"/>
+          <w:sz w:val="24"/>
+        </w:rPr>
+        <w:t>i</w:t>
+      </w:r>
+      <w:r>
+        <w:rPr>
+          <w:rFonts w:ascii="Charis SIL Regular" w:hAnsi="Charis SIL Regular" w:eastAsia="Charis SIL Regular"/>
+          <w:b w:val="0"/>
+          <w:i w:val="0"/>
+          <w:color w:val="000000"/>
+          <w:sz w:val="24"/>
+        </w:rPr>
+        <w:t xml:space="preserve">sch Museum in Delft (het latere </w:t>
       </w:r>
       <w:r>
         <w:rPr>

--- a/EXPORTS/DOCX/published/niveau3/Dutch/WageningenUniversity.docx
+++ b/EXPORTS/DOCX/published/niveau3/Dutch/WageningenUniversity.docx
@@ -310,7 +310,7 @@
           <w:sz w:val="24"/>
           <w:u w:val="single"/>
         </w:rPr>
-        <w:hyperlink r:id="rId9" w:history="1">
+        <w:hyperlink r:id="rId10" w:history="1">
           <w:r>
             <w:rPr>
               <w:rStyle w:val="Hyperlink"/>
@@ -328,7 +328,7 @@
           <w:sz w:val="24"/>
           <w:u w:val="single"/>
         </w:rPr>
-        <w:hyperlink r:id="rId9" w:history="1">
+        <w:hyperlink r:id="rId10" w:history="1">
           <w:r>
             <w:rPr>
               <w:rStyle w:val="Hyperlink"/>
@@ -346,7 +346,7 @@
           <w:sz w:val="24"/>
           <w:u w:val="single"/>
         </w:rPr>
-        <w:hyperlink r:id="rId9" w:history="1">
+        <w:hyperlink r:id="rId10" w:history="1">
           <w:r>
             <w:rPr>
               <w:rStyle w:val="Hyperlink"/>
@@ -364,7 +364,7 @@
           <w:sz w:val="24"/>
           <w:u w:val="single"/>
         </w:rPr>
-        <w:hyperlink r:id="rId9" w:history="1">
+        <w:hyperlink r:id="rId10" w:history="1">
           <w:r>
             <w:rPr>
               <w:rStyle w:val="Hyperlink"/>
@@ -400,7 +400,7 @@
           <w:sz w:val="24"/>
           <w:u w:val="single"/>
         </w:rPr>
-        <w:hyperlink r:id="rId10" w:history="1">
+        <w:hyperlink r:id="rId9" w:history="1">
           <w:r>
             <w:rPr>
               <w:rStyle w:val="Hyperlink"/>
@@ -445,7 +445,25 @@
           <w:color w:val="000000"/>
           <w:sz w:val="24"/>
         </w:rPr>
-        <w:t xml:space="preserve">gebruikt werd bij het onderwijs in de land- en volkenkunde. Deze verzameling werd </w:t>
+        <w:t>gebruikt werd bij het onderwijs in de land- en volkenkunde. Deze verza</w:t>
+      </w:r>
+      <w:r>
+        <w:rPr>
+          <w:u w:val="single" w:color="0000ff"/>
+          <w:rFonts w:ascii="Charis SIL Regular" w:hAnsi="Charis SIL Regular" w:eastAsia="Charis SIL Regular"/>
+          <w:b w:val="0"/>
+          <w:i w:val="0"/>
+          <w:color w:val="000000"/>
+          <w:sz w:val="24"/>
+        </w:rPr>
+        <w:hyperlink r:id="rId10" w:history="1">
+          <w:r>
+            <w:rPr>
+              <w:rStyle w:val="Hyperlink"/>
+            </w:rPr>
+            <w:t xml:space="preserve">meling werd </w:t>
+          </w:r>
+        </w:hyperlink>
       </w:r>
       <w:r>
         <w:rPr>
@@ -760,20 +778,14 @@
       </w:r>
       <w:r>
         <w:rPr>
+          <w:u w:val="single" w:color="0000ff"/>
           <w:rFonts w:ascii="Charis SIL Regular" w:hAnsi="Charis SIL Regular" w:eastAsia="Charis SIL Regular"/>
           <w:b w:val="0"/>
           <w:i w:val="0"/>
           <w:color w:val="000000"/>
           <w:sz w:val="24"/>
         </w:rPr>
-        <w:hyperlink r:id="rId12" w:history="1">
-          <w:r>
-            <w:rPr>
-              <w:rStyle w:val="Hyperlink"/>
-            </w:rPr>
-            <w:t xml:space="preserve">toenmalige </w:t>
-          </w:r>
-        </w:hyperlink>
+        <w:t xml:space="preserve">toenmalige </w:t>
       </w:r>
       <w:r>
         <w:rPr>
@@ -784,7 +796,7 @@
           <w:sz w:val="24"/>
           <w:u w:val="single"/>
         </w:rPr>
-        <w:hyperlink r:id="rId12" w:history="1">
+        <w:hyperlink r:id="rId13" w:history="1">
           <w:r>
             <w:rPr>
               <w:rStyle w:val="Hyperlink"/>
@@ -2046,89 +2058,7 @@
           <w:color w:val="000000"/>
           <w:sz w:val="24"/>
         </w:rPr>
-        <w:t>Volkenkunde. H</w:t>
-      </w:r>
-      <w:r>
-        <w:rPr>
-          <w:u w:val="single" w:color="0000ff"/>
-          <w:rFonts w:ascii="Charis SIL Regular" w:hAnsi="Charis SIL Regular" w:eastAsia="Charis SIL Regular"/>
-          <w:b w:val="0"/>
-          <w:i w:val="0"/>
-          <w:color w:val="000000"/>
-          <w:sz w:val="24"/>
-        </w:rPr>
-        <w:hyperlink r:id="rId18" w:history="1">
-          <w:r>
-            <w:rPr>
-              <w:rStyle w:val="Hyperlink"/>
-            </w:rPr>
-            <w:t>et N</w:t>
-          </w:r>
-        </w:hyperlink>
-      </w:r>
-      <w:r>
-        <w:rPr>
-          <w:u w:val="single" w:color="0000ff"/>
-          <w:rFonts w:ascii="Charis SIL Regular" w:hAnsi="Charis SIL Regular" w:eastAsia="Charis SIL Regular"/>
-          <w:b w:val="0"/>
-          <w:i w:val="0"/>
-          <w:color w:val="000000"/>
-          <w:sz w:val="24"/>
-        </w:rPr>
-        <w:hyperlink r:id="rId18" w:history="1">
-          <w:r>
-            <w:rPr>
-              <w:rStyle w:val="Hyperlink"/>
-            </w:rPr>
-            <w:t>a</w:t>
-          </w:r>
-        </w:hyperlink>
-      </w:r>
-      <w:r>
-        <w:rPr>
-          <w:u w:val="single" w:color="0000ff"/>
-          <w:rFonts w:ascii="Charis SIL Regular" w:hAnsi="Charis SIL Regular" w:eastAsia="Charis SIL Regular"/>
-          <w:b w:val="0"/>
-          <w:i w:val="0"/>
-          <w:color w:val="000000"/>
-          <w:sz w:val="24"/>
-        </w:rPr>
-        <w:hyperlink r:id="rId18" w:history="1">
-          <w:r>
-            <w:rPr>
-              <w:rStyle w:val="Hyperlink"/>
-            </w:rPr>
-            <w:t>tiona</w:t>
-          </w:r>
-        </w:hyperlink>
-      </w:r>
-      <w:r>
-        <w:rPr>
-          <w:rFonts w:ascii="Charis SIL Regular" w:hAnsi="Charis SIL Regular" w:eastAsia="Charis SIL Regular"/>
-          <w:b w:val="0"/>
-          <w:i w:val="0"/>
-          <w:color w:val="000000"/>
-          <w:sz w:val="24"/>
-        </w:rPr>
-        <w:t>al Archief beh</w:t>
-      </w:r>
-      <w:r>
-        <w:rPr>
-          <w:u w:val="single" w:color="0000ff"/>
-          <w:rFonts w:ascii="Charis SIL Regular" w:hAnsi="Charis SIL Regular" w:eastAsia="Charis SIL Regular"/>
-          <w:b w:val="0"/>
-          <w:i w:val="0"/>
-          <w:color w:val="000000"/>
-          <w:sz w:val="24"/>
-        </w:rPr>
-        <w:hyperlink r:id="rId19" w:history="1">
-          <w:r>
-            <w:rPr>
-              <w:rStyle w:val="Hyperlink"/>
-            </w:rPr>
-            <w:t>eert arch</w:t>
-          </w:r>
-        </w:hyperlink>
+        <w:t>Volkenkunde. Het Nationaal Archief beheert arch</w:t>
       </w:r>
       <w:r>
         <w:rPr>

--- a/EXPORTS/DOCX/published/niveau3/Dutch/WageningenUniversity.docx
+++ b/EXPORTS/DOCX/published/niveau3/Dutch/WageningenUniversity.docx
@@ -263,25 +263,7 @@
           <w:color w:val="000000"/>
           <w:sz w:val="24"/>
         </w:rPr>
-        <w:t>had vanaf begin 20ste eeuw een museumopstelling met v</w:t>
-      </w:r>
-      <w:r>
-        <w:rPr>
-          <w:u w:val="single" w:color="0000ff"/>
-          <w:rFonts w:ascii="Charis SIL Regular" w:hAnsi="Charis SIL Regular" w:eastAsia="Charis SIL Regular"/>
-          <w:b w:val="0"/>
-          <w:i w:val="0"/>
-          <w:color w:val="000000"/>
-          <w:sz w:val="24"/>
-        </w:rPr>
-        <w:hyperlink r:id="rId9" w:history="1">
-          <w:r>
-            <w:rPr>
-              <w:rStyle w:val="Hyperlink"/>
-            </w:rPr>
-            <w:t>oorwerpen u</w:t>
-          </w:r>
-        </w:hyperlink>
+        <w:t>had vanaf begin 20ste eeuw een museumopstelling met voorwerpen u</w:t>
       </w:r>
       <w:r>
         <w:rPr>
@@ -310,7 +292,7 @@
           <w:sz w:val="24"/>
           <w:u w:val="single"/>
         </w:rPr>
-        <w:hyperlink r:id="rId10" w:history="1">
+        <w:hyperlink r:id="rId9" w:history="1">
           <w:r>
             <w:rPr>
               <w:rStyle w:val="Hyperlink"/>
@@ -328,7 +310,7 @@
           <w:sz w:val="24"/>
           <w:u w:val="single"/>
         </w:rPr>
-        <w:hyperlink r:id="rId10" w:history="1">
+        <w:hyperlink r:id="rId9" w:history="1">
           <w:r>
             <w:rPr>
               <w:rStyle w:val="Hyperlink"/>
@@ -346,7 +328,7 @@
           <w:sz w:val="24"/>
           <w:u w:val="single"/>
         </w:rPr>
-        <w:hyperlink r:id="rId10" w:history="1">
+        <w:hyperlink r:id="rId9" w:history="1">
           <w:r>
             <w:rPr>
               <w:rStyle w:val="Hyperlink"/>
@@ -364,7 +346,7 @@
           <w:sz w:val="24"/>
           <w:u w:val="single"/>
         </w:rPr>
-        <w:hyperlink r:id="rId10" w:history="1">
+        <w:hyperlink r:id="rId9" w:history="1">
           <w:r>
             <w:rPr>
               <w:rStyle w:val="Hyperlink"/>
@@ -608,7 +590,7 @@
           <w:sz w:val="24"/>
           <w:u w:val="single"/>
         </w:rPr>
-        <w:hyperlink r:id="rId11" w:history="1">
+        <w:hyperlink r:id="rId12" w:history="1">
           <w:r>
             <w:rPr>
               <w:rStyle w:val="Hyperlink"/>
@@ -626,7 +608,7 @@
           <w:sz w:val="24"/>
           <w:u w:val="single"/>
         </w:rPr>
-        <w:hyperlink r:id="rId11" w:history="1">
+        <w:hyperlink r:id="rId12" w:history="1">
           <w:r>
             <w:rPr>
               <w:rStyle w:val="Hyperlink"/>
@@ -644,7 +626,7 @@
           <w:sz w:val="24"/>
           <w:u w:val="single"/>
         </w:rPr>
-        <w:hyperlink r:id="rId11" w:history="1">
+        <w:hyperlink r:id="rId12" w:history="1">
           <w:r>
             <w:rPr>
               <w:rStyle w:val="Hyperlink"/>
@@ -785,7 +767,14 @@
           <w:color w:val="000000"/>
           <w:sz w:val="24"/>
         </w:rPr>
-        <w:t xml:space="preserve">toenmalige </w:t>
+        <w:hyperlink r:id="rId12" w:history="1">
+          <w:r>
+            <w:rPr>
+              <w:rStyle w:val="Hyperlink"/>
+            </w:rPr>
+            <w:t xml:space="preserve">toenmalige </w:t>
+          </w:r>
+        </w:hyperlink>
       </w:r>
       <w:r>
         <w:rPr>
@@ -796,7 +785,7 @@
           <w:sz w:val="24"/>
           <w:u w:val="single"/>
         </w:rPr>
-        <w:hyperlink r:id="rId13" w:history="1">
+        <w:hyperlink r:id="rId12" w:history="1">
           <w:r>
             <w:rPr>
               <w:rStyle w:val="Hyperlink"/>
@@ -1286,24 +1275,13 @@
       </w:r>
       <w:r>
         <w:rPr>
-          <w:u w:val="single" w:color="0000ff"/>
           <w:rFonts w:ascii="Charis SIL Regular" w:hAnsi="Charis SIL Regular" w:eastAsia="Charis SIL Regular"/>
           <w:b w:val="0"/>
           <w:i w:val="0"/>
           <w:color w:val="000000"/>
           <w:sz w:val="24"/>
         </w:rPr>
-        <w:t>i</w:t>
-      </w:r>
-      <w:r>
-        <w:rPr>
-          <w:rFonts w:ascii="Charis SIL Regular" w:hAnsi="Charis SIL Regular" w:eastAsia="Charis SIL Regular"/>
-          <w:b w:val="0"/>
-          <w:i w:val="0"/>
-          <w:color w:val="000000"/>
-          <w:sz w:val="24"/>
-        </w:rPr>
-        <w:t xml:space="preserve">sch Museum in Delft (het latere </w:t>
+        <w:t xml:space="preserve">isch Museum in Delft (het latere </w:t>
       </w:r>
       <w:r>
         <w:rPr>
@@ -2058,7 +2036,89 @@
           <w:color w:val="000000"/>
           <w:sz w:val="24"/>
         </w:rPr>
-        <w:t>Volkenkunde. Het Nationaal Archief beheert arch</w:t>
+        <w:t>Volkenkunde. H</w:t>
+      </w:r>
+      <w:r>
+        <w:rPr>
+          <w:u w:val="single" w:color="0000ff"/>
+          <w:rFonts w:ascii="Charis SIL Regular" w:hAnsi="Charis SIL Regular" w:eastAsia="Charis SIL Regular"/>
+          <w:b w:val="0"/>
+          <w:i w:val="0"/>
+          <w:color w:val="000000"/>
+          <w:sz w:val="24"/>
+        </w:rPr>
+        <w:hyperlink r:id="rId18" w:history="1">
+          <w:r>
+            <w:rPr>
+              <w:rStyle w:val="Hyperlink"/>
+            </w:rPr>
+            <w:t>et N</w:t>
+          </w:r>
+        </w:hyperlink>
+      </w:r>
+      <w:r>
+        <w:rPr>
+          <w:u w:val="single" w:color="0000ff"/>
+          <w:rFonts w:ascii="Charis SIL Regular" w:hAnsi="Charis SIL Regular" w:eastAsia="Charis SIL Regular"/>
+          <w:b w:val="0"/>
+          <w:i w:val="0"/>
+          <w:color w:val="000000"/>
+          <w:sz w:val="24"/>
+        </w:rPr>
+        <w:hyperlink r:id="rId18" w:history="1">
+          <w:r>
+            <w:rPr>
+              <w:rStyle w:val="Hyperlink"/>
+            </w:rPr>
+            <w:t>a</w:t>
+          </w:r>
+        </w:hyperlink>
+      </w:r>
+      <w:r>
+        <w:rPr>
+          <w:u w:val="single" w:color="0000ff"/>
+          <w:rFonts w:ascii="Charis SIL Regular" w:hAnsi="Charis SIL Regular" w:eastAsia="Charis SIL Regular"/>
+          <w:b w:val="0"/>
+          <w:i w:val="0"/>
+          <w:color w:val="000000"/>
+          <w:sz w:val="24"/>
+        </w:rPr>
+        <w:hyperlink r:id="rId18" w:history="1">
+          <w:r>
+            <w:rPr>
+              <w:rStyle w:val="Hyperlink"/>
+            </w:rPr>
+            <w:t>tiona</w:t>
+          </w:r>
+        </w:hyperlink>
+      </w:r>
+      <w:r>
+        <w:rPr>
+          <w:rFonts w:ascii="Charis SIL Regular" w:hAnsi="Charis SIL Regular" w:eastAsia="Charis SIL Regular"/>
+          <w:b w:val="0"/>
+          <w:i w:val="0"/>
+          <w:color w:val="000000"/>
+          <w:sz w:val="24"/>
+        </w:rPr>
+        <w:t>al Archief beh</w:t>
+      </w:r>
+      <w:r>
+        <w:rPr>
+          <w:u w:val="single" w:color="0000ff"/>
+          <w:rFonts w:ascii="Charis SIL Regular" w:hAnsi="Charis SIL Regular" w:eastAsia="Charis SIL Regular"/>
+          <w:b w:val="0"/>
+          <w:i w:val="0"/>
+          <w:color w:val="000000"/>
+          <w:sz w:val="24"/>
+        </w:rPr>
+        <w:hyperlink r:id="rId19" w:history="1">
+          <w:r>
+            <w:rPr>
+              <w:rStyle w:val="Hyperlink"/>
+            </w:rPr>
+            <w:t>eert arch</w:t>
+          </w:r>
+        </w:hyperlink>
       </w:r>
       <w:r>
         <w:rPr>

--- a/EXPORTS/DOCX/published/niveau3/Dutch/WageningenUniversity.docx
+++ b/EXPORTS/DOCX/published/niveau3/Dutch/WageningenUniversity.docx
@@ -263,7 +263,25 @@
           <w:color w:val="000000"/>
           <w:sz w:val="24"/>
         </w:rPr>
-        <w:t>had vanaf begin 20ste eeuw een museumopstelling met voorwerpen u</w:t>
+        <w:t>had vanaf begin 20ste eeuw een museumopstelling met v</w:t>
+      </w:r>
+      <w:r>
+        <w:rPr>
+          <w:u w:val="single" w:color="0000ff"/>
+          <w:rFonts w:ascii="Charis SIL Regular" w:hAnsi="Charis SIL Regular" w:eastAsia="Charis SIL Regular"/>
+          <w:b w:val="0"/>
+          <w:i w:val="0"/>
+          <w:color w:val="000000"/>
+          <w:sz w:val="24"/>
+        </w:rPr>
+        <w:hyperlink r:id="rId9" w:history="1">
+          <w:r>
+            <w:rPr>
+              <w:rStyle w:val="Hyperlink"/>
+            </w:rPr>
+            <w:t>oorwerpen u</w:t>
+          </w:r>
+        </w:hyperlink>
       </w:r>
       <w:r>
         <w:rPr>
@@ -292,7 +310,7 @@
           <w:sz w:val="24"/>
           <w:u w:val="single"/>
         </w:rPr>
-        <w:hyperlink r:id="rId9" w:history="1">
+        <w:hyperlink r:id="rId10" w:history="1">
           <w:r>
             <w:rPr>
               <w:rStyle w:val="Hyperlink"/>
@@ -310,7 +328,7 @@
           <w:sz w:val="24"/>
           <w:u w:val="single"/>
         </w:rPr>
-        <w:hyperlink r:id="rId9" w:history="1">
+        <w:hyperlink r:id="rId10" w:history="1">
           <w:r>
             <w:rPr>
               <w:rStyle w:val="Hyperlink"/>
@@ -328,7 +346,7 @@
           <w:sz w:val="24"/>
           <w:u w:val="single"/>
         </w:rPr>
-        <w:hyperlink r:id="rId9" w:history="1">
+        <w:hyperlink r:id="rId10" w:history="1">
           <w:r>
             <w:rPr>
               <w:rStyle w:val="Hyperlink"/>
@@ -346,7 +364,7 @@
           <w:sz w:val="24"/>
           <w:u w:val="single"/>
         </w:rPr>
-        <w:hyperlink r:id="rId9" w:history="1">
+        <w:hyperlink r:id="rId10" w:history="1">
           <w:r>
             <w:rPr>
               <w:rStyle w:val="Hyperlink"/>
@@ -364,7 +382,7 @@
           <w:sz w:val="24"/>
           <w:u w:val="single"/>
         </w:rPr>
-        <w:hyperlink r:id="rId9" w:history="1">
+        <w:hyperlink r:id="rId10" w:history="1">
           <w:r>
             <w:rPr>
               <w:rStyle w:val="Hyperlink"/>
@@ -382,7 +400,7 @@
           <w:sz w:val="24"/>
           <w:u w:val="single"/>
         </w:rPr>
-        <w:hyperlink r:id="rId9" w:history="1">
+        <w:hyperlink r:id="rId10" w:history="1">
           <w:r>
             <w:rPr>
               <w:rStyle w:val="Hyperlink"/>
@@ -590,7 +608,7 @@
           <w:sz w:val="24"/>
           <w:u w:val="single"/>
         </w:rPr>
-        <w:hyperlink r:id="rId12" w:history="1">
+        <w:hyperlink r:id="rId11" w:history="1">
           <w:r>
             <w:rPr>
               <w:rStyle w:val="Hyperlink"/>
@@ -608,7 +626,7 @@
           <w:sz w:val="24"/>
           <w:u w:val="single"/>
         </w:rPr>
-        <w:hyperlink r:id="rId12" w:history="1">
+        <w:hyperlink r:id="rId11" w:history="1">
           <w:r>
             <w:rPr>
               <w:rStyle w:val="Hyperlink"/>
@@ -626,7 +644,7 @@
           <w:sz w:val="24"/>
           <w:u w:val="single"/>
         </w:rPr>
-        <w:hyperlink r:id="rId12" w:history="1">
+        <w:hyperlink r:id="rId11" w:history="1">
           <w:r>
             <w:rPr>
               <w:rStyle w:val="Hyperlink"/>
@@ -767,14 +785,7 @@
           <w:color w:val="000000"/>
           <w:sz w:val="24"/>
         </w:rPr>
-        <w:hyperlink r:id="rId12" w:history="1">
-          <w:r>
-            <w:rPr>
-              <w:rStyle w:val="Hyperlink"/>
-            </w:rPr>
-            <w:t xml:space="preserve">toenmalige </w:t>
-          </w:r>
-        </w:hyperlink>
+        <w:t xml:space="preserve">toenmalige </w:t>
       </w:r>
       <w:r>
         <w:rPr>
@@ -1275,13 +1286,24 @@
       </w:r>
       <w:r>
         <w:rPr>
+          <w:u w:val="single" w:color="0000ff"/>
           <w:rFonts w:ascii="Charis SIL Regular" w:hAnsi="Charis SIL Regular" w:eastAsia="Charis SIL Regular"/>
           <w:b w:val="0"/>
           <w:i w:val="0"/>
           <w:color w:val="000000"/>
           <w:sz w:val="24"/>
         </w:rPr>
-        <w:t xml:space="preserve">isch Museum in Delft (het latere </w:t>
+        <w:t>i</w:t>
+      </w:r>
+      <w:r>
+        <w:rPr>
+          <w:rFonts w:ascii="Charis SIL Regular" w:hAnsi="Charis SIL Regular" w:eastAsia="Charis SIL Regular"/>
+          <w:b w:val="0"/>
+          <w:i w:val="0"/>
+          <w:color w:val="000000"/>
+          <w:sz w:val="24"/>
+        </w:rPr>
+        <w:t xml:space="preserve">sch Museum in Delft (het latere </w:t>
       </w:r>
       <w:r>
         <w:rPr>

--- a/EXPORTS/DOCX/published/niveau3/Dutch/WageningenUniversity.docx
+++ b/EXPORTS/DOCX/published/niveau3/Dutch/WageningenUniversity.docx
@@ -328,7 +328,7 @@
           <w:sz w:val="24"/>
           <w:u w:val="single"/>
         </w:rPr>
-        <w:hyperlink r:id="rId10" w:history="1">
+        <w:hyperlink r:id="rId9" w:history="1">
           <w:r>
             <w:rPr>
               <w:rStyle w:val="Hyperlink"/>
@@ -346,7 +346,7 @@
           <w:sz w:val="24"/>
           <w:u w:val="single"/>
         </w:rPr>
-        <w:hyperlink r:id="rId10" w:history="1">
+        <w:hyperlink r:id="rId9" w:history="1">
           <w:r>
             <w:rPr>
               <w:rStyle w:val="Hyperlink"/>
@@ -364,7 +364,7 @@
           <w:sz w:val="24"/>
           <w:u w:val="single"/>
         </w:rPr>
-        <w:hyperlink r:id="rId10" w:history="1">
+        <w:hyperlink r:id="rId9" w:history="1">
           <w:r>
             <w:rPr>
               <w:rStyle w:val="Hyperlink"/>
@@ -382,7 +382,7 @@
           <w:sz w:val="24"/>
           <w:u w:val="single"/>
         </w:rPr>
-        <w:hyperlink r:id="rId10" w:history="1">
+        <w:hyperlink r:id="rId9" w:history="1">
           <w:r>
             <w:rPr>
               <w:rStyle w:val="Hyperlink"/>
@@ -400,7 +400,7 @@
           <w:sz w:val="24"/>
           <w:u w:val="single"/>
         </w:rPr>
-        <w:hyperlink r:id="rId10" w:history="1">
+        <w:hyperlink r:id="rId9" w:history="1">
           <w:r>
             <w:rPr>
               <w:rStyle w:val="Hyperlink"/>
@@ -673,7 +673,7 @@
           <w:sz w:val="24"/>
           <w:u w:val="single"/>
         </w:rPr>
-        <w:hyperlink r:id="rId11" w:history="1">
+        <w:hyperlink r:id="rId12" w:history="1">
           <w:r>
             <w:rPr>
               <w:rStyle w:val="Hyperlink"/>
@@ -785,7 +785,14 @@
           <w:color w:val="000000"/>
           <w:sz w:val="24"/>
         </w:rPr>
-        <w:t xml:space="preserve">toenmalige </w:t>
+        <w:hyperlink r:id="rId12" w:history="1">
+          <w:r>
+            <w:rPr>
+              <w:rStyle w:val="Hyperlink"/>
+            </w:rPr>
+            <w:t xml:space="preserve">toenmalige </w:t>
+          </w:r>
+        </w:hyperlink>
       </w:r>
       <w:r>
         <w:rPr>
@@ -1236,35 +1243,7 @@
           <w:color w:val="000000"/>
           <w:sz w:val="24"/>
         </w:rPr>
-        <w:t xml:space="preserve"> en vanaf 1962 werd de collectie verdeeld over het Gymnasium in</w:t>
-      </w:r>
-      <w:r>
-        <w:rPr>
-          <w:u w:val="single" w:color="0000ff"/>
-          <w:rFonts w:ascii="Charis SIL Regular" w:hAnsi="Charis SIL Regular" w:eastAsia="Charis SIL Regular"/>
-          <w:b w:val="0"/>
-          <w:i w:val="0"/>
-          <w:color w:val="000000"/>
-          <w:sz w:val="24"/>
-        </w:rPr>
-        <w:hyperlink r:id="rId15" w:history="1">
-          <w:r>
-            <w:rPr>
-              <w:rStyle w:val="Hyperlink"/>
-            </w:rPr>
-            <w:t xml:space="preserve"> Schiedam e</w:t>
-          </w:r>
-        </w:hyperlink>
-      </w:r>
-      <w:r>
-        <w:rPr>
-          <w:rFonts w:ascii="Charis SIL Regular" w:hAnsi="Charis SIL Regular" w:eastAsia="Charis SIL Regular"/>
-          <w:b w:val="0"/>
-          <w:i w:val="0"/>
-          <w:color w:val="000000"/>
-          <w:sz w:val="24"/>
-        </w:rPr>
-        <w:t xml:space="preserve">n het </w:t>
+        <w:t xml:space="preserve"> en vanaf 1962 werd de collectie verdeeld over het Gymnasium in Schiedam en het </w:t>
       </w:r>
       <w:r>
         <w:rPr>
@@ -1286,24 +1265,13 @@
       </w:r>
       <w:r>
         <w:rPr>
-          <w:u w:val="single" w:color="0000ff"/>
           <w:rFonts w:ascii="Charis SIL Regular" w:hAnsi="Charis SIL Regular" w:eastAsia="Charis SIL Regular"/>
           <w:b w:val="0"/>
           <w:i w:val="0"/>
           <w:color w:val="000000"/>
           <w:sz w:val="24"/>
         </w:rPr>
-        <w:t>i</w:t>
-      </w:r>
-      <w:r>
-        <w:rPr>
-          <w:rFonts w:ascii="Charis SIL Regular" w:hAnsi="Charis SIL Regular" w:eastAsia="Charis SIL Regular"/>
-          <w:b w:val="0"/>
-          <w:i w:val="0"/>
-          <w:color w:val="000000"/>
-          <w:sz w:val="24"/>
-        </w:rPr>
-        <w:t xml:space="preserve">sch Museum in Delft (het latere </w:t>
+        <w:t xml:space="preserve">isch Museum in Delft (het latere </w:t>
       </w:r>
       <w:r>
         <w:rPr>

--- a/EXPORTS/DOCX/published/niveau3/Dutch/WageningenUniversity.docx
+++ b/EXPORTS/DOCX/published/niveau3/Dutch/WageningenUniversity.docx
@@ -328,7 +328,7 @@
           <w:sz w:val="24"/>
           <w:u w:val="single"/>
         </w:rPr>
-        <w:hyperlink r:id="rId9" w:history="1">
+        <w:hyperlink r:id="rId10" w:history="1">
           <w:r>
             <w:rPr>
               <w:rStyle w:val="Hyperlink"/>
@@ -346,7 +346,7 @@
           <w:sz w:val="24"/>
           <w:u w:val="single"/>
         </w:rPr>
-        <w:hyperlink r:id="rId9" w:history="1">
+        <w:hyperlink r:id="rId10" w:history="1">
           <w:r>
             <w:rPr>
               <w:rStyle w:val="Hyperlink"/>
@@ -364,7 +364,7 @@
           <w:sz w:val="24"/>
           <w:u w:val="single"/>
         </w:rPr>
-        <w:hyperlink r:id="rId9" w:history="1">
+        <w:hyperlink r:id="rId10" w:history="1">
           <w:r>
             <w:rPr>
               <w:rStyle w:val="Hyperlink"/>
@@ -673,7 +673,7 @@
           <w:sz w:val="24"/>
           <w:u w:val="single"/>
         </w:rPr>
-        <w:hyperlink r:id="rId12" w:history="1">
+        <w:hyperlink r:id="rId11" w:history="1">
           <w:r>
             <w:rPr>
               <w:rStyle w:val="Hyperlink"/>
@@ -785,14 +785,7 @@
           <w:color w:val="000000"/>
           <w:sz w:val="24"/>
         </w:rPr>
-        <w:hyperlink r:id="rId12" w:history="1">
-          <w:r>
-            <w:rPr>
-              <w:rStyle w:val="Hyperlink"/>
-            </w:rPr>
-            <w:t xml:space="preserve">toenmalige </w:t>
-          </w:r>
-        </w:hyperlink>
+        <w:t xml:space="preserve">toenmalige </w:t>
       </w:r>
       <w:r>
         <w:rPr>
@@ -803,7 +796,7 @@
           <w:sz w:val="24"/>
           <w:u w:val="single"/>
         </w:rPr>
-        <w:hyperlink r:id="rId12" w:history="1">
+        <w:hyperlink r:id="rId13" w:history="1">
           <w:r>
             <w:rPr>
               <w:rStyle w:val="Hyperlink"/>
@@ -1243,7 +1236,7 @@
           <w:color w:val="000000"/>
           <w:sz w:val="24"/>
         </w:rPr>
-        <w:t xml:space="preserve"> en vanaf 1962 werd de collectie verdeeld over het Gymnasium in Schiedam en het </w:t>
+        <w:t xml:space="preserve"> en vanaf 1962 werd de collectie verdeeld over het Gymnasium in</w:t>
       </w:r>
       <w:r>
         <w:rPr>
@@ -1259,7 +1252,7 @@
             <w:rPr>
               <w:rStyle w:val="Hyperlink"/>
             </w:rPr>
-            <w:t>Etnograf</w:t>
+            <w:t xml:space="preserve"> Schiedam e</w:t>
           </w:r>
         </w:hyperlink>
       </w:r>
@@ -1271,7 +1264,17 @@
           <w:color w:val="000000"/>
           <w:sz w:val="24"/>
         </w:rPr>
-        <w:t xml:space="preserve">isch Museum in Delft (het latere </w:t>
+        <w:t xml:space="preserve">n het </w:t>
+      </w:r>
+      <w:r>
+        <w:rPr>
+          <w:rFonts w:ascii="Charis SIL Regular" w:hAnsi="Charis SIL Regular" w:eastAsia="Charis SIL Regular"/>
+          <w:b w:val="0"/>
+          <w:i w:val="0"/>
+          <w:color w:val="000000"/>
+          <w:sz w:val="24"/>
+        </w:rPr>
+        <w:t xml:space="preserve">Etnografisch Museum in Delft (het latere </w:t>
       </w:r>
       <w:r>
         <w:rPr>

--- a/EXPORTS/DOCX/published/niveau3/Dutch/WageningenUniversity.docx
+++ b/EXPORTS/DOCX/published/niveau3/Dutch/WageningenUniversity.docx
@@ -310,7 +310,7 @@
           <w:sz w:val="24"/>
           <w:u w:val="single"/>
         </w:rPr>
-        <w:hyperlink r:id="rId10" w:history="1">
+        <w:hyperlink r:id="rId9" w:history="1">
           <w:r>
             <w:rPr>
               <w:rStyle w:val="Hyperlink"/>
@@ -328,7 +328,7 @@
           <w:sz w:val="24"/>
           <w:u w:val="single"/>
         </w:rPr>
-        <w:hyperlink r:id="rId10" w:history="1">
+        <w:hyperlink r:id="rId9" w:history="1">
           <w:r>
             <w:rPr>
               <w:rStyle w:val="Hyperlink"/>
@@ -346,7 +346,7 @@
           <w:sz w:val="24"/>
           <w:u w:val="single"/>
         </w:rPr>
-        <w:hyperlink r:id="rId10" w:history="1">
+        <w:hyperlink r:id="rId9" w:history="1">
           <w:r>
             <w:rPr>
               <w:rStyle w:val="Hyperlink"/>
@@ -364,7 +364,7 @@
           <w:sz w:val="24"/>
           <w:u w:val="single"/>
         </w:rPr>
-        <w:hyperlink r:id="rId10" w:history="1">
+        <w:hyperlink r:id="rId9" w:history="1">
           <w:r>
             <w:rPr>
               <w:rStyle w:val="Hyperlink"/>
@@ -673,7 +673,7 @@
           <w:sz w:val="24"/>
           <w:u w:val="single"/>
         </w:rPr>
-        <w:hyperlink r:id="rId11" w:history="1">
+        <w:hyperlink r:id="rId12" w:history="1">
           <w:r>
             <w:rPr>
               <w:rStyle w:val="Hyperlink"/>
@@ -711,25 +711,7 @@
           <w:color w:val="000000"/>
           <w:sz w:val="24"/>
         </w:rPr>
-        <w:t>, en in 1948 een schenking van een collectie Indo</w:t>
-      </w:r>
-      <w:r>
-        <w:rPr>
-          <w:u w:val="single" w:color="0000ff"/>
-          <w:rFonts w:ascii="Charis SIL Regular" w:hAnsi="Charis SIL Regular" w:eastAsia="Charis SIL Regular"/>
-          <w:b w:val="0"/>
-          <w:i w:val="0"/>
-          <w:color w:val="000000"/>
-          <w:sz w:val="24"/>
-        </w:rPr>
-        <w:hyperlink r:id="rId12" w:history="1">
-          <w:r>
-            <w:rPr>
-              <w:rStyle w:val="Hyperlink"/>
-            </w:rPr>
-            <w:t>nesische voor</w:t>
-          </w:r>
-        </w:hyperlink>
+        <w:t>, en in 1948 een schenking van een collectie Indonesische voor</w:t>
       </w:r>
       <w:r>
         <w:rPr>
@@ -785,7 +767,14 @@
           <w:color w:val="000000"/>
           <w:sz w:val="24"/>
         </w:rPr>
-        <w:t xml:space="preserve">toenmalige </w:t>
+        <w:hyperlink r:id="rId12" w:history="1">
+          <w:r>
+            <w:rPr>
+              <w:rStyle w:val="Hyperlink"/>
+            </w:rPr>
+            <w:t xml:space="preserve">toenmalige </w:t>
+          </w:r>
+        </w:hyperlink>
       </w:r>
       <w:r>
         <w:rPr>
@@ -796,7 +785,7 @@
           <w:sz w:val="24"/>
           <w:u w:val="single"/>
         </w:rPr>
-        <w:hyperlink r:id="rId13" w:history="1">
+        <w:hyperlink r:id="rId12" w:history="1">
           <w:r>
             <w:rPr>
               <w:rStyle w:val="Hyperlink"/>
@@ -1268,13 +1257,31 @@
       </w:r>
       <w:r>
         <w:rPr>
+          <w:u w:val="single" w:color="0000ff"/>
           <w:rFonts w:ascii="Charis SIL Regular" w:hAnsi="Charis SIL Regular" w:eastAsia="Charis SIL Regular"/>
           <w:b w:val="0"/>
           <w:i w:val="0"/>
           <w:color w:val="000000"/>
           <w:sz w:val="24"/>
         </w:rPr>
-        <w:t xml:space="preserve">Etnografisch Museum in Delft (het latere </w:t>
+        <w:hyperlink r:id="rId15" w:history="1">
+          <w:r>
+            <w:rPr>
+              <w:rStyle w:val="Hyperlink"/>
+            </w:rPr>
+            <w:t>Etnograf</w:t>
+          </w:r>
+        </w:hyperlink>
+      </w:r>
+      <w:r>
+        <w:rPr>
+          <w:rFonts w:ascii="Charis SIL Regular" w:hAnsi="Charis SIL Regular" w:eastAsia="Charis SIL Regular"/>
+          <w:b w:val="0"/>
+          <w:i w:val="0"/>
+          <w:color w:val="000000"/>
+          <w:sz w:val="24"/>
+        </w:rPr>
+        <w:t xml:space="preserve">isch Museum in Delft (het latere </w:t>
       </w:r>
       <w:r>
         <w:rPr>

--- a/EXPORTS/DOCX/published/niveau3/Dutch/WageningenUniversity.docx
+++ b/EXPORTS/DOCX/published/niveau3/Dutch/WageningenUniversity.docx
@@ -310,7 +310,7 @@
           <w:sz w:val="24"/>
           <w:u w:val="single"/>
         </w:rPr>
-        <w:hyperlink r:id="rId9" w:history="1">
+        <w:hyperlink r:id="rId10" w:history="1">
           <w:r>
             <w:rPr>
               <w:rStyle w:val="Hyperlink"/>
@@ -328,7 +328,7 @@
           <w:sz w:val="24"/>
           <w:u w:val="single"/>
         </w:rPr>
-        <w:hyperlink r:id="rId9" w:history="1">
+        <w:hyperlink r:id="rId10" w:history="1">
           <w:r>
             <w:rPr>
               <w:rStyle w:val="Hyperlink"/>
@@ -673,7 +673,7 @@
           <w:sz w:val="24"/>
           <w:u w:val="single"/>
         </w:rPr>
-        <w:hyperlink r:id="rId12" w:history="1">
+        <w:hyperlink r:id="rId11" w:history="1">
           <w:r>
             <w:rPr>
               <w:rStyle w:val="Hyperlink"/>
@@ -711,7 +711,25 @@
           <w:color w:val="000000"/>
           <w:sz w:val="24"/>
         </w:rPr>
-        <w:t>, en in 1948 een schenking van een collectie Indonesische voor</w:t>
+        <w:t>, en in 1948 een schenking van een collectie Indo</w:t>
+      </w:r>
+      <w:r>
+        <w:rPr>
+          <w:u w:val="single" w:color="0000ff"/>
+          <w:rFonts w:ascii="Charis SIL Regular" w:hAnsi="Charis SIL Regular" w:eastAsia="Charis SIL Regular"/>
+          <w:b w:val="0"/>
+          <w:i w:val="0"/>
+          <w:color w:val="000000"/>
+          <w:sz w:val="24"/>
+        </w:rPr>
+        <w:hyperlink r:id="rId12" w:history="1">
+          <w:r>
+            <w:rPr>
+              <w:rStyle w:val="Hyperlink"/>
+            </w:rPr>
+            <w:t>nesische voor</w:t>
+          </w:r>
+        </w:hyperlink>
       </w:r>
       <w:r>
         <w:rPr>
@@ -1281,7 +1299,28 @@
           <w:color w:val="000000"/>
           <w:sz w:val="24"/>
         </w:rPr>
-        <w:t xml:space="preserve">isch Museum in Delft (het latere </w:t>
+        <w:t>i</w:t>
+      </w:r>
+      <w:r>
+        <w:rPr>
+          <w:u w:val="single" w:color="0000ff"/>
+          <w:rFonts w:ascii="Charis SIL Regular" w:hAnsi="Charis SIL Regular" w:eastAsia="Charis SIL Regular"/>
+          <w:b w:val="0"/>
+          <w:i w:val="0"/>
+          <w:color w:val="000000"/>
+          <w:sz w:val="24"/>
+        </w:rPr>
+        <w:t>s</w:t>
+      </w:r>
+      <w:r>
+        <w:rPr>
+          <w:rFonts w:ascii="Charis SIL Regular" w:hAnsi="Charis SIL Regular" w:eastAsia="Charis SIL Regular"/>
+          <w:b w:val="0"/>
+          <w:i w:val="0"/>
+          <w:color w:val="000000"/>
+          <w:sz w:val="24"/>
+        </w:rPr>
+        <w:t xml:space="preserve">ch Museum in Delft (het latere </w:t>
       </w:r>
       <w:r>
         <w:rPr>

--- a/EXPORTS/DOCX/published/niveau3/Dutch/WageningenUniversity.docx
+++ b/EXPORTS/DOCX/published/niveau3/Dutch/WageningenUniversity.docx
@@ -310,7 +310,7 @@
           <w:sz w:val="24"/>
           <w:u w:val="single"/>
         </w:rPr>
-        <w:hyperlink r:id="rId10" w:history="1">
+        <w:hyperlink r:id="rId9" w:history="1">
           <w:r>
             <w:rPr>
               <w:rStyle w:val="Hyperlink"/>
@@ -328,7 +328,7 @@
           <w:sz w:val="24"/>
           <w:u w:val="single"/>
         </w:rPr>
-        <w:hyperlink r:id="rId10" w:history="1">
+        <w:hyperlink r:id="rId9" w:history="1">
           <w:r>
             <w:rPr>
               <w:rStyle w:val="Hyperlink"/>
@@ -673,7 +673,7 @@
           <w:sz w:val="24"/>
           <w:u w:val="single"/>
         </w:rPr>
-        <w:hyperlink r:id="rId11" w:history="1">
+        <w:hyperlink r:id="rId12" w:history="1">
           <w:r>
             <w:rPr>
               <w:rStyle w:val="Hyperlink"/>
@@ -1243,35 +1243,7 @@
           <w:color w:val="000000"/>
           <w:sz w:val="24"/>
         </w:rPr>
-        <w:t xml:space="preserve"> en vanaf 1962 werd de collectie verdeeld over het Gymnasium in</w:t>
-      </w:r>
-      <w:r>
-        <w:rPr>
-          <w:u w:val="single" w:color="0000ff"/>
-          <w:rFonts w:ascii="Charis SIL Regular" w:hAnsi="Charis SIL Regular" w:eastAsia="Charis SIL Regular"/>
-          <w:b w:val="0"/>
-          <w:i w:val="0"/>
-          <w:color w:val="000000"/>
-          <w:sz w:val="24"/>
-        </w:rPr>
-        <w:hyperlink r:id="rId15" w:history="1">
-          <w:r>
-            <w:rPr>
-              <w:rStyle w:val="Hyperlink"/>
-            </w:rPr>
-            <w:t xml:space="preserve"> Schiedam e</w:t>
-          </w:r>
-        </w:hyperlink>
-      </w:r>
-      <w:r>
-        <w:rPr>
-          <w:rFonts w:ascii="Charis SIL Regular" w:hAnsi="Charis SIL Regular" w:eastAsia="Charis SIL Regular"/>
-          <w:b w:val="0"/>
-          <w:i w:val="0"/>
-          <w:color w:val="000000"/>
-          <w:sz w:val="24"/>
-        </w:rPr>
-        <w:t xml:space="preserve">n het </w:t>
+        <w:t xml:space="preserve"> en vanaf 1962 werd de collectie verdeeld over het Gymnasium in Schiedam en het </w:t>
       </w:r>
       <w:r>
         <w:rPr>
@@ -1299,28 +1271,7 @@
           <w:color w:val="000000"/>
           <w:sz w:val="24"/>
         </w:rPr>
-        <w:t>i</w:t>
-      </w:r>
-      <w:r>
-        <w:rPr>
-          <w:u w:val="single" w:color="0000ff"/>
-          <w:rFonts w:ascii="Charis SIL Regular" w:hAnsi="Charis SIL Regular" w:eastAsia="Charis SIL Regular"/>
-          <w:b w:val="0"/>
-          <w:i w:val="0"/>
-          <w:color w:val="000000"/>
-          <w:sz w:val="24"/>
-        </w:rPr>
-        <w:t>s</w:t>
-      </w:r>
-      <w:r>
-        <w:rPr>
-          <w:rFonts w:ascii="Charis SIL Regular" w:hAnsi="Charis SIL Regular" w:eastAsia="Charis SIL Regular"/>
-          <w:b w:val="0"/>
-          <w:i w:val="0"/>
-          <w:color w:val="000000"/>
-          <w:sz w:val="24"/>
-        </w:rPr>
-        <w:t xml:space="preserve">ch Museum in Delft (het latere </w:t>
+        <w:t xml:space="preserve">isch Museum in Delft (het latere </w:t>
       </w:r>
       <w:r>
         <w:rPr>

--- a/EXPORTS/DOCX/published/niveau3/Dutch/WageningenUniversity.docx
+++ b/EXPORTS/DOCX/published/niveau3/Dutch/WageningenUniversity.docx
@@ -310,7 +310,7 @@
           <w:sz w:val="24"/>
           <w:u w:val="single"/>
         </w:rPr>
-        <w:hyperlink r:id="rId9" w:history="1">
+        <w:hyperlink r:id="rId10" w:history="1">
           <w:r>
             <w:rPr>
               <w:rStyle w:val="Hyperlink"/>
@@ -328,7 +328,7 @@
           <w:sz w:val="24"/>
           <w:u w:val="single"/>
         </w:rPr>
-        <w:hyperlink r:id="rId9" w:history="1">
+        <w:hyperlink r:id="rId10" w:history="1">
           <w:r>
             <w:rPr>
               <w:rStyle w:val="Hyperlink"/>
@@ -346,7 +346,7 @@
           <w:sz w:val="24"/>
           <w:u w:val="single"/>
         </w:rPr>
-        <w:hyperlink r:id="rId9" w:history="1">
+        <w:hyperlink r:id="rId10" w:history="1">
           <w:r>
             <w:rPr>
               <w:rStyle w:val="Hyperlink"/>
@@ -364,7 +364,7 @@
           <w:sz w:val="24"/>
           <w:u w:val="single"/>
         </w:rPr>
-        <w:hyperlink r:id="rId9" w:history="1">
+        <w:hyperlink r:id="rId10" w:history="1">
           <w:r>
             <w:rPr>
               <w:rStyle w:val="Hyperlink"/>
@@ -673,7 +673,7 @@
           <w:sz w:val="24"/>
           <w:u w:val="single"/>
         </w:rPr>
-        <w:hyperlink r:id="rId12" w:history="1">
+        <w:hyperlink r:id="rId11" w:history="1">
           <w:r>
             <w:rPr>
               <w:rStyle w:val="Hyperlink"/>
@@ -785,14 +785,7 @@
           <w:color w:val="000000"/>
           <w:sz w:val="24"/>
         </w:rPr>
-        <w:hyperlink r:id="rId12" w:history="1">
-          <w:r>
-            <w:rPr>
-              <w:rStyle w:val="Hyperlink"/>
-            </w:rPr>
-            <w:t xml:space="preserve">toenmalige </w:t>
-          </w:r>
-        </w:hyperlink>
+        <w:t xml:space="preserve">toenmalige </w:t>
       </w:r>
       <w:r>
         <w:rPr>
@@ -803,7 +796,7 @@
           <w:sz w:val="24"/>
           <w:u w:val="single"/>
         </w:rPr>
-        <w:hyperlink r:id="rId12" w:history="1">
+        <w:hyperlink r:id="rId13" w:history="1">
           <w:r>
             <w:rPr>
               <w:rStyle w:val="Hyperlink"/>
@@ -1243,7 +1236,35 @@
           <w:color w:val="000000"/>
           <w:sz w:val="24"/>
         </w:rPr>
-        <w:t xml:space="preserve"> en vanaf 1962 werd de collectie verdeeld over het Gymnasium in Schiedam en het </w:t>
+        <w:t xml:space="preserve"> en vanaf 1962 werd de collectie verdeeld over het Gymnasium in</w:t>
+      </w:r>
+      <w:r>
+        <w:rPr>
+          <w:u w:val="single" w:color="0000ff"/>
+          <w:rFonts w:ascii="Charis SIL Regular" w:hAnsi="Charis SIL Regular" w:eastAsia="Charis SIL Regular"/>
+          <w:b w:val="0"/>
+          <w:i w:val="0"/>
+          <w:color w:val="000000"/>
+          <w:sz w:val="24"/>
+        </w:rPr>
+        <w:hyperlink r:id="rId15" w:history="1">
+          <w:r>
+            <w:rPr>
+              <w:rStyle w:val="Hyperlink"/>
+            </w:rPr>
+            <w:t xml:space="preserve"> Schiedam e</w:t>
+          </w:r>
+        </w:hyperlink>
+      </w:r>
+      <w:r>
+        <w:rPr>
+          <w:rFonts w:ascii="Charis SIL Regular" w:hAnsi="Charis SIL Regular" w:eastAsia="Charis SIL Regular"/>
+          <w:b w:val="0"/>
+          <w:i w:val="0"/>
+          <w:color w:val="000000"/>
+          <w:sz w:val="24"/>
+        </w:rPr>
+        <w:t xml:space="preserve">n het </w:t>
       </w:r>
       <w:r>
         <w:rPr>
@@ -1265,13 +1286,24 @@
       </w:r>
       <w:r>
         <w:rPr>
+          <w:u w:val="single" w:color="0000ff"/>
           <w:rFonts w:ascii="Charis SIL Regular" w:hAnsi="Charis SIL Regular" w:eastAsia="Charis SIL Regular"/>
           <w:b w:val="0"/>
           <w:i w:val="0"/>
           <w:color w:val="000000"/>
           <w:sz w:val="24"/>
         </w:rPr>
-        <w:t xml:space="preserve">isch Museum in Delft (het latere </w:t>
+        <w:t>i</w:t>
+      </w:r>
+      <w:r>
+        <w:rPr>
+          <w:rFonts w:ascii="Charis SIL Regular" w:hAnsi="Charis SIL Regular" w:eastAsia="Charis SIL Regular"/>
+          <w:b w:val="0"/>
+          <w:i w:val="0"/>
+          <w:color w:val="000000"/>
+          <w:sz w:val="24"/>
+        </w:rPr>
+        <w:t xml:space="preserve">sch Museum in Delft (het latere </w:t>
       </w:r>
       <w:r>
         <w:rPr>
@@ -2026,89 +2058,7 @@
           <w:color w:val="000000"/>
           <w:sz w:val="24"/>
         </w:rPr>
-        <w:t>Volkenkunde. H</w:t>
-      </w:r>
-      <w:r>
-        <w:rPr>
-          <w:u w:val="single" w:color="0000ff"/>
-          <w:rFonts w:ascii="Charis SIL Regular" w:hAnsi="Charis SIL Regular" w:eastAsia="Charis SIL Regular"/>
-          <w:b w:val="0"/>
-          <w:i w:val="0"/>
-          <w:color w:val="000000"/>
-          <w:sz w:val="24"/>
-        </w:rPr>
-        <w:hyperlink r:id="rId18" w:history="1">
-          <w:r>
-            <w:rPr>
-              <w:rStyle w:val="Hyperlink"/>
-            </w:rPr>
-            <w:t>et N</w:t>
-          </w:r>
-        </w:hyperlink>
-      </w:r>
-      <w:r>
-        <w:rPr>
-          <w:u w:val="single" w:color="0000ff"/>
-          <w:rFonts w:ascii="Charis SIL Regular" w:hAnsi="Charis SIL Regular" w:eastAsia="Charis SIL Regular"/>
-          <w:b w:val="0"/>
-          <w:i w:val="0"/>
-          <w:color w:val="000000"/>
-          <w:sz w:val="24"/>
-        </w:rPr>
-        <w:hyperlink r:id="rId18" w:history="1">
-          <w:r>
-            <w:rPr>
-              <w:rStyle w:val="Hyperlink"/>
-            </w:rPr>
-            <w:t>a</w:t>
-          </w:r>
-        </w:hyperlink>
-      </w:r>
-      <w:r>
-        <w:rPr>
-          <w:u w:val="single" w:color="0000ff"/>
-          <w:rFonts w:ascii="Charis SIL Regular" w:hAnsi="Charis SIL Regular" w:eastAsia="Charis SIL Regular"/>
-          <w:b w:val="0"/>
-          <w:i w:val="0"/>
-          <w:color w:val="000000"/>
-          <w:sz w:val="24"/>
-        </w:rPr>
-        <w:hyperlink r:id="rId18" w:history="1">
-          <w:r>
-            <w:rPr>
-              <w:rStyle w:val="Hyperlink"/>
-            </w:rPr>
-            <w:t>tiona</w:t>
-          </w:r>
-        </w:hyperlink>
-      </w:r>
-      <w:r>
-        <w:rPr>
-          <w:rFonts w:ascii="Charis SIL Regular" w:hAnsi="Charis SIL Regular" w:eastAsia="Charis SIL Regular"/>
-          <w:b w:val="0"/>
-          <w:i w:val="0"/>
-          <w:color w:val="000000"/>
-          <w:sz w:val="24"/>
-        </w:rPr>
-        <w:t>al Archief beh</w:t>
-      </w:r>
-      <w:r>
-        <w:rPr>
-          <w:u w:val="single" w:color="0000ff"/>
-          <w:rFonts w:ascii="Charis SIL Regular" w:hAnsi="Charis SIL Regular" w:eastAsia="Charis SIL Regular"/>
-          <w:b w:val="0"/>
-          <w:i w:val="0"/>
-          <w:color w:val="000000"/>
-          <w:sz w:val="24"/>
-        </w:rPr>
-        <w:hyperlink r:id="rId19" w:history="1">
-          <w:r>
-            <w:rPr>
-              <w:rStyle w:val="Hyperlink"/>
-            </w:rPr>
-            <w:t>eert arch</w:t>
-          </w:r>
-        </w:hyperlink>
+        <w:t>Volkenkunde. Het Nationaal Archief beheert arch</w:t>
       </w:r>
       <w:r>
         <w:rPr>

--- a/EXPORTS/DOCX/published/niveau3/Dutch/WageningenUniversity.docx
+++ b/EXPORTS/DOCX/published/niveau3/Dutch/WageningenUniversity.docx
@@ -310,7 +310,7 @@
           <w:sz w:val="24"/>
           <w:u w:val="single"/>
         </w:rPr>
-        <w:hyperlink r:id="rId10" w:history="1">
+        <w:hyperlink r:id="rId9" w:history="1">
           <w:r>
             <w:rPr>
               <w:rStyle w:val="Hyperlink"/>
@@ -328,7 +328,7 @@
           <w:sz w:val="24"/>
           <w:u w:val="single"/>
         </w:rPr>
-        <w:hyperlink r:id="rId10" w:history="1">
+        <w:hyperlink r:id="rId9" w:history="1">
           <w:r>
             <w:rPr>
               <w:rStyle w:val="Hyperlink"/>
@@ -346,7 +346,7 @@
           <w:sz w:val="24"/>
           <w:u w:val="single"/>
         </w:rPr>
-        <w:hyperlink r:id="rId10" w:history="1">
+        <w:hyperlink r:id="rId9" w:history="1">
           <w:r>
             <w:rPr>
               <w:rStyle w:val="Hyperlink"/>
@@ -364,7 +364,7 @@
           <w:sz w:val="24"/>
           <w:u w:val="single"/>
         </w:rPr>
-        <w:hyperlink r:id="rId10" w:history="1">
+        <w:hyperlink r:id="rId9" w:history="1">
           <w:r>
             <w:rPr>
               <w:rStyle w:val="Hyperlink"/>
@@ -400,7 +400,7 @@
           <w:sz w:val="24"/>
           <w:u w:val="single"/>
         </w:rPr>
-        <w:hyperlink r:id="rId9" w:history="1">
+        <w:hyperlink r:id="rId10" w:history="1">
           <w:r>
             <w:rPr>
               <w:rStyle w:val="Hyperlink"/>
@@ -445,25 +445,7 @@
           <w:color w:val="000000"/>
           <w:sz w:val="24"/>
         </w:rPr>
-        <w:t>gebruikt werd bij het onderwijs in de land- en volkenkunde. Deze verza</w:t>
-      </w:r>
-      <w:r>
-        <w:rPr>
-          <w:u w:val="single" w:color="0000ff"/>
-          <w:rFonts w:ascii="Charis SIL Regular" w:hAnsi="Charis SIL Regular" w:eastAsia="Charis SIL Regular"/>
-          <w:b w:val="0"/>
-          <w:i w:val="0"/>
-          <w:color w:val="000000"/>
-          <w:sz w:val="24"/>
-        </w:rPr>
-        <w:hyperlink r:id="rId10" w:history="1">
-          <w:r>
-            <w:rPr>
-              <w:rStyle w:val="Hyperlink"/>
-            </w:rPr>
-            <w:t xml:space="preserve">meling werd </w:t>
-          </w:r>
-        </w:hyperlink>
+        <w:t xml:space="preserve">gebruikt werd bij het onderwijs in de land- en volkenkunde. Deze verzameling werd </w:t>
       </w:r>
       <w:r>
         <w:rPr>
@@ -796,7 +778,7 @@
           <w:sz w:val="24"/>
           <w:u w:val="single"/>
         </w:rPr>
-        <w:hyperlink r:id="rId13" w:history="1">
+        <w:hyperlink r:id="rId12" w:history="1">
           <w:r>
             <w:rPr>
               <w:rStyle w:val="Hyperlink"/>
@@ -2058,7 +2040,89 @@
           <w:color w:val="000000"/>
           <w:sz w:val="24"/>
         </w:rPr>
-        <w:t>Volkenkunde. Het Nationaal Archief beheert arch</w:t>
+        <w:t>Volkenkunde. H</w:t>
+      </w:r>
+      <w:r>
+        <w:rPr>
+          <w:u w:val="single" w:color="0000ff"/>
+          <w:rFonts w:ascii="Charis SIL Regular" w:hAnsi="Charis SIL Regular" w:eastAsia="Charis SIL Regular"/>
+          <w:b w:val="0"/>
+          <w:i w:val="0"/>
+          <w:color w:val="000000"/>
+          <w:sz w:val="24"/>
+        </w:rPr>
+        <w:hyperlink r:id="rId18" w:history="1">
+          <w:r>
+            <w:rPr>
+              <w:rStyle w:val="Hyperlink"/>
+            </w:rPr>
+            <w:t>et N</w:t>
+          </w:r>
+        </w:hyperlink>
+      </w:r>
+      <w:r>
+        <w:rPr>
+          <w:u w:val="single" w:color="0000ff"/>
+          <w:rFonts w:ascii="Charis SIL Regular" w:hAnsi="Charis SIL Regular" w:eastAsia="Charis SIL Regular"/>
+          <w:b w:val="0"/>
+          <w:i w:val="0"/>
+          <w:color w:val="000000"/>
+          <w:sz w:val="24"/>
+        </w:rPr>
+        <w:hyperlink r:id="rId18" w:history="1">
+          <w:r>
+            <w:rPr>
+              <w:rStyle w:val="Hyperlink"/>
+            </w:rPr>
+            <w:t>a</w:t>
+          </w:r>
+        </w:hyperlink>
+      </w:r>
+      <w:r>
+        <w:rPr>
+          <w:u w:val="single" w:color="0000ff"/>
+          <w:rFonts w:ascii="Charis SIL Regular" w:hAnsi="Charis SIL Regular" w:eastAsia="Charis SIL Regular"/>
+          <w:b w:val="0"/>
+          <w:i w:val="0"/>
+          <w:color w:val="000000"/>
+          <w:sz w:val="24"/>
+        </w:rPr>
+        <w:hyperlink r:id="rId18" w:history="1">
+          <w:r>
+            <w:rPr>
+              <w:rStyle w:val="Hyperlink"/>
+            </w:rPr>
+            <w:t>tiona</w:t>
+          </w:r>
+        </w:hyperlink>
+      </w:r>
+      <w:r>
+        <w:rPr>
+          <w:rFonts w:ascii="Charis SIL Regular" w:hAnsi="Charis SIL Regular" w:eastAsia="Charis SIL Regular"/>
+          <w:b w:val="0"/>
+          <w:i w:val="0"/>
+          <w:color w:val="000000"/>
+          <w:sz w:val="24"/>
+        </w:rPr>
+        <w:t>al Archief beh</w:t>
+      </w:r>
+      <w:r>
+        <w:rPr>
+          <w:u w:val="single" w:color="0000ff"/>
+          <w:rFonts w:ascii="Charis SIL Regular" w:hAnsi="Charis SIL Regular" w:eastAsia="Charis SIL Regular"/>
+          <w:b w:val="0"/>
+          <w:i w:val="0"/>
+          <w:color w:val="000000"/>
+          <w:sz w:val="24"/>
+        </w:rPr>
+        <w:hyperlink r:id="rId19" w:history="1">
+          <w:r>
+            <w:rPr>
+              <w:rStyle w:val="Hyperlink"/>
+            </w:rPr>
+            <w:t>eert arch</w:t>
+          </w:r>
+        </w:hyperlink>
       </w:r>
       <w:r>
         <w:rPr>

--- a/EXPORTS/DOCX/published/niveau3/Dutch/WageningenUniversity.docx
+++ b/EXPORTS/DOCX/published/niveau3/Dutch/WageningenUniversity.docx
@@ -310,7 +310,7 @@
           <w:sz w:val="24"/>
           <w:u w:val="single"/>
         </w:rPr>
-        <w:hyperlink r:id="rId9" w:history="1">
+        <w:hyperlink r:id="rId10" w:history="1">
           <w:r>
             <w:rPr>
               <w:rStyle w:val="Hyperlink"/>
@@ -328,7 +328,7 @@
           <w:sz w:val="24"/>
           <w:u w:val="single"/>
         </w:rPr>
-        <w:hyperlink r:id="rId9" w:history="1">
+        <w:hyperlink r:id="rId10" w:history="1">
           <w:r>
             <w:rPr>
               <w:rStyle w:val="Hyperlink"/>
@@ -346,7 +346,7 @@
           <w:sz w:val="24"/>
           <w:u w:val="single"/>
         </w:rPr>
-        <w:hyperlink r:id="rId9" w:history="1">
+        <w:hyperlink r:id="rId10" w:history="1">
           <w:r>
             <w:rPr>
               <w:rStyle w:val="Hyperlink"/>
@@ -364,7 +364,7 @@
           <w:sz w:val="24"/>
           <w:u w:val="single"/>
         </w:rPr>
-        <w:hyperlink r:id="rId9" w:history="1">
+        <w:hyperlink r:id="rId10" w:history="1">
           <w:r>
             <w:rPr>
               <w:rStyle w:val="Hyperlink"/>
@@ -382,7 +382,7 @@
           <w:sz w:val="24"/>
           <w:u w:val="single"/>
         </w:rPr>
-        <w:hyperlink r:id="rId9" w:history="1">
+        <w:hyperlink r:id="rId10" w:history="1">
           <w:r>
             <w:rPr>
               <w:rStyle w:val="Hyperlink"/>
@@ -445,7 +445,25 @@
           <w:color w:val="000000"/>
           <w:sz w:val="24"/>
         </w:rPr>
-        <w:t xml:space="preserve">gebruikt werd bij het onderwijs in de land- en volkenkunde. Deze verzameling werd </w:t>
+        <w:t>gebruikt werd bij het onderwijs in de land- en volkenkunde. Deze verza</w:t>
+      </w:r>
+      <w:r>
+        <w:rPr>
+          <w:u w:val="single" w:color="0000ff"/>
+          <w:rFonts w:ascii="Charis SIL Regular" w:hAnsi="Charis SIL Regular" w:eastAsia="Charis SIL Regular"/>
+          <w:b w:val="0"/>
+          <w:i w:val="0"/>
+          <w:color w:val="000000"/>
+          <w:sz w:val="24"/>
+        </w:rPr>
+        <w:hyperlink r:id="rId10" w:history="1">
+          <w:r>
+            <w:rPr>
+              <w:rStyle w:val="Hyperlink"/>
+            </w:rPr>
+            <w:t xml:space="preserve">meling werd </w:t>
+          </w:r>
+        </w:hyperlink>
       </w:r>
       <w:r>
         <w:rPr>
@@ -760,6 +778,7 @@
       </w:r>
       <w:r>
         <w:rPr>
+          <w:u w:val="single" w:color="0000ff"/>
           <w:rFonts w:ascii="Charis SIL Regular" w:hAnsi="Charis SIL Regular" w:eastAsia="Charis SIL Regular"/>
           <w:b w:val="0"/>
           <w:i w:val="0"/>
@@ -2114,14 +2133,7 @@
           <w:color w:val="000000"/>
           <w:sz w:val="24"/>
         </w:rPr>
-        <w:hyperlink r:id="rId19" w:history="1">
-          <w:r>
-            <w:rPr>
-              <w:rStyle w:val="Hyperlink"/>
-            </w:rPr>
-            <w:t>eert arch</w:t>
-          </w:r>
-        </w:hyperlink>
+        <w:t>eert arch</w:t>
       </w:r>
       <w:r>
         <w:rPr>

--- a/EXPORTS/DOCX/published/niveau3/Dutch/WageningenUniversity.docx
+++ b/EXPORTS/DOCX/published/niveau3/Dutch/WageningenUniversity.docx
@@ -274,7 +274,14 @@
           <w:color w:val="000000"/>
           <w:sz w:val="24"/>
         </w:rPr>
-        <w:t>oorwerpen u</w:t>
+        <w:hyperlink r:id="rId9" w:history="1">
+          <w:r>
+            <w:rPr>
+              <w:rStyle w:val="Hyperlink"/>
+            </w:rPr>
+            <w:t>oorwerpen u</w:t>
+          </w:r>
+        </w:hyperlink>
       </w:r>
       <w:r>
         <w:rPr>
@@ -303,7 +310,7 @@
           <w:sz w:val="24"/>
           <w:u w:val="single"/>
         </w:rPr>
-        <w:hyperlink r:id="rId9" w:history="1">
+        <w:hyperlink r:id="rId10" w:history="1">
           <w:r>
             <w:rPr>
               <w:rStyle w:val="Hyperlink"/>
@@ -599,8 +606,16 @@
           <w:i w:val="0"/>
           <w:color w:val="0000FF"/>
           <w:sz w:val="24"/>
+          <w:u w:val="single"/>
         </w:rPr>
-        <w:t xml:space="preserve">Rijksmuseum </w:t>
+        <w:hyperlink r:id="rId11" w:history="1">
+          <w:r>
+            <w:rPr>
+              <w:rStyle w:val="Hyperlink"/>
+            </w:rPr>
+            <w:t>Rijk</w:t>
+          </w:r>
+        </w:hyperlink>
       </w:r>
       <w:r>
         <w:rPr>
@@ -612,6 +627,53 @@
           <w:u w:val="single"/>
         </w:rPr>
         <w:hyperlink r:id="rId11" w:history="1">
+          <w:r>
+            <w:rPr>
+              <w:rStyle w:val="Hyperlink"/>
+            </w:rPr>
+            <w:t>s</w:t>
+          </w:r>
+        </w:hyperlink>
+      </w:r>
+      <w:r>
+        <w:rPr>
+          <w:rFonts w:ascii="Charis SIL Regular" w:hAnsi="Charis SIL Regular" w:eastAsia="Charis SIL Regular"/>
+          <w:b w:val="0"/>
+          <w:i w:val="0"/>
+          <w:color w:val="0000FF"/>
+          <w:sz w:val="24"/>
+          <w:u w:val="single"/>
+        </w:rPr>
+        <w:hyperlink r:id="rId11" w:history="1">
+          <w:r>
+            <w:rPr>
+              <w:rStyle w:val="Hyperlink"/>
+            </w:rPr>
+            <w:t>museum</w:t>
+          </w:r>
+        </w:hyperlink>
+      </w:r>
+      <w:r>
+        <w:rPr>
+          <w:rFonts w:ascii="Charis SIL Regular" w:hAnsi="Charis SIL Regular" w:eastAsia="Charis SIL Regular"/>
+          <w:b w:val="0"/>
+          <w:i w:val="0"/>
+          <w:color w:val="0000FF"/>
+          <w:sz w:val="24"/>
+          <w:u w:val="single"/>
+        </w:rPr>
+        <w:t xml:space="preserve"> </w:t>
+      </w:r>
+      <w:r>
+        <w:rPr>
+          <w:rFonts w:ascii="Charis SIL Regular" w:hAnsi="Charis SIL Regular" w:eastAsia="Charis SIL Regular"/>
+          <w:b w:val="0"/>
+          <w:i w:val="0"/>
+          <w:color w:val="0000FF"/>
+          <w:sz w:val="24"/>
+          <w:u w:val="single"/>
+        </w:rPr>
+        <w:hyperlink r:id="rId12" w:history="1">
           <w:r>
             <w:rPr>
               <w:rStyle w:val="Hyperlink"/>
@@ -1005,7 +1067,61 @@
           <w:color w:val="000000"/>
           <w:sz w:val="24"/>
         </w:rPr>
-        <w:t>953 te zien. In</w:t>
+        <w:t>9</w:t>
+      </w:r>
+      <w:r>
+        <w:rPr>
+          <w:u w:val="single" w:color="0000ff"/>
+          <w:rFonts w:ascii="Charis SIL Regular" w:hAnsi="Charis SIL Regular" w:eastAsia="Charis SIL Regular"/>
+          <w:b w:val="0"/>
+          <w:i w:val="0"/>
+          <w:color w:val="000000"/>
+          <w:sz w:val="24"/>
+        </w:rPr>
+        <w:hyperlink r:id="rId14" w:history="1">
+          <w:r>
+            <w:rPr>
+              <w:rStyle w:val="Hyperlink"/>
+            </w:rPr>
+            <w:t>53 t</w:t>
+          </w:r>
+        </w:hyperlink>
+      </w:r>
+      <w:r>
+        <w:rPr>
+          <w:u w:val="single" w:color="0000ff"/>
+          <w:rFonts w:ascii="Charis SIL Regular" w:hAnsi="Charis SIL Regular" w:eastAsia="Charis SIL Regular"/>
+          <w:b w:val="0"/>
+          <w:i w:val="0"/>
+          <w:color w:val="000000"/>
+          <w:sz w:val="24"/>
+        </w:rPr>
+        <w:hyperlink r:id="rId14" w:history="1">
+          <w:r>
+            <w:rPr>
+              <w:rStyle w:val="Hyperlink"/>
+            </w:rPr>
+            <w:t>e</w:t>
+          </w:r>
+        </w:hyperlink>
+      </w:r>
+      <w:r>
+        <w:rPr>
+          <w:u w:val="single" w:color="0000ff"/>
+          <w:rFonts w:ascii="Charis SIL Regular" w:hAnsi="Charis SIL Regular" w:eastAsia="Charis SIL Regular"/>
+          <w:b w:val="0"/>
+          <w:i w:val="0"/>
+          <w:color w:val="000000"/>
+          <w:sz w:val="24"/>
+        </w:rPr>
+        <w:hyperlink r:id="rId14" w:history="1">
+          <w:r>
+            <w:rPr>
+              <w:rStyle w:val="Hyperlink"/>
+            </w:rPr>
+            <w:t xml:space="preserve"> zien. In</w:t>
+          </w:r>
+        </w:hyperlink>
       </w:r>
       <w:r>
         <w:rPr>
@@ -1177,24 +1293,13 @@
       </w:r>
       <w:r>
         <w:rPr>
-          <w:u w:val="single" w:color="0000ff"/>
           <w:rFonts w:ascii="Charis SIL Regular" w:hAnsi="Charis SIL Regular" w:eastAsia="Charis SIL Regular"/>
           <w:b w:val="0"/>
           <w:i w:val="0"/>
           <w:color w:val="000000"/>
           <w:sz w:val="24"/>
         </w:rPr>
-        <w:t>i</w:t>
-      </w:r>
-      <w:r>
-        <w:rPr>
-          <w:rFonts w:ascii="Charis SIL Regular" w:hAnsi="Charis SIL Regular" w:eastAsia="Charis SIL Regular"/>
-          <w:b w:val="0"/>
-          <w:i w:val="0"/>
-          <w:color w:val="000000"/>
-          <w:sz w:val="24"/>
-        </w:rPr>
-        <w:t xml:space="preserve">sch Museum in Delft (het latere </w:t>
+        <w:t xml:space="preserve">isch Museum in Delft (het latere </w:t>
       </w:r>
       <w:r>
         <w:rPr>

--- a/EXPORTS/DOCX/published/niveau3/Dutch/WageningenUniversity.docx
+++ b/EXPORTS/DOCX/published/niveau3/Dutch/WageningenUniversity.docx
@@ -263,25 +263,7 @@
           <w:color w:val="000000"/>
           <w:sz w:val="24"/>
         </w:rPr>
-        <w:t>had vanaf begin 20ste eeuw een museumopstelling met v</w:t>
-      </w:r>
-      <w:r>
-        <w:rPr>
-          <w:u w:val="single" w:color="0000ff"/>
-          <w:rFonts w:ascii="Charis SIL Regular" w:hAnsi="Charis SIL Regular" w:eastAsia="Charis SIL Regular"/>
-          <w:b w:val="0"/>
-          <w:i w:val="0"/>
-          <w:color w:val="000000"/>
-          <w:sz w:val="24"/>
-        </w:rPr>
-        <w:hyperlink r:id="rId9" w:history="1">
-          <w:r>
-            <w:rPr>
-              <w:rStyle w:val="Hyperlink"/>
-            </w:rPr>
-            <w:t>oorwerpen u</w:t>
-          </w:r>
-        </w:hyperlink>
+        <w:t>had vanaf begin 20ste eeuw een museumopstelling met voorwerpen u</w:t>
       </w:r>
       <w:r>
         <w:rPr>
@@ -310,7 +292,7 @@
           <w:sz w:val="24"/>
           <w:u w:val="single"/>
         </w:rPr>
-        <w:hyperlink r:id="rId10" w:history="1">
+        <w:hyperlink r:id="rId9" w:history="1">
           <w:r>
             <w:rPr>
               <w:rStyle w:val="Hyperlink"/>
@@ -608,7 +590,7 @@
           <w:sz w:val="24"/>
           <w:u w:val="single"/>
         </w:rPr>
-        <w:hyperlink r:id="rId11" w:history="1">
+        <w:hyperlink r:id="rId12" w:history="1">
           <w:r>
             <w:rPr>
               <w:rStyle w:val="Hyperlink"/>
@@ -626,7 +608,7 @@
           <w:sz w:val="24"/>
           <w:u w:val="single"/>
         </w:rPr>
-        <w:hyperlink r:id="rId11" w:history="1">
+        <w:hyperlink r:id="rId12" w:history="1">
           <w:r>
             <w:rPr>
               <w:rStyle w:val="Hyperlink"/>
@@ -644,7 +626,7 @@
           <w:sz w:val="24"/>
           <w:u w:val="single"/>
         </w:rPr>
-        <w:hyperlink r:id="rId11" w:history="1">
+        <w:hyperlink r:id="rId12" w:history="1">
           <w:r>
             <w:rPr>
               <w:rStyle w:val="Hyperlink"/>
@@ -673,7 +655,7 @@
           <w:sz w:val="24"/>
           <w:u w:val="single"/>
         </w:rPr>
-        <w:hyperlink r:id="rId12" w:history="1">
+        <w:hyperlink r:id="rId11" w:history="1">
           <w:r>
             <w:rPr>
               <w:rStyle w:val="Hyperlink"/>
@@ -992,7 +974,7 @@
           <w:color w:val="000000"/>
           <w:sz w:val="24"/>
         </w:rPr>
-        <w:t>lector van d</w:t>
+        <w:t>lector van de Landbouwhogeschool, was vanaf ca. 1946 tot 1</w:t>
       </w:r>
       <w:r>
         <w:rPr>
@@ -1003,143 +985,7 @@
           <w:color w:val="000000"/>
           <w:sz w:val="24"/>
         </w:rPr>
-        <w:hyperlink r:id="rId13" w:history="1">
-          <w:r>
-            <w:rPr>
-              <w:rStyle w:val="Hyperlink"/>
-            </w:rPr>
-            <w:t>e Landbo</w:t>
-          </w:r>
-        </w:hyperlink>
-      </w:r>
-      <w:r>
-        <w:rPr>
-          <w:u w:val="single" w:color="0000ff"/>
-          <w:rFonts w:ascii="Charis SIL Regular" w:hAnsi="Charis SIL Regular" w:eastAsia="Charis SIL Regular"/>
-          <w:b w:val="0"/>
-          <w:i w:val="0"/>
-          <w:color w:val="000000"/>
-          <w:sz w:val="24"/>
-        </w:rPr>
-        <w:hyperlink r:id="rId13" w:history="1">
-          <w:r>
-            <w:rPr>
-              <w:rStyle w:val="Hyperlink"/>
-            </w:rPr>
-            <w:t>u</w:t>
-          </w:r>
-        </w:hyperlink>
-      </w:r>
-      <w:r>
-        <w:rPr>
-          <w:u w:val="single" w:color="0000ff"/>
-          <w:rFonts w:ascii="Charis SIL Regular" w:hAnsi="Charis SIL Regular" w:eastAsia="Charis SIL Regular"/>
-          <w:b w:val="0"/>
-          <w:i w:val="0"/>
-          <w:color w:val="000000"/>
-          <w:sz w:val="24"/>
-        </w:rPr>
-        <w:hyperlink r:id="rId13" w:history="1">
-          <w:r>
-            <w:rPr>
-              <w:rStyle w:val="Hyperlink"/>
-            </w:rPr>
-            <w:t>whogesc</w:t>
-          </w:r>
-        </w:hyperlink>
-      </w:r>
-      <w:r>
-        <w:rPr>
-          <w:rFonts w:ascii="Charis SIL Regular" w:hAnsi="Charis SIL Regular" w:eastAsia="Charis SIL Regular"/>
-          <w:b w:val="0"/>
-          <w:i w:val="0"/>
-          <w:color w:val="000000"/>
-          <w:sz w:val="24"/>
-        </w:rPr>
-        <w:t>hool, was vanaf ca. 1946 tot 1</w:t>
-      </w:r>
-      <w:r>
-        <w:rPr>
-          <w:u w:val="single" w:color="0000ff"/>
-          <w:rFonts w:ascii="Charis SIL Regular" w:hAnsi="Charis SIL Regular" w:eastAsia="Charis SIL Regular"/>
-          <w:b w:val="0"/>
-          <w:i w:val="0"/>
-          <w:color w:val="000000"/>
-          <w:sz w:val="24"/>
-        </w:rPr>
-        <w:t>9</w:t>
-      </w:r>
-      <w:r>
-        <w:rPr>
-          <w:u w:val="single" w:color="0000ff"/>
-          <w:rFonts w:ascii="Charis SIL Regular" w:hAnsi="Charis SIL Regular" w:eastAsia="Charis SIL Regular"/>
-          <w:b w:val="0"/>
-          <w:i w:val="0"/>
-          <w:color w:val="000000"/>
-          <w:sz w:val="24"/>
-        </w:rPr>
-        <w:hyperlink r:id="rId14" w:history="1">
-          <w:r>
-            <w:rPr>
-              <w:rStyle w:val="Hyperlink"/>
-            </w:rPr>
-            <w:t>53 t</w:t>
-          </w:r>
-        </w:hyperlink>
-      </w:r>
-      <w:r>
-        <w:rPr>
-          <w:u w:val="single" w:color="0000ff"/>
-          <w:rFonts w:ascii="Charis SIL Regular" w:hAnsi="Charis SIL Regular" w:eastAsia="Charis SIL Regular"/>
-          <w:b w:val="0"/>
-          <w:i w:val="0"/>
-          <w:color w:val="000000"/>
-          <w:sz w:val="24"/>
-        </w:rPr>
-        <w:hyperlink r:id="rId14" w:history="1">
-          <w:r>
-            <w:rPr>
-              <w:rStyle w:val="Hyperlink"/>
-            </w:rPr>
-            <w:t>e</w:t>
-          </w:r>
-        </w:hyperlink>
-      </w:r>
-      <w:r>
-        <w:rPr>
-          <w:u w:val="single" w:color="0000ff"/>
-          <w:rFonts w:ascii="Charis SIL Regular" w:hAnsi="Charis SIL Regular" w:eastAsia="Charis SIL Regular"/>
-          <w:b w:val="0"/>
-          <w:i w:val="0"/>
-          <w:color w:val="000000"/>
-          <w:sz w:val="24"/>
-        </w:rPr>
-        <w:hyperlink r:id="rId14" w:history="1">
-          <w:r>
-            <w:rPr>
-              <w:rStyle w:val="Hyperlink"/>
-            </w:rPr>
-            <w:t xml:space="preserve"> zien. In</w:t>
-          </w:r>
-        </w:hyperlink>
-      </w:r>
-      <w:r>
-        <w:rPr>
-          <w:u w:val="single" w:color="0000ff"/>
-          <w:rFonts w:ascii="Charis SIL Regular" w:hAnsi="Charis SIL Regular" w:eastAsia="Charis SIL Regular"/>
-          <w:b w:val="0"/>
-          <w:i w:val="0"/>
-          <w:color w:val="000000"/>
-          <w:sz w:val="24"/>
-        </w:rPr>
-        <w:hyperlink r:id="rId14" w:history="1">
-          <w:r>
-            <w:rPr>
-              <w:rStyle w:val="Hyperlink"/>
-            </w:rPr>
-            <w:t xml:space="preserve"> de </w:t>
-          </w:r>
-        </w:hyperlink>
+        <w:t xml:space="preserve">953 te zien. In de </w:t>
       </w:r>
       <w:r>
         <w:rPr>
@@ -3534,7 +3380,7 @@
         <w:autoSpaceDN w:val="0"/>
         <w:autoSpaceDE w:val="0"/>
         <w:widowControl/>
-        <w:spacing w:line="538" w:lineRule="exact" w:before="478" w:after="0"/>
+        <w:spacing w:line="538" w:lineRule="exact" w:before="458" w:after="0"/>
         <w:ind w:left="0" w:right="0" w:firstLine="0"/>
         <w:jc w:val="left"/>
       </w:pPr>

--- a/EXPORTS/DOCX/published/niveau3/Dutch/WageningenUniversity.docx
+++ b/EXPORTS/DOCX/published/niveau3/Dutch/WageningenUniversity.docx
@@ -263,7 +263,25 @@
           <w:color w:val="000000"/>
           <w:sz w:val="24"/>
         </w:rPr>
-        <w:t>had vanaf begin 20ste eeuw een museumopstelling met voorwerpen u</w:t>
+        <w:t>had vanaf begin 20ste eeuw een museumopstelling met v</w:t>
+      </w:r>
+      <w:r>
+        <w:rPr>
+          <w:u w:val="single" w:color="0000ff"/>
+          <w:rFonts w:ascii="Charis SIL Regular" w:hAnsi="Charis SIL Regular" w:eastAsia="Charis SIL Regular"/>
+          <w:b w:val="0"/>
+          <w:i w:val="0"/>
+          <w:color w:val="000000"/>
+          <w:sz w:val="24"/>
+        </w:rPr>
+        <w:hyperlink r:id="rId9" w:history="1">
+          <w:r>
+            <w:rPr>
+              <w:rStyle w:val="Hyperlink"/>
+            </w:rPr>
+            <w:t>oorwerpen u</w:t>
+          </w:r>
+        </w:hyperlink>
       </w:r>
       <w:r>
         <w:rPr>
@@ -382,7 +400,7 @@
           <w:sz w:val="24"/>
           <w:u w:val="single"/>
         </w:rPr>
-        <w:hyperlink r:id="rId9" w:history="1">
+        <w:hyperlink r:id="rId10" w:history="1">
           <w:r>
             <w:rPr>
               <w:rStyle w:val="Hyperlink"/>
@@ -427,25 +445,7 @@
           <w:color w:val="000000"/>
           <w:sz w:val="24"/>
         </w:rPr>
-        <w:t>gebruikt werd bij het onderwijs in de land- en volkenkunde. Deze verza</w:t>
-      </w:r>
-      <w:r>
-        <w:rPr>
-          <w:u w:val="single" w:color="0000ff"/>
-          <w:rFonts w:ascii="Charis SIL Regular" w:hAnsi="Charis SIL Regular" w:eastAsia="Charis SIL Regular"/>
-          <w:b w:val="0"/>
-          <w:i w:val="0"/>
-          <w:color w:val="000000"/>
-          <w:sz w:val="24"/>
-        </w:rPr>
-        <w:hyperlink r:id="rId10" w:history="1">
-          <w:r>
-            <w:rPr>
-              <w:rStyle w:val="Hyperlink"/>
-            </w:rPr>
-            <w:t xml:space="preserve">meling werd </w:t>
-          </w:r>
-        </w:hyperlink>
+        <w:t xml:space="preserve">gebruikt werd bij het onderwijs in de land- en volkenkunde. Deze verzameling werd </w:t>
       </w:r>
       <w:r>
         <w:rPr>
@@ -590,7 +590,7 @@
           <w:sz w:val="24"/>
           <w:u w:val="single"/>
         </w:rPr>
-        <w:hyperlink r:id="rId12" w:history="1">
+        <w:hyperlink r:id="rId11" w:history="1">
           <w:r>
             <w:rPr>
               <w:rStyle w:val="Hyperlink"/>
@@ -608,7 +608,7 @@
           <w:sz w:val="24"/>
           <w:u w:val="single"/>
         </w:rPr>
-        <w:hyperlink r:id="rId12" w:history="1">
+        <w:hyperlink r:id="rId11" w:history="1">
           <w:r>
             <w:rPr>
               <w:rStyle w:val="Hyperlink"/>
@@ -626,7 +626,7 @@
           <w:sz w:val="24"/>
           <w:u w:val="single"/>
         </w:rPr>
-        <w:hyperlink r:id="rId12" w:history="1">
+        <w:hyperlink r:id="rId11" w:history="1">
           <w:r>
             <w:rPr>
               <w:rStyle w:val="Hyperlink"/>
@@ -974,7 +974,7 @@
           <w:color w:val="000000"/>
           <w:sz w:val="24"/>
         </w:rPr>
-        <w:t>lector van de Landbouwhogeschool, was vanaf ca. 1946 tot 1</w:t>
+        <w:t>lector van d</w:t>
       </w:r>
       <w:r>
         <w:rPr>
@@ -985,7 +985,143 @@
           <w:color w:val="000000"/>
           <w:sz w:val="24"/>
         </w:rPr>
-        <w:t xml:space="preserve">953 te zien. In de </w:t>
+        <w:hyperlink r:id="rId13" w:history="1">
+          <w:r>
+            <w:rPr>
+              <w:rStyle w:val="Hyperlink"/>
+            </w:rPr>
+            <w:t>e Landbo</w:t>
+          </w:r>
+        </w:hyperlink>
+      </w:r>
+      <w:r>
+        <w:rPr>
+          <w:u w:val="single" w:color="0000ff"/>
+          <w:rFonts w:ascii="Charis SIL Regular" w:hAnsi="Charis SIL Regular" w:eastAsia="Charis SIL Regular"/>
+          <w:b w:val="0"/>
+          <w:i w:val="0"/>
+          <w:color w:val="000000"/>
+          <w:sz w:val="24"/>
+        </w:rPr>
+        <w:hyperlink r:id="rId13" w:history="1">
+          <w:r>
+            <w:rPr>
+              <w:rStyle w:val="Hyperlink"/>
+            </w:rPr>
+            <w:t>u</w:t>
+          </w:r>
+        </w:hyperlink>
+      </w:r>
+      <w:r>
+        <w:rPr>
+          <w:u w:val="single" w:color="0000ff"/>
+          <w:rFonts w:ascii="Charis SIL Regular" w:hAnsi="Charis SIL Regular" w:eastAsia="Charis SIL Regular"/>
+          <w:b w:val="0"/>
+          <w:i w:val="0"/>
+          <w:color w:val="000000"/>
+          <w:sz w:val="24"/>
+        </w:rPr>
+        <w:hyperlink r:id="rId13" w:history="1">
+          <w:r>
+            <w:rPr>
+              <w:rStyle w:val="Hyperlink"/>
+            </w:rPr>
+            <w:t>whogesc</w:t>
+          </w:r>
+        </w:hyperlink>
+      </w:r>
+      <w:r>
+        <w:rPr>
+          <w:rFonts w:ascii="Charis SIL Regular" w:hAnsi="Charis SIL Regular" w:eastAsia="Charis SIL Regular"/>
+          <w:b w:val="0"/>
+          <w:i w:val="0"/>
+          <w:color w:val="000000"/>
+          <w:sz w:val="24"/>
+        </w:rPr>
+        <w:t>hool, was vanaf ca. 1946 tot 1</w:t>
+      </w:r>
+      <w:r>
+        <w:rPr>
+          <w:u w:val="single" w:color="0000ff"/>
+          <w:rFonts w:ascii="Charis SIL Regular" w:hAnsi="Charis SIL Regular" w:eastAsia="Charis SIL Regular"/>
+          <w:b w:val="0"/>
+          <w:i w:val="0"/>
+          <w:color w:val="000000"/>
+          <w:sz w:val="24"/>
+        </w:rPr>
+        <w:t>9</w:t>
+      </w:r>
+      <w:r>
+        <w:rPr>
+          <w:u w:val="single" w:color="0000ff"/>
+          <w:rFonts w:ascii="Charis SIL Regular" w:hAnsi="Charis SIL Regular" w:eastAsia="Charis SIL Regular"/>
+          <w:b w:val="0"/>
+          <w:i w:val="0"/>
+          <w:color w:val="000000"/>
+          <w:sz w:val="24"/>
+        </w:rPr>
+        <w:hyperlink r:id="rId14" w:history="1">
+          <w:r>
+            <w:rPr>
+              <w:rStyle w:val="Hyperlink"/>
+            </w:rPr>
+            <w:t>53 t</w:t>
+          </w:r>
+        </w:hyperlink>
+      </w:r>
+      <w:r>
+        <w:rPr>
+          <w:u w:val="single" w:color="0000ff"/>
+          <w:rFonts w:ascii="Charis SIL Regular" w:hAnsi="Charis SIL Regular" w:eastAsia="Charis SIL Regular"/>
+          <w:b w:val="0"/>
+          <w:i w:val="0"/>
+          <w:color w:val="000000"/>
+          <w:sz w:val="24"/>
+        </w:rPr>
+        <w:hyperlink r:id="rId14" w:history="1">
+          <w:r>
+            <w:rPr>
+              <w:rStyle w:val="Hyperlink"/>
+            </w:rPr>
+            <w:t>e</w:t>
+          </w:r>
+        </w:hyperlink>
+      </w:r>
+      <w:r>
+        <w:rPr>
+          <w:u w:val="single" w:color="0000ff"/>
+          <w:rFonts w:ascii="Charis SIL Regular" w:hAnsi="Charis SIL Regular" w:eastAsia="Charis SIL Regular"/>
+          <w:b w:val="0"/>
+          <w:i w:val="0"/>
+          <w:color w:val="000000"/>
+          <w:sz w:val="24"/>
+        </w:rPr>
+        <w:hyperlink r:id="rId14" w:history="1">
+          <w:r>
+            <w:rPr>
+              <w:rStyle w:val="Hyperlink"/>
+            </w:rPr>
+            <w:t xml:space="preserve"> zien. In</w:t>
+          </w:r>
+        </w:hyperlink>
+      </w:r>
+      <w:r>
+        <w:rPr>
+          <w:u w:val="single" w:color="0000ff"/>
+          <w:rFonts w:ascii="Charis SIL Regular" w:hAnsi="Charis SIL Regular" w:eastAsia="Charis SIL Regular"/>
+          <w:b w:val="0"/>
+          <w:i w:val="0"/>
+          <w:color w:val="000000"/>
+          <w:sz w:val="24"/>
+        </w:rPr>
+        <w:hyperlink r:id="rId14" w:history="1">
+          <w:r>
+            <w:rPr>
+              <w:rStyle w:val="Hyperlink"/>
+            </w:rPr>
+            <w:t xml:space="preserve"> de </w:t>
+          </w:r>
+        </w:hyperlink>
       </w:r>
       <w:r>
         <w:rPr>
@@ -1139,13 +1275,24 @@
       </w:r>
       <w:r>
         <w:rPr>
+          <w:u w:val="single" w:color="0000ff"/>
           <w:rFonts w:ascii="Charis SIL Regular" w:hAnsi="Charis SIL Regular" w:eastAsia="Charis SIL Regular"/>
           <w:b w:val="0"/>
           <w:i w:val="0"/>
           <w:color w:val="000000"/>
           <w:sz w:val="24"/>
         </w:rPr>
-        <w:t xml:space="preserve">isch Museum in Delft (het latere </w:t>
+        <w:t>i</w:t>
+      </w:r>
+      <w:r>
+        <w:rPr>
+          <w:rFonts w:ascii="Charis SIL Regular" w:hAnsi="Charis SIL Regular" w:eastAsia="Charis SIL Regular"/>
+          <w:b w:val="0"/>
+          <w:i w:val="0"/>
+          <w:color w:val="000000"/>
+          <w:sz w:val="24"/>
+        </w:rPr>
+        <w:t xml:space="preserve">sch Museum in Delft (het latere </w:t>
       </w:r>
       <w:r>
         <w:rPr>

--- a/EXPORTS/DOCX/published/niveau3/Dutch/WageningenUniversity.docx
+++ b/EXPORTS/DOCX/published/niveau3/Dutch/WageningenUniversity.docx
@@ -400,7 +400,7 @@
           <w:sz w:val="24"/>
           <w:u w:val="single"/>
         </w:rPr>
-        <w:hyperlink r:id="rId10" w:history="1">
+        <w:hyperlink r:id="rId9" w:history="1">
           <w:r>
             <w:rPr>
               <w:rStyle w:val="Hyperlink"/>
@@ -445,7 +445,25 @@
           <w:color w:val="000000"/>
           <w:sz w:val="24"/>
         </w:rPr>
-        <w:t xml:space="preserve">gebruikt werd bij het onderwijs in de land- en volkenkunde. Deze verzameling werd </w:t>
+        <w:t>gebruikt werd bij het onderwijs in de land- en volkenkunde. Deze verza</w:t>
+      </w:r>
+      <w:r>
+        <w:rPr>
+          <w:u w:val="single" w:color="0000ff"/>
+          <w:rFonts w:ascii="Charis SIL Regular" w:hAnsi="Charis SIL Regular" w:eastAsia="Charis SIL Regular"/>
+          <w:b w:val="0"/>
+          <w:i w:val="0"/>
+          <w:color w:val="000000"/>
+          <w:sz w:val="24"/>
+        </w:rPr>
+        <w:hyperlink r:id="rId10" w:history="1">
+          <w:r>
+            <w:rPr>
+              <w:rStyle w:val="Hyperlink"/>
+            </w:rPr>
+            <w:t xml:space="preserve">meling werd </w:t>
+          </w:r>
+        </w:hyperlink>
       </w:r>
       <w:r>
         <w:rPr>
@@ -1257,42 +1275,13 @@
       </w:r>
       <w:r>
         <w:rPr>
-          <w:u w:val="single" w:color="0000ff"/>
           <w:rFonts w:ascii="Charis SIL Regular" w:hAnsi="Charis SIL Regular" w:eastAsia="Charis SIL Regular"/>
           <w:b w:val="0"/>
           <w:i w:val="0"/>
           <w:color w:val="000000"/>
           <w:sz w:val="24"/>
         </w:rPr>
-        <w:hyperlink r:id="rId15" w:history="1">
-          <w:r>
-            <w:rPr>
-              <w:rStyle w:val="Hyperlink"/>
-            </w:rPr>
-            <w:t>Etnograf</w:t>
-          </w:r>
-        </w:hyperlink>
-      </w:r>
-      <w:r>
-        <w:rPr>
-          <w:u w:val="single" w:color="0000ff"/>
-          <w:rFonts w:ascii="Charis SIL Regular" w:hAnsi="Charis SIL Regular" w:eastAsia="Charis SIL Regular"/>
-          <w:b w:val="0"/>
-          <w:i w:val="0"/>
-          <w:color w:val="000000"/>
-          <w:sz w:val="24"/>
-        </w:rPr>
-        <w:t>i</w:t>
-      </w:r>
-      <w:r>
-        <w:rPr>
-          <w:rFonts w:ascii="Charis SIL Regular" w:hAnsi="Charis SIL Regular" w:eastAsia="Charis SIL Regular"/>
-          <w:b w:val="0"/>
-          <w:i w:val="0"/>
-          <w:color w:val="000000"/>
-          <w:sz w:val="24"/>
-        </w:rPr>
-        <w:t xml:space="preserve">sch Museum in Delft (het latere </w:t>
+        <w:t xml:space="preserve">Etnografisch Museum in Delft (het latere </w:t>
       </w:r>
       <w:r>
         <w:rPr>

--- a/EXPORTS/DOCX/published/niveau3/Dutch/WageningenUniversity.docx
+++ b/EXPORTS/DOCX/published/niveau3/Dutch/WageningenUniversity.docx
@@ -400,7 +400,7 @@
           <w:sz w:val="24"/>
           <w:u w:val="single"/>
         </w:rPr>
-        <w:hyperlink r:id="rId9" w:history="1">
+        <w:hyperlink r:id="rId10" w:history="1">
           <w:r>
             <w:rPr>
               <w:rStyle w:val="Hyperlink"/>
@@ -445,25 +445,7 @@
           <w:color w:val="000000"/>
           <w:sz w:val="24"/>
         </w:rPr>
-        <w:t>gebruikt werd bij het onderwijs in de land- en volkenkunde. Deze verza</w:t>
-      </w:r>
-      <w:r>
-        <w:rPr>
-          <w:u w:val="single" w:color="0000ff"/>
-          <w:rFonts w:ascii="Charis SIL Regular" w:hAnsi="Charis SIL Regular" w:eastAsia="Charis SIL Regular"/>
-          <w:b w:val="0"/>
-          <w:i w:val="0"/>
-          <w:color w:val="000000"/>
-          <w:sz w:val="24"/>
-        </w:rPr>
-        <w:hyperlink r:id="rId10" w:history="1">
-          <w:r>
-            <w:rPr>
-              <w:rStyle w:val="Hyperlink"/>
-            </w:rPr>
-            <w:t xml:space="preserve">meling werd </w:t>
-          </w:r>
-        </w:hyperlink>
+        <w:t xml:space="preserve">gebruikt werd bij het onderwijs in de land- en volkenkunde. Deze verzameling werd </w:t>
       </w:r>
       <w:r>
         <w:rPr>
@@ -778,21 +760,13 @@
       </w:r>
       <w:r>
         <w:rPr>
-          <w:u w:val="single" w:color="0000ff"/>
           <w:rFonts w:ascii="Charis SIL Regular" w:hAnsi="Charis SIL Regular" w:eastAsia="Charis SIL Regular"/>
           <w:b w:val="0"/>
           <w:i w:val="0"/>
           <w:color w:val="000000"/>
           <w:sz w:val="24"/>
         </w:rPr>
-        <w:hyperlink r:id="rId12" w:history="1">
-          <w:r>
-            <w:rPr>
-              <w:rStyle w:val="Hyperlink"/>
-            </w:rPr>
-            <w:t xml:space="preserve">toenmalige </w:t>
-          </w:r>
-        </w:hyperlink>
+        <w:t xml:space="preserve">toenmalige </w:t>
       </w:r>
       <w:r>
         <w:rPr>
@@ -1275,13 +1249,42 @@
       </w:r>
       <w:r>
         <w:rPr>
+          <w:u w:val="single" w:color="0000ff"/>
           <w:rFonts w:ascii="Charis SIL Regular" w:hAnsi="Charis SIL Regular" w:eastAsia="Charis SIL Regular"/>
           <w:b w:val="0"/>
           <w:i w:val="0"/>
           <w:color w:val="000000"/>
           <w:sz w:val="24"/>
         </w:rPr>
-        <w:t xml:space="preserve">Etnografisch Museum in Delft (het latere </w:t>
+        <w:hyperlink r:id="rId15" w:history="1">
+          <w:r>
+            <w:rPr>
+              <w:rStyle w:val="Hyperlink"/>
+            </w:rPr>
+            <w:t>Etnograf</w:t>
+          </w:r>
+        </w:hyperlink>
+      </w:r>
+      <w:r>
+        <w:rPr>
+          <w:u w:val="single" w:color="0000ff"/>
+          <w:rFonts w:ascii="Charis SIL Regular" w:hAnsi="Charis SIL Regular" w:eastAsia="Charis SIL Regular"/>
+          <w:b w:val="0"/>
+          <w:i w:val="0"/>
+          <w:color w:val="000000"/>
+          <w:sz w:val="24"/>
+        </w:rPr>
+        <w:t>i</w:t>
+      </w:r>
+      <w:r>
+        <w:rPr>
+          <w:rFonts w:ascii="Charis SIL Regular" w:hAnsi="Charis SIL Regular" w:eastAsia="Charis SIL Regular"/>
+          <w:b w:val="0"/>
+          <w:i w:val="0"/>
+          <w:color w:val="000000"/>
+          <w:sz w:val="24"/>
+        </w:rPr>
+        <w:t xml:space="preserve">sch Museum in Delft (het latere </w:t>
       </w:r>
       <w:r>
         <w:rPr>

--- a/EXPORTS/DOCX/published/niveau3/Dutch/WageningenUniversity.docx
+++ b/EXPORTS/DOCX/published/niveau3/Dutch/WageningenUniversity.docx
@@ -310,7 +310,7 @@
           <w:sz w:val="24"/>
           <w:u w:val="single"/>
         </w:rPr>
-        <w:hyperlink r:id="rId9" w:history="1">
+        <w:hyperlink r:id="rId10" w:history="1">
           <w:r>
             <w:rPr>
               <w:rStyle w:val="Hyperlink"/>
@@ -328,7 +328,7 @@
           <w:sz w:val="24"/>
           <w:u w:val="single"/>
         </w:rPr>
-        <w:hyperlink r:id="rId9" w:history="1">
+        <w:hyperlink r:id="rId10" w:history="1">
           <w:r>
             <w:rPr>
               <w:rStyle w:val="Hyperlink"/>
@@ -400,7 +400,7 @@
           <w:sz w:val="24"/>
           <w:u w:val="single"/>
         </w:rPr>
-        <w:hyperlink r:id="rId10" w:history="1">
+        <w:hyperlink r:id="rId9" w:history="1">
           <w:r>
             <w:rPr>
               <w:rStyle w:val="Hyperlink"/>
@@ -445,7 +445,25 @@
           <w:color w:val="000000"/>
           <w:sz w:val="24"/>
         </w:rPr>
-        <w:t xml:space="preserve">gebruikt werd bij het onderwijs in de land- en volkenkunde. Deze verzameling werd </w:t>
+        <w:t>gebruikt werd bij het onderwijs in de land- en volkenkunde. Deze verza</w:t>
+      </w:r>
+      <w:r>
+        <w:rPr>
+          <w:u w:val="single" w:color="0000ff"/>
+          <w:rFonts w:ascii="Charis SIL Regular" w:hAnsi="Charis SIL Regular" w:eastAsia="Charis SIL Regular"/>
+          <w:b w:val="0"/>
+          <w:i w:val="0"/>
+          <w:color w:val="000000"/>
+          <w:sz w:val="24"/>
+        </w:rPr>
+        <w:hyperlink r:id="rId10" w:history="1">
+          <w:r>
+            <w:rPr>
+              <w:rStyle w:val="Hyperlink"/>
+            </w:rPr>
+            <w:t xml:space="preserve">meling werd </w:t>
+          </w:r>
+        </w:hyperlink>
       </w:r>
       <w:r>
         <w:rPr>
@@ -760,13 +778,21 @@
       </w:r>
       <w:r>
         <w:rPr>
+          <w:u w:val="single" w:color="0000ff"/>
           <w:rFonts w:ascii="Charis SIL Regular" w:hAnsi="Charis SIL Regular" w:eastAsia="Charis SIL Regular"/>
           <w:b w:val="0"/>
           <w:i w:val="0"/>
           <w:color w:val="000000"/>
           <w:sz w:val="24"/>
         </w:rPr>
-        <w:t xml:space="preserve">toenmalige </w:t>
+        <w:hyperlink r:id="rId12" w:history="1">
+          <w:r>
+            <w:rPr>
+              <w:rStyle w:val="Hyperlink"/>
+            </w:rPr>
+            <w:t xml:space="preserve">toenmalige </w:t>
+          </w:r>
+        </w:hyperlink>
       </w:r>
       <w:r>
         <w:rPr>
@@ -1267,24 +1293,13 @@
       </w:r>
       <w:r>
         <w:rPr>
-          <w:u w:val="single" w:color="0000ff"/>
           <w:rFonts w:ascii="Charis SIL Regular" w:hAnsi="Charis SIL Regular" w:eastAsia="Charis SIL Regular"/>
           <w:b w:val="0"/>
           <w:i w:val="0"/>
           <w:color w:val="000000"/>
           <w:sz w:val="24"/>
         </w:rPr>
-        <w:t>i</w:t>
-      </w:r>
-      <w:r>
-        <w:rPr>
-          <w:rFonts w:ascii="Charis SIL Regular" w:hAnsi="Charis SIL Regular" w:eastAsia="Charis SIL Regular"/>
-          <w:b w:val="0"/>
-          <w:i w:val="0"/>
-          <w:color w:val="000000"/>
-          <w:sz w:val="24"/>
-        </w:rPr>
-        <w:t xml:space="preserve">sch Museum in Delft (het latere </w:t>
+        <w:t xml:space="preserve">isch Museum in Delft (het latere </w:t>
       </w:r>
       <w:r>
         <w:rPr>
@@ -2103,25 +2118,7 @@
           <w:color w:val="000000"/>
           <w:sz w:val="24"/>
         </w:rPr>
-        <w:t>al Archief beh</w:t>
-      </w:r>
-      <w:r>
-        <w:rPr>
-          <w:u w:val="single" w:color="0000ff"/>
-          <w:rFonts w:ascii="Charis SIL Regular" w:hAnsi="Charis SIL Regular" w:eastAsia="Charis SIL Regular"/>
-          <w:b w:val="0"/>
-          <w:i w:val="0"/>
-          <w:color w:val="000000"/>
-          <w:sz w:val="24"/>
-        </w:rPr>
-        <w:hyperlink r:id="rId19" w:history="1">
-          <w:r>
-            <w:rPr>
-              <w:rStyle w:val="Hyperlink"/>
-            </w:rPr>
-            <w:t>eert arch</w:t>
-          </w:r>
-        </w:hyperlink>
+        <w:t>al Archief beheert arch</w:t>
       </w:r>
       <w:r>
         <w:rPr>

--- a/EXPORTS/DOCX/published/niveau3/Dutch/WageningenUniversity.docx
+++ b/EXPORTS/DOCX/published/niveau3/Dutch/WageningenUniversity.docx
@@ -346,7 +346,7 @@
           <w:sz w:val="24"/>
           <w:u w:val="single"/>
         </w:rPr>
-        <w:hyperlink r:id="rId9" w:history="1">
+        <w:hyperlink r:id="rId10" w:history="1">
           <w:r>
             <w:rPr>
               <w:rStyle w:val="Hyperlink"/>
@@ -1275,31 +1275,13 @@
       </w:r>
       <w:r>
         <w:rPr>
-          <w:u w:val="single" w:color="0000ff"/>
           <w:rFonts w:ascii="Charis SIL Regular" w:hAnsi="Charis SIL Regular" w:eastAsia="Charis SIL Regular"/>
           <w:b w:val="0"/>
           <w:i w:val="0"/>
           <w:color w:val="000000"/>
           <w:sz w:val="24"/>
         </w:rPr>
-        <w:hyperlink r:id="rId15" w:history="1">
-          <w:r>
-            <w:rPr>
-              <w:rStyle w:val="Hyperlink"/>
-            </w:rPr>
-            <w:t>Etnograf</w:t>
-          </w:r>
-        </w:hyperlink>
-      </w:r>
-      <w:r>
-        <w:rPr>
-          <w:rFonts w:ascii="Charis SIL Regular" w:hAnsi="Charis SIL Regular" w:eastAsia="Charis SIL Regular"/>
-          <w:b w:val="0"/>
-          <w:i w:val="0"/>
-          <w:color w:val="000000"/>
-          <w:sz w:val="24"/>
-        </w:rPr>
-        <w:t xml:space="preserve">isch Museum in Delft (het latere </w:t>
+        <w:t xml:space="preserve">Etnografisch Museum in Delft (het latere </w:t>
       </w:r>
       <w:r>
         <w:rPr>
@@ -2118,7 +2100,25 @@
           <w:color w:val="000000"/>
           <w:sz w:val="24"/>
         </w:rPr>
-        <w:t>al Archief beheert arch</w:t>
+        <w:t>al Archief beh</w:t>
+      </w:r>
+      <w:r>
+        <w:rPr>
+          <w:u w:val="single" w:color="0000ff"/>
+          <w:rFonts w:ascii="Charis SIL Regular" w:hAnsi="Charis SIL Regular" w:eastAsia="Charis SIL Regular"/>
+          <w:b w:val="0"/>
+          <w:i w:val="0"/>
+          <w:color w:val="000000"/>
+          <w:sz w:val="24"/>
+        </w:rPr>
+        <w:hyperlink r:id="rId19" w:history="1">
+          <w:r>
+            <w:rPr>
+              <w:rStyle w:val="Hyperlink"/>
+            </w:rPr>
+            <w:t>eert arch</w:t>
+          </w:r>
+        </w:hyperlink>
       </w:r>
       <w:r>
         <w:rPr>

--- a/EXPORTS/DOCX/published/niveau3/Dutch/WageningenUniversity.docx
+++ b/EXPORTS/DOCX/published/niveau3/Dutch/WageningenUniversity.docx
@@ -364,7 +364,7 @@
           <w:sz w:val="24"/>
           <w:u w:val="single"/>
         </w:rPr>
-        <w:hyperlink r:id="rId9" w:history="1">
+        <w:hyperlink r:id="rId10" w:history="1">
           <w:r>
             <w:rPr>
               <w:rStyle w:val="Hyperlink"/>
@@ -608,7 +608,7 @@
           <w:sz w:val="24"/>
           <w:u w:val="single"/>
         </w:rPr>
-        <w:hyperlink r:id="rId11" w:history="1">
+        <w:hyperlink r:id="rId12" w:history="1">
           <w:r>
             <w:rPr>
               <w:rStyle w:val="Hyperlink"/>
@@ -626,7 +626,7 @@
           <w:sz w:val="24"/>
           <w:u w:val="single"/>
         </w:rPr>
-        <w:hyperlink r:id="rId11" w:history="1">
+        <w:hyperlink r:id="rId12" w:history="1">
           <w:r>
             <w:rPr>
               <w:rStyle w:val="Hyperlink"/>
@@ -644,7 +644,7 @@
           <w:sz w:val="24"/>
           <w:u w:val="single"/>
         </w:rPr>
-        <w:hyperlink r:id="rId11" w:history="1">
+        <w:hyperlink r:id="rId12" w:history="1">
           <w:r>
             <w:rPr>
               <w:rStyle w:val="Hyperlink"/>
@@ -785,14 +785,7 @@
           <w:color w:val="000000"/>
           <w:sz w:val="24"/>
         </w:rPr>
-        <w:hyperlink r:id="rId12" w:history="1">
-          <w:r>
-            <w:rPr>
-              <w:rStyle w:val="Hyperlink"/>
-            </w:rPr>
-            <w:t xml:space="preserve">toenmalige </w:t>
-          </w:r>
-        </w:hyperlink>
+        <w:t xml:space="preserve">toenmalige </w:t>
       </w:r>
       <w:r>
         <w:rPr>
@@ -803,7 +796,7 @@
           <w:sz w:val="24"/>
           <w:u w:val="single"/>
         </w:rPr>
-        <w:hyperlink r:id="rId12" w:history="1">
+        <w:hyperlink r:id="rId13" w:history="1">
           <w:r>
             <w:rPr>
               <w:rStyle w:val="Hyperlink"/>
@@ -1275,13 +1268,42 @@
       </w:r>
       <w:r>
         <w:rPr>
+          <w:u w:val="single" w:color="0000ff"/>
           <w:rFonts w:ascii="Charis SIL Regular" w:hAnsi="Charis SIL Regular" w:eastAsia="Charis SIL Regular"/>
           <w:b w:val="0"/>
           <w:i w:val="0"/>
           <w:color w:val="000000"/>
           <w:sz w:val="24"/>
         </w:rPr>
-        <w:t xml:space="preserve">Etnografisch Museum in Delft (het latere </w:t>
+        <w:hyperlink r:id="rId15" w:history="1">
+          <w:r>
+            <w:rPr>
+              <w:rStyle w:val="Hyperlink"/>
+            </w:rPr>
+            <w:t>Etnograf</w:t>
+          </w:r>
+        </w:hyperlink>
+      </w:r>
+      <w:r>
+        <w:rPr>
+          <w:u w:val="single" w:color="0000ff"/>
+          <w:rFonts w:ascii="Charis SIL Regular" w:hAnsi="Charis SIL Regular" w:eastAsia="Charis SIL Regular"/>
+          <w:b w:val="0"/>
+          <w:i w:val="0"/>
+          <w:color w:val="000000"/>
+          <w:sz w:val="24"/>
+        </w:rPr>
+        <w:t>i</w:t>
+      </w:r>
+      <w:r>
+        <w:rPr>
+          <w:rFonts w:ascii="Charis SIL Regular" w:hAnsi="Charis SIL Regular" w:eastAsia="Charis SIL Regular"/>
+          <w:b w:val="0"/>
+          <w:i w:val="0"/>
+          <w:color w:val="000000"/>
+          <w:sz w:val="24"/>
+        </w:rPr>
+        <w:t xml:space="preserve">sch Museum in Delft (het latere </w:t>
       </w:r>
       <w:r>
         <w:rPr>
@@ -2111,14 +2133,7 @@
           <w:color w:val="000000"/>
           <w:sz w:val="24"/>
         </w:rPr>
-        <w:hyperlink r:id="rId19" w:history="1">
-          <w:r>
-            <w:rPr>
-              <w:rStyle w:val="Hyperlink"/>
-            </w:rPr>
-            <w:t>eert arch</w:t>
-          </w:r>
-        </w:hyperlink>
+        <w:t>eert arch</w:t>
       </w:r>
       <w:r>
         <w:rPr>

--- a/EXPORTS/DOCX/published/niveau3/Dutch/WageningenUniversity.docx
+++ b/EXPORTS/DOCX/published/niveau3/Dutch/WageningenUniversity.docx
@@ -310,7 +310,7 @@
           <w:sz w:val="24"/>
           <w:u w:val="single"/>
         </w:rPr>
-        <w:hyperlink r:id="rId10" w:history="1">
+        <w:hyperlink r:id="rId9" w:history="1">
           <w:r>
             <w:rPr>
               <w:rStyle w:val="Hyperlink"/>
@@ -328,7 +328,7 @@
           <w:sz w:val="24"/>
           <w:u w:val="single"/>
         </w:rPr>
-        <w:hyperlink r:id="rId10" w:history="1">
+        <w:hyperlink r:id="rId9" w:history="1">
           <w:r>
             <w:rPr>
               <w:rStyle w:val="Hyperlink"/>
@@ -346,7 +346,7 @@
           <w:sz w:val="24"/>
           <w:u w:val="single"/>
         </w:rPr>
-        <w:hyperlink r:id="rId10" w:history="1">
+        <w:hyperlink r:id="rId9" w:history="1">
           <w:r>
             <w:rPr>
               <w:rStyle w:val="Hyperlink"/>
@@ -364,7 +364,7 @@
           <w:sz w:val="24"/>
           <w:u w:val="single"/>
         </w:rPr>
-        <w:hyperlink r:id="rId10" w:history="1">
+        <w:hyperlink r:id="rId9" w:history="1">
           <w:r>
             <w:rPr>
               <w:rStyle w:val="Hyperlink"/>
@@ -400,7 +400,7 @@
           <w:sz w:val="24"/>
           <w:u w:val="single"/>
         </w:rPr>
-        <w:hyperlink r:id="rId9" w:history="1">
+        <w:hyperlink r:id="rId10" w:history="1">
           <w:r>
             <w:rPr>
               <w:rStyle w:val="Hyperlink"/>
@@ -456,14 +456,7 @@
           <w:color w:val="000000"/>
           <w:sz w:val="24"/>
         </w:rPr>
-        <w:hyperlink r:id="rId10" w:history="1">
-          <w:r>
-            <w:rPr>
-              <w:rStyle w:val="Hyperlink"/>
-            </w:rPr>
-            <w:t xml:space="preserve">meling werd </w:t>
-          </w:r>
-        </w:hyperlink>
+        <w:t xml:space="preserve">meling werd </w:t>
       </w:r>
       <w:r>
         <w:rPr>
@@ -608,7 +601,7 @@
           <w:sz w:val="24"/>
           <w:u w:val="single"/>
         </w:rPr>
-        <w:hyperlink r:id="rId12" w:history="1">
+        <w:hyperlink r:id="rId11" w:history="1">
           <w:r>
             <w:rPr>
               <w:rStyle w:val="Hyperlink"/>
@@ -626,7 +619,7 @@
           <w:sz w:val="24"/>
           <w:u w:val="single"/>
         </w:rPr>
-        <w:hyperlink r:id="rId12" w:history="1">
+        <w:hyperlink r:id="rId11" w:history="1">
           <w:r>
             <w:rPr>
               <w:rStyle w:val="Hyperlink"/>
@@ -644,7 +637,7 @@
           <w:sz w:val="24"/>
           <w:u w:val="single"/>
         </w:rPr>
-        <w:hyperlink r:id="rId12" w:history="1">
+        <w:hyperlink r:id="rId11" w:history="1">
           <w:r>
             <w:rPr>
               <w:rStyle w:val="Hyperlink"/>
@@ -778,7 +771,6 @@
       </w:r>
       <w:r>
         <w:rPr>
-          <w:u w:val="single" w:color="0000ff"/>
           <w:rFonts w:ascii="Charis SIL Regular" w:hAnsi="Charis SIL Regular" w:eastAsia="Charis SIL Regular"/>
           <w:b w:val="0"/>
           <w:i w:val="0"/>
@@ -796,7 +788,7 @@
           <w:sz w:val="24"/>
           <w:u w:val="single"/>
         </w:rPr>
-        <w:hyperlink r:id="rId13" w:history="1">
+        <w:hyperlink r:id="rId12" w:history="1">
           <w:r>
             <w:rPr>
               <w:rStyle w:val="Hyperlink"/>
@@ -2133,7 +2125,14 @@
           <w:color w:val="000000"/>
           <w:sz w:val="24"/>
         </w:rPr>
-        <w:t>eert arch</w:t>
+        <w:hyperlink r:id="rId19" w:history="1">
+          <w:r>
+            <w:rPr>
+              <w:rStyle w:val="Hyperlink"/>
+            </w:rPr>
+            <w:t>eert arch</w:t>
+          </w:r>
+        </w:hyperlink>
       </w:r>
       <w:r>
         <w:rPr>

--- a/EXPORTS/DOCX/published/niveau3/Dutch/WageningenUniversity.docx
+++ b/EXPORTS/DOCX/published/niveau3/Dutch/WageningenUniversity.docx
@@ -310,7 +310,7 @@
           <w:sz w:val="24"/>
           <w:u w:val="single"/>
         </w:rPr>
-        <w:hyperlink r:id="rId9" w:history="1">
+        <w:hyperlink r:id="rId10" w:history="1">
           <w:r>
             <w:rPr>
               <w:rStyle w:val="Hyperlink"/>
@@ -328,7 +328,7 @@
           <w:sz w:val="24"/>
           <w:u w:val="single"/>
         </w:rPr>
-        <w:hyperlink r:id="rId9" w:history="1">
+        <w:hyperlink r:id="rId10" w:history="1">
           <w:r>
             <w:rPr>
               <w:rStyle w:val="Hyperlink"/>
@@ -346,7 +346,7 @@
           <w:sz w:val="24"/>
           <w:u w:val="single"/>
         </w:rPr>
-        <w:hyperlink r:id="rId9" w:history="1">
+        <w:hyperlink r:id="rId10" w:history="1">
           <w:r>
             <w:rPr>
               <w:rStyle w:val="Hyperlink"/>
@@ -364,7 +364,7 @@
           <w:sz w:val="24"/>
           <w:u w:val="single"/>
         </w:rPr>
-        <w:hyperlink r:id="rId9" w:history="1">
+        <w:hyperlink r:id="rId10" w:history="1">
           <w:r>
             <w:rPr>
               <w:rStyle w:val="Hyperlink"/>
@@ -382,7 +382,7 @@
           <w:sz w:val="24"/>
           <w:u w:val="single"/>
         </w:rPr>
-        <w:hyperlink r:id="rId9" w:history="1">
+        <w:hyperlink r:id="rId10" w:history="1">
           <w:r>
             <w:rPr>
               <w:rStyle w:val="Hyperlink"/>
@@ -445,18 +445,7 @@
           <w:color w:val="000000"/>
           <w:sz w:val="24"/>
         </w:rPr>
-        <w:t>gebruikt werd bij het onderwijs in de land- en volkenkunde. Deze verza</w:t>
-      </w:r>
-      <w:r>
-        <w:rPr>
-          <w:u w:val="single" w:color="0000ff"/>
-          <w:rFonts w:ascii="Charis SIL Regular" w:hAnsi="Charis SIL Regular" w:eastAsia="Charis SIL Regular"/>
-          <w:b w:val="0"/>
-          <w:i w:val="0"/>
-          <w:color w:val="000000"/>
-          <w:sz w:val="24"/>
-        </w:rPr>
-        <w:t xml:space="preserve">meling werd </w:t>
+        <w:t xml:space="preserve">gebruikt werd bij het onderwijs in de land- en volkenkunde. Deze verzameling werd </w:t>
       </w:r>
       <w:r>
         <w:rPr>

--- a/EXPORTS/DOCX/published/niveau3/Dutch/WageningenUniversity.docx
+++ b/EXPORTS/DOCX/published/niveau3/Dutch/WageningenUniversity.docx
@@ -263,25 +263,7 @@
           <w:color w:val="000000"/>
           <w:sz w:val="24"/>
         </w:rPr>
-        <w:t>had vanaf begin 20ste eeuw een museumopstelling met v</w:t>
-      </w:r>
-      <w:r>
-        <w:rPr>
-          <w:u w:val="single" w:color="0000ff"/>
-          <w:rFonts w:ascii="Charis SIL Regular" w:hAnsi="Charis SIL Regular" w:eastAsia="Charis SIL Regular"/>
-          <w:b w:val="0"/>
-          <w:i w:val="0"/>
-          <w:color w:val="000000"/>
-          <w:sz w:val="24"/>
-        </w:rPr>
-        <w:hyperlink r:id="rId9" w:history="1">
-          <w:r>
-            <w:rPr>
-              <w:rStyle w:val="Hyperlink"/>
-            </w:rPr>
-            <w:t>oorwerpen u</w:t>
-          </w:r>
-        </w:hyperlink>
+        <w:t>had vanaf begin 20ste eeuw een museumopstelling met voorwerpen u</w:t>
       </w:r>
       <w:r>
         <w:rPr>
@@ -310,7 +292,7 @@
           <w:sz w:val="24"/>
           <w:u w:val="single"/>
         </w:rPr>
-        <w:hyperlink r:id="rId10" w:history="1">
+        <w:hyperlink r:id="rId9" w:history="1">
           <w:r>
             <w:rPr>
               <w:rStyle w:val="Hyperlink"/>
@@ -328,7 +310,7 @@
           <w:sz w:val="24"/>
           <w:u w:val="single"/>
         </w:rPr>
-        <w:hyperlink r:id="rId10" w:history="1">
+        <w:hyperlink r:id="rId9" w:history="1">
           <w:r>
             <w:rPr>
               <w:rStyle w:val="Hyperlink"/>
@@ -346,7 +328,7 @@
           <w:sz w:val="24"/>
           <w:u w:val="single"/>
         </w:rPr>
-        <w:hyperlink r:id="rId10" w:history="1">
+        <w:hyperlink r:id="rId9" w:history="1">
           <w:r>
             <w:rPr>
               <w:rStyle w:val="Hyperlink"/>
@@ -364,7 +346,7 @@
           <w:sz w:val="24"/>
           <w:u w:val="single"/>
         </w:rPr>
-        <w:hyperlink r:id="rId10" w:history="1">
+        <w:hyperlink r:id="rId9" w:history="1">
           <w:r>
             <w:rPr>
               <w:rStyle w:val="Hyperlink"/>
@@ -382,7 +364,7 @@
           <w:sz w:val="24"/>
           <w:u w:val="single"/>
         </w:rPr>
-        <w:hyperlink r:id="rId10" w:history="1">
+        <w:hyperlink r:id="rId9" w:history="1">
           <w:r>
             <w:rPr>
               <w:rStyle w:val="Hyperlink"/>
@@ -400,7 +382,7 @@
           <w:sz w:val="24"/>
           <w:u w:val="single"/>
         </w:rPr>
-        <w:hyperlink r:id="rId10" w:history="1">
+        <w:hyperlink r:id="rId9" w:history="1">
           <w:r>
             <w:rPr>
               <w:rStyle w:val="Hyperlink"/>
@@ -445,7 +427,25 @@
           <w:color w:val="000000"/>
           <w:sz w:val="24"/>
         </w:rPr>
-        <w:t xml:space="preserve">gebruikt werd bij het onderwijs in de land- en volkenkunde. Deze verzameling werd </w:t>
+        <w:t>gebruikt werd bij het onderwijs in de land- en volkenkunde. Deze verza</w:t>
+      </w:r>
+      <w:r>
+        <w:rPr>
+          <w:u w:val="single" w:color="0000ff"/>
+          <w:rFonts w:ascii="Charis SIL Regular" w:hAnsi="Charis SIL Regular" w:eastAsia="Charis SIL Regular"/>
+          <w:b w:val="0"/>
+          <w:i w:val="0"/>
+          <w:color w:val="000000"/>
+          <w:sz w:val="24"/>
+        </w:rPr>
+        <w:hyperlink r:id="rId10" w:history="1">
+          <w:r>
+            <w:rPr>
+              <w:rStyle w:val="Hyperlink"/>
+            </w:rPr>
+            <w:t xml:space="preserve">meling werd </w:t>
+          </w:r>
+        </w:hyperlink>
       </w:r>
       <w:r>
         <w:rPr>
@@ -590,7 +590,7 @@
           <w:sz w:val="24"/>
           <w:u w:val="single"/>
         </w:rPr>
-        <w:hyperlink r:id="rId11" w:history="1">
+        <w:hyperlink r:id="rId12" w:history="1">
           <w:r>
             <w:rPr>
               <w:rStyle w:val="Hyperlink"/>
@@ -608,7 +608,7 @@
           <w:sz w:val="24"/>
           <w:u w:val="single"/>
         </w:rPr>
-        <w:hyperlink r:id="rId11" w:history="1">
+        <w:hyperlink r:id="rId12" w:history="1">
           <w:r>
             <w:rPr>
               <w:rStyle w:val="Hyperlink"/>
@@ -626,7 +626,7 @@
           <w:sz w:val="24"/>
           <w:u w:val="single"/>
         </w:rPr>
-        <w:hyperlink r:id="rId11" w:history="1">
+        <w:hyperlink r:id="rId12" w:history="1">
           <w:r>
             <w:rPr>
               <w:rStyle w:val="Hyperlink"/>
@@ -655,7 +655,7 @@
           <w:sz w:val="24"/>
           <w:u w:val="single"/>
         </w:rPr>
-        <w:hyperlink r:id="rId11" w:history="1">
+        <w:hyperlink r:id="rId12" w:history="1">
           <w:r>
             <w:rPr>
               <w:rStyle w:val="Hyperlink"/>
@@ -760,13 +760,21 @@
       </w:r>
       <w:r>
         <w:rPr>
+          <w:u w:val="single" w:color="0000ff"/>
           <w:rFonts w:ascii="Charis SIL Regular" w:hAnsi="Charis SIL Regular" w:eastAsia="Charis SIL Regular"/>
           <w:b w:val="0"/>
           <w:i w:val="0"/>
           <w:color w:val="000000"/>
           <w:sz w:val="24"/>
         </w:rPr>
-        <w:t xml:space="preserve">toenmalige </w:t>
+        <w:hyperlink r:id="rId12" w:history="1">
+          <w:r>
+            <w:rPr>
+              <w:rStyle w:val="Hyperlink"/>
+            </w:rPr>
+            <w:t xml:space="preserve">toenmalige </w:t>
+          </w:r>
+        </w:hyperlink>
       </w:r>
       <w:r>
         <w:rPr>
@@ -966,7 +974,7 @@
           <w:color w:val="000000"/>
           <w:sz w:val="24"/>
         </w:rPr>
-        <w:t>lector van d</w:t>
+        <w:t>lector van de Landbouwhogeschool, was vanaf ca. 1946 tot 1</w:t>
       </w:r>
       <w:r>
         <w:rPr>
@@ -977,143 +985,7 @@
           <w:color w:val="000000"/>
           <w:sz w:val="24"/>
         </w:rPr>
-        <w:hyperlink r:id="rId13" w:history="1">
-          <w:r>
-            <w:rPr>
-              <w:rStyle w:val="Hyperlink"/>
-            </w:rPr>
-            <w:t>e Landbo</w:t>
-          </w:r>
-        </w:hyperlink>
-      </w:r>
-      <w:r>
-        <w:rPr>
-          <w:u w:val="single" w:color="0000ff"/>
-          <w:rFonts w:ascii="Charis SIL Regular" w:hAnsi="Charis SIL Regular" w:eastAsia="Charis SIL Regular"/>
-          <w:b w:val="0"/>
-          <w:i w:val="0"/>
-          <w:color w:val="000000"/>
-          <w:sz w:val="24"/>
-        </w:rPr>
-        <w:hyperlink r:id="rId13" w:history="1">
-          <w:r>
-            <w:rPr>
-              <w:rStyle w:val="Hyperlink"/>
-            </w:rPr>
-            <w:t>u</w:t>
-          </w:r>
-        </w:hyperlink>
-      </w:r>
-      <w:r>
-        <w:rPr>
-          <w:u w:val="single" w:color="0000ff"/>
-          <w:rFonts w:ascii="Charis SIL Regular" w:hAnsi="Charis SIL Regular" w:eastAsia="Charis SIL Regular"/>
-          <w:b w:val="0"/>
-          <w:i w:val="0"/>
-          <w:color w:val="000000"/>
-          <w:sz w:val="24"/>
-        </w:rPr>
-        <w:hyperlink r:id="rId13" w:history="1">
-          <w:r>
-            <w:rPr>
-              <w:rStyle w:val="Hyperlink"/>
-            </w:rPr>
-            <w:t>whogesc</w:t>
-          </w:r>
-        </w:hyperlink>
-      </w:r>
-      <w:r>
-        <w:rPr>
-          <w:rFonts w:ascii="Charis SIL Regular" w:hAnsi="Charis SIL Regular" w:eastAsia="Charis SIL Regular"/>
-          <w:b w:val="0"/>
-          <w:i w:val="0"/>
-          <w:color w:val="000000"/>
-          <w:sz w:val="24"/>
-        </w:rPr>
-        <w:t>hool, was vanaf ca. 1946 tot 1</w:t>
-      </w:r>
-      <w:r>
-        <w:rPr>
-          <w:u w:val="single" w:color="0000ff"/>
-          <w:rFonts w:ascii="Charis SIL Regular" w:hAnsi="Charis SIL Regular" w:eastAsia="Charis SIL Regular"/>
-          <w:b w:val="0"/>
-          <w:i w:val="0"/>
-          <w:color w:val="000000"/>
-          <w:sz w:val="24"/>
-        </w:rPr>
-        <w:t>9</w:t>
-      </w:r>
-      <w:r>
-        <w:rPr>
-          <w:u w:val="single" w:color="0000ff"/>
-          <w:rFonts w:ascii="Charis SIL Regular" w:hAnsi="Charis SIL Regular" w:eastAsia="Charis SIL Regular"/>
-          <w:b w:val="0"/>
-          <w:i w:val="0"/>
-          <w:color w:val="000000"/>
-          <w:sz w:val="24"/>
-        </w:rPr>
-        <w:hyperlink r:id="rId14" w:history="1">
-          <w:r>
-            <w:rPr>
-              <w:rStyle w:val="Hyperlink"/>
-            </w:rPr>
-            <w:t>53 t</w:t>
-          </w:r>
-        </w:hyperlink>
-      </w:r>
-      <w:r>
-        <w:rPr>
-          <w:u w:val="single" w:color="0000ff"/>
-          <w:rFonts w:ascii="Charis SIL Regular" w:hAnsi="Charis SIL Regular" w:eastAsia="Charis SIL Regular"/>
-          <w:b w:val="0"/>
-          <w:i w:val="0"/>
-          <w:color w:val="000000"/>
-          <w:sz w:val="24"/>
-        </w:rPr>
-        <w:hyperlink r:id="rId14" w:history="1">
-          <w:r>
-            <w:rPr>
-              <w:rStyle w:val="Hyperlink"/>
-            </w:rPr>
-            <w:t>e</w:t>
-          </w:r>
-        </w:hyperlink>
-      </w:r>
-      <w:r>
-        <w:rPr>
-          <w:u w:val="single" w:color="0000ff"/>
-          <w:rFonts w:ascii="Charis SIL Regular" w:hAnsi="Charis SIL Regular" w:eastAsia="Charis SIL Regular"/>
-          <w:b w:val="0"/>
-          <w:i w:val="0"/>
-          <w:color w:val="000000"/>
-          <w:sz w:val="24"/>
-        </w:rPr>
-        <w:hyperlink r:id="rId14" w:history="1">
-          <w:r>
-            <w:rPr>
-              <w:rStyle w:val="Hyperlink"/>
-            </w:rPr>
-            <w:t xml:space="preserve"> zien. In</w:t>
-          </w:r>
-        </w:hyperlink>
-      </w:r>
-      <w:r>
-        <w:rPr>
-          <w:u w:val="single" w:color="0000ff"/>
-          <w:rFonts w:ascii="Charis SIL Regular" w:hAnsi="Charis SIL Regular" w:eastAsia="Charis SIL Regular"/>
-          <w:b w:val="0"/>
-          <w:i w:val="0"/>
-          <w:color w:val="000000"/>
-          <w:sz w:val="24"/>
-        </w:rPr>
-        <w:hyperlink r:id="rId14" w:history="1">
-          <w:r>
-            <w:rPr>
-              <w:rStyle w:val="Hyperlink"/>
-            </w:rPr>
-            <w:t xml:space="preserve"> de </w:t>
-          </w:r>
-        </w:hyperlink>
+        <w:t xml:space="preserve">953 te zien. In de </w:t>
       </w:r>
       <w:r>
         <w:rPr>
@@ -1267,24 +1139,13 @@
       </w:r>
       <w:r>
         <w:rPr>
-          <w:u w:val="single" w:color="0000ff"/>
           <w:rFonts w:ascii="Charis SIL Regular" w:hAnsi="Charis SIL Regular" w:eastAsia="Charis SIL Regular"/>
           <w:b w:val="0"/>
           <w:i w:val="0"/>
           <w:color w:val="000000"/>
           <w:sz w:val="24"/>
         </w:rPr>
-        <w:t>i</w:t>
-      </w:r>
-      <w:r>
-        <w:rPr>
-          <w:rFonts w:ascii="Charis SIL Regular" w:hAnsi="Charis SIL Regular" w:eastAsia="Charis SIL Regular"/>
-          <w:b w:val="0"/>
-          <w:i w:val="0"/>
-          <w:color w:val="000000"/>
-          <w:sz w:val="24"/>
-        </w:rPr>
-        <w:t xml:space="preserve">sch Museum in Delft (het latere </w:t>
+        <w:t xml:space="preserve">isch Museum in Delft (het latere </w:t>
       </w:r>
       <w:r>
         <w:rPr>

--- a/EXPORTS/DOCX/published/niveau3/Dutch/WageningenUniversity.docx
+++ b/EXPORTS/DOCX/published/niveau3/Dutch/WageningenUniversity.docx
@@ -974,7 +974,7 @@
           <w:color w:val="000000"/>
           <w:sz w:val="24"/>
         </w:rPr>
-        <w:t>lector van de Landbouwhogeschool, was vanaf ca. 1946 tot 1</w:t>
+        <w:t>lector van d</w:t>
       </w:r>
       <w:r>
         <w:rPr>
@@ -985,7 +985,143 @@
           <w:color w:val="000000"/>
           <w:sz w:val="24"/>
         </w:rPr>
-        <w:t xml:space="preserve">953 te zien. In de </w:t>
+        <w:hyperlink r:id="rId13" w:history="1">
+          <w:r>
+            <w:rPr>
+              <w:rStyle w:val="Hyperlink"/>
+            </w:rPr>
+            <w:t>e Landbo</w:t>
+          </w:r>
+        </w:hyperlink>
+      </w:r>
+      <w:r>
+        <w:rPr>
+          <w:u w:val="single" w:color="0000ff"/>
+          <w:rFonts w:ascii="Charis SIL Regular" w:hAnsi="Charis SIL Regular" w:eastAsia="Charis SIL Regular"/>
+          <w:b w:val="0"/>
+          <w:i w:val="0"/>
+          <w:color w:val="000000"/>
+          <w:sz w:val="24"/>
+        </w:rPr>
+        <w:hyperlink r:id="rId13" w:history="1">
+          <w:r>
+            <w:rPr>
+              <w:rStyle w:val="Hyperlink"/>
+            </w:rPr>
+            <w:t>u</w:t>
+          </w:r>
+        </w:hyperlink>
+      </w:r>
+      <w:r>
+        <w:rPr>
+          <w:u w:val="single" w:color="0000ff"/>
+          <w:rFonts w:ascii="Charis SIL Regular" w:hAnsi="Charis SIL Regular" w:eastAsia="Charis SIL Regular"/>
+          <w:b w:val="0"/>
+          <w:i w:val="0"/>
+          <w:color w:val="000000"/>
+          <w:sz w:val="24"/>
+        </w:rPr>
+        <w:hyperlink r:id="rId13" w:history="1">
+          <w:r>
+            <w:rPr>
+              <w:rStyle w:val="Hyperlink"/>
+            </w:rPr>
+            <w:t>whogesc</w:t>
+          </w:r>
+        </w:hyperlink>
+      </w:r>
+      <w:r>
+        <w:rPr>
+          <w:rFonts w:ascii="Charis SIL Regular" w:hAnsi="Charis SIL Regular" w:eastAsia="Charis SIL Regular"/>
+          <w:b w:val="0"/>
+          <w:i w:val="0"/>
+          <w:color w:val="000000"/>
+          <w:sz w:val="24"/>
+        </w:rPr>
+        <w:t>hool, was vanaf ca. 1946 tot 1</w:t>
+      </w:r>
+      <w:r>
+        <w:rPr>
+          <w:u w:val="single" w:color="0000ff"/>
+          <w:rFonts w:ascii="Charis SIL Regular" w:hAnsi="Charis SIL Regular" w:eastAsia="Charis SIL Regular"/>
+          <w:b w:val="0"/>
+          <w:i w:val="0"/>
+          <w:color w:val="000000"/>
+          <w:sz w:val="24"/>
+        </w:rPr>
+        <w:t>9</w:t>
+      </w:r>
+      <w:r>
+        <w:rPr>
+          <w:u w:val="single" w:color="0000ff"/>
+          <w:rFonts w:ascii="Charis SIL Regular" w:hAnsi="Charis SIL Regular" w:eastAsia="Charis SIL Regular"/>
+          <w:b w:val="0"/>
+          <w:i w:val="0"/>
+          <w:color w:val="000000"/>
+          <w:sz w:val="24"/>
+        </w:rPr>
+        <w:hyperlink r:id="rId14" w:history="1">
+          <w:r>
+            <w:rPr>
+              <w:rStyle w:val="Hyperlink"/>
+            </w:rPr>
+            <w:t>53 t</w:t>
+          </w:r>
+        </w:hyperlink>
+      </w:r>
+      <w:r>
+        <w:rPr>
+          <w:u w:val="single" w:color="0000ff"/>
+          <w:rFonts w:ascii="Charis SIL Regular" w:hAnsi="Charis SIL Regular" w:eastAsia="Charis SIL Regular"/>
+          <w:b w:val="0"/>
+          <w:i w:val="0"/>
+          <w:color w:val="000000"/>
+          <w:sz w:val="24"/>
+        </w:rPr>
+        <w:hyperlink r:id="rId14" w:history="1">
+          <w:r>
+            <w:rPr>
+              <w:rStyle w:val="Hyperlink"/>
+            </w:rPr>
+            <w:t>e</w:t>
+          </w:r>
+        </w:hyperlink>
+      </w:r>
+      <w:r>
+        <w:rPr>
+          <w:u w:val="single" w:color="0000ff"/>
+          <w:rFonts w:ascii="Charis SIL Regular" w:hAnsi="Charis SIL Regular" w:eastAsia="Charis SIL Regular"/>
+          <w:b w:val="0"/>
+          <w:i w:val="0"/>
+          <w:color w:val="000000"/>
+          <w:sz w:val="24"/>
+        </w:rPr>
+        <w:hyperlink r:id="rId14" w:history="1">
+          <w:r>
+            <w:rPr>
+              <w:rStyle w:val="Hyperlink"/>
+            </w:rPr>
+            <w:t xml:space="preserve"> zien. In</w:t>
+          </w:r>
+        </w:hyperlink>
+      </w:r>
+      <w:r>
+        <w:rPr>
+          <w:u w:val="single" w:color="0000ff"/>
+          <w:rFonts w:ascii="Charis SIL Regular" w:hAnsi="Charis SIL Regular" w:eastAsia="Charis SIL Regular"/>
+          <w:b w:val="0"/>
+          <w:i w:val="0"/>
+          <w:color w:val="000000"/>
+          <w:sz w:val="24"/>
+        </w:rPr>
+        <w:hyperlink r:id="rId14" w:history="1">
+          <w:r>
+            <w:rPr>
+              <w:rStyle w:val="Hyperlink"/>
+            </w:rPr>
+            <w:t xml:space="preserve"> de </w:t>
+          </w:r>
+        </w:hyperlink>
       </w:r>
       <w:r>
         <w:rPr>

--- a/EXPORTS/DOCX/published/niveau3/Dutch/WageningenUniversity.docx
+++ b/EXPORTS/DOCX/published/niveau3/Dutch/WageningenUniversity.docx
@@ -328,7 +328,7 @@
           <w:sz w:val="24"/>
           <w:u w:val="single"/>
         </w:rPr>
-        <w:hyperlink r:id="rId9" w:history="1">
+        <w:hyperlink r:id="rId10" w:history="1">
           <w:r>
             <w:rPr>
               <w:rStyle w:val="Hyperlink"/>
@@ -346,7 +346,7 @@
           <w:sz w:val="24"/>
           <w:u w:val="single"/>
         </w:rPr>
-        <w:hyperlink r:id="rId9" w:history="1">
+        <w:hyperlink r:id="rId10" w:history="1">
           <w:r>
             <w:rPr>
               <w:rStyle w:val="Hyperlink"/>
@@ -364,7 +364,7 @@
           <w:sz w:val="24"/>
           <w:u w:val="single"/>
         </w:rPr>
-        <w:hyperlink r:id="rId9" w:history="1">
+        <w:hyperlink r:id="rId10" w:history="1">
           <w:r>
             <w:rPr>
               <w:rStyle w:val="Hyperlink"/>
@@ -382,7 +382,7 @@
           <w:sz w:val="24"/>
           <w:u w:val="single"/>
         </w:rPr>
-        <w:hyperlink r:id="rId9" w:history="1">
+        <w:hyperlink r:id="rId10" w:history="1">
           <w:r>
             <w:rPr>
               <w:rStyle w:val="Hyperlink"/>
@@ -590,7 +590,7 @@
           <w:sz w:val="24"/>
           <w:u w:val="single"/>
         </w:rPr>
-        <w:hyperlink r:id="rId12" w:history="1">
+        <w:hyperlink r:id="rId11" w:history="1">
           <w:r>
             <w:rPr>
               <w:rStyle w:val="Hyperlink"/>
@@ -608,7 +608,7 @@
           <w:sz w:val="24"/>
           <w:u w:val="single"/>
         </w:rPr>
-        <w:hyperlink r:id="rId12" w:history="1">
+        <w:hyperlink r:id="rId11" w:history="1">
           <w:r>
             <w:rPr>
               <w:rStyle w:val="Hyperlink"/>
@@ -626,7 +626,7 @@
           <w:sz w:val="24"/>
           <w:u w:val="single"/>
         </w:rPr>
-        <w:hyperlink r:id="rId12" w:history="1">
+        <w:hyperlink r:id="rId11" w:history="1">
           <w:r>
             <w:rPr>
               <w:rStyle w:val="Hyperlink"/>
@@ -655,7 +655,7 @@
           <w:sz w:val="24"/>
           <w:u w:val="single"/>
         </w:rPr>
-        <w:hyperlink r:id="rId12" w:history="1">
+        <w:hyperlink r:id="rId11" w:history="1">
           <w:r>
             <w:rPr>
               <w:rStyle w:val="Hyperlink"/>
@@ -704,32 +704,7 @@
           <w:color w:val="000000"/>
           <w:sz w:val="24"/>
         </w:rPr>
-        <w:hyperlink r:id="rId12" w:history="1">
-          <w:r>
-            <w:rPr>
-              <w:rStyle w:val="Hyperlink"/>
-            </w:rPr>
-            <w:t>nesische voor</w:t>
-          </w:r>
-        </w:hyperlink>
-      </w:r>
-      <w:r>
-        <w:rPr>
-          <w:u w:val="single" w:color="0000ff"/>
-          <w:rFonts w:ascii="Charis SIL Regular" w:hAnsi="Charis SIL Regular" w:eastAsia="Charis SIL Regular"/>
-          <w:b w:val="0"/>
-          <w:i w:val="0"/>
-          <w:color w:val="000000"/>
-          <w:sz w:val="24"/>
-        </w:rPr>
-        <w:hyperlink r:id="rId12" w:history="1">
-          <w:r>
-            <w:rPr>
-              <w:rStyle w:val="Hyperlink"/>
-            </w:rPr>
-            <w:t>werp</w:t>
-          </w:r>
-        </w:hyperlink>
+        <w:t>nesische voorwerp</w:t>
       </w:r>
       <w:r>
         <w:rPr>
@@ -767,14 +742,7 @@
           <w:color w:val="000000"/>
           <w:sz w:val="24"/>
         </w:rPr>
-        <w:hyperlink r:id="rId12" w:history="1">
-          <w:r>
-            <w:rPr>
-              <w:rStyle w:val="Hyperlink"/>
-            </w:rPr>
-            <w:t xml:space="preserve">toenmalige </w:t>
-          </w:r>
-        </w:hyperlink>
+        <w:t xml:space="preserve">toenmalige </w:t>
       </w:r>
       <w:r>
         <w:rPr>
@@ -785,7 +753,7 @@
           <w:sz w:val="24"/>
           <w:u w:val="single"/>
         </w:rPr>
-        <w:hyperlink r:id="rId12" w:history="1">
+        <w:hyperlink r:id="rId13" w:history="1">
           <w:r>
             <w:rPr>
               <w:rStyle w:val="Hyperlink"/>
@@ -1225,25 +1193,7 @@
           <w:color w:val="000000"/>
           <w:sz w:val="24"/>
         </w:rPr>
-        <w:t xml:space="preserve"> en vanaf 1962 werd de collectie verdeeld over het Gymnasium in</w:t>
-      </w:r>
-      <w:r>
-        <w:rPr>
-          <w:u w:val="single" w:color="0000ff"/>
-          <w:rFonts w:ascii="Charis SIL Regular" w:hAnsi="Charis SIL Regular" w:eastAsia="Charis SIL Regular"/>
-          <w:b w:val="0"/>
-          <w:i w:val="0"/>
-          <w:color w:val="000000"/>
-          <w:sz w:val="24"/>
-        </w:rPr>
-        <w:hyperlink r:id="rId15" w:history="1">
-          <w:r>
-            <w:rPr>
-              <w:rStyle w:val="Hyperlink"/>
-            </w:rPr>
-            <w:t xml:space="preserve"> Schiedam e</w:t>
-          </w:r>
-        </w:hyperlink>
+        <w:t xml:space="preserve"> en vanaf 1962 werd de collectie verdeeld over het Gymnasium in Schiedam en het </w:t>
       </w:r>
       <w:r>
         <w:rPr>
@@ -1253,35 +1203,7 @@
           <w:color w:val="000000"/>
           <w:sz w:val="24"/>
         </w:rPr>
-        <w:t xml:space="preserve">n het </w:t>
-      </w:r>
-      <w:r>
-        <w:rPr>
-          <w:u w:val="single" w:color="0000ff"/>
-          <w:rFonts w:ascii="Charis SIL Regular" w:hAnsi="Charis SIL Regular" w:eastAsia="Charis SIL Regular"/>
-          <w:b w:val="0"/>
-          <w:i w:val="0"/>
-          <w:color w:val="000000"/>
-          <w:sz w:val="24"/>
-        </w:rPr>
-        <w:hyperlink r:id="rId15" w:history="1">
-          <w:r>
-            <w:rPr>
-              <w:rStyle w:val="Hyperlink"/>
-            </w:rPr>
-            <w:t>Etnograf</w:t>
-          </w:r>
-        </w:hyperlink>
-      </w:r>
-      <w:r>
-        <w:rPr>
-          <w:rFonts w:ascii="Charis SIL Regular" w:hAnsi="Charis SIL Regular" w:eastAsia="Charis SIL Regular"/>
-          <w:b w:val="0"/>
-          <w:i w:val="0"/>
-          <w:color w:val="000000"/>
-          <w:sz w:val="24"/>
-        </w:rPr>
-        <w:t xml:space="preserve">isch Museum in Delft (het latere </w:t>
+        <w:t xml:space="preserve">Etnografisch Museum in Delft (het latere </w:t>
       </w:r>
       <w:r>
         <w:rPr>

--- a/EXPORTS/DOCX/published/niveau3/Dutch/WageningenUniversity.docx
+++ b/EXPORTS/DOCX/published/niveau3/Dutch/WageningenUniversity.docx
@@ -263,7 +263,25 @@
           <w:color w:val="000000"/>
           <w:sz w:val="24"/>
         </w:rPr>
-        <w:t>had vanaf begin 20ste eeuw een museumopstelling met voorwerpen u</w:t>
+        <w:t>had vanaf begin 20ste eeuw een museumopstelling met v</w:t>
+      </w:r>
+      <w:r>
+        <w:rPr>
+          <w:u w:val="single" w:color="0000ff"/>
+          <w:rFonts w:ascii="Charis SIL Regular" w:hAnsi="Charis SIL Regular" w:eastAsia="Charis SIL Regular"/>
+          <w:b w:val="0"/>
+          <w:i w:val="0"/>
+          <w:color w:val="000000"/>
+          <w:sz w:val="24"/>
+        </w:rPr>
+        <w:hyperlink r:id="rId9" w:history="1">
+          <w:r>
+            <w:rPr>
+              <w:rStyle w:val="Hyperlink"/>
+            </w:rPr>
+            <w:t>oorwerpen u</w:t>
+          </w:r>
+        </w:hyperlink>
       </w:r>
       <w:r>
         <w:rPr>
@@ -292,7 +310,7 @@
           <w:sz w:val="24"/>
           <w:u w:val="single"/>
         </w:rPr>
-        <w:hyperlink r:id="rId9" w:history="1">
+        <w:hyperlink r:id="rId10" w:history="1">
           <w:r>
             <w:rPr>
               <w:rStyle w:val="Hyperlink"/>
@@ -310,7 +328,7 @@
           <w:sz w:val="24"/>
           <w:u w:val="single"/>
         </w:rPr>
-        <w:hyperlink r:id="rId9" w:history="1">
+        <w:hyperlink r:id="rId10" w:history="1">
           <w:r>
             <w:rPr>
               <w:rStyle w:val="Hyperlink"/>
@@ -328,7 +346,7 @@
           <w:sz w:val="24"/>
           <w:u w:val="single"/>
         </w:rPr>
-        <w:hyperlink r:id="rId10" w:history="1">
+        <w:hyperlink r:id="rId9" w:history="1">
           <w:r>
             <w:rPr>
               <w:rStyle w:val="Hyperlink"/>
@@ -346,7 +364,7 @@
           <w:sz w:val="24"/>
           <w:u w:val="single"/>
         </w:rPr>
-        <w:hyperlink r:id="rId10" w:history="1">
+        <w:hyperlink r:id="rId9" w:history="1">
           <w:r>
             <w:rPr>
               <w:rStyle w:val="Hyperlink"/>
@@ -364,7 +382,7 @@
           <w:sz w:val="24"/>
           <w:u w:val="single"/>
         </w:rPr>
-        <w:hyperlink r:id="rId10" w:history="1">
+        <w:hyperlink r:id="rId9" w:history="1">
           <w:r>
             <w:rPr>
               <w:rStyle w:val="Hyperlink"/>
@@ -382,7 +400,7 @@
           <w:sz w:val="24"/>
           <w:u w:val="single"/>
         </w:rPr>
-        <w:hyperlink r:id="rId10" w:history="1">
+        <w:hyperlink r:id="rId9" w:history="1">
           <w:r>
             <w:rPr>
               <w:rStyle w:val="Hyperlink"/>
@@ -704,7 +722,32 @@
           <w:color w:val="000000"/>
           <w:sz w:val="24"/>
         </w:rPr>
-        <w:t>nesische voorwerp</w:t>
+        <w:hyperlink r:id="rId12" w:history="1">
+          <w:r>
+            <w:rPr>
+              <w:rStyle w:val="Hyperlink"/>
+            </w:rPr>
+            <w:t>nesische voor</w:t>
+          </w:r>
+        </w:hyperlink>
+      </w:r>
+      <w:r>
+        <w:rPr>
+          <w:u w:val="single" w:color="0000ff"/>
+          <w:rFonts w:ascii="Charis SIL Regular" w:hAnsi="Charis SIL Regular" w:eastAsia="Charis SIL Regular"/>
+          <w:b w:val="0"/>
+          <w:i w:val="0"/>
+          <w:color w:val="000000"/>
+          <w:sz w:val="24"/>
+        </w:rPr>
+        <w:hyperlink r:id="rId12" w:history="1">
+          <w:r>
+            <w:rPr>
+              <w:rStyle w:val="Hyperlink"/>
+            </w:rPr>
+            <w:t>werp</w:t>
+          </w:r>
+        </w:hyperlink>
       </w:r>
       <w:r>
         <w:rPr>
@@ -742,7 +785,14 @@
           <w:color w:val="000000"/>
           <w:sz w:val="24"/>
         </w:rPr>
-        <w:t xml:space="preserve">toenmalige </w:t>
+        <w:hyperlink r:id="rId12" w:history="1">
+          <w:r>
+            <w:rPr>
+              <w:rStyle w:val="Hyperlink"/>
+            </w:rPr>
+            <w:t xml:space="preserve">toenmalige </w:t>
+          </w:r>
+        </w:hyperlink>
       </w:r>
       <w:r>
         <w:rPr>
@@ -753,7 +803,7 @@
           <w:sz w:val="24"/>
           <w:u w:val="single"/>
         </w:rPr>
-        <w:hyperlink r:id="rId13" w:history="1">
+        <w:hyperlink r:id="rId12" w:history="1">
           <w:r>
             <w:rPr>
               <w:rStyle w:val="Hyperlink"/>
@@ -1193,7 +1243,25 @@
           <w:color w:val="000000"/>
           <w:sz w:val="24"/>
         </w:rPr>
-        <w:t xml:space="preserve"> en vanaf 1962 werd de collectie verdeeld over het Gymnasium in Schiedam en het </w:t>
+        <w:t xml:space="preserve"> en vanaf 1962 werd de collectie verdeeld over het Gymnasium in</w:t>
+      </w:r>
+      <w:r>
+        <w:rPr>
+          <w:u w:val="single" w:color="0000ff"/>
+          <w:rFonts w:ascii="Charis SIL Regular" w:hAnsi="Charis SIL Regular" w:eastAsia="Charis SIL Regular"/>
+          <w:b w:val="0"/>
+          <w:i w:val="0"/>
+          <w:color w:val="000000"/>
+          <w:sz w:val="24"/>
+        </w:rPr>
+        <w:hyperlink r:id="rId15" w:history="1">
+          <w:r>
+            <w:rPr>
+              <w:rStyle w:val="Hyperlink"/>
+            </w:rPr>
+            <w:t xml:space="preserve"> Schiedam e</w:t>
+          </w:r>
+        </w:hyperlink>
       </w:r>
       <w:r>
         <w:rPr>
@@ -1203,7 +1271,46 @@
           <w:color w:val="000000"/>
           <w:sz w:val="24"/>
         </w:rPr>
-        <w:t xml:space="preserve">Etnografisch Museum in Delft (het latere </w:t>
+        <w:t xml:space="preserve">n het </w:t>
+      </w:r>
+      <w:r>
+        <w:rPr>
+          <w:u w:val="single" w:color="0000ff"/>
+          <w:rFonts w:ascii="Charis SIL Regular" w:hAnsi="Charis SIL Regular" w:eastAsia="Charis SIL Regular"/>
+          <w:b w:val="0"/>
+          <w:i w:val="0"/>
+          <w:color w:val="000000"/>
+          <w:sz w:val="24"/>
+        </w:rPr>
+        <w:hyperlink r:id="rId15" w:history="1">
+          <w:r>
+            <w:rPr>
+              <w:rStyle w:val="Hyperlink"/>
+            </w:rPr>
+            <w:t>Etnograf</w:t>
+          </w:r>
+        </w:hyperlink>
+      </w:r>
+      <w:r>
+        <w:rPr>
+          <w:u w:val="single" w:color="0000ff"/>
+          <w:rFonts w:ascii="Charis SIL Regular" w:hAnsi="Charis SIL Regular" w:eastAsia="Charis SIL Regular"/>
+          <w:b w:val="0"/>
+          <w:i w:val="0"/>
+          <w:color w:val="000000"/>
+          <w:sz w:val="24"/>
+        </w:rPr>
+        <w:t>i</w:t>
+      </w:r>
+      <w:r>
+        <w:rPr>
+          <w:rFonts w:ascii="Charis SIL Regular" w:hAnsi="Charis SIL Regular" w:eastAsia="Charis SIL Regular"/>
+          <w:b w:val="0"/>
+          <w:i w:val="0"/>
+          <w:color w:val="000000"/>
+          <w:sz w:val="24"/>
+        </w:rPr>
+        <w:t xml:space="preserve">sch Museum in Delft (het latere </w:t>
       </w:r>
       <w:r>
         <w:rPr>
@@ -2033,14 +2140,7 @@
           <w:color w:val="000000"/>
           <w:sz w:val="24"/>
         </w:rPr>
-        <w:hyperlink r:id="rId19" w:history="1">
-          <w:r>
-            <w:rPr>
-              <w:rStyle w:val="Hyperlink"/>
-            </w:rPr>
-            <w:t>eert arch</w:t>
-          </w:r>
-        </w:hyperlink>
+        <w:t>eert arch</w:t>
       </w:r>
       <w:r>
         <w:rPr>

--- a/EXPORTS/DOCX/published/niveau3/Dutch/WageningenUniversity.docx
+++ b/EXPORTS/DOCX/published/niveau3/Dutch/WageningenUniversity.docx
@@ -310,7 +310,7 @@
           <w:sz w:val="24"/>
           <w:u w:val="single"/>
         </w:rPr>
-        <w:hyperlink r:id="rId10" w:history="1">
+        <w:hyperlink r:id="rId9" w:history="1">
           <w:r>
             <w:rPr>
               <w:rStyle w:val="Hyperlink"/>
@@ -328,7 +328,7 @@
           <w:sz w:val="24"/>
           <w:u w:val="single"/>
         </w:rPr>
-        <w:hyperlink r:id="rId10" w:history="1">
+        <w:hyperlink r:id="rId9" w:history="1">
           <w:r>
             <w:rPr>
               <w:rStyle w:val="Hyperlink"/>
@@ -400,7 +400,7 @@
           <w:sz w:val="24"/>
           <w:u w:val="single"/>
         </w:rPr>
-        <w:hyperlink r:id="rId9" w:history="1">
+        <w:hyperlink r:id="rId10" w:history="1">
           <w:r>
             <w:rPr>
               <w:rStyle w:val="Hyperlink"/>
@@ -445,25 +445,7 @@
           <w:color w:val="000000"/>
           <w:sz w:val="24"/>
         </w:rPr>
-        <w:t>gebruikt werd bij het onderwijs in de land- en volkenkunde. Deze verza</w:t>
-      </w:r>
-      <w:r>
-        <w:rPr>
-          <w:u w:val="single" w:color="0000ff"/>
-          <w:rFonts w:ascii="Charis SIL Regular" w:hAnsi="Charis SIL Regular" w:eastAsia="Charis SIL Regular"/>
-          <w:b w:val="0"/>
-          <w:i w:val="0"/>
-          <w:color w:val="000000"/>
-          <w:sz w:val="24"/>
-        </w:rPr>
-        <w:hyperlink r:id="rId10" w:history="1">
-          <w:r>
-            <w:rPr>
-              <w:rStyle w:val="Hyperlink"/>
-            </w:rPr>
-            <w:t xml:space="preserve">meling werd </w:t>
-          </w:r>
-        </w:hyperlink>
+        <w:t xml:space="preserve">gebruikt werd bij het onderwijs in de land- en volkenkunde. Deze verzameling werd </w:t>
       </w:r>
       <w:r>
         <w:rPr>
@@ -778,21 +760,13 @@
       </w:r>
       <w:r>
         <w:rPr>
-          <w:u w:val="single" w:color="0000ff"/>
           <w:rFonts w:ascii="Charis SIL Regular" w:hAnsi="Charis SIL Regular" w:eastAsia="Charis SIL Regular"/>
           <w:b w:val="0"/>
           <w:i w:val="0"/>
           <w:color w:val="000000"/>
           <w:sz w:val="24"/>
         </w:rPr>
-        <w:hyperlink r:id="rId12" w:history="1">
-          <w:r>
-            <w:rPr>
-              <w:rStyle w:val="Hyperlink"/>
-            </w:rPr>
-            <w:t xml:space="preserve">toenmalige </w:t>
-          </w:r>
-        </w:hyperlink>
+        <w:t xml:space="preserve">toenmalige </w:t>
       </w:r>
       <w:r>
         <w:rPr>
@@ -2140,7 +2114,14 @@
           <w:color w:val="000000"/>
           <w:sz w:val="24"/>
         </w:rPr>
-        <w:t>eert arch</w:t>
+        <w:hyperlink r:id="rId19" w:history="1">
+          <w:r>
+            <w:rPr>
+              <w:rStyle w:val="Hyperlink"/>
+            </w:rPr>
+            <w:t>eert arch</w:t>
+          </w:r>
+        </w:hyperlink>
       </w:r>
       <w:r>
         <w:rPr>

--- a/EXPORTS/DOCX/published/niveau3/Dutch/WageningenUniversity.docx
+++ b/EXPORTS/DOCX/published/niveau3/Dutch/WageningenUniversity.docx
@@ -400,7 +400,7 @@
           <w:sz w:val="24"/>
           <w:u w:val="single"/>
         </w:rPr>
-        <w:hyperlink r:id="rId10" w:history="1">
+        <w:hyperlink r:id="rId9" w:history="1">
           <w:r>
             <w:rPr>
               <w:rStyle w:val="Hyperlink"/>
@@ -445,7 +445,25 @@
           <w:color w:val="000000"/>
           <w:sz w:val="24"/>
         </w:rPr>
-        <w:t xml:space="preserve">gebruikt werd bij het onderwijs in de land- en volkenkunde. Deze verzameling werd </w:t>
+        <w:t>gebruikt werd bij het onderwijs in de land- en volkenkunde. Deze verza</w:t>
+      </w:r>
+      <w:r>
+        <w:rPr>
+          <w:u w:val="single" w:color="0000ff"/>
+          <w:rFonts w:ascii="Charis SIL Regular" w:hAnsi="Charis SIL Regular" w:eastAsia="Charis SIL Regular"/>
+          <w:b w:val="0"/>
+          <w:i w:val="0"/>
+          <w:color w:val="000000"/>
+          <w:sz w:val="24"/>
+        </w:rPr>
+        <w:hyperlink r:id="rId10" w:history="1">
+          <w:r>
+            <w:rPr>
+              <w:rStyle w:val="Hyperlink"/>
+            </w:rPr>
+            <w:t xml:space="preserve">meling werd </w:t>
+          </w:r>
+        </w:hyperlink>
       </w:r>
       <w:r>
         <w:rPr>
@@ -590,7 +608,7 @@
           <w:sz w:val="24"/>
           <w:u w:val="single"/>
         </w:rPr>
-        <w:hyperlink r:id="rId11" w:history="1">
+        <w:hyperlink r:id="rId12" w:history="1">
           <w:r>
             <w:rPr>
               <w:rStyle w:val="Hyperlink"/>
@@ -760,13 +778,21 @@
       </w:r>
       <w:r>
         <w:rPr>
+          <w:u w:val="single" w:color="0000ff"/>
           <w:rFonts w:ascii="Charis SIL Regular" w:hAnsi="Charis SIL Regular" w:eastAsia="Charis SIL Regular"/>
           <w:b w:val="0"/>
           <w:i w:val="0"/>
           <w:color w:val="000000"/>
           <w:sz w:val="24"/>
         </w:rPr>
-        <w:t xml:space="preserve">toenmalige </w:t>
+        <w:hyperlink r:id="rId12" w:history="1">
+          <w:r>
+            <w:rPr>
+              <w:rStyle w:val="Hyperlink"/>
+            </w:rPr>
+            <w:t xml:space="preserve">toenmalige </w:t>
+          </w:r>
+        </w:hyperlink>
       </w:r>
       <w:r>
         <w:rPr>

--- a/EXPORTS/DOCX/published/niveau3/Dutch/WageningenUniversity.docx
+++ b/EXPORTS/DOCX/published/niveau3/Dutch/WageningenUniversity.docx
@@ -310,7 +310,7 @@
           <w:sz w:val="24"/>
           <w:u w:val="single"/>
         </w:rPr>
-        <w:hyperlink r:id="rId9" w:history="1">
+        <w:hyperlink r:id="rId10" w:history="1">
           <w:r>
             <w:rPr>
               <w:rStyle w:val="Hyperlink"/>
@@ -328,7 +328,7 @@
           <w:sz w:val="24"/>
           <w:u w:val="single"/>
         </w:rPr>
-        <w:hyperlink r:id="rId9" w:history="1">
+        <w:hyperlink r:id="rId10" w:history="1">
           <w:r>
             <w:rPr>
               <w:rStyle w:val="Hyperlink"/>
@@ -346,7 +346,7 @@
           <w:sz w:val="24"/>
           <w:u w:val="single"/>
         </w:rPr>
-        <w:hyperlink r:id="rId9" w:history="1">
+        <w:hyperlink r:id="rId10" w:history="1">
           <w:r>
             <w:rPr>
               <w:rStyle w:val="Hyperlink"/>
@@ -364,7 +364,7 @@
           <w:sz w:val="24"/>
           <w:u w:val="single"/>
         </w:rPr>
-        <w:hyperlink r:id="rId9" w:history="1">
+        <w:hyperlink r:id="rId10" w:history="1">
           <w:r>
             <w:rPr>
               <w:rStyle w:val="Hyperlink"/>
@@ -608,7 +608,7 @@
           <w:sz w:val="24"/>
           <w:u w:val="single"/>
         </w:rPr>
-        <w:hyperlink r:id="rId12" w:history="1">
+        <w:hyperlink r:id="rId11" w:history="1">
           <w:r>
             <w:rPr>
               <w:rStyle w:val="Hyperlink"/>
@@ -2065,89 +2065,7 @@
           <w:color w:val="000000"/>
           <w:sz w:val="24"/>
         </w:rPr>
-        <w:t>Volkenkunde. H</w:t>
-      </w:r>
-      <w:r>
-        <w:rPr>
-          <w:u w:val="single" w:color="0000ff"/>
-          <w:rFonts w:ascii="Charis SIL Regular" w:hAnsi="Charis SIL Regular" w:eastAsia="Charis SIL Regular"/>
-          <w:b w:val="0"/>
-          <w:i w:val="0"/>
-          <w:color w:val="000000"/>
-          <w:sz w:val="24"/>
-        </w:rPr>
-        <w:hyperlink r:id="rId18" w:history="1">
-          <w:r>
-            <w:rPr>
-              <w:rStyle w:val="Hyperlink"/>
-            </w:rPr>
-            <w:t>et N</w:t>
-          </w:r>
-        </w:hyperlink>
-      </w:r>
-      <w:r>
-        <w:rPr>
-          <w:u w:val="single" w:color="0000ff"/>
-          <w:rFonts w:ascii="Charis SIL Regular" w:hAnsi="Charis SIL Regular" w:eastAsia="Charis SIL Regular"/>
-          <w:b w:val="0"/>
-          <w:i w:val="0"/>
-          <w:color w:val="000000"/>
-          <w:sz w:val="24"/>
-        </w:rPr>
-        <w:hyperlink r:id="rId18" w:history="1">
-          <w:r>
-            <w:rPr>
-              <w:rStyle w:val="Hyperlink"/>
-            </w:rPr>
-            <w:t>a</w:t>
-          </w:r>
-        </w:hyperlink>
-      </w:r>
-      <w:r>
-        <w:rPr>
-          <w:u w:val="single" w:color="0000ff"/>
-          <w:rFonts w:ascii="Charis SIL Regular" w:hAnsi="Charis SIL Regular" w:eastAsia="Charis SIL Regular"/>
-          <w:b w:val="0"/>
-          <w:i w:val="0"/>
-          <w:color w:val="000000"/>
-          <w:sz w:val="24"/>
-        </w:rPr>
-        <w:hyperlink r:id="rId18" w:history="1">
-          <w:r>
-            <w:rPr>
-              <w:rStyle w:val="Hyperlink"/>
-            </w:rPr>
-            <w:t>tiona</w:t>
-          </w:r>
-        </w:hyperlink>
-      </w:r>
-      <w:r>
-        <w:rPr>
-          <w:rFonts w:ascii="Charis SIL Regular" w:hAnsi="Charis SIL Regular" w:eastAsia="Charis SIL Regular"/>
-          <w:b w:val="0"/>
-          <w:i w:val="0"/>
-          <w:color w:val="000000"/>
-          <w:sz w:val="24"/>
-        </w:rPr>
-        <w:t>al Archief beh</w:t>
-      </w:r>
-      <w:r>
-        <w:rPr>
-          <w:u w:val="single" w:color="0000ff"/>
-          <w:rFonts w:ascii="Charis SIL Regular" w:hAnsi="Charis SIL Regular" w:eastAsia="Charis SIL Regular"/>
-          <w:b w:val="0"/>
-          <w:i w:val="0"/>
-          <w:color w:val="000000"/>
-          <w:sz w:val="24"/>
-        </w:rPr>
-        <w:hyperlink r:id="rId19" w:history="1">
-          <w:r>
-            <w:rPr>
-              <w:rStyle w:val="Hyperlink"/>
-            </w:rPr>
-            <w:t>eert arch</w:t>
-          </w:r>
-        </w:hyperlink>
+        <w:t>Volkenkunde. Het Nationaal Archief beheert arch</w:t>
       </w:r>
       <w:r>
         <w:rPr>

--- a/EXPORTS/DOCX/published/niveau3/Dutch/WageningenUniversity.docx
+++ b/EXPORTS/DOCX/published/niveau3/Dutch/WageningenUniversity.docx
@@ -263,25 +263,7 @@
           <w:color w:val="000000"/>
           <w:sz w:val="24"/>
         </w:rPr>
-        <w:t>had vanaf begin 20ste eeuw een museumopstelling met v</w:t>
-      </w:r>
-      <w:r>
-        <w:rPr>
-          <w:u w:val="single" w:color="0000ff"/>
-          <w:rFonts w:ascii="Charis SIL Regular" w:hAnsi="Charis SIL Regular" w:eastAsia="Charis SIL Regular"/>
-          <w:b w:val="0"/>
-          <w:i w:val="0"/>
-          <w:color w:val="000000"/>
-          <w:sz w:val="24"/>
-        </w:rPr>
-        <w:hyperlink r:id="rId9" w:history="1">
-          <w:r>
-            <w:rPr>
-              <w:rStyle w:val="Hyperlink"/>
-            </w:rPr>
-            <w:t>oorwerpen u</w:t>
-          </w:r>
-        </w:hyperlink>
+        <w:t>had vanaf begin 20ste eeuw een museumopstelling met voorwerpen u</w:t>
       </w:r>
       <w:r>
         <w:rPr>
@@ -310,7 +292,7 @@
           <w:sz w:val="24"/>
           <w:u w:val="single"/>
         </w:rPr>
-        <w:hyperlink r:id="rId10" w:history="1">
+        <w:hyperlink r:id="rId9" w:history="1">
           <w:r>
             <w:rPr>
               <w:rStyle w:val="Hyperlink"/>
@@ -328,7 +310,7 @@
           <w:sz w:val="24"/>
           <w:u w:val="single"/>
         </w:rPr>
-        <w:hyperlink r:id="rId10" w:history="1">
+        <w:hyperlink r:id="rId9" w:history="1">
           <w:r>
             <w:rPr>
               <w:rStyle w:val="Hyperlink"/>
@@ -346,7 +328,7 @@
           <w:sz w:val="24"/>
           <w:u w:val="single"/>
         </w:rPr>
-        <w:hyperlink r:id="rId10" w:history="1">
+        <w:hyperlink r:id="rId9" w:history="1">
           <w:r>
             <w:rPr>
               <w:rStyle w:val="Hyperlink"/>
@@ -364,7 +346,7 @@
           <w:sz w:val="24"/>
           <w:u w:val="single"/>
         </w:rPr>
-        <w:hyperlink r:id="rId10" w:history="1">
+        <w:hyperlink r:id="rId9" w:history="1">
           <w:r>
             <w:rPr>
               <w:rStyle w:val="Hyperlink"/>
@@ -608,7 +590,7 @@
           <w:sz w:val="24"/>
           <w:u w:val="single"/>
         </w:rPr>
-        <w:hyperlink r:id="rId11" w:history="1">
+        <w:hyperlink r:id="rId12" w:history="1">
           <w:r>
             <w:rPr>
               <w:rStyle w:val="Hyperlink"/>
@@ -626,7 +608,7 @@
           <w:sz w:val="24"/>
           <w:u w:val="single"/>
         </w:rPr>
-        <w:hyperlink r:id="rId11" w:history="1">
+        <w:hyperlink r:id="rId12" w:history="1">
           <w:r>
             <w:rPr>
               <w:rStyle w:val="Hyperlink"/>
@@ -644,7 +626,7 @@
           <w:sz w:val="24"/>
           <w:u w:val="single"/>
         </w:rPr>
-        <w:hyperlink r:id="rId11" w:history="1">
+        <w:hyperlink r:id="rId12" w:history="1">
           <w:r>
             <w:rPr>
               <w:rStyle w:val="Hyperlink"/>
@@ -673,7 +655,7 @@
           <w:sz w:val="24"/>
           <w:u w:val="single"/>
         </w:rPr>
-        <w:hyperlink r:id="rId11" w:history="1">
+        <w:hyperlink r:id="rId12" w:history="1">
           <w:r>
             <w:rPr>
               <w:rStyle w:val="Hyperlink"/>
@@ -1293,24 +1275,13 @@
       </w:r>
       <w:r>
         <w:rPr>
-          <w:u w:val="single" w:color="0000ff"/>
           <w:rFonts w:ascii="Charis SIL Regular" w:hAnsi="Charis SIL Regular" w:eastAsia="Charis SIL Regular"/>
           <w:b w:val="0"/>
           <w:i w:val="0"/>
           <w:color w:val="000000"/>
           <w:sz w:val="24"/>
         </w:rPr>
-        <w:t>i</w:t>
-      </w:r>
-      <w:r>
-        <w:rPr>
-          <w:rFonts w:ascii="Charis SIL Regular" w:hAnsi="Charis SIL Regular" w:eastAsia="Charis SIL Regular"/>
-          <w:b w:val="0"/>
-          <w:i w:val="0"/>
-          <w:color w:val="000000"/>
-          <w:sz w:val="24"/>
-        </w:rPr>
-        <w:t xml:space="preserve">sch Museum in Delft (het latere </w:t>
+        <w:t xml:space="preserve">isch Museum in Delft (het latere </w:t>
       </w:r>
       <w:r>
         <w:rPr>
@@ -2065,7 +2036,89 @@
           <w:color w:val="000000"/>
           <w:sz w:val="24"/>
         </w:rPr>
-        <w:t>Volkenkunde. Het Nationaal Archief beheert arch</w:t>
+        <w:t>Volkenkunde. H</w:t>
+      </w:r>
+      <w:r>
+        <w:rPr>
+          <w:u w:val="single" w:color="0000ff"/>
+          <w:rFonts w:ascii="Charis SIL Regular" w:hAnsi="Charis SIL Regular" w:eastAsia="Charis SIL Regular"/>
+          <w:b w:val="0"/>
+          <w:i w:val="0"/>
+          <w:color w:val="000000"/>
+          <w:sz w:val="24"/>
+        </w:rPr>
+        <w:hyperlink r:id="rId18" w:history="1">
+          <w:r>
+            <w:rPr>
+              <w:rStyle w:val="Hyperlink"/>
+            </w:rPr>
+            <w:t>et N</w:t>
+          </w:r>
+        </w:hyperlink>
+      </w:r>
+      <w:r>
+        <w:rPr>
+          <w:u w:val="single" w:color="0000ff"/>
+          <w:rFonts w:ascii="Charis SIL Regular" w:hAnsi="Charis SIL Regular" w:eastAsia="Charis SIL Regular"/>
+          <w:b w:val="0"/>
+          <w:i w:val="0"/>
+          <w:color w:val="000000"/>
+          <w:sz w:val="24"/>
+        </w:rPr>
+        <w:hyperlink r:id="rId18" w:history="1">
+          <w:r>
+            <w:rPr>
+              <w:rStyle w:val="Hyperlink"/>
+            </w:rPr>
+            <w:t>a</w:t>
+          </w:r>
+        </w:hyperlink>
+      </w:r>
+      <w:r>
+        <w:rPr>
+          <w:u w:val="single" w:color="0000ff"/>
+          <w:rFonts w:ascii="Charis SIL Regular" w:hAnsi="Charis SIL Regular" w:eastAsia="Charis SIL Regular"/>
+          <w:b w:val="0"/>
+          <w:i w:val="0"/>
+          <w:color w:val="000000"/>
+          <w:sz w:val="24"/>
+        </w:rPr>
+        <w:hyperlink r:id="rId18" w:history="1">
+          <w:r>
+            <w:rPr>
+              <w:rStyle w:val="Hyperlink"/>
+            </w:rPr>
+            <w:t>tiona</w:t>
+          </w:r>
+        </w:hyperlink>
+      </w:r>
+      <w:r>
+        <w:rPr>
+          <w:rFonts w:ascii="Charis SIL Regular" w:hAnsi="Charis SIL Regular" w:eastAsia="Charis SIL Regular"/>
+          <w:b w:val="0"/>
+          <w:i w:val="0"/>
+          <w:color w:val="000000"/>
+          <w:sz w:val="24"/>
+        </w:rPr>
+        <w:t>al Archief beh</w:t>
+      </w:r>
+      <w:r>
+        <w:rPr>
+          <w:u w:val="single" w:color="0000ff"/>
+          <w:rFonts w:ascii="Charis SIL Regular" w:hAnsi="Charis SIL Regular" w:eastAsia="Charis SIL Regular"/>
+          <w:b w:val="0"/>
+          <w:i w:val="0"/>
+          <w:color w:val="000000"/>
+          <w:sz w:val="24"/>
+        </w:rPr>
+        <w:hyperlink r:id="rId19" w:history="1">
+          <w:r>
+            <w:rPr>
+              <w:rStyle w:val="Hyperlink"/>
+            </w:rPr>
+            <w:t>eert arch</w:t>
+          </w:r>
+        </w:hyperlink>
       </w:r>
       <w:r>
         <w:rPr>

--- a/EXPORTS/DOCX/published/niveau3/Dutch/WageningenUniversity.docx
+++ b/EXPORTS/DOCX/published/niveau3/Dutch/WageningenUniversity.docx
@@ -263,7 +263,25 @@
           <w:color w:val="000000"/>
           <w:sz w:val="24"/>
         </w:rPr>
-        <w:t>had vanaf begin 20ste eeuw een museumopstelling met voorwerpen u</w:t>
+        <w:t>had vanaf begin 20ste eeuw een museumopstelling met v</w:t>
+      </w:r>
+      <w:r>
+        <w:rPr>
+          <w:u w:val="single" w:color="0000ff"/>
+          <w:rFonts w:ascii="Charis SIL Regular" w:hAnsi="Charis SIL Regular" w:eastAsia="Charis SIL Regular"/>
+          <w:b w:val="0"/>
+          <w:i w:val="0"/>
+          <w:color w:val="000000"/>
+          <w:sz w:val="24"/>
+        </w:rPr>
+        <w:hyperlink r:id="rId9" w:history="1">
+          <w:r>
+            <w:rPr>
+              <w:rStyle w:val="Hyperlink"/>
+            </w:rPr>
+            <w:t>oorwerpen u</w:t>
+          </w:r>
+        </w:hyperlink>
       </w:r>
       <w:r>
         <w:rPr>
@@ -292,7 +310,7 @@
           <w:sz w:val="24"/>
           <w:u w:val="single"/>
         </w:rPr>
-        <w:hyperlink r:id="rId9" w:history="1">
+        <w:hyperlink r:id="rId10" w:history="1">
           <w:r>
             <w:rPr>
               <w:rStyle w:val="Hyperlink"/>
@@ -590,7 +608,7 @@
           <w:sz w:val="24"/>
           <w:u w:val="single"/>
         </w:rPr>
-        <w:hyperlink r:id="rId12" w:history="1">
+        <w:hyperlink r:id="rId11" w:history="1">
           <w:r>
             <w:rPr>
               <w:rStyle w:val="Hyperlink"/>
@@ -608,7 +626,7 @@
           <w:sz w:val="24"/>
           <w:u w:val="single"/>
         </w:rPr>
-        <w:hyperlink r:id="rId12" w:history="1">
+        <w:hyperlink r:id="rId11" w:history="1">
           <w:r>
             <w:rPr>
               <w:rStyle w:val="Hyperlink"/>
@@ -626,7 +644,7 @@
           <w:sz w:val="24"/>
           <w:u w:val="single"/>
         </w:rPr>
-        <w:hyperlink r:id="rId12" w:history="1">
+        <w:hyperlink r:id="rId11" w:history="1">
           <w:r>
             <w:rPr>
               <w:rStyle w:val="Hyperlink"/>
@@ -693,25 +711,7 @@
           <w:color w:val="000000"/>
           <w:sz w:val="24"/>
         </w:rPr>
-        <w:t>, en in 1948 een schenking van een collectie Indo</w:t>
-      </w:r>
-      <w:r>
-        <w:rPr>
-          <w:u w:val="single" w:color="0000ff"/>
-          <w:rFonts w:ascii="Charis SIL Regular" w:hAnsi="Charis SIL Regular" w:eastAsia="Charis SIL Regular"/>
-          <w:b w:val="0"/>
-          <w:i w:val="0"/>
-          <w:color w:val="000000"/>
-          <w:sz w:val="24"/>
-        </w:rPr>
-        <w:hyperlink r:id="rId12" w:history="1">
-          <w:r>
-            <w:rPr>
-              <w:rStyle w:val="Hyperlink"/>
-            </w:rPr>
-            <w:t>nesische voor</w:t>
-          </w:r>
-        </w:hyperlink>
+        <w:t>, en in 1948 een schenking van een collectie Indonesische voor</w:t>
       </w:r>
       <w:r>
         <w:rPr>
@@ -1225,35 +1225,7 @@
           <w:color w:val="000000"/>
           <w:sz w:val="24"/>
         </w:rPr>
-        <w:t xml:space="preserve"> en vanaf 1962 werd de collectie verdeeld over het Gymnasium in</w:t>
-      </w:r>
-      <w:r>
-        <w:rPr>
-          <w:u w:val="single" w:color="0000ff"/>
-          <w:rFonts w:ascii="Charis SIL Regular" w:hAnsi="Charis SIL Regular" w:eastAsia="Charis SIL Regular"/>
-          <w:b w:val="0"/>
-          <w:i w:val="0"/>
-          <w:color w:val="000000"/>
-          <w:sz w:val="24"/>
-        </w:rPr>
-        <w:hyperlink r:id="rId15" w:history="1">
-          <w:r>
-            <w:rPr>
-              <w:rStyle w:val="Hyperlink"/>
-            </w:rPr>
-            <w:t xml:space="preserve"> Schiedam e</w:t>
-          </w:r>
-        </w:hyperlink>
-      </w:r>
-      <w:r>
-        <w:rPr>
-          <w:rFonts w:ascii="Charis SIL Regular" w:hAnsi="Charis SIL Regular" w:eastAsia="Charis SIL Regular"/>
-          <w:b w:val="0"/>
-          <w:i w:val="0"/>
-          <w:color w:val="000000"/>
-          <w:sz w:val="24"/>
-        </w:rPr>
-        <w:t xml:space="preserve">n het </w:t>
+        <w:t xml:space="preserve"> en vanaf 1962 werd de collectie verdeeld over het Gymnasium in Schiedam en het </w:t>
       </w:r>
       <w:r>
         <w:rPr>

--- a/EXPORTS/DOCX/published/niveau3/Dutch/WageningenUniversity.docx
+++ b/EXPORTS/DOCX/published/niveau3/Dutch/WageningenUniversity.docx
@@ -310,7 +310,7 @@
           <w:sz w:val="24"/>
           <w:u w:val="single"/>
         </w:rPr>
-        <w:hyperlink r:id="rId10" w:history="1">
+        <w:hyperlink r:id="rId9" w:history="1">
           <w:r>
             <w:rPr>
               <w:rStyle w:val="Hyperlink"/>
@@ -400,7 +400,7 @@
           <w:sz w:val="24"/>
           <w:u w:val="single"/>
         </w:rPr>
-        <w:hyperlink r:id="rId9" w:history="1">
+        <w:hyperlink r:id="rId10" w:history="1">
           <w:r>
             <w:rPr>
               <w:rStyle w:val="Hyperlink"/>
@@ -445,25 +445,7 @@
           <w:color w:val="000000"/>
           <w:sz w:val="24"/>
         </w:rPr>
-        <w:t>gebruikt werd bij het onderwijs in de land- en volkenkunde. Deze verza</w:t>
-      </w:r>
-      <w:r>
-        <w:rPr>
-          <w:u w:val="single" w:color="0000ff"/>
-          <w:rFonts w:ascii="Charis SIL Regular" w:hAnsi="Charis SIL Regular" w:eastAsia="Charis SIL Regular"/>
-          <w:b w:val="0"/>
-          <w:i w:val="0"/>
-          <w:color w:val="000000"/>
-          <w:sz w:val="24"/>
-        </w:rPr>
-        <w:hyperlink r:id="rId10" w:history="1">
-          <w:r>
-            <w:rPr>
-              <w:rStyle w:val="Hyperlink"/>
-            </w:rPr>
-            <w:t xml:space="preserve">meling werd </w:t>
-          </w:r>
-        </w:hyperlink>
+        <w:t xml:space="preserve">gebruikt werd bij het onderwijs in de land- en volkenkunde. Deze verzameling werd </w:t>
       </w:r>
       <w:r>
         <w:rPr>
@@ -673,7 +655,7 @@
           <w:sz w:val="24"/>
           <w:u w:val="single"/>
         </w:rPr>
-        <w:hyperlink r:id="rId12" w:history="1">
+        <w:hyperlink r:id="rId11" w:history="1">
           <w:r>
             <w:rPr>
               <w:rStyle w:val="Hyperlink"/>
@@ -711,7 +693,25 @@
           <w:color w:val="000000"/>
           <w:sz w:val="24"/>
         </w:rPr>
-        <w:t>, en in 1948 een schenking van een collectie Indonesische voor</w:t>
+        <w:t>, en in 1948 een schenking van een collectie Indo</w:t>
+      </w:r>
+      <w:r>
+        <w:rPr>
+          <w:u w:val="single" w:color="0000ff"/>
+          <w:rFonts w:ascii="Charis SIL Regular" w:hAnsi="Charis SIL Regular" w:eastAsia="Charis SIL Regular"/>
+          <w:b w:val="0"/>
+          <w:i w:val="0"/>
+          <w:color w:val="000000"/>
+          <w:sz w:val="24"/>
+        </w:rPr>
+        <w:hyperlink r:id="rId12" w:history="1">
+          <w:r>
+            <w:rPr>
+              <w:rStyle w:val="Hyperlink"/>
+            </w:rPr>
+            <w:t>nesische voor</w:t>
+          </w:r>
+        </w:hyperlink>
       </w:r>
       <w:r>
         <w:rPr>
@@ -760,21 +760,13 @@
       </w:r>
       <w:r>
         <w:rPr>
-          <w:u w:val="single" w:color="0000ff"/>
           <w:rFonts w:ascii="Charis SIL Regular" w:hAnsi="Charis SIL Regular" w:eastAsia="Charis SIL Regular"/>
           <w:b w:val="0"/>
           <w:i w:val="0"/>
           <w:color w:val="000000"/>
           <w:sz w:val="24"/>
         </w:rPr>
-        <w:hyperlink r:id="rId12" w:history="1">
-          <w:r>
-            <w:rPr>
-              <w:rStyle w:val="Hyperlink"/>
-            </w:rPr>
-            <w:t xml:space="preserve">toenmalige </w:t>
-          </w:r>
-        </w:hyperlink>
+        <w:t xml:space="preserve">toenmalige </w:t>
       </w:r>
       <w:r>
         <w:rPr>
@@ -1225,7 +1217,35 @@
           <w:color w:val="000000"/>
           <w:sz w:val="24"/>
         </w:rPr>
-        <w:t xml:space="preserve"> en vanaf 1962 werd de collectie verdeeld over het Gymnasium in Schiedam en het </w:t>
+        <w:t xml:space="preserve"> en vanaf 1962 werd de collectie verdeeld over het Gymnasium in</w:t>
+      </w:r>
+      <w:r>
+        <w:rPr>
+          <w:u w:val="single" w:color="0000ff"/>
+          <w:rFonts w:ascii="Charis SIL Regular" w:hAnsi="Charis SIL Regular" w:eastAsia="Charis SIL Regular"/>
+          <w:b w:val="0"/>
+          <w:i w:val="0"/>
+          <w:color w:val="000000"/>
+          <w:sz w:val="24"/>
+        </w:rPr>
+        <w:hyperlink r:id="rId15" w:history="1">
+          <w:r>
+            <w:rPr>
+              <w:rStyle w:val="Hyperlink"/>
+            </w:rPr>
+            <w:t xml:space="preserve"> Schiedam e</w:t>
+          </w:r>
+        </w:hyperlink>
+      </w:r>
+      <w:r>
+        <w:rPr>
+          <w:rFonts w:ascii="Charis SIL Regular" w:hAnsi="Charis SIL Regular" w:eastAsia="Charis SIL Regular"/>
+          <w:b w:val="0"/>
+          <w:i w:val="0"/>
+          <w:color w:val="000000"/>
+          <w:sz w:val="24"/>
+        </w:rPr>
+        <w:t xml:space="preserve">n het </w:t>
       </w:r>
       <w:r>
         <w:rPr>
@@ -1247,13 +1267,24 @@
       </w:r>
       <w:r>
         <w:rPr>
+          <w:u w:val="single" w:color="0000ff"/>
           <w:rFonts w:ascii="Charis SIL Regular" w:hAnsi="Charis SIL Regular" w:eastAsia="Charis SIL Regular"/>
           <w:b w:val="0"/>
           <w:i w:val="0"/>
           <w:color w:val="000000"/>
           <w:sz w:val="24"/>
         </w:rPr>
-        <w:t xml:space="preserve">isch Museum in Delft (het latere </w:t>
+        <w:t>i</w:t>
+      </w:r>
+      <w:r>
+        <w:rPr>
+          <w:rFonts w:ascii="Charis SIL Regular" w:hAnsi="Charis SIL Regular" w:eastAsia="Charis SIL Regular"/>
+          <w:b w:val="0"/>
+          <w:i w:val="0"/>
+          <w:color w:val="000000"/>
+          <w:sz w:val="24"/>
+        </w:rPr>
+        <w:t xml:space="preserve">sch Museum in Delft (het latere </w:t>
       </w:r>
       <w:r>
         <w:rPr>

--- a/EXPORTS/DOCX/published/niveau3/Dutch/WageningenUniversity.docx
+++ b/EXPORTS/DOCX/published/niveau3/Dutch/WageningenUniversity.docx
@@ -760,6 +760,7 @@
       </w:r>
       <w:r>
         <w:rPr>
+          <w:u w:val="single" w:color="0000ff"/>
           <w:rFonts w:ascii="Charis SIL Regular" w:hAnsi="Charis SIL Regular" w:eastAsia="Charis SIL Regular"/>
           <w:b w:val="0"/>
           <w:i w:val="0"/>
@@ -1249,42 +1250,13 @@
       </w:r>
       <w:r>
         <w:rPr>
-          <w:u w:val="single" w:color="0000ff"/>
           <w:rFonts w:ascii="Charis SIL Regular" w:hAnsi="Charis SIL Regular" w:eastAsia="Charis SIL Regular"/>
           <w:b w:val="0"/>
           <w:i w:val="0"/>
           <w:color w:val="000000"/>
           <w:sz w:val="24"/>
         </w:rPr>
-        <w:hyperlink r:id="rId15" w:history="1">
-          <w:r>
-            <w:rPr>
-              <w:rStyle w:val="Hyperlink"/>
-            </w:rPr>
-            <w:t>Etnograf</w:t>
-          </w:r>
-        </w:hyperlink>
-      </w:r>
-      <w:r>
-        <w:rPr>
-          <w:u w:val="single" w:color="0000ff"/>
-          <w:rFonts w:ascii="Charis SIL Regular" w:hAnsi="Charis SIL Regular" w:eastAsia="Charis SIL Regular"/>
-          <w:b w:val="0"/>
-          <w:i w:val="0"/>
-          <w:color w:val="000000"/>
-          <w:sz w:val="24"/>
-        </w:rPr>
-        <w:t>i</w:t>
-      </w:r>
-      <w:r>
-        <w:rPr>
-          <w:rFonts w:ascii="Charis SIL Regular" w:hAnsi="Charis SIL Regular" w:eastAsia="Charis SIL Regular"/>
-          <w:b w:val="0"/>
-          <w:i w:val="0"/>
-          <w:color w:val="000000"/>
-          <w:sz w:val="24"/>
-        </w:rPr>
-        <w:t xml:space="preserve">sch Museum in Delft (het latere </w:t>
+        <w:t xml:space="preserve">Etnografisch Museum in Delft (het latere </w:t>
       </w:r>
       <w:r>
         <w:rPr>

--- a/EXPORTS/DOCX/published/niveau3/Dutch/WageningenUniversity.docx
+++ b/EXPORTS/DOCX/published/niveau3/Dutch/WageningenUniversity.docx
@@ -310,7 +310,7 @@
           <w:sz w:val="24"/>
           <w:u w:val="single"/>
         </w:rPr>
-        <w:hyperlink r:id="rId9" w:history="1">
+        <w:hyperlink r:id="rId10" w:history="1">
           <w:r>
             <w:rPr>
               <w:rStyle w:val="Hyperlink"/>
@@ -328,7 +328,7 @@
           <w:sz w:val="24"/>
           <w:u w:val="single"/>
         </w:rPr>
-        <w:hyperlink r:id="rId9" w:history="1">
+        <w:hyperlink r:id="rId10" w:history="1">
           <w:r>
             <w:rPr>
               <w:rStyle w:val="Hyperlink"/>
@@ -346,7 +346,7 @@
           <w:sz w:val="24"/>
           <w:u w:val="single"/>
         </w:rPr>
-        <w:hyperlink r:id="rId9" w:history="1">
+        <w:hyperlink r:id="rId10" w:history="1">
           <w:r>
             <w:rPr>
               <w:rStyle w:val="Hyperlink"/>
@@ -400,7 +400,7 @@
           <w:sz w:val="24"/>
           <w:u w:val="single"/>
         </w:rPr>
-        <w:hyperlink r:id="rId10" w:history="1">
+        <w:hyperlink r:id="rId9" w:history="1">
           <w:r>
             <w:rPr>
               <w:rStyle w:val="Hyperlink"/>
@@ -445,7 +445,25 @@
           <w:color w:val="000000"/>
           <w:sz w:val="24"/>
         </w:rPr>
-        <w:t xml:space="preserve">gebruikt werd bij het onderwijs in de land- en volkenkunde. Deze verzameling werd </w:t>
+        <w:t>gebruikt werd bij het onderwijs in de land- en volkenkunde. Deze verza</w:t>
+      </w:r>
+      <w:r>
+        <w:rPr>
+          <w:u w:val="single" w:color="0000ff"/>
+          <w:rFonts w:ascii="Charis SIL Regular" w:hAnsi="Charis SIL Regular" w:eastAsia="Charis SIL Regular"/>
+          <w:b w:val="0"/>
+          <w:i w:val="0"/>
+          <w:color w:val="000000"/>
+          <w:sz w:val="24"/>
+        </w:rPr>
+        <w:hyperlink r:id="rId10" w:history="1">
+          <w:r>
+            <w:rPr>
+              <w:rStyle w:val="Hyperlink"/>
+            </w:rPr>
+            <w:t xml:space="preserve">meling werd </w:t>
+          </w:r>
+        </w:hyperlink>
       </w:r>
       <w:r>
         <w:rPr>
@@ -767,7 +785,14 @@
           <w:color w:val="000000"/>
           <w:sz w:val="24"/>
         </w:rPr>
-        <w:t xml:space="preserve">toenmalige </w:t>
+        <w:hyperlink r:id="rId12" w:history="1">
+          <w:r>
+            <w:rPr>
+              <w:rStyle w:val="Hyperlink"/>
+            </w:rPr>
+            <w:t xml:space="preserve">toenmalige </w:t>
+          </w:r>
+        </w:hyperlink>
       </w:r>
       <w:r>
         <w:rPr>
@@ -1229,14 +1254,7 @@
           <w:color w:val="000000"/>
           <w:sz w:val="24"/>
         </w:rPr>
-        <w:hyperlink r:id="rId15" w:history="1">
-          <w:r>
-            <w:rPr>
-              <w:rStyle w:val="Hyperlink"/>
-            </w:rPr>
-            <w:t xml:space="preserve"> Schiedam e</w:t>
-          </w:r>
-        </w:hyperlink>
+        <w:t xml:space="preserve"> Schiedam e</w:t>
       </w:r>
       <w:r>
         <w:rPr>
@@ -1250,13 +1268,31 @@
       </w:r>
       <w:r>
         <w:rPr>
+          <w:u w:val="single" w:color="0000ff"/>
           <w:rFonts w:ascii="Charis SIL Regular" w:hAnsi="Charis SIL Regular" w:eastAsia="Charis SIL Regular"/>
           <w:b w:val="0"/>
           <w:i w:val="0"/>
           <w:color w:val="000000"/>
           <w:sz w:val="24"/>
         </w:rPr>
-        <w:t xml:space="preserve">Etnografisch Museum in Delft (het latere </w:t>
+        <w:hyperlink r:id="rId15" w:history="1">
+          <w:r>
+            <w:rPr>
+              <w:rStyle w:val="Hyperlink"/>
+            </w:rPr>
+            <w:t>Etnograf</w:t>
+          </w:r>
+        </w:hyperlink>
+      </w:r>
+      <w:r>
+        <w:rPr>
+          <w:rFonts w:ascii="Charis SIL Regular" w:hAnsi="Charis SIL Regular" w:eastAsia="Charis SIL Regular"/>
+          <w:b w:val="0"/>
+          <w:i w:val="0"/>
+          <w:color w:val="000000"/>
+          <w:sz w:val="24"/>
+        </w:rPr>
+        <w:t xml:space="preserve">isch Museum in Delft (het latere </w:t>
       </w:r>
       <w:r>
         <w:rPr>

--- a/EXPORTS/DOCX/published/niveau3/Dutch/WageningenUniversity.docx
+++ b/EXPORTS/DOCX/published/niveau3/Dutch/WageningenUniversity.docx
@@ -310,7 +310,7 @@
           <w:sz w:val="24"/>
           <w:u w:val="single"/>
         </w:rPr>
-        <w:hyperlink r:id="rId10" w:history="1">
+        <w:hyperlink r:id="rId9" w:history="1">
           <w:r>
             <w:rPr>
               <w:rStyle w:val="Hyperlink"/>
@@ -328,7 +328,7 @@
           <w:sz w:val="24"/>
           <w:u w:val="single"/>
         </w:rPr>
-        <w:hyperlink r:id="rId10" w:history="1">
+        <w:hyperlink r:id="rId9" w:history="1">
           <w:r>
             <w:rPr>
               <w:rStyle w:val="Hyperlink"/>
@@ -346,7 +346,7 @@
           <w:sz w:val="24"/>
           <w:u w:val="single"/>
         </w:rPr>
-        <w:hyperlink r:id="rId10" w:history="1">
+        <w:hyperlink r:id="rId9" w:history="1">
           <w:r>
             <w:rPr>
               <w:rStyle w:val="Hyperlink"/>
@@ -673,7 +673,7 @@
           <w:sz w:val="24"/>
           <w:u w:val="single"/>
         </w:rPr>
-        <w:hyperlink r:id="rId11" w:history="1">
+        <w:hyperlink r:id="rId12" w:history="1">
           <w:r>
             <w:rPr>
               <w:rStyle w:val="Hyperlink"/>
@@ -1243,28 +1243,7 @@
           <w:color w:val="000000"/>
           <w:sz w:val="24"/>
         </w:rPr>
-        <w:t xml:space="preserve"> en vanaf 1962 werd de collectie verdeeld over het Gymnasium in</w:t>
-      </w:r>
-      <w:r>
-        <w:rPr>
-          <w:u w:val="single" w:color="0000ff"/>
-          <w:rFonts w:ascii="Charis SIL Regular" w:hAnsi="Charis SIL Regular" w:eastAsia="Charis SIL Regular"/>
-          <w:b w:val="0"/>
-          <w:i w:val="0"/>
-          <w:color w:val="000000"/>
-          <w:sz w:val="24"/>
-        </w:rPr>
-        <w:t xml:space="preserve"> Schiedam e</w:t>
-      </w:r>
-      <w:r>
-        <w:rPr>
-          <w:rFonts w:ascii="Charis SIL Regular" w:hAnsi="Charis SIL Regular" w:eastAsia="Charis SIL Regular"/>
-          <w:b w:val="0"/>
-          <w:i w:val="0"/>
-          <w:color w:val="000000"/>
-          <w:sz w:val="24"/>
-        </w:rPr>
-        <w:t xml:space="preserve">n het </w:t>
+        <w:t xml:space="preserve"> en vanaf 1962 werd de collectie verdeeld over het Gymnasium in Schiedam en het </w:t>
       </w:r>
       <w:r>
         <w:rPr>

--- a/EXPORTS/DOCX/published/niveau3/Dutch/WageningenUniversity.docx
+++ b/EXPORTS/DOCX/published/niveau3/Dutch/WageningenUniversity.docx
@@ -310,7 +310,7 @@
           <w:sz w:val="24"/>
           <w:u w:val="single"/>
         </w:rPr>
-        <w:hyperlink r:id="rId9" w:history="1">
+        <w:hyperlink r:id="rId10" w:history="1">
           <w:r>
             <w:rPr>
               <w:rStyle w:val="Hyperlink"/>
@@ -673,7 +673,7 @@
           <w:sz w:val="24"/>
           <w:u w:val="single"/>
         </w:rPr>
-        <w:hyperlink r:id="rId12" w:history="1">
+        <w:hyperlink r:id="rId11" w:history="1">
           <w:r>
             <w:rPr>
               <w:rStyle w:val="Hyperlink"/>
@@ -1243,7 +1243,35 @@
           <w:color w:val="000000"/>
           <w:sz w:val="24"/>
         </w:rPr>
-        <w:t xml:space="preserve"> en vanaf 1962 werd de collectie verdeeld over het Gymnasium in Schiedam en het </w:t>
+        <w:t xml:space="preserve"> en vanaf 1962 werd de collectie verdeeld over het Gymnasium in</w:t>
+      </w:r>
+      <w:r>
+        <w:rPr>
+          <w:u w:val="single" w:color="0000ff"/>
+          <w:rFonts w:ascii="Charis SIL Regular" w:hAnsi="Charis SIL Regular" w:eastAsia="Charis SIL Regular"/>
+          <w:b w:val="0"/>
+          <w:i w:val="0"/>
+          <w:color w:val="000000"/>
+          <w:sz w:val="24"/>
+        </w:rPr>
+        <w:hyperlink r:id="rId15" w:history="1">
+          <w:r>
+            <w:rPr>
+              <w:rStyle w:val="Hyperlink"/>
+            </w:rPr>
+            <w:t xml:space="preserve"> Schiedam e</w:t>
+          </w:r>
+        </w:hyperlink>
+      </w:r>
+      <w:r>
+        <w:rPr>
+          <w:rFonts w:ascii="Charis SIL Regular" w:hAnsi="Charis SIL Regular" w:eastAsia="Charis SIL Regular"/>
+          <w:b w:val="0"/>
+          <w:i w:val="0"/>
+          <w:color w:val="000000"/>
+          <w:sz w:val="24"/>
+        </w:rPr>
+        <w:t xml:space="preserve">n het </w:t>
       </w:r>
       <w:r>
         <w:rPr>
